--- a/adventures.docx
+++ b/adventures.docx
@@ -7,7 +7,6 @@
         <w:t>**История 1: Торговец с Юга**</w:t>
       </w:r>
     </w:p>
-    <w:p/>
     <w:p>
       <w:r>
         <w:t xml:space="preserve">Я шёл вдоль старой, растрескавшейся автострады, когда услышал стрельбу. Звук шёл из-за холма, где когда-то была заправка. Осторожно выглянув, я увидел трёх рейдеров, которые пытались забрать груз у старика, прижимавшегося к своему ржавому фургону. Рейдеры были вооружены обрезами и вели себя нагло. Я не думал, просто поднял свой переделанный пистолет-пулемёт и открыл огонь с фланга. Двое упали сразу, третий попытался убежать, но я не дал ему шанса. Старик, трясущийся от страха, представился </w:t>
@@ -43,7 +42,6 @@
         <w:t>**История 2: Шёпот из-под земли**</w:t>
       </w:r>
     </w:p>
-    <w:p/>
     <w:p>
       <w:r>
         <w:t xml:space="preserve">Ночь застала меня в руинах небольшого городка. Я решил укрыться в здании старой школы, надеясь найти сухой угол. Внутри было тихо, слишком тихо. Я разжёг небольшую горелку, чтобы осмотреться. И тут я услышал звук. Сначала я подумал, что это ветер, но потом понял: это был шёпот. Он доносился из подвала. Я спустился вниз, держа оружие наготове. В темноте я увидел группу людей — они сидели на полу, раскачиваясь и что-то бормоча. Они были похожи </w:t>
@@ -63,7 +61,6 @@
         <w:t>**История 3: Железный брат**</w:t>
       </w:r>
     </w:p>
-    <w:p/>
     <w:p>
       <w:r>
         <w:t>Я наткнулся на него у входа в тоннель метро — одинокого робота-мусорщика, который отчаянно пытался отбиться от стаи диких собак. Его манипуляторы искрили, а одна из гусениц была повреждена. Я помог ему, расстреляв собак из дробовика. Робот, назвавшийся «Мистер Гадкий-Упрямый-12», поблагодарил меня и сказал, что направляется на свалку за западным шоссе. Мы разговорились. Он рассказал мне о старом мире, о том, как раньше люди покупали его модели для уборки домов, а не для того, чтобы выдирать из него запчасти. Я помог ему добраться до свалки и даже нашёл для него новую гусеницу среди обломков. «Знаешь, — сказал он, — иногда металл тоже нуждается в друге». Я улыбнулся, хотя сам не понял, почему это сделал.</w:t>
@@ -75,25 +72,20 @@
         <w:t>**История 4: Проклятие руин**</w:t>
       </w:r>
     </w:p>
-    <w:p/>
-    <w:p>
-      <w:r>
-        <w:t xml:space="preserve">Это здание привлекло меня своей архитектурой — высокое, довоенное, с колоннами. Я надеялся найти там припасы. Внутри пахло сыростью и плесенью. Я поднимался по лестнице, переступая через обломки, когда заметил это — силовое поле, мерцающее в конце коридора. Рядом стоял терминал. Я включил его и прочитал последнюю запись: «Объект заражён. Система жизнеобеспечения отключена. Всем покинуть уровни 4–7». Я не знаю, что случилось с теми, кто не </w:t>
-      </w:r>
+    <w:p>
+      <w:r>
+        <w:t>Это здание привлекло меня своей архитектурой — высокое, довоенное, с колоннами. Я надеялся найти там припасы. Внутри пахло сыростью и плесенью. Я поднимался по лестнице, переступая через обломки, когда заметил это — силовое поле, мерцающее в конце коридора. Рядом стоял терминал. Я включил его и прочитал последнюю запись: «Объект заражён. Система жизнеобеспечения отключена. Всем покинуть уровни 4–7». Я не знаю, что случилось с теми, кто не успел уйти, но я понял, что здесь делать нечего. Спускаясь вниз, я услышал шаги за спиной. Быстрые, нервные. Я побежал, не оборачиваясь. Когда я выскочил на улицу, сердце колотилось где-то в горле. Я не видел, кто это был, и, честно говоря, не хочу знать.</w:t>
+      </w:r>
+    </w:p>
+    <w:p/>
+    <w:p>
+      <w:r>
+        <w:t>**История 5: Маленькая война**</w:t>
+      </w:r>
+    </w:p>
+    <w:p>
       <w:r>
         <w:lastRenderedPageBreak/>
-        <w:t>успел уйти, но я понял, что здесь делать нечего. Спускаясь вниз, я услышал шаги за спиной. Быстрые, нервные. Я побежал, не оборачиваясь. Когда я выскочил на улицу, сердце колотилось где-то в горле. Я не видел, кто это был, и, честно говоря, не хочу знать.</w:t>
-      </w:r>
-    </w:p>
-    <w:p/>
-    <w:p>
-      <w:r>
-        <w:t>**История 5: Маленькая война**</w:t>
-      </w:r>
-    </w:p>
-    <w:p/>
-    <w:p>
-      <w:r>
         <w:t>Проходя мимо старой фабрики, я стал свидетелем странного зрелища: две группы рейдеров ожесточённо перестреливались друг с другом из-за ржавого грузовика. Они кричали что-то о "территории" и "праве на хабар". Я залёг за бетонными блоками и решил просто понаблюдать. Бойня была жестокой и бессмысленной. Когда последний выживший из одной группы упал, я подумал, что всё кончено. Но из-за грузовика вышел маленький мальчик, лет десяти, с пистолетом в руках, который был больше его собственной руки. Он посмотрел на трупы, потом на меня. В его глазах не было страха, только усталость. Он просто развернулся и ушёл в сторону леса, даже не взглянув на оружие, из-за которого погибли эти люди. Я не стал его останавливать. Пустошь делает всех нас старыми слишком рано.</w:t>
       </w:r>
     </w:p>
@@ -103,7 +95,6 @@
         <w:t>**История 6: Голос сверху**</w:t>
       </w:r>
     </w:p>
-    <w:p/>
     <w:p>
       <w:r>
         <w:t>Я шёл через болота к югу от Бостона, когда услышал гул. Знакомый гул. Винтокрыл Братства Стали. Машина пролетела прямо надо мной, низко, так что я даже разглядел эмблему на борту. Она направлялась на восток, к аэропорту. Я смотрел ей вслед, и меня накрыло странное чувство. Огромная машина, полная солдат, летящая по разрушенному миру. Она внушала одновременно и страх, и надежду. Страх, что они могут решить, что я — угроза. Надежду, что где-то есть сила, способная навести порядок. Но потом я вспомнил развалины, трупы и бессмысленную резню, и понял, что даже у них есть свои тёмные секреты. Винтокрыл скрылся за горизонтом, а я остался один на один с болотом и тишиной.</w:t>
@@ -115,7 +106,6 @@
         <w:t>**История 7: Зелёный туман**</w:t>
       </w:r>
     </w:p>
-    <w:p/>
     <w:p>
       <w:r>
         <w:t xml:space="preserve">Я зашёл слишком далеко на юго-запад. Воздух стал тяжёлым, а на коже появился лёгкий зуд. Я понял, что это Светящееся Море. Мне говорили о нём, но я не слушал. Пейзаж здесь был чудовищным: искореженная земля, трещины, из которых сочился зеленоватый туман, и мёртвая тишина. Ни птиц, ни насекомых, только радиация и ветер. Я надел защитный костюм, который купил у торговца, и пошёл дальше, надеясь найти укрытие. И тут я увидел его — огромного </w:t>
@@ -135,22 +125,20 @@
         <w:t>**История 8: Сад в пустоши**</w:t>
       </w:r>
     </w:p>
-    <w:p/>
+    <w:p>
+      <w:r>
+        <w:t>Среди серых руин я наткнулся на огороженный участок. За забором росла кукуруза и тыквы. Я не мог поверить своим глазам. Рядом стоял старик с лейкой и ружьём. Он не выстрелил, только кивнул. «Проходи, путник, если с миром». Я спросил его, как ему удаётся выращивать урожай в этой мёртвой земле. Он усмехнулся и показал на старую бочку с водой, к которой был подключён ржавый насос. «Вода из-под земли. Чистая. Надо только уметь достать». Он угостил меня кукурузой, и я впервые за долгое время попробовал что-то свежее. Мы говорили о жизни, о войне, о том, что даже в самом аду можно найти райский уголок, если очень постараться. Уходя, я оставил ему патроны. Он заслужил этот сад.</w:t>
+      </w:r>
+    </w:p>
+    <w:p/>
+    <w:p>
+      <w:r>
+        <w:t>**История 9: Робот-полицейский**</w:t>
+      </w:r>
+    </w:p>
     <w:p>
       <w:r>
         <w:lastRenderedPageBreak/>
-        <w:t>Среди серых руин я наткнулся на огороженный участок. За забором росла кукуруза и тыквы. Я не мог поверить своим глазам. Рядом стоял старик с лейкой и ружьём. Он не выстрелил, только кивнул. «Проходи, путник, если с миром». Я спросил его, как ему удаётся выращивать урожай в этой мёртвой земле. Он усмехнулся и показал на старую бочку с водой, к которой был подключён ржавый насос. «Вода из-под земли. Чистая. Надо только уметь достать». Он угостил меня кукурузой, и я впервые за долгое время попробовал что-то свежее. Мы говорили о жизни, о войне, о том, что даже в самом аду можно найти райский уголок, если очень постараться. Уходя, я оставил ему патроны. Он заслужил этот сад.</w:t>
-      </w:r>
-    </w:p>
-    <w:p/>
-    <w:p>
-      <w:r>
-        <w:t>**История 9: Робот-полицейский**</w:t>
-      </w:r>
-    </w:p>
-    <w:p/>
-    <w:p>
-      <w:r>
         <w:t xml:space="preserve">Я проходил мимо руин полицейского участка. Изнутри доносился механический голос, повторяющий одно и то же: «Вернитесь в свои дома. Введён комендантский час. Нарушители будут задержаны». Я заглянул внутрь. Там, в темноте, стоял </w:t>
       </w:r>
       <w:proofErr w:type="spellStart"/>
@@ -168,7 +156,6 @@
         <w:t>**История 10: Тень в башне**</w:t>
       </w:r>
     </w:p>
-    <w:p/>
     <w:p>
       <w:r>
         <w:t xml:space="preserve">Я решил исследовать высотное здание в центре Бостона. Подниматься пришлось долго, по разбитым лестницам и обрушенным пролётам. На одном из верхних этажей я увидел её — </w:t>
@@ -182,12 +169,12 @@
         <w:t xml:space="preserve"> в засаде. Она сидела в кресле, устремив взгляд на пустую улицу внизу. Рядом с ней лежала винтовка и пустые гильзы. Она была мертва уже несколько недель, но поза её была такой, будто она всё ещё ждала врага. Я посмотрел туда же, куда смотрела она. Ничего. Ни движения, ни жизни. Просто очередная улица мёртвого города. Я забрал её патроны и вышел на балкон. Ветер завывал в пустых пролётах. Я подумал: сколько ещё таких, как она, умерло в одиночестве, охраняя никому не нужные руины? Ответа у меня не было. Я просто спустился вниз и пошёл дальше.</w:t>
       </w:r>
     </w:p>
+    <w:p/>
     <w:p>
       <w:r>
         <w:t>**История 11: Подземный рынок**</w:t>
       </w:r>
     </w:p>
-    <w:p/>
     <w:p>
       <w:r>
         <w:t>Под Добрососедством есть места, о которых не пишут в путеводителях. Я нашёл люк, ведущий в старые туннели метро, и спустился туда в поисках короткого пути. Вместо этого я наткнулся на импровизированный рынок. Несколько торговцев разложили товары прямо на рельсах, освещая прилавки тусклыми фонарями. Здесь пахло сыростью и жжёным порохом. Один из них, гуль по имени Морт, торговал довоенными безделушками. Я разговорился с ним, и он рассказал, что эти туннели — целая сеть, соединяющая полгорода. «Здесь безопасно, — прохрипел он, — сверху только рейдеры и мутанты, а здесь — мы». Я купил у него несколько патронов и старую карту, на которой были отмечены затопленные участки. Уходя, я оглянулся: в полумраке туннеля эти люди казались призраками, тенями, отказавшимися умирать на поверхности.</w:t>
@@ -196,25 +183,23 @@
     <w:p/>
     <w:p>
       <w:r>
+        <w:t>**История 12: Последователь Атома**</w:t>
+      </w:r>
+    </w:p>
+    <w:p>
+      <w:r>
+        <w:t>Я встретил его у старой церкви, почти полностью разрушенной. Он сидел на груде камней и смотрел на закат. Белые одежды, бритоголовый, с нашивкой в виде атома. «Благословение Великого Атома», — сказал он, не оборачиваясь. Я хмыкнул и спросил, какое же благословение можно найти в радиации, которая убивает. Он повернулся и посмотрел на меня безумными, но спокойными глазами. «Она не убивает, брат. Она очищает. Это тепло новой жизни, свет, который сожжёт старый мир и возродит новый». Я промолчал. Спорить с фанатиками бесполезно. Он предложил мне разделить с ним трапезу — какие-то консервы, которые светились в темноте. Я вежливо отказался и пошёл дальше. Но его слова застряли в голове. Может, в этом безумии есть своя правда? А может, это просто радиация плавит им мозги.</w:t>
+      </w:r>
+    </w:p>
+    <w:p/>
+    <w:p>
+      <w:r>
+        <w:t>**История 13: Буря**</w:t>
+      </w:r>
+    </w:p>
+    <w:p>
+      <w:r>
         <w:lastRenderedPageBreak/>
-        <w:t>**История 12: Последователь Атома**</w:t>
-      </w:r>
-    </w:p>
-    <w:p/>
-    <w:p>
-      <w:r>
-        <w:t>Я встретил его у старой церкви, почти полностью разрушенной. Он сидел на груде камней и смотрел на закат. Белые одежды, бритоголовый, с нашивкой в виде атома. «Благословение Великого Атома», — сказал он, не оборачиваясь. Я хмыкнул и спросил, какое же благословение можно найти в радиации, которая убивает. Он повернулся и посмотрел на меня безумными, но спокойными глазами. «Она не убивает, брат. Она очищает. Это тепло новой жизни, свет, который сожжёт старый мир и возродит новый». Я промолчал. Спорить с фанатиками бесполезно. Он предложил мне разделить с ним трапезу — какие-то консервы, которые светились в темноте. Я вежливо отказался и пошёл дальше. Но его слова застряли в голове. Может, в этом безумии есть своя правда? А может, это просто радиация плавит им мозги.</w:t>
-      </w:r>
-    </w:p>
-    <w:p/>
-    <w:p>
-      <w:r>
-        <w:t>**История 13: Буря**</w:t>
-      </w:r>
-    </w:p>
-    <w:p/>
-    <w:p>
-      <w:r>
         <w:t>Небо почернело мгновенно. Ещё минуту назад светило солнце, а теперь ветер сбивал с ног, а песок и пыль забивались в каждую щель брони. Радиоактивная буря. Я бросился к ближайшему укрытию — старому автобусу, наполовину вросшему в землю. Внутри уже кто-то был. Семья из трёх человек: отец, мать и подросток. Они сидели молча, вжавшись в сиденья. Мать плакала. Отец сжимал ржавый топор. Я сел напротив и кивнул. Буря выла снаружи, автобус трясло. Никто не проронил ни слова. Когда всё стихло, мы вышли. Солнце снова светило. Отец посмотрел на меня и коротко бросил: «Спасибо, что не стрелял». И они ушли. Странная благодарность для этого мира.</w:t>
       </w:r>
     </w:p>
@@ -224,7 +209,6 @@
         <w:t>**История 14: Механический страж**</w:t>
       </w:r>
     </w:p>
-    <w:p/>
     <w:p>
       <w:r>
         <w:t>Завод «</w:t>
@@ -244,7 +228,6 @@
         <w:t>**История 15: Одинокий рейдер**</w:t>
       </w:r>
     </w:p>
-    <w:p/>
     <w:p>
       <w:r>
         <w:t xml:space="preserve">Я шёл через лес и наткнулся на одинокую фигуру у костра. Рейдер, но не в банде. Он сидел и чистил своё ружьё. Завидев меня, он даже не дёрнулся. </w:t>
@@ -263,35 +246,33 @@
       </w:r>
       <w:proofErr w:type="gramEnd"/>
       <w:r>
-        <w:t xml:space="preserve">, — сказал он, — всем места хватит. Не </w:t>
+        <w:t>, — сказал он, — всем места хватит. Не понимаю, почему люди не могут просто жить и давать жить другим». Я не знал, что ему ответить. Мы попрощались утром. Я пошёл на юг, он остался в лесу. Надеюсь, он выживет.</w:t>
+      </w:r>
+    </w:p>
+    <w:p/>
+    <w:p>
+      <w:r>
+        <w:t>**История 16: Логово кровососов**</w:t>
+      </w:r>
+    </w:p>
+    <w:p>
+      <w:r>
+        <w:t>Я полез в старую шахту, надеясь найти там цветные металлы. Внутри было темно и сыро. Я включил фонарь на каске и пошёл вглубь. И тут я услышал это — хлопанье крыльев. Кровососы. Они набросились на меня из темноты, огромные, с длинными хоботками. Я открыл огонь, но их было слишком много. Я побежал назад, стреляя на бегу. Один вцепился мне в плечо, и я почувствовал, как он пытается пробить броню. Я ударил его прикладом, отбросил, выбежал наружу и завалил вход камнями. Несколько минут я просто сидел и тяжело дышал. Плечо болело, но броня выдержала. В следующий раз буду думать, прежде чем лезть в такие дыры.</w:t>
+      </w:r>
+    </w:p>
+    <w:p/>
+    <w:p>
+      <w:r>
+        <w:t>**История 17: Подводная лодка**</w:t>
+      </w:r>
+    </w:p>
+    <w:p>
+      <w:r>
+        <w:t xml:space="preserve">У побережья я заметил нечто странное — из воды торчала рубка подводной лодки. Я нашёл плот и добрался до неё. Люк был открыт. Внутри царил полумрак, пахло соляркой и гнилью. Я прошёл по узким коридорам, перешагивая через скелеты моряков в пожелтевших робах. В центральном отсеке работал аварийный генератор, тускло освещая приборные панели. Я наткнулся на капитана, вернее, на то, что от него осталось. Рядом с ним лежал пистолет и личный дневник. Я </w:t>
       </w:r>
       <w:r>
         <w:lastRenderedPageBreak/>
-        <w:t>понимаю, почему люди не могут просто жить и давать жить другим». Я не знал, что ему ответить. Мы попрощались утром. Я пошёл на юг, он остался в лесу. Надеюсь, он выживет.</w:t>
-      </w:r>
-    </w:p>
-    <w:p/>
-    <w:p>
-      <w:r>
-        <w:t>**История 16: Логово кровососов**</w:t>
-      </w:r>
-    </w:p>
-    <w:p/>
-    <w:p>
-      <w:r>
-        <w:t>Я полез в старую шахту, надеясь найти там цветные металлы. Внутри было темно и сыро. Я включил фонарь на каске и пошёл вглубь. И тут я услышал это — хлопанье крыльев. Кровососы. Они набросились на меня из темноты, огромные, с длинными хоботками. Я открыл огонь, но их было слишком много. Я побежал назад, стреляя на бегу. Один вцепился мне в плечо, и я почувствовал, как он пытается пробить броню. Я ударил его прикладом, отбросил, выбежал наружу и завалил вход камнями. Несколько минут я просто сидел и тяжело дышал. Плечо болело, но броня выдержала. В следующий раз буду думать, прежде чем лезть в такие дыры.</w:t>
-      </w:r>
-    </w:p>
-    <w:p/>
-    <w:p>
-      <w:r>
-        <w:t>**История 17: Подводная лодка**</w:t>
-      </w:r>
-    </w:p>
-    <w:p/>
-    <w:p>
-      <w:r>
-        <w:t>У побережья я заметил нечто странное — из воды торчала рубка подводной лодки. Я нашёл плот и добрался до неё. Люк был открыт. Внутри царил полумрак, пахло соляркой и гнилью. Я прошёл по узким коридорам, перешагивая через скелеты моряков в пожелтевших робах. В центральном отсеке работал аварийный генератор, тускло освещая приборные панели. Я наткнулся на капитана, вернее, на то, что от него осталось. Рядом с ним лежал пистолет и личный дневник. Я прочитал последнюю запись: «Торпеды ушли. Мы сделали это. Прощайте». Эта лодка, должно быть, участвовала в самой войне. Я забрал пистолет и несколько инструментов и выбрался наружу. Солнце показалось мне особенно ярким.</w:t>
+        <w:t>прочитал последнюю запись: «Торпеды ушли. Мы сделали это. Прощайте». Эта лодка, должно быть, участвовала в самой войне. Я забрал пистолет и несколько инструментов и выбрался наружу. Солнце показалось мне особенно ярким.</w:t>
       </w:r>
     </w:p>
     <w:p/>
@@ -300,7 +281,6 @@
         <w:t>**История 18: Безумный учёный**</w:t>
       </w:r>
     </w:p>
-    <w:p/>
     <w:p>
       <w:r>
         <w:t>В одном из бункеров я нашёл лабораторию. Внутри всё гудело и мигало. За стеклом, в изолированной камере, стоял человек в белом халате. Он улыбался. «А-а, посетитель! — закричал он через динамик. — Я как раз искал добровольца!» Он сказал, что работает над сывороткой, которая должна подавлять агрессию у людей. Я спросил, зачем. «Чтобы мы могли жить в мире!» — воскликнул он. Я посмотрел на его «добровольцев» в соседних камерах — несколько мутантов и гулей, которые сидели в углу и смотрели в одну точку. Они были похожи на зомби. Я вежливо отказался и пошёл к выходу. «Вернись! — кричал он мне вслед. — Это во имя науки!» Я не вернулся. В его мире я не хотел жить.</w:t>
@@ -312,62 +292,56 @@
         <w:t>**История 19: Тишина в эфире**</w:t>
       </w:r>
     </w:p>
-    <w:p/>
-    <w:p>
-      <w:r>
-        <w:t xml:space="preserve">У меня был старый довоенный радиоприёмник. Я часто крутил ручку, пытаясь поймать хоть что-то, кроме «Радио Свобода» или помех. Однажды ночью, когда я сидел в заброшенном доме, мне это удалось. Тихий, едва различимый голос. Он повторял цифры и буквы. Шифровка. Чей-то маяк. Я слушал несколько минут, пытаясь понять, откуда сигнал. Потом голос сменился статикой. А потом </w:t>
-      </w:r>
+    <w:p>
+      <w:r>
+        <w:t>У меня был старый довоенный радиоприёмник. Я часто крутил ручку, пытаясь поймать хоть что-то, кроме «Радио Свобода» или помех. Однажды ночью, когда я сидел в заброшенном доме, мне это удалось. Тихий, едва различимый голос. Он повторял цифры и буквы. Шифровка. Чей-то маяк. Я слушал несколько минут, пытаясь понять, откуда сигнал. Потом голос сменился статикой. А потом наступила полная тишина. До самого утра я больше не поймал ни одной станции. Кто это был? Выживший военный? Остатки Анклава? Или просто чья-то шутка? Я никогда не узнаю. Но та ночь запомнилась мне надолго.</w:t>
+      </w:r>
+    </w:p>
+    <w:p/>
+    <w:p>
+      <w:r>
+        <w:t>**История 20: Возвращение**</w:t>
+      </w:r>
+    </w:p>
+    <w:p>
+      <w:r>
+        <w:t>Я шёл по знакомой дороге. Той самой, что вела к моему... убежищу? Нет, не убежищу. К месту, которое я когда-то называл домом. Я не знаю, зачем я туда шёл. Просто ноги сами несли. Руины. Всё, что осталось от того места, — это груда бетона и ржавой арматуры. Я стоял и смотрел на неё, пытаясь вспомнить хоть что-то. Лица, голоса, запахи. Но в голове была пустота. Только обрывки каких-то снов, которые я не мог собрать воедино. Ветер завывал в развалинах, и мне показалось, что я слышу смех. Детский смех. Но это был только ветер. Я постоял ещё немного, развернулся и пошёл обратно в пустошь. Здесь мне больше нечего было искать.</w:t>
+      </w:r>
+    </w:p>
+    <w:p/>
+    <w:p>
+      <w:r>
+        <w:t>**История 21: Оракул в мусоре**</w:t>
+      </w:r>
+    </w:p>
+    <w:p>
+      <w:r>
+        <w:t xml:space="preserve">На огромной свалке западнее Бостона я наткнулся на необычного обитателя. Старый гуль по имени </w:t>
+      </w:r>
+      <w:proofErr w:type="spellStart"/>
+      <w:r>
+        <w:t>Мозес</w:t>
+      </w:r>
+      <w:proofErr w:type="spellEnd"/>
+      <w:r>
+        <w:t xml:space="preserve"> жил в автобусе, наполовину засыпанном мусором. Он утверждал, что может читать будущее по тому, как падают тени от ржавых железок. Я, конечно, не поверил, но решил послушать. Он бросил на землю несколько </w:t>
+      </w:r>
+      <w:proofErr w:type="spellStart"/>
+      <w:r>
+        <w:t>гайок</w:t>
+      </w:r>
+      <w:proofErr w:type="spellEnd"/>
+      <w:r>
+        <w:t xml:space="preserve"> и болтов, долго всматривался в их расположение, а потом поднял на меня свои мутные глаза. «Ты ищешь не там, — проскрипел он. — Твой дом не там, где стены, а там, где люди. Но ты их ещё не нашёл». Я хмыкнул и собрался уходить. Но он добавил: «Берегись тех, кто говорит на одном языке с машинами. Они ближе, чем ты думаешь». Эти слова застряли в голове. Я до сих пор не знаю, что он имел в виду.</w:t>
+      </w:r>
+    </w:p>
+    <w:p/>
+    <w:p>
       <w:r>
         <w:lastRenderedPageBreak/>
-        <w:t>наступила полная тишина. До самого утра я больше не поймал ни одной станции. Кто это был? Выживший военный? Остатки Анклава? Или просто чья-то шутка? Я никогда не узнаю. Но та ночь запомнилась мне надолго.</w:t>
-      </w:r>
-    </w:p>
-    <w:p/>
-    <w:p>
-      <w:r>
-        <w:t>**История 20: Возвращение**</w:t>
-      </w:r>
-    </w:p>
-    <w:p/>
-    <w:p>
-      <w:r>
-        <w:t>Я шёл по знакомой дороге. Той самой, что вела к моему... убежищу? Нет, не убежищу. К месту, которое я когда-то называл домом. Я не знаю, зачем я туда шёл. Просто ноги сами несли. Руины. Всё, что осталось от того места, — это груда бетона и ржавой арматуры. Я стоял и смотрел на неё, пытаясь вспомнить хоть что-то. Лица, голоса, запахи. Но в голове была пустота. Только обрывки каких-то снов, которые я не мог собрать воедино. Ветер завывал в развалинах, и мне показалось, что я слышу смех. Детский смех. Но это был только ветер. Я постоял ещё немного, развернулся и пошёл обратно в пустошь. Здесь мне больше нечего было искать.</w:t>
-      </w:r>
-    </w:p>
-    <w:p>
-      <w:r>
-        <w:t>**История 21: Оракул в мусоре**</w:t>
-      </w:r>
-    </w:p>
-    <w:p/>
-    <w:p>
-      <w:r>
-        <w:t xml:space="preserve">На огромной свалке западнее Бостона я наткнулся на необычного обитателя. Старый гуль по имени </w:t>
-      </w:r>
-      <w:proofErr w:type="spellStart"/>
-      <w:r>
-        <w:t>Мозес</w:t>
-      </w:r>
-      <w:proofErr w:type="spellEnd"/>
-      <w:r>
-        <w:t xml:space="preserve"> жил в автобусе, наполовину засыпанном мусором. Он утверждал, что может читать будущее по тому, как падают тени от ржавых железок. Я, конечно, не поверил, но решил послушать. Он бросил на землю несколько </w:t>
-      </w:r>
-      <w:proofErr w:type="spellStart"/>
-      <w:r>
-        <w:t>гайок</w:t>
-      </w:r>
-      <w:proofErr w:type="spellEnd"/>
-      <w:r>
-        <w:t xml:space="preserve"> и болтов, долго всматривался в их расположение, а потом поднял на меня свои мутные глаза. «Ты ищешь не там, — проскрипел он. — Твой дом не там, где стены, а там, где люди. Но ты их ещё не нашёл». Я хмыкнул и собрался уходить. Но он добавил: «Берегись тех, кто говорит на одном языке с машинами. Они ближе, чем ты думаешь». Эти слова застряли в голове. Я до сих пор не знаю, что он имел в виду.</w:t>
-      </w:r>
-    </w:p>
-    <w:p/>
-    <w:p>
-      <w:r>
         <w:t>**История 22: Бой без правил**</w:t>
       </w:r>
     </w:p>
-    <w:p/>
     <w:p>
       <w:r>
         <w:t>В руинах театра я наткнулся на странное сборище. Несколько рейдеров устроили подпольный бойцовский клуб. На старой сцене два здоровяка молотили друг друга кастетами под улюлюканье толпы. Я присел в углу, никто не обратил на меня внимания — все смотрели на зрелище. Один из бойцов упал и не встал. Победитель, огромный детина со шрамом через всё лицо, обвёл взглядом зал и вдруг ткнул пальцем в меня. «Эй, ты, в броне! Выходи!» Толпа заревела. Я медленно встал, подошёл к краю сцены, посмотрел на него... и достал пистолет. Тишина в зале была оглушительной. «Правила, — сказал я, — изменились». Я выстрелил в люстру над его головой, и она рухнула на сцену, подняв кучу пыли. Пока все кашляли и разбегались, я спокойно вышел через чёрный ход.</w:t>
@@ -379,49 +353,42 @@
         <w:t>**История 23: Радиоактивный источник**</w:t>
       </w:r>
     </w:p>
-    <w:p/>
-    <w:p>
-      <w:r>
-        <w:t xml:space="preserve">Посреди высохшего озера я заметил пар. Странный, зеленоватый пар, поднимающийся из расщелины. Подойдя ближе, я увидел источник — небольшой гейзер, бьющий прямо из-под земли, и вода вокруг него светилась мягким зелёным светом. Я достал счётчик Гейгера. Он зашкаливал. Но самое странное было в другом — у самого края воды росли цветы. Ярко-красные, </w:t>
-      </w:r>
+    <w:p>
+      <w:r>
+        <w:t>Посреди высохшего озера я заметил пар. Странный, зеленоватый пар, поднимающийся из расщелины. Подойдя ближе, я увидел источник — небольшой гейзер, бьющий прямо из-под земли, и вода вокруг него светилась мягким зелёным светом. Я достал счётчик Гейгера. Он зашкаливал. Но самое странное было в другом — у самого края воды росли цветы. Ярко-красные, неестественно живые цветы. Я не решился к ним прикоснуться. Кто знает, что они впитали за эти годы. Может, они лечат, а может, убивают быстрее пули. Я просто обошёл озеро стороной, но ещё долго думал об этих цветах, растущих в самом сердце смерти.</w:t>
+      </w:r>
+    </w:p>
+    <w:p/>
+    <w:p>
+      <w:r>
+        <w:t>**История 24: Хранитель кладбища**</w:t>
+      </w:r>
+    </w:p>
+    <w:p>
+      <w:r>
+        <w:t>Старое кладбище на холме охранял робот. Не боевой, а какой-то служебный, с табличкой «Смотритель» на груди. Он медленно ходил между могил, сгребал опавшие листья и что-то бормотал. Я подошёл поближе. Он остановился и повернул голову. «Здравствуйте, сэр. Вы пришли посетить кого-то из родственников?» — спросил он вежливо. Я ответил, что просто прохожу мимо. «Очень жаль, — ответил робот. — Здесь так мало посетителей. Все эти люди заслуживают, чтобы их помнили». Он показал мне несколько могил, за которыми ухаживал особенно тщательно. Там были имена, даты, эпитафии. Я прочитал: «Он любил яблочный пирог». «Она верила в лучшее». Простые слова о простых людях. Я оставил роботу несколько батареек. Он заслужил их.</w:t>
+      </w:r>
+    </w:p>
+    <w:p/>
+    <w:p>
+      <w:r>
+        <w:t>**История 25: Ловушка для дураков**</w:t>
+      </w:r>
+    </w:p>
+    <w:p>
+      <w:r>
+        <w:t>Я нашёл идеальное место для ночлега — небольшой домик на отшибе, с целой крышей и даже печкой. Слишком идеальное. Внутри было чисто, на столе стояла еда, в печи дрова. Мой внутренний голос кричал: «Ловушка!» Я обыскал дом и нашёл провод, ведущий от стола к двери подпола. Аккуратно, стараясь не шуметь, я открыл дверцу. Внизу горел свет, и я увидел тела. Несколько человек, убитых недавно, и рядом с ними — радиоактивную мину, привязанную к датчику движения. Я тихо вылез обратно, бесшумно покинул дом и залёг в кустах. Через час пришли хозяева — двое рейдеров с самодельными ружьями. Они вошли внутрь и начали ругаться, что никто не попался. Я не стал их убивать, просто ушёл. Пусть живут со своей неудачной ловушкой.</w:t>
+      </w:r>
+    </w:p>
+    <w:p/>
+    <w:p>
+      <w:r>
+        <w:t>**История 26: Мёртвый город**</w:t>
+      </w:r>
+    </w:p>
+    <w:p>
       <w:r>
         <w:lastRenderedPageBreak/>
-        <w:t>неестественно живые цветы. Я не решился к ним прикоснуться. Кто знает, что они впитали за эти годы. Может, они лечат, а может, убивают быстрее пули. Я просто обошёл озеро стороной, но ещё долго думал об этих цветах, растущих в самом сердце смерти.</w:t>
-      </w:r>
-    </w:p>
-    <w:p/>
-    <w:p>
-      <w:r>
-        <w:t>**История 24: Хранитель кладбища**</w:t>
-      </w:r>
-    </w:p>
-    <w:p/>
-    <w:p>
-      <w:r>
-        <w:t>Старое кладбище на холме охранял робот. Не боевой, а какой-то служебный, с табличкой «Смотритель» на груди. Он медленно ходил между могил, сгребал опавшие листья и что-то бормотал. Я подошёл поближе. Он остановился и повернул голову. «Здравствуйте, сэр. Вы пришли посетить кого-то из родственников?» — спросил он вежливо. Я ответил, что просто прохожу мимо. «Очень жаль, — ответил робот. — Здесь так мало посетителей. Все эти люди заслуживают, чтобы их помнили». Он показал мне несколько могил, за которыми ухаживал особенно тщательно. Там были имена, даты, эпитафии. Я прочитал: «Он любил яблочный пирог». «Она верила в лучшее». Простые слова о простых людях. Я оставил роботу несколько батареек. Он заслужил их.</w:t>
-      </w:r>
-    </w:p>
-    <w:p/>
-    <w:p>
-      <w:r>
-        <w:t>**История 25: Ловушка для дураков**</w:t>
-      </w:r>
-    </w:p>
-    <w:p/>
-    <w:p>
-      <w:r>
-        <w:t>Я нашёл идеальное место для ночлега — небольшой домик на отшибе, с целой крышей и даже печкой. Слишком идеальное. Внутри было чисто, на столе стояла еда, в печи дрова. Мой внутренний голос кричал: «Ловушка!» Я обыскал дом и нашёл провод, ведущий от стола к двери подпола. Аккуратно, стараясь не шуметь, я открыл дверцу. Внизу горел свет, и я увидел тела. Несколько человек, убитых недавно, и рядом с ними — радиоактивную мину, привязанную к датчику движения. Я тихо вылез обратно, бесшумно покинул дом и залёг в кустах. Через час пришли хозяева — двое рейдеров с самодельными ружьями. Они вошли внутрь и начали ругаться, что никто не попался. Я не стал их убивать, просто ушёл. Пусть живут со своей неудачной ловушкой.</w:t>
-      </w:r>
-    </w:p>
-    <w:p/>
-    <w:p>
-      <w:r>
-        <w:t>**История 26: Мёртвый город**</w:t>
-      </w:r>
-    </w:p>
-    <w:p/>
-    <w:p>
-      <w:r>
         <w:t>Я зашёл в город, которого не было ни на одной карте. Небольшой, полностью разрушенный, но с одной странностью — на стенах домов висели таблички с номерами и надписями. «Сектор А. Зачищено». «Сектор Б. Опасно». Это напоминало военную операцию. В центре города стояла старая церковь, единственное уцелевшее здание. Внутри я нашёл терминал и кучу армейских ящиков. Терминал сообщал: «Операция "Чистка". Цель: ликвидация заражённых. Результат: достигнут. Рекомендуется карантин на 200 лет». Заражённые — это были люди. Жители этого города. Кто-то пришёл и убил их всех, просто потому что они могли представлять угрозу. Я выключил терминал и вышел. В этом городе не было ни одного трупа. Кто-то их убрал. Очень аккуратно.</w:t>
       </w:r>
     </w:p>
@@ -431,10 +398,8 @@
         <w:t>**История 27: Старый друг**</w:t>
       </w:r>
     </w:p>
-    <w:p/>
-    <w:p>
-      <w:r>
-        <w:lastRenderedPageBreak/>
+    <w:p>
+      <w:r>
         <w:t xml:space="preserve">В баре Добрососедства я встретил старика, который смотрел на меня слишком пристально. Он подошёл и спросил: «Ты не помнишь меня, парень?» Я ответил, что нет. </w:t>
       </w:r>
       <w:proofErr w:type="gramStart"/>
@@ -452,7 +417,6 @@
         <w:t>**История 28: Машина времени**</w:t>
       </w:r>
     </w:p>
-    <w:p/>
     <w:p>
       <w:r>
         <w:t>В подвале старой библиотеки я нашёл комнату, заставленную старыми компьютерами. Один из них всё ещё работал. На экране мигала надпись: «Архив новостей. 2050–2077». Я начал листать заголовки. «Китай усиливает присутствие на Аляске». «Правительство утверждает программу "Убежище"». «Президент выступил с речью о ядерном сдерживании». Последняя запись была датирована 23 октября 2077 года. «Система раннего оповещения зафиксировала множественные пуски. Источник не установлен. Всем гражданам немедленно проследовать в бомбоубежища». И тишина. Я сидел и смотрел на этот экран, читая историю мира, который убил сам себя. Там, наверху, было тихо. Только ветер гулял по пустым полкам.</w:t>
@@ -462,443 +426,434 @@
     <w:p>
       <w:r>
         <w:t>**История 29: Спасатель**</w:t>
-      </w:r>
-    </w:p>
-    <w:p/>
-    <w:p>
-      <w:r>
-        <w:t>Я услышал крики о помощи из старого грузовика, стоящего на краю обрыва. Подбежав, я увидел, что в кабине застрял человек, а грузовик медленно сползает в пропасть. Я попытался открыть дверь, но её заклинило. Снизу, из ущелья, уже доносилось шипение — там кипела радиоактивная жижа. Я достал монтировку и начал ломать дверь. Грузовик дёрнулся и сполз ещё на метр. Человек внутри кричал от страха. Ещё рывок — и дверь поддалась. Я вытащил его за секунду до того, как грузовик рухнул вниз. Он был торговцем, вёз товар в соседний город. В благодарность он отдал мне половину того, что было в кузове — консервы, патроны и старый довоенный компас. «Пустошь не такая уж и пустая, если в ней есть такие, как ты», — сказал он на прощание.</w:t>
-      </w:r>
-    </w:p>
-    <w:p/>
-    <w:p>
-      <w:r>
-        <w:t>**История 30: Конец пути**</w:t>
-      </w:r>
-    </w:p>
-    <w:p/>
-    <w:p>
-      <w:r>
-        <w:t>Я сидел на крыше старого небоскрёба и смотрел на закат. Город внизу тонул в золотистом свете, и на мгновение показалось, что он снова живой. Где-то вдалеке выли собаки, ветер доносил запах гари и пыли. Я думал о том, сколько ещё идти, сколько ещё стрелять, сколько ещё терять. Вспомнил все лица, что встречал на пути — хорошие и плохие, живые и мёртвые. Вспомнил того старика-гуля, торговца, робота на кладбище. И вдруг понял простую вещь. Я иду не для того, чтобы найти ответы. Я иду, потому что остановиться — значит умереть. Пустошь не прощает слабости. Я встал, проверил оружие и начал спускаться вниз. Впереди была ночь, а за ней — новый день и новая дорога.</w:t>
-      </w:r>
-    </w:p>
-    <w:p>
-      <w:r>
-        <w:t>**История 31: Художник Пустоши**</w:t>
-      </w:r>
-    </w:p>
-    <w:p/>
-    <w:p>
-      <w:r>
-        <w:lastRenderedPageBreak/>
-        <w:t>В разрушенной галерее я наткнулся на человека с мольбертом. Он рисовал углём на куске картона. На его рисунке была пустошь, но не серая и мёртвая, а полная красок — закатное небо горело оранжевым, а кусты светились зелёным. «Правда, красиво?» — спросил он, не оборачиваясь. Я сказал, что никогда не думал об этом месте как о красивом. «Ты просто не умеешь смотреть, — ответил он. — В каждом разрушении есть своя эстетика. В каждом скелете — своя история». Он показал мне другие рисунки: рейдеры, спящие у костра, мутант, играющий с щенком дворняги, довоенная вывеска, на которой всё ещё можно прочитать название. Я купил у него один рисунок за пачку патронов. Теперь он висит у меня в убежище. Напоминает, что даже здесь есть место для красоты.</w:t>
-      </w:r>
-    </w:p>
-    <w:p/>
-    <w:p>
-      <w:r>
-        <w:t>**История 32: Летописец**</w:t>
-      </w:r>
-    </w:p>
-    <w:p/>
-    <w:p>
-      <w:r>
-        <w:t xml:space="preserve">В библиотеке </w:t>
-      </w:r>
-      <w:proofErr w:type="spellStart"/>
-      <w:r>
-        <w:t>Даймонд</w:t>
-      </w:r>
-      <w:proofErr w:type="spellEnd"/>
-      <w:r>
-        <w:t xml:space="preserve">-сити я встретил старуху, которая собирала истории выживших. Она сидела за столом, заваленным клочками бумаги, и записывала всё, что ей рассказывали. </w:t>
-      </w:r>
-      <w:proofErr w:type="gramStart"/>
-      <w:r>
-        <w:t>«Садись, странник</w:t>
-      </w:r>
-      <w:proofErr w:type="gramEnd"/>
-      <w:r>
-        <w:t xml:space="preserve">, — сказала она. — Расскажи мне свою историю». Я сказал, что у меня нет истории. Она усмехнулась: «У каждого есть история. Даже у тебя». Я рассказал ей о своих скитаниях, о встрече с торговцем, о буре, о роботе на кладбище. Она всё записала мелким, аккуратным почерком. </w:t>
-      </w:r>
-      <w:proofErr w:type="gramStart"/>
-      <w:r>
-        <w:t>«Это важно</w:t>
-      </w:r>
-      <w:proofErr w:type="gramEnd"/>
-      <w:r>
-        <w:t>, — сказала она. — Когда не станет нас, эти бумаги останутся. Люди будущего должны знать, как мы жили. Как выживали. Как умирали». Я оставил ей немного еды. Её дело важнее любой стрельбы.</w:t>
-      </w:r>
-    </w:p>
-    <w:p/>
-    <w:p>
-      <w:r>
-        <w:t xml:space="preserve">**История 33: </w:t>
-      </w:r>
-      <w:proofErr w:type="spellStart"/>
-      <w:r>
-        <w:t>Синт</w:t>
-      </w:r>
-      <w:proofErr w:type="spellEnd"/>
-      <w:r>
-        <w:t>-беглец**</w:t>
-      </w:r>
-    </w:p>
-    <w:p/>
-    <w:p>
-      <w:r>
-        <w:t xml:space="preserve">Я ночевал в заброшенной церкви, когда услышал шаги. В дверях стоял человек в потрёпанной одежде, с испуганными глазами. «Не стреляй, — прошептал он, — я не опасен». Я опустил оружие. Он сел у стены и долго молчал. Потом заговорил: «Я сбежал из Института. </w:t>
-      </w:r>
-      <w:proofErr w:type="gramStart"/>
-      <w:r>
-        <w:t>Я...</w:t>
-      </w:r>
-      <w:proofErr w:type="gramEnd"/>
-      <w:r>
-        <w:t xml:space="preserve"> я не человек. Я </w:t>
-      </w:r>
-      <w:proofErr w:type="spellStart"/>
-      <w:r>
-        <w:t>синт</w:t>
-      </w:r>
-      <w:proofErr w:type="spellEnd"/>
-      <w:r>
-        <w:t xml:space="preserve">. Но я чувствую. Я боюсь. Я хочу жить». Он рассказал, что его послали на поверхность для сбора данных, но он не вернулся. Теперь за ним охотятся курьеры. </w:t>
-      </w:r>
-      <w:proofErr w:type="gramStart"/>
-      <w:r>
-        <w:t>«Я просто хочу быть свободным</w:t>
-      </w:r>
-      <w:proofErr w:type="gramEnd"/>
-      <w:r>
-        <w:t>, — сказал он. — Разве это так много?» Я не знал, что ответить. Утром мы разошлись в разные стороны. Я до сих пор не знаю, правильно ли поступил, не выдав его.</w:t>
-      </w:r>
-    </w:p>
-    <w:p/>
-    <w:p>
-      <w:r>
-        <w:t>**История 34: Гнездо**</w:t>
-      </w:r>
-    </w:p>
-    <w:p/>
-    <w:p>
-      <w:r>
-        <w:t>В высокой башне среди руин я нашёл гнездо Когтя Смерти. Огромное, сплетённое из арматуры и костей. Внутри лежали яйца — тёмно-зелёные, с твёрдой скорлупой. Я замер. Если мать рядом, мне конец. Я медленно, очень медленно попятился к выходу. И тут я услышал его — низкий рык, от которого задрожали стёкла в пустых окнах. Он был где-то рядом. Я бросился бежать вниз по лестнице, перепрыгивая через пролёты. Сзади раздался грохот — Коготь Смерти ломился в башню, круша стены. Я выскочил наружу и нырнул в груду обломков. Он искал меня несколько минут, обнюхивая землю, потом ушёл обратно к своим яйцам. Больше я к той башне не подходил.</w:t>
-      </w:r>
-    </w:p>
-    <w:p/>
-    <w:p>
-      <w:r>
-        <w:t>**История 35: Лекарь**</w:t>
-      </w:r>
-    </w:p>
-    <w:p/>
-    <w:p>
-      <w:r>
-        <w:t xml:space="preserve">В маленькой деревне, затерянной среди холмов, жил лекарь. Не обычный торговец </w:t>
-      </w:r>
-      <w:proofErr w:type="spellStart"/>
-      <w:r>
-        <w:t>стимпаками</w:t>
-      </w:r>
-      <w:proofErr w:type="spellEnd"/>
-      <w:r>
-        <w:t xml:space="preserve">, а настоящий врач, который лечил травами и довоенными знаниями. Я пришёл к нему с ранением, полученным в стычке с рейдерами. Он осмотрел меня, промыл рану какой-то вонючей жидкостью и зашил её обычной ниткой. </w:t>
-      </w:r>
-      <w:proofErr w:type="gramStart"/>
-      <w:r>
-        <w:t>«Больно будет</w:t>
-      </w:r>
-      <w:proofErr w:type="gramEnd"/>
-      <w:r>
-        <w:t xml:space="preserve">, — сказал он, — но жить будешь». Пока я лежал у него в хижине, он рассказал, что нашёл старые медицинские учебники и научился по ним лечить людей. </w:t>
-      </w:r>
-      <w:proofErr w:type="gramStart"/>
-      <w:r>
-        <w:t>«Врачи нужны здесь больше, чем солдаты</w:t>
-      </w:r>
-      <w:proofErr w:type="gramEnd"/>
-      <w:r>
-        <w:t>, — сказал он. — Солдаты умирают, а врачи помогают жить». Я заплатил ему консервами и оставил несколько пачек антибиотиков, найденных в руинах. Он заслужил их.</w:t>
-      </w:r>
-    </w:p>
-    <w:p/>
-    <w:p>
-      <w:r>
-        <w:t>**История 36: Эхо войны**</w:t>
-      </w:r>
-    </w:p>
-    <w:p/>
-    <w:p>
-      <w:r>
-        <w:t>Я шёл через поле, усеянное ржавыми остовами военной техники. Танки, бронетранспортёры, разбитые вертолёты. Всё это было здесь ещё с Великой Войны. Я забрался в один из танков. Внутри пахло маслом и смертью. Скелет танкиста всё ещё сидел в кресле, его руки лежали на рычагах. Рядом валялась фотография женщины и ребёнка. Я взял её и рассмотрел. Обычная семья, обычные люди, которые верили, что их отец защищает страну. А он просто сгорел заживо в своей железной коробке. Я положил фотографию обратно. Пусть останется с ним. Он ждал этого момента дольше, чем я живу.</w:t>
-      </w:r>
-    </w:p>
-    <w:p/>
-    <w:p>
-      <w:r>
-        <w:t>**История 37: Проповедник**</w:t>
-      </w:r>
-    </w:p>
-    <w:p/>
-    <w:p>
-      <w:r>
-        <w:t xml:space="preserve">На площади разрушенного города стоял человек и кричал в рупор. «Покайтесь! — гремел его голос. — Конец близок! Великий Атом очистит землю огнём, и только достойные возродятся!» Вокруг него собралась небольшая толпа — несколько оборванцев, гулей и даже один </w:t>
-      </w:r>
-      <w:proofErr w:type="spellStart"/>
-      <w:r>
-        <w:t>супермутант</w:t>
-      </w:r>
-      <w:proofErr w:type="spellEnd"/>
-      <w:r>
-        <w:t>, который слушал, разинув рот. Я остановился послушать. Его проповедь была безумной смесью библейских цитат и псевдонаучных терминов о радиации. Но люди слушали. Им нужна была вера во что-то, надежда, что их страдания не напрасны. После проповеди я подошёл к нему и спросил, верит ли он сам в то, что говорит. Он посмотрел на меня долгим взглядом и тихо сказал: «Неважно, верю ли я. Важно, что верят они». И ушёл, оставив меня стоять в раздумьях.</w:t>
-      </w:r>
-    </w:p>
-    <w:p/>
-    <w:p>
-      <w:r>
-        <w:t>**История 38: Охотники за головами**</w:t>
-      </w:r>
-    </w:p>
-    <w:p/>
-    <w:p>
-      <w:r>
-        <w:t xml:space="preserve">В баре Добрососедства ко мне подсели двое. Крепкие парни в боевой броне, с нашивками наёмников. </w:t>
-      </w:r>
-      <w:proofErr w:type="gramStart"/>
-      <w:r>
-        <w:t>«Слышали, ты хорошо стреляешь</w:t>
-      </w:r>
-      <w:proofErr w:type="gramEnd"/>
-      <w:r>
-        <w:t>, — сказал один. — У нас есть работа. Нужно найти одного типа. Должник. Прячется где-то в руинах». Я отказался. Не люблю охотиться на людей. Они не настаивали, только пожали плечами. «Дело твоё. Но заплатили бы хорошо». На следующий день я нашёл того должника. Он висел на фонарном столбе с табличкой на груди: «Не платил по счетам». Охотники сработали быстро. Я снял его и похоронил в воронке от снаряда. Пустошь не прощает долгов.</w:t>
-      </w:r>
-    </w:p>
-    <w:p/>
-    <w:p>
-      <w:r>
-        <w:t>**История 39: Подземный город**</w:t>
-      </w:r>
-    </w:p>
-    <w:p/>
-    <w:p>
-      <w:r>
-        <w:t xml:space="preserve">Под станцией метро я нашёл целый город. Люди жили в вагонах поездов, разбили огороды прямо на путях, где пробивался скудный свет из вентиляционных шахт. У них был даже свой староста — женщина по имени Вера, которая правила этим подземным царством уже десять лет. </w:t>
-      </w:r>
-      <w:proofErr w:type="gramStart"/>
-      <w:r>
-        <w:t>«Здесь безопасно</w:t>
-      </w:r>
-      <w:proofErr w:type="gramEnd"/>
-      <w:r>
-        <w:t>, — сказала она. — Рейдеры сюда не суются, мутанты боятся темноты. Мы выращиваем грибы, ловим крыс и молимся, чтобы нас не нашли». Я прожил у них три дня, помог починить старый генератор и научил нескольких парней обращаться с оружием. Уходя, я оставил им патроны и карту окрестностей. Эти люди заслужили право на жизнь.</w:t>
-      </w:r>
-    </w:p>
-    <w:p/>
-    <w:p>
-      <w:r>
-        <w:t>**История 40: Один день без стрельбы**</w:t>
-      </w:r>
-    </w:p>
-    <w:p/>
-    <w:p>
-      <w:r>
-        <w:t>Я проснулся утром, и вокруг было тихо. Ни выстрелов, ни криков, ни рёва мутантов. Только птицы, которые, оказывается, всё ещё жили в этом мире. Я сидел у костра, пил кипяток и просто смотрел, как встаёт солнце. Целый день я не брал в руки оружие. Просто шёл, смотрел, слушал. Нашёл ручей с чистой водой, искупался. Собрал диких яблок. Встретил оленя, который посмотрел на меня и убежал, но я не стрелял. К вечеру я вышел к старому маяку на берегу океана. Залез наверх и смотрел, как солнце садится в воду. Впервые за долгое время я почувствовал что-то похожее на покой. Наверное, это называется счастье. Утром стрельба возобновилась. Но этот день я запомнил навсегда.</w:t>
-      </w:r>
-    </w:p>
-    <w:p/>
-    <w:p>
-      <w:r>
-        <w:t>**История 41: Торговец смертью**</w:t>
-      </w:r>
-    </w:p>
-    <w:p/>
-    <w:p>
-      <w:r>
-        <w:t>На рынке в Бункер-Хилле я встретил человека, который торговал оружием. Не обычными стволами, а настоящими раритетами — довоенные винтовки, лазерные пистолеты, даже одна ракетница. Цены у него были бешеные. Я спросил, откуда у него всё это. Он ухмыльнулся: «Я собираю там, где другие боятся ходить. Свечение, старая военная база, разбившиеся вертолёты Братства». Я купил у него несколько обойм для своего пистолета. Он сказал на прощание: «Помни, парень, оружие — это не просто металл. Это власть. Это жизнь и смерть. Не давай ему владеть тобой». Я часто вспоминаю эти слова, когда чувствую, что рука сама тянется к курку.</w:t>
-      </w:r>
-    </w:p>
-    <w:p/>
-    <w:p>
-      <w:r>
-        <w:t>**История 42: Дитя пустоши**</w:t>
-      </w:r>
-    </w:p>
-    <w:p/>
-    <w:p>
-      <w:r>
-        <w:t xml:space="preserve">В лесу я наткнулся на девочку лет семи. Она сидела под деревом и плакала. Рядом лежали тела её родителей — судя по всему, на них напали дикие собаки. Я подошёл, она испугалась, закричала. Я отступил и сел на землю, показывая, что не опасен. Долгое время мы просто сидели молча. Потом я достал </w:t>
-      </w:r>
-      <w:proofErr w:type="spellStart"/>
-      <w:r>
-        <w:t>консерву</w:t>
-      </w:r>
-      <w:proofErr w:type="spellEnd"/>
-      <w:r>
-        <w:t xml:space="preserve"> и открыл её. Запах еды привлёк её. Она подошла и взяла банку. Жадно съела всё до крошки. Я спросил, есть ли у неё кто-нибудь. Она покачала головой. Я не знал, что делать. Взять её с собой — значит обречь на скитания и смерть. Оставить здесь — верная гибель. Я отвёл её в ближайшее поселение и оставил там, у одной пожилой пары, которая согласилась присмотреть за ней. Уходя, я чувствовал себя предателем. Но выбора не было.</w:t>
-      </w:r>
-    </w:p>
-    <w:p/>
-    <w:p>
-      <w:r>
-        <w:t>**История 43: Зов сирены**</w:t>
-      </w:r>
-    </w:p>
-    <w:p/>
-    <w:p>
-      <w:r>
-        <w:t>Ночью, в руинах прибрежного городка, я услышал пение. Красивое, женское, оно лилось откуда-то из темноты. Я пошёл на звук и вышел к старой церкви. На крыше стояла женщина в белом и пела. Голос у неё был невероятный, чистый, он заполнял всё вокруг. Я стоял и слушал, забыв обо всём на свете. Когда она закончила, я хотел подойти, но из тени вышли люди. Оборванные, с пустыми глазами, они окружили меня. «Ты слышал её, — прошептал один. — Теперь ты наш. Ты останешься с нами». Я понял, что это секта. Они поклонялись этой певице, считая её пророчицей. Мне пришлось прорываться с боем. Я до сих пор слышу этот голос во сне.</w:t>
-      </w:r>
-    </w:p>
-    <w:p/>
-    <w:p>
-      <w:r>
-        <w:t>**История 44: Механик**</w:t>
-      </w:r>
-    </w:p>
-    <w:p/>
-    <w:p>
-      <w:r>
-        <w:t xml:space="preserve">В гараже Атомных Котов я познакомился с парнем по имени Спарки. Он был гением по части довоенной техники. Мог починить всё, что угодно — от ржавого генератора до силовой брони. Я показал ему свой пистолет, который постоянно </w:t>
-      </w:r>
-      <w:proofErr w:type="spellStart"/>
-      <w:r>
-        <w:t>клинило</w:t>
-      </w:r>
-      <w:proofErr w:type="spellEnd"/>
-      <w:r>
-        <w:t xml:space="preserve">. Он разобрал его за минуту, прочистил, смазал и собрал обратно. «Держи, — сказал он. — Теперь как новый». Я спросил, сколько я должен. Он засмеялся: «Расскажи мне, что там, за горизонтом. Я здесь сижу годами, чиню эти железяки, а мира не вижу. Расскажи, какая она, пустошь». Я просидел с ним до утра, рассказывая о своих скитаниях. Он слушал, затаив дыхание. На прощание он подарил мне запасной ствол для пистолета. </w:t>
-      </w:r>
-      <w:proofErr w:type="gramStart"/>
-      <w:r>
-        <w:t>«На всякий случай</w:t>
-      </w:r>
-      <w:proofErr w:type="gramEnd"/>
-      <w:r>
-        <w:t>, — сказал он. — Пустошь любит преподносить сюрпризы».</w:t>
-      </w:r>
-    </w:p>
-    <w:p/>
-    <w:p>
-      <w:r>
-        <w:t>**История 45: Бой на мосту**</w:t>
-      </w:r>
-    </w:p>
-    <w:p/>
-    <w:p>
-      <w:r>
-        <w:t>Старый подвесной мост через пропасть был единственным путём на ту сторону. И на нём меня ждали. Четверо рейдеров с ружьями, они явно устроили засаду. Я понял это слишком поздно, когда уже ступил на доски. Первая пуля просвистела мимо уха. Я бросился на настил, укрываясь за ржавыми перилами. Мост заскрипел, закачался. Снизу — пропасть, сверху — пули. Я открыл ответный огонь, целясь по вспышкам. Один рейдер упал, проломив гнилые доски, и полетел вниз с диким криком. Остальные залегли. Мы перестреливались минут десять. Патроны кончались. Я уже думал, что это конец. Но тут сзади раздался выстрел из дробовика — это был старик-торговец, которому я когда-то помог. Он шёл с караваном и услышал стрельбу. Вдвоём мы добили оставшихся. Мост был свободен. Пустошь иногда возвращает долги.</w:t>
-      </w:r>
-    </w:p>
-    <w:p/>
-    <w:p>
-      <w:r>
-        <w:t>**История 46: Мутант-отшельник**</w:t>
-      </w:r>
-    </w:p>
-    <w:p/>
-    <w:p>
-      <w:r>
-        <w:t xml:space="preserve">В горах я наткнулся на хижину, а в ней — </w:t>
-      </w:r>
-      <w:proofErr w:type="spellStart"/>
-      <w:r>
-        <w:t>супермутанта</w:t>
-      </w:r>
-      <w:proofErr w:type="spellEnd"/>
-      <w:r>
-        <w:t xml:space="preserve">. Огромный, зелёный, с дубиной в руке. Но он не нападал. Он сидел у стола и читал книгу. Я замер в дверях. Он поднял голову, посмотрел на меня и сказал: «Чего встал? Проходи, если с миром». Я вошёл. Он представился </w:t>
-      </w:r>
-      <w:proofErr w:type="spellStart"/>
-      <w:r>
-        <w:t>Грутом</w:t>
-      </w:r>
-      <w:proofErr w:type="spellEnd"/>
-      <w:r>
-        <w:t xml:space="preserve">. Сказал, что сбежал от Повелителя ещё до того, как тот стал Повелителем. Не хотел воевать. Просто ушёл в горы и живёт один. Читает книги, которые находит в руинах. </w:t>
-      </w:r>
-      <w:proofErr w:type="gramStart"/>
-      <w:r>
-        <w:t>«Люди думают, мы тупые</w:t>
-      </w:r>
-      <w:proofErr w:type="gramEnd"/>
-      <w:r>
-        <w:t>, — сказал он. — А мы просто другие. Я вот Достоевского читаю. Слышал о таком?» Я не знал, что ответить. Мы проговорили до вечера. Он оказался умнее многих людей, которых я встречал. Утром я ушёл, оставив ему пачку книг, найденных в библиотеке. Он заслужил их.</w:t>
-      </w:r>
-    </w:p>
-    <w:p/>
-    <w:p>
-      <w:r>
-        <w:t>**История 47: Ядер-кола**</w:t>
-      </w:r>
-    </w:p>
-    <w:p/>
-    <w:p>
-      <w:r>
-        <w:t xml:space="preserve">Жажда мучила меня целый день. Вода была радиоактивной, а до чистого источника ещё топать и топать. И тут я увидел его — старый торговый автомат, всё ещё стоящий у разбитой заправки. На боку была надпись: «Ядер-Кола. Освежает!» Я подошёл, нажал кнопку. И, о чудо, внутри что-то зажужжало, и в лоток упала бутылка. Настоящая, довоенная «Ядер-Кола». Я открыл её, сделал глоток. Сладкая, газированная, холодная. Я чуть не заплакал. Это было лучше любого </w:t>
-      </w:r>
-      <w:proofErr w:type="spellStart"/>
-      <w:r>
-        <w:t>стимпака</w:t>
-      </w:r>
-      <w:proofErr w:type="spellEnd"/>
-      <w:r>
-        <w:t>. Я сидел на разбитом асфальте, пил колу и смотрел на закат. Простая радость, но она стоила всех сокровищ Пустоши.</w:t>
-      </w:r>
-    </w:p>
-    <w:p/>
-    <w:p>
-      <w:r>
-        <w:t>**История 48: Кладбище кораблей**</w:t>
-      </w:r>
-    </w:p>
-    <w:p/>
-    <w:p>
-      <w:r>
-        <w:t>На берегу океана я нашёл кладбище кораблей. Ржавые корпуса, торчащие из воды, мачты, облепленные чайками. Я решил порыться в одном из них. Забрался на палубу, спустился в трюм. Внутри было темно, сыро, пахло гнилью и солью. Я нашёл старый сейф, вскрыл его и обнаружил там судовой журнал и несколько золотых монет. Журнал был написан от руки капитаном, который вёз семью в Южную Америку, подальше от войны. Последняя запись: «Нас атакуют неизвестные суда. Это не военные. Это пираты. Боже, спаси наши души». Я закрыл журнал и положил его обратно. Пусть останется с теми, кто не доплыл.</w:t>
-      </w:r>
-    </w:p>
-    <w:p/>
-    <w:p>
-      <w:r>
-        <w:t>**История 49: Рейдер-философ**</w:t>
-      </w:r>
-    </w:p>
-    <w:p/>
-    <w:p>
-      <w:r>
-        <w:t xml:space="preserve">Я попал в плен к рейдерам. Меня связали и бросили в клетку. Главарь, здоровый детина по имени Клык, пришёл ко мне вечером. </w:t>
-      </w:r>
-      <w:proofErr w:type="gramStart"/>
-      <w:r>
-        <w:t>«Скоро тебя продадут в рабство</w:t>
-      </w:r>
-      <w:proofErr w:type="gramEnd"/>
-      <w:r>
-        <w:t>, — сказал он. — Наслаждайся последними часами свободы». Я спросил его, зачем он это делает. Он удивился: «Как зачем? Чтобы жить. Чтобы есть. Чтобы мои люди были сыты». Я сказал, что можно жить иначе. Торговать, выращивать, строить. Он засмеялся: «Строить? Для кого? Для тех, кто убьёт тебя за кусок хлеба? Нет, парень. В этом мире сила — это единственный закон. А мы — сила». Ночью меня освободили мои новые друзья из Добрососедства, которые выследили банду. Клык погиб в перестрелке. Но его слова я запомнил.</w:t>
-      </w:r>
-    </w:p>
-    <w:p/>
-    <w:p>
-      <w:r>
-        <w:t>**История 50: Дом**</w:t>
-      </w:r>
-    </w:p>
-    <w:p/>
-    <w:p>
-      <w:r>
-        <w:t xml:space="preserve">Я шёл много дней и оказался у развалин того самого дома, где, как мне казалось, я когда-то жил. Воспоминания не вернулись, но я почувствовал что-то странное. Какое-то тепло в груди. Я постоял среди обломков, потрогал ржавую кровать, поднял с пола детскую игрушку — обгоревшего плюшевого мишку. И вдруг понял. Это не мои воспоминания. Это чужие. Я просто </w:t>
-      </w:r>
-      <w:proofErr w:type="spellStart"/>
-      <w:r>
-        <w:t>синт</w:t>
-      </w:r>
-      <w:proofErr w:type="spellEnd"/>
-      <w:r>
-        <w:t>, в которого загрузили чужую жизнь. Но чувство тепла осталось. Значит, оно моё. Я положил мишку обратно, развернулся и пошёл дальше. Пустошь ждала. Мой дом — это дорога.</w:t>
       </w:r>
       <w:bookmarkStart w:id="0" w:name="_GoBack"/>
       <w:bookmarkEnd w:id="0"/>
+    </w:p>
+    <w:p>
+      <w:r>
+        <w:t>Я услышал крики о помощи из старого грузовика, стоящего на краю обрыва. Подбежав, я увидел, что в кабине застрял человек, а грузовик медленно сползает в пропасть. Я попытался открыть дверь, но её заклинило. Снизу, из ущелья, уже доносилось шипение — там кипела радиоактивная жижа. Я достал монтировку и начал ломать дверь. Грузовик дёрнулся и сполз ещё на метр. Человек внутри кричал от страха. Ещё рывок — и дверь поддалась. Я вытащил его за секунду до того, как грузовик рухнул вниз. Он был торговцем, вёз товар в соседний город. В благодарность он отдал мне половину того, что было в кузове — консервы, патроны и старый довоенный компас. «Пустошь не такая уж и пустая, если в ней есть такие, как ты», — сказал он на прощание.</w:t>
+      </w:r>
+    </w:p>
+    <w:p/>
+    <w:p>
+      <w:r>
+        <w:t>**История 30: Конец пути**</w:t>
+      </w:r>
+    </w:p>
+    <w:p>
+      <w:r>
+        <w:t xml:space="preserve">Я сидел на крыше старого небоскрёба и смотрел на закат. Город внизу тонул в золотистом свете, и на мгновение показалось, что он снова живой. Где-то вдалеке выли собаки, ветер доносил запах гари и пыли. Я думал о том, сколько ещё идти, сколько ещё стрелять, сколько ещё терять. Вспомнил все лица, что встречал на пути — хорошие и плохие, живые и мёртвые. Вспомнил того </w:t>
+      </w:r>
+      <w:r>
+        <w:lastRenderedPageBreak/>
+        <w:t>старика-гуля, торговца, робота на кладбище. И вдруг понял простую вещь. Я иду не для того, чтобы найти ответы. Я иду, потому что остановиться — значит умереть. Пустошь не прощает слабости. Я встал, проверил оружие и начал спускаться вниз. Впереди была ночь, а за ней — новый день и новая дорога.</w:t>
+      </w:r>
+    </w:p>
+    <w:p>
+      <w:r>
+        <w:t>**История 31: Художник Пустоши**</w:t>
+      </w:r>
+    </w:p>
+    <w:p>
+      <w:r>
+        <w:t>В разрушенной галерее я наткнулся на человека с мольбертом. Он рисовал углём на куске картона. На его рисунке была пустошь, но не серая и мёртвая, а полная красок — закатное небо горело оранжевым, а кусты светились зелёным. «Правда, красиво?» — спросил он, не оборачиваясь. Я сказал, что никогда не думал об этом месте как о красивом. «Ты просто не умеешь смотреть, — ответил он. — В каждом разрушении есть своя эстетика. В каждом скелете — своя история». Он показал мне другие рисунки: рейдеры, спящие у костра, мутант, играющий с щенком дворняги, довоенная вывеска, на которой всё ещё можно прочитать название. Я купил у него один рисунок за пачку патронов. Теперь он висит у меня в убежище. Напоминает, что даже здесь есть место для красоты.</w:t>
+      </w:r>
+    </w:p>
+    <w:p/>
+    <w:p>
+      <w:r>
+        <w:t>**История 32: Летописец**</w:t>
+      </w:r>
+    </w:p>
+    <w:p>
+      <w:r>
+        <w:t xml:space="preserve">В библиотеке </w:t>
+      </w:r>
+      <w:proofErr w:type="spellStart"/>
+      <w:r>
+        <w:t>Даймонд</w:t>
+      </w:r>
+      <w:proofErr w:type="spellEnd"/>
+      <w:r>
+        <w:t xml:space="preserve">-сити я встретил старуху, которая собирала истории выживших. Она сидела за столом, заваленным клочками бумаги, и записывала всё, что ей рассказывали. </w:t>
+      </w:r>
+      <w:proofErr w:type="gramStart"/>
+      <w:r>
+        <w:t>«Садись, странник</w:t>
+      </w:r>
+      <w:proofErr w:type="gramEnd"/>
+      <w:r>
+        <w:t xml:space="preserve">, — сказала она. — Расскажи мне свою историю». Я сказал, что у меня нет истории. Она усмехнулась: «У каждого есть история. Даже у тебя». Я рассказал ей о своих скитаниях, о встрече с торговцем, о буре, о роботе на кладбище. Она всё записала мелким, аккуратным почерком. </w:t>
+      </w:r>
+      <w:proofErr w:type="gramStart"/>
+      <w:r>
+        <w:t>«Это важно</w:t>
+      </w:r>
+      <w:proofErr w:type="gramEnd"/>
+      <w:r>
+        <w:t>, — сказала она. — Когда не станет нас, эти бумаги останутся. Люди будущего должны знать, как мы жили. Как выживали. Как умирали». Я оставил ей немного еды. Её дело важнее любой стрельбы.</w:t>
+      </w:r>
+    </w:p>
+    <w:p/>
+    <w:p>
+      <w:r>
+        <w:t xml:space="preserve">**История 33: </w:t>
+      </w:r>
+      <w:proofErr w:type="spellStart"/>
+      <w:r>
+        <w:t>Синт</w:t>
+      </w:r>
+      <w:proofErr w:type="spellEnd"/>
+      <w:r>
+        <w:t>-беглец**</w:t>
+      </w:r>
+    </w:p>
+    <w:p>
+      <w:r>
+        <w:t xml:space="preserve">Я ночевал в заброшенной церкви, когда услышал шаги. В дверях стоял человек в потрёпанной одежде, с испуганными глазами. «Не стреляй, — прошептал он, — я не опасен». Я опустил оружие. Он сел у стены и долго молчал. Потом заговорил: «Я сбежал из Института. </w:t>
+      </w:r>
+      <w:proofErr w:type="gramStart"/>
+      <w:r>
+        <w:t>Я...</w:t>
+      </w:r>
+      <w:proofErr w:type="gramEnd"/>
+      <w:r>
+        <w:t xml:space="preserve"> я не человек. Я </w:t>
+      </w:r>
+      <w:proofErr w:type="spellStart"/>
+      <w:r>
+        <w:t>синт</w:t>
+      </w:r>
+      <w:proofErr w:type="spellEnd"/>
+      <w:r>
+        <w:t xml:space="preserve">. Но я чувствую. Я боюсь. Я хочу жить». Он рассказал, что его послали на поверхность для сбора данных, но он не вернулся. Теперь за ним охотятся курьеры. </w:t>
+      </w:r>
+      <w:proofErr w:type="gramStart"/>
+      <w:r>
+        <w:t>«Я просто хочу быть свободным</w:t>
+      </w:r>
+      <w:proofErr w:type="gramEnd"/>
+      <w:r>
+        <w:t>, — сказал он. — Разве это так много?» Я не знал, что ответить. Утром мы разошлись в разные стороны. Я до сих пор не знаю, правильно ли поступил, не выдав его.</w:t>
+      </w:r>
+    </w:p>
+    <w:p/>
+    <w:p>
+      <w:r>
+        <w:t>**История 34: Гнездо**</w:t>
+      </w:r>
+    </w:p>
+    <w:p>
+      <w:r>
+        <w:t>В высокой башне среди руин я нашёл гнездо Когтя Смерти. Огромное, сплетённое из арматуры и костей. Внутри лежали яйца — тёмно-зелёные, с твёрдой скорлупой. Я замер. Если мать рядом, мне конец. Я медленно, очень медленно попятился к выходу. И тут я услышал его — низкий рык, от которого задрожали стёкла в пустых окнах. Он был где-то рядом. Я бросился бежать вниз по лестнице, перепрыгивая через пролёты. Сзади раздался грохот — Коготь Смерти ломился в башню, круша стены. Я выскочил наружу и нырнул в груду обломков. Он искал меня несколько минут, обнюхивая землю, потом ушёл обратно к своим яйцам. Больше я к той башне не подходил.</w:t>
+      </w:r>
+    </w:p>
+    <w:p/>
+    <w:p>
+      <w:r>
+        <w:lastRenderedPageBreak/>
+        <w:t>**История 35: Лекарь**</w:t>
+      </w:r>
+    </w:p>
+    <w:p>
+      <w:r>
+        <w:t xml:space="preserve">В маленькой деревне, затерянной среди холмов, жил лекарь. Не обычный торговец </w:t>
+      </w:r>
+      <w:proofErr w:type="spellStart"/>
+      <w:r>
+        <w:t>стимпаками</w:t>
+      </w:r>
+      <w:proofErr w:type="spellEnd"/>
+      <w:r>
+        <w:t xml:space="preserve">, а настоящий врач, который лечил травами и довоенными знаниями. Я пришёл к нему с ранением, полученным в стычке с рейдерами. Он осмотрел меня, промыл рану какой-то вонючей жидкостью и зашил её обычной ниткой. </w:t>
+      </w:r>
+      <w:proofErr w:type="gramStart"/>
+      <w:r>
+        <w:t>«Больно будет</w:t>
+      </w:r>
+      <w:proofErr w:type="gramEnd"/>
+      <w:r>
+        <w:t xml:space="preserve">, — сказал он, — но жить будешь». Пока я лежал у него в хижине, он рассказал, что нашёл старые медицинские учебники и научился по ним лечить людей. </w:t>
+      </w:r>
+      <w:proofErr w:type="gramStart"/>
+      <w:r>
+        <w:t>«Врачи нужны здесь больше, чем солдаты</w:t>
+      </w:r>
+      <w:proofErr w:type="gramEnd"/>
+      <w:r>
+        <w:t>, — сказал он. — Солдаты умирают, а врачи помогают жить». Я заплатил ему консервами и оставил несколько пачек антибиотиков, найденных в руинах. Он заслужил их.</w:t>
+      </w:r>
+    </w:p>
+    <w:p/>
+    <w:p>
+      <w:r>
+        <w:t>**История 36: Эхо войны**</w:t>
+      </w:r>
+    </w:p>
+    <w:p>
+      <w:r>
+        <w:t>Я шёл через поле, усеянное ржавыми остовами военной техники. Танки, бронетранспортёры, разбитые вертолёты. Всё это было здесь ещё с Великой Войны. Я забрался в один из танков. Внутри пахло маслом и смертью. Скелет танкиста всё ещё сидел в кресле, его руки лежали на рычагах. Рядом валялась фотография женщины и ребёнка. Я взял её и рассмотрел. Обычная семья, обычные люди, которые верили, что их отец защищает страну. А он просто сгорел заживо в своей железной коробке. Я положил фотографию обратно. Пусть останется с ним. Он ждал этого момента дольше, чем я живу.</w:t>
+      </w:r>
+    </w:p>
+    <w:p/>
+    <w:p>
+      <w:r>
+        <w:t>**История 37: Проповедник**</w:t>
+      </w:r>
+    </w:p>
+    <w:p>
+      <w:r>
+        <w:t xml:space="preserve">На площади разрушенного города стоял человек и кричал в рупор. «Покайтесь! — гремел его голос. — Конец близок! Великий Атом очистит землю огнём, и только достойные возродятся!» Вокруг него собралась небольшая толпа — несколько оборванцев, гулей и даже один </w:t>
+      </w:r>
+      <w:proofErr w:type="spellStart"/>
+      <w:r>
+        <w:t>супермутант</w:t>
+      </w:r>
+      <w:proofErr w:type="spellEnd"/>
+      <w:r>
+        <w:t>, который слушал, разинув рот. Я остановился послушать. Его проповедь была безумной смесью библейских цитат и псевдонаучных терминов о радиации. Но люди слушали. Им нужна была вера во что-то, надежда, что их страдания не напрасны. После проповеди я подошёл к нему и спросил, верит ли он сам в то, что говорит. Он посмотрел на меня долгим взглядом и тихо сказал: «Неважно, верю ли я. Важно, что верят они». И ушёл, оставив меня стоять в раздумьях.</w:t>
+      </w:r>
+    </w:p>
+    <w:p/>
+    <w:p>
+      <w:r>
+        <w:t>**История 38: Охотники за головами**</w:t>
+      </w:r>
+    </w:p>
+    <w:p>
+      <w:r>
+        <w:t xml:space="preserve">В баре Добрососедства ко мне подсели двое. Крепкие парни в боевой броне, с нашивками наёмников. </w:t>
+      </w:r>
+      <w:proofErr w:type="gramStart"/>
+      <w:r>
+        <w:t>«Слышали, ты хорошо стреляешь</w:t>
+      </w:r>
+      <w:proofErr w:type="gramEnd"/>
+      <w:r>
+        <w:t>, — сказал один. — У нас есть работа. Нужно найти одного типа. Должник. Прячется где-то в руинах». Я отказался. Не люблю охотиться на людей. Они не настаивали, только пожали плечами. «Дело твоё. Но заплатили бы хорошо». На следующий день я нашёл того должника. Он висел на фонарном столбе с табличкой на груди: «Не платил по счетам». Охотники сработали быстро. Я снял его и похоронил в воронке от снаряда. Пустошь не прощает долгов.</w:t>
+      </w:r>
+    </w:p>
+    <w:p/>
+    <w:p>
+      <w:r>
+        <w:t>**История 39: Подземный город**</w:t>
+      </w:r>
+    </w:p>
+    <w:p>
+      <w:r>
+        <w:t xml:space="preserve">Под станцией метро я нашёл целый город. Люди жили в вагонах поездов, разбили огороды прямо на путях, где пробивался скудный свет из вентиляционных шахт. У них был даже свой староста — женщина по имени Вера, которая правила этим подземным царством уже десять лет. </w:t>
+      </w:r>
+      <w:proofErr w:type="gramStart"/>
+      <w:r>
+        <w:t>«Здесь безопасно</w:t>
+      </w:r>
+      <w:proofErr w:type="gramEnd"/>
+      <w:r>
+        <w:t xml:space="preserve">, — сказала она. — Рейдеры сюда не суются, мутанты боятся темноты. Мы выращиваем </w:t>
+      </w:r>
+      <w:r>
+        <w:lastRenderedPageBreak/>
+        <w:t>грибы, ловим крыс и молимся, чтобы нас не нашли». Я прожил у них три дня, помог починить старый генератор и научил нескольких парней обращаться с оружием. Уходя, я оставил им патроны и карту окрестностей. Эти люди заслужили право на жизнь.</w:t>
+      </w:r>
+    </w:p>
+    <w:p/>
+    <w:p>
+      <w:r>
+        <w:t>**История 40: Один день без стрельбы**</w:t>
+      </w:r>
+    </w:p>
+    <w:p>
+      <w:r>
+        <w:t>Я проснулся утром, и вокруг было тихо. Ни выстрелов, ни криков, ни рёва мутантов. Только птицы, которые, оказывается, всё ещё жили в этом мире. Я сидел у костра, пил кипяток и просто смотрел, как встаёт солнце. Целый день я не брал в руки оружие. Просто шёл, смотрел, слушал. Нашёл ручей с чистой водой, искупался. Собрал диких яблок. Встретил оленя, который посмотрел на меня и убежал, но я не стрелял. К вечеру я вышел к старому маяку на берегу океана. Залез наверх и смотрел, как солнце садится в воду. Впервые за долгое время я почувствовал что-то похожее на покой. Наверное, это называется счастье. Утром стрельба возобновилась. Но этот день я запомнил навсегда.</w:t>
+      </w:r>
+    </w:p>
+    <w:p/>
+    <w:p>
+      <w:r>
+        <w:t>**История 41: Торговец смертью**</w:t>
+      </w:r>
+    </w:p>
+    <w:p>
+      <w:r>
+        <w:t>На рынке в Бункер-Хилле я встретил человека, который торговал оружием. Не обычными стволами, а настоящими раритетами — довоенные винтовки, лазерные пистолеты, даже одна ракетница. Цены у него были бешеные. Я спросил, откуда у него всё это. Он ухмыльнулся: «Я собираю там, где другие боятся ходить. Свечение, старая военная база, разбившиеся вертолёты Братства». Я купил у него несколько обойм для своего пистолета. Он сказал на прощание: «Помни, парень, оружие — это не просто металл. Это власть. Это жизнь и смерть. Не давай ему владеть тобой». Я часто вспоминаю эти слова, когда чувствую, что рука сама тянется к курку.</w:t>
+      </w:r>
+    </w:p>
+    <w:p/>
+    <w:p>
+      <w:r>
+        <w:t>**История 42: Дитя пустоши**</w:t>
+      </w:r>
+    </w:p>
+    <w:p>
+      <w:r>
+        <w:t xml:space="preserve">В лесу я наткнулся на девочку лет семи. Она сидела под деревом и плакала. Рядом лежали тела её родителей — судя по всему, на них напали дикие собаки. Я подошёл, она испугалась, закричала. Я отступил и сел на землю, показывая, что не опасен. Долгое время мы просто сидели молча. Потом я достал </w:t>
+      </w:r>
+      <w:proofErr w:type="spellStart"/>
+      <w:r>
+        <w:t>консерву</w:t>
+      </w:r>
+      <w:proofErr w:type="spellEnd"/>
+      <w:r>
+        <w:t xml:space="preserve"> и открыл её. Запах еды привлёк её. Она подошла и взяла банку. Жадно съела всё до крошки. Я спросил, есть ли у неё кто-нибудь. Она покачала головой. Я не знал, что делать. Взять её с собой — значит обречь на скитания и смерть. Оставить здесь — верная гибель. Я отвёл её в ближайшее поселение и оставил там, у одной пожилой пары, которая согласилась присмотреть за ней. Уходя, я чувствовал себя предателем. Но выбора не было.</w:t>
+      </w:r>
+    </w:p>
+    <w:p/>
+    <w:p>
+      <w:r>
+        <w:t>**История 43: Зов сирены**</w:t>
+      </w:r>
+    </w:p>
+    <w:p>
+      <w:r>
+        <w:t>Ночью, в руинах прибрежного городка, я услышал пение. Красивое, женское, оно лилось откуда-то из темноты. Я пошёл на звук и вышел к старой церкви. На крыше стояла женщина в белом и пела. Голос у неё был невероятный, чистый, он заполнял всё вокруг. Я стоял и слушал, забыв обо всём на свете. Когда она закончила, я хотел подойти, но из тени вышли люди. Оборванные, с пустыми глазами, они окружили меня. «Ты слышал её, — прошептал один. — Теперь ты наш. Ты останешься с нами». Я понял, что это секта. Они поклонялись этой певице, считая её пророчицей. Мне пришлось прорываться с боем. Я до сих пор слышу этот голос во сне.</w:t>
+      </w:r>
+    </w:p>
+    <w:p/>
+    <w:p>
+      <w:r>
+        <w:lastRenderedPageBreak/>
+        <w:t>**История 44: Механик**</w:t>
+      </w:r>
+    </w:p>
+    <w:p>
+      <w:r>
+        <w:t xml:space="preserve">В гараже Атомных Котов я познакомился с парнем по имени Спарки. Он был гением по части довоенной техники. Мог починить всё, что угодно — от ржавого генератора до силовой брони. Я показал ему свой пистолет, который постоянно </w:t>
+      </w:r>
+      <w:proofErr w:type="spellStart"/>
+      <w:r>
+        <w:t>клинило</w:t>
+      </w:r>
+      <w:proofErr w:type="spellEnd"/>
+      <w:r>
+        <w:t xml:space="preserve">. Он разобрал его за минуту, прочистил, смазал и собрал обратно. «Держи, — сказал он. — Теперь как новый». Я спросил, сколько я должен. Он засмеялся: «Расскажи мне, что там, за горизонтом. Я здесь сижу годами, чиню эти железяки, а мира не вижу. Расскажи, какая она, пустошь». Я просидел с ним до утра, рассказывая о своих скитаниях. Он слушал, затаив дыхание. На прощание он подарил мне запасной ствол для пистолета. </w:t>
+      </w:r>
+      <w:proofErr w:type="gramStart"/>
+      <w:r>
+        <w:t>«На всякий случай</w:t>
+      </w:r>
+      <w:proofErr w:type="gramEnd"/>
+      <w:r>
+        <w:t>, — сказал он. — Пустошь любит преподносить сюрпризы».</w:t>
+      </w:r>
+    </w:p>
+    <w:p/>
+    <w:p>
+      <w:r>
+        <w:t>**История 45: Бой на мосту**</w:t>
+      </w:r>
+    </w:p>
+    <w:p>
+      <w:r>
+        <w:t>Старый подвесной мост через пропасть был единственным путём на ту сторону. И на нём меня ждали. Четверо рейдеров с ружьями, они явно устроили засаду. Я понял это слишком поздно, когда уже ступил на доски. Первая пуля просвистела мимо уха. Я бросился на настил, укрываясь за ржавыми перилами. Мост заскрипел, закачался. Снизу — пропасть, сверху — пули. Я открыл ответный огонь, целясь по вспышкам. Один рейдер упал, проломив гнилые доски, и полетел вниз с диким криком. Остальные залегли. Мы перестреливались минут десять. Патроны кончались. Я уже думал, что это конец. Но тут сзади раздался выстрел из дробовика — это был старик-торговец, которому я когда-то помог. Он шёл с караваном и услышал стрельбу. Вдвоём мы добили оставшихся. Мост был свободен. Пустошь иногда возвращает долги.</w:t>
+      </w:r>
+    </w:p>
+    <w:p/>
+    <w:p>
+      <w:r>
+        <w:t>**История 46: Мутант-отшельник**</w:t>
+      </w:r>
+    </w:p>
+    <w:p>
+      <w:r>
+        <w:t xml:space="preserve">В горах я наткнулся на хижину, а в ней — </w:t>
+      </w:r>
+      <w:proofErr w:type="spellStart"/>
+      <w:r>
+        <w:t>супермутанта</w:t>
+      </w:r>
+      <w:proofErr w:type="spellEnd"/>
+      <w:r>
+        <w:t xml:space="preserve">. Огромный, зелёный, с дубиной в руке. Но он не нападал. Он сидел у стола и читал книгу. Я замер в дверях. Он поднял голову, посмотрел на меня и сказал: «Чего встал? Проходи, если с миром». Я вошёл. Он представился </w:t>
+      </w:r>
+      <w:proofErr w:type="spellStart"/>
+      <w:r>
+        <w:t>Грутом</w:t>
+      </w:r>
+      <w:proofErr w:type="spellEnd"/>
+      <w:r>
+        <w:t xml:space="preserve">. Сказал, что сбежал от Повелителя ещё до того, как тот стал Повелителем. Не хотел воевать. Просто ушёл в горы и живёт один. Читает книги, которые находит в руинах. </w:t>
+      </w:r>
+      <w:proofErr w:type="gramStart"/>
+      <w:r>
+        <w:t>«Люди думают, мы тупые</w:t>
+      </w:r>
+      <w:proofErr w:type="gramEnd"/>
+      <w:r>
+        <w:t>, — сказал он. — А мы просто другие. Я вот Достоевского читаю. Слышал о таком?» Я не знал, что ответить. Мы проговорили до вечера. Он оказался умнее многих людей, которых я встречал. Утром я ушёл, оставив ему пачку книг, найденных в библиотеке. Он заслужил их.</w:t>
+      </w:r>
+    </w:p>
+    <w:p/>
+    <w:p>
+      <w:r>
+        <w:t>**История 47: Ядер-кола**</w:t>
+      </w:r>
+    </w:p>
+    <w:p>
+      <w:r>
+        <w:t xml:space="preserve">Жажда мучила меня целый день. Вода была радиоактивной, а до чистого источника ещё топать и топать. И тут я увидел его — старый торговый автомат, всё ещё стоящий у разбитой заправки. На боку была надпись: «Ядер-Кола. Освежает!» Я подошёл, нажал кнопку. И, о чудо, внутри что-то зажужжало, и в лоток упала бутылка. Настоящая, довоенная «Ядер-Кола». Я открыл её, сделал глоток. Сладкая, газированная, холодная. Я чуть не заплакал. Это было лучше любого </w:t>
+      </w:r>
+      <w:proofErr w:type="spellStart"/>
+      <w:r>
+        <w:t>стимпака</w:t>
+      </w:r>
+      <w:proofErr w:type="spellEnd"/>
+      <w:r>
+        <w:t>. Я сидел на разбитом асфальте, пил колу и смотрел на закат. Простая радость, но она стоила всех сокровищ Пустоши.</w:t>
+      </w:r>
+    </w:p>
+    <w:p/>
+    <w:p>
+      <w:r>
+        <w:t>**История 48: Кладбище кораблей**</w:t>
+      </w:r>
+    </w:p>
+    <w:p>
+      <w:r>
+        <w:t xml:space="preserve">На берегу океана я нашёл кладбище кораблей. Ржавые корпуса, торчащие из воды, мачты, облепленные чайками. Я решил порыться в одном из них. Забрался на палубу, спустился в трюм. </w:t>
+      </w:r>
+      <w:r>
+        <w:lastRenderedPageBreak/>
+        <w:t>Внутри было темно, сыро, пахло гнилью и солью. Я нашёл старый сейф, вскрыл его и обнаружил там судовой журнал и несколько золотых монет. Журнал был написан от руки капитаном, который вёз семью в Южную Америку, подальше от войны. Последняя запись: «Нас атакуют неизвестные суда. Это не военные. Это пираты. Боже, спаси наши души». Я закрыл журнал и положил его обратно. Пусть останется с теми, кто не доплыл.</w:t>
+      </w:r>
+    </w:p>
+    <w:p/>
+    <w:p>
+      <w:r>
+        <w:t>**История 49: Рейдер-философ**</w:t>
+      </w:r>
+    </w:p>
+    <w:p>
+      <w:r>
+        <w:t xml:space="preserve">Я попал в плен к рейдерам. Меня связали и бросили в клетку. Главарь, здоровый детина по имени Клык, пришёл ко мне вечером. </w:t>
+      </w:r>
+      <w:proofErr w:type="gramStart"/>
+      <w:r>
+        <w:t>«Скоро тебя продадут в рабство</w:t>
+      </w:r>
+      <w:proofErr w:type="gramEnd"/>
+      <w:r>
+        <w:t>, — сказал он. — Наслаждайся последними часами свободы». Я спросил его, зачем он это делает. Он удивился: «Как зачем? Чтобы жить. Чтобы есть. Чтобы мои люди были сыты». Я сказал, что можно жить иначе. Торговать, выращивать, строить. Он засмеялся: «Строить? Для кого? Для тех, кто убьёт тебя за кусок хлеба? Нет, парень. В этом мире сила — это единственный закон. А мы — сила». Ночью меня освободили мои новые друзья из Добрососедства, которые выследили банду. Клык погиб в перестрелке. Но его слова я запомнил.</w:t>
+      </w:r>
+    </w:p>
+    <w:p/>
+    <w:p>
+      <w:r>
+        <w:t>**История 50: Дом**</w:t>
+      </w:r>
+    </w:p>
+    <w:p>
+      <w:r>
+        <w:t xml:space="preserve">Я шёл много дней и оказался у развалин того самого дома, где, как мне казалось, я когда-то жил. Воспоминания не вернулись, но я почувствовал что-то странное. Какое-то тепло в груди. Я постоял среди обломков, потрогал ржавую кровать, поднял с пола детскую игрушку — обгоревшего плюшевого мишку. И вдруг понял. Это не мои воспоминания. Это чужие. Я просто </w:t>
+      </w:r>
+      <w:proofErr w:type="spellStart"/>
+      <w:r>
+        <w:t>синт</w:t>
+      </w:r>
+      <w:proofErr w:type="spellEnd"/>
+      <w:r>
+        <w:t>, в которого загрузили чужую жизнь. Но чувство тепла осталось. Значит, оно моё. Я положил мишку обратно, развернулся и пошёл дальше. Пустошь ждала. Мой дом — это дорога.</w:t>
+      </w:r>
     </w:p>
     <w:sectPr>
       <w:pgSz w:w="11906" w:h="16838"/>

--- a/adventures.docx
+++ b/adventures.docx
@@ -4,12 +4,7 @@
   <w:body>
     <w:p>
       <w:r>
-        <w:t>**История 1: Торговец с Юга**</w:t>
-      </w:r>
-    </w:p>
-    <w:p>
-      <w:r>
-        <w:t xml:space="preserve">Я шёл вдоль старой, растрескавшейся автострады, когда услышал стрельбу. Звук шёл из-за холма, где когда-то была заправка. Осторожно выглянув, я увидел трёх рейдеров, которые пытались забрать груз у старика, прижимавшегося к своему ржавому фургону. Рейдеры были вооружены обрезами и вели себя нагло. Я не думал, просто поднял свой переделанный пистолет-пулемёт и открыл огонь с фланга. Двое упали сразу, третий попытался убежать, но я не дал ему шанса. Старик, трясущийся от страха, представился </w:t>
+        <w:t xml:space="preserve">**История 1: Торговец с Юга**Я шёл вдоль старой, растрескавшейся автострады, когда услышал стрельбу. Звук шёл из-за холма, где когда-то была заправка. Осторожно выглянув, я увидел трёх рейдеров, которые пытались забрать груз у старика, прижимавшегося к своему ржавому фургону. Рейдеры были вооружены обрезами и вели себя нагло. Я не думал, просто поднял свой переделанный пистолет-пулемёт и открыл огонь с фланга. Двое упали сразу, третий попытался убежать, но я не дал ему шанса. Старик, трясущийся от страха, представился </w:t>
       </w:r>
       <w:proofErr w:type="spellStart"/>
       <w:r>
@@ -39,12 +34,7 @@
     <w:p/>
     <w:p>
       <w:r>
-        <w:t>**История 2: Шёпот из-под земли**</w:t>
-      </w:r>
-    </w:p>
-    <w:p>
-      <w:r>
-        <w:t xml:space="preserve">Ночь застала меня в руинах небольшого городка. Я решил укрыться в здании старой школы, надеясь найти сухой угол. Внутри было тихо, слишком тихо. Я разжёг небольшую горелку, чтобы осмотреться. И тут я услышал звук. Сначала я подумал, что это ветер, но потом понял: это был шёпот. Он доносился из подвала. Я спустился вниз, держа оружие наготове. В темноте я увидел группу людей — они сидели на полу, раскачиваясь и что-то бормоча. Они были похожи </w:t>
+        <w:t xml:space="preserve">**История 2: Шёпот из-под земли**Ночь застала меня в руинах небольшого городка. Я решил укрыться в здании старой школы, надеясь найти сухой угол. Внутри было тихо, слишком тихо. Я разжёг небольшую горелку, чтобы осмотреться. И тут я услышал звук. Сначала я подумал, что это ветер, но потом понял: это был шёпот. Он доносился из подвала. Я спустился вниз, держа оружие наготове. В темноте я увидел группу людей — они сидели на полу, раскачиваясь и что-то бормоча. Они были похожи </w:t>
       </w:r>
       <w:proofErr w:type="gramStart"/>
       <w:r>
@@ -58,57 +48,35 @@
     <w:p/>
     <w:p>
       <w:r>
-        <w:t>**История 3: Железный брат**</w:t>
-      </w:r>
-    </w:p>
-    <w:p>
-      <w:r>
-        <w:t>Я наткнулся на него у входа в тоннель метро — одинокого робота-мусорщика, который отчаянно пытался отбиться от стаи диких собак. Его манипуляторы искрили, а одна из гусениц была повреждена. Я помог ему, расстреляв собак из дробовика. Робот, назвавшийся «Мистер Гадкий-Упрямый-12», поблагодарил меня и сказал, что направляется на свалку за западным шоссе. Мы разговорились. Он рассказал мне о старом мире, о том, как раньше люди покупали его модели для уборки домов, а не для того, чтобы выдирать из него запчасти. Я помог ему добраться до свалки и даже нашёл для него новую гусеницу среди обломков. «Знаешь, — сказал он, — иногда металл тоже нуждается в друге». Я улыбнулся, хотя сам не понял, почему это сделал.</w:t>
-      </w:r>
-    </w:p>
-    <w:p/>
-    <w:p>
-      <w:r>
-        <w:t>**История 4: Проклятие руин**</w:t>
-      </w:r>
-    </w:p>
-    <w:p>
-      <w:r>
-        <w:t>Это здание привлекло меня своей архитектурой — высокое, довоенное, с колоннами. Я надеялся найти там припасы. Внутри пахло сыростью и плесенью. Я поднимался по лестнице, переступая через обломки, когда заметил это — силовое поле, мерцающее в конце коридора. Рядом стоял терминал. Я включил его и прочитал последнюю запись: «Объект заражён. Система жизнеобеспечения отключена. Всем покинуть уровни 4–7». Я не знаю, что случилось с теми, кто не успел уйти, но я понял, что здесь делать нечего. Спускаясь вниз, я услышал шаги за спиной. Быстрые, нервные. Я побежал, не оборачиваясь. Когда я выскочил на улицу, сердце колотилось где-то в горле. Я не видел, кто это был, и, честно говоря, не хочу знать.</w:t>
-      </w:r>
-    </w:p>
-    <w:p/>
-    <w:p>
-      <w:r>
-        <w:t>**История 5: Маленькая война**</w:t>
-      </w:r>
-    </w:p>
-    <w:p>
+        <w:t>**История 3: Железный брат**Я наткнулся на него у входа в тоннель метро — одинокого робота-мусорщика, который отчаянно пытался отбиться от стаи диких собак. Его манипуляторы искрили, а одна из гусениц была повреждена. Я помог ему, расстреляв собак из дробовика. Робот, назвавшийся «Мистер Гадкий-Упрямый-12», поблагодарил меня и сказал, что направляется на свалку за западным шоссе. Мы разговорились. Он рассказал мне о старом мире, о том, как раньше люди покупали его модели для уборки домов, а не для того, чтобы выдирать из него запчасти. Я помог ему добраться до свалки и даже нашёл для него новую гусеницу среди обломков. «Знаешь, — сказал он, — иногда металл тоже нуждается в друге». Я улыбнулся, хотя сам не понял, почему это сделал.</w:t>
+      </w:r>
+    </w:p>
+    <w:p/>
+    <w:p>
+      <w:r>
+        <w:t>**История 4: Проклятие руин**Это здание привлекло меня своей архитектурой — высокое, довоенное, с колоннами. Я надеялся найти там припасы. Внутри пахло сыростью и плесенью. Я поднимался по лестнице, переступая через обломки, когда заметил это — силовое поле, мерцающее в конце коридора. Рядом стоял терминал. Я включил его и прочитал последнюю запись: «Объект заражён. Система жизнеобеспечения отключена. Всем покинуть уровни 4–7». Я не знаю, что случилось с теми, кто не успел уйти, но я понял, что здесь делать нечего. Спускаясь вниз, я услышал шаги за спиной. Быстрые, нервные. Я побежал, не оборачиваясь. Когда я выскочил на улицу, сердце колотилось где-то в горле. Я не видел, кто это был, и, честно говоря, не хочу знать.</w:t>
+      </w:r>
+    </w:p>
+    <w:p/>
+    <w:p>
+      <w:r>
+        <w:t xml:space="preserve">**История 5: Маленькая война**Проходя мимо старой фабрики, я стал свидетелем странного зрелища: две группы рейдеров ожесточённо перестреливались друг с другом из-за ржавого грузовика. Они кричали что-то о "территории" и "праве на хабар". Я залёг за бетонными блоками и решил просто понаблюдать. Бойня была жестокой и бессмысленной. Когда последний выживший из одной группы упал, я подумал, что всё кончено. Но из-за грузовика вышел маленький мальчик, </w:t>
+      </w:r>
       <w:r>
         <w:lastRenderedPageBreak/>
-        <w:t>Проходя мимо старой фабрики, я стал свидетелем странного зрелища: две группы рейдеров ожесточённо перестреливались друг с другом из-за ржавого грузовика. Они кричали что-то о "территории" и "праве на хабар". Я залёг за бетонными блоками и решил просто понаблюдать. Бойня была жестокой и бессмысленной. Когда последний выживший из одной группы упал, я подумал, что всё кончено. Но из-за грузовика вышел маленький мальчик, лет десяти, с пистолетом в руках, который был больше его собственной руки. Он посмотрел на трупы, потом на меня. В его глазах не было страха, только усталость. Он просто развернулся и ушёл в сторону леса, даже не взглянув на оружие, из-за которого погибли эти люди. Я не стал его останавливать. Пустошь делает всех нас старыми слишком рано.</w:t>
-      </w:r>
-    </w:p>
-    <w:p/>
-    <w:p>
-      <w:r>
-        <w:t>**История 6: Голос сверху**</w:t>
-      </w:r>
-    </w:p>
-    <w:p>
-      <w:r>
-        <w:t>Я шёл через болота к югу от Бостона, когда услышал гул. Знакомый гул. Винтокрыл Братства Стали. Машина пролетела прямо надо мной, низко, так что я даже разглядел эмблему на борту. Она направлялась на восток, к аэропорту. Я смотрел ей вслед, и меня накрыло странное чувство. Огромная машина, полная солдат, летящая по разрушенному миру. Она внушала одновременно и страх, и надежду. Страх, что они могут решить, что я — угроза. Надежду, что где-то есть сила, способная навести порядок. Но потом я вспомнил развалины, трупы и бессмысленную резню, и понял, что даже у них есть свои тёмные секреты. Винтокрыл скрылся за горизонтом, а я остался один на один с болотом и тишиной.</w:t>
-      </w:r>
-    </w:p>
-    <w:p/>
-    <w:p>
-      <w:r>
-        <w:t>**История 7: Зелёный туман**</w:t>
-      </w:r>
-    </w:p>
-    <w:p>
-      <w:r>
-        <w:t xml:space="preserve">Я зашёл слишком далеко на юго-запад. Воздух стал тяжёлым, а на коже появился лёгкий зуд. Я понял, что это Светящееся Море. Мне говорили о нём, но я не слушал. Пейзаж здесь был чудовищным: искореженная земля, трещины, из которых сочился зеленоватый туман, и мёртвая тишина. Ни птиц, ни насекомых, только радиация и ветер. Я надел защитный костюм, который купил у торговца, и пошёл дальше, надеясь найти укрытие. И тут я увидел его — огромного </w:t>
+        <w:t>лет десяти, с пистолетом в руках, который был больше его собственной руки. Он посмотрел на трупы, потом на меня. В его глазах не было страха, только усталость. Он просто развернулся и ушёл в сторону леса, даже не взглянув на оружие, из-за которого погибли эти люди. Я не стал его останавливать. Пустошь делает всех нас старыми слишком рано.</w:t>
+      </w:r>
+    </w:p>
+    <w:p/>
+    <w:p>
+      <w:r>
+        <w:t>**История 6: Голос сверху**Я шёл через болота к югу от Бостона, когда услышал гул. Знакомый гул. Винтокрыл Братства Стали. Машина пролетела прямо надо мной, низко, так что я даже разглядел эмблему на борту. Она направлялась на восток, к аэропорту. Я смотрел ей вслед, и меня накрыло странное чувство. Огромная машина, полная солдат, летящая по разрушенному миру. Она внушала одновременно и страх, и надежду. Страх, что они могут решить, что я — угроза. Надежду, что где-то есть сила, способная навести порядок. Но потом я вспомнил развалины, трупы и бессмысленную резню, и понял, что даже у них есть свои тёмные секреты. Винтокрыл скрылся за горизонтом, а я остался один на один с болотом и тишиной.</w:t>
+      </w:r>
+    </w:p>
+    <w:p/>
+    <w:p>
+      <w:r>
+        <w:t xml:space="preserve">**История 7: Зелёный туман**Я зашёл слишком далеко на юго-запад. Воздух стал тяжёлым, а на коже появился лёгкий зуд. Я понял, что это Светящееся Море. Мне говорили о нём, но я не слушал. Пейзаж здесь был чудовищным: искореженная земля, трещины, из которых сочился зеленоватый туман, и мёртвая тишина. Ни птиц, ни насекомых, только радиация и ветер. Я надел защитный костюм, который купил у торговца, и пошёл дальше, надеясь найти укрытие. И тут я увидел его — огромного </w:t>
       </w:r>
       <w:proofErr w:type="spellStart"/>
       <w:r>
@@ -122,43 +90,28 @@
     <w:p/>
     <w:p>
       <w:r>
-        <w:t>**История 8: Сад в пустоши**</w:t>
-      </w:r>
-    </w:p>
-    <w:p>
-      <w:r>
-        <w:t>Среди серых руин я наткнулся на огороженный участок. За забором росла кукуруза и тыквы. Я не мог поверить своим глазам. Рядом стоял старик с лейкой и ружьём. Он не выстрелил, только кивнул. «Проходи, путник, если с миром». Я спросил его, как ему удаётся выращивать урожай в этой мёртвой земле. Он усмехнулся и показал на старую бочку с водой, к которой был подключён ржавый насос. «Вода из-под земли. Чистая. Надо только уметь достать». Он угостил меня кукурузой, и я впервые за долгое время попробовал что-то свежее. Мы говорили о жизни, о войне, о том, что даже в самом аду можно найти райский уголок, если очень постараться. Уходя, я оставил ему патроны. Он заслужил этот сад.</w:t>
-      </w:r>
-    </w:p>
-    <w:p/>
-    <w:p>
-      <w:r>
-        <w:t>**История 9: Робот-полицейский**</w:t>
-      </w:r>
-    </w:p>
+        <w:t>**История 8: Сад в пустоши**Среди серых руин я наткнулся на огороженный участок. За забором росла кукуруза и тыквы. Я не мог поверить своим глазам. Рядом стоял старик с лейкой и ружьём. Он не выстрелил, только кивнул. «Проходи, путник, если с миром». Я спросил его, как ему удаётся выращивать урожай в этой мёртвой земле. Он усмехнулся и показал на старую бочку с водой, к которой был подключён ржавый насос. «Вода из-под земли. Чистая. Надо только уметь достать». Он угостил меня кукурузой, и я впервые за долгое время попробовал что-то свежее. Мы говорили о жизни, о войне, о том, что даже в самом аду можно найти райский уголок, если очень постараться. Уходя, я оставил ему патроны. Он заслужил этот сад.</w:t>
+      </w:r>
+    </w:p>
+    <w:p/>
+    <w:p>
+      <w:r>
+        <w:t xml:space="preserve">**История 9: Робот-полицейский**Я проходил мимо руин полицейского участка. Изнутри доносился механический голос, повторяющий одно и то же: «Вернитесь в свои дома. Введён комендантский час. Нарушители будут задержаны». Я заглянул внутрь. Там, в темноте, стоял </w:t>
+      </w:r>
+      <w:proofErr w:type="spellStart"/>
+      <w:r>
+        <w:t>Протектрон</w:t>
+      </w:r>
+      <w:proofErr w:type="spellEnd"/>
+      <w:r>
+        <w:t>, который ходил по кругу и выкрикивал приказы давно умершим людям. Его сенсоры засекли меня. «Гражданин, вам необходимо немедленно вернуться в ваше место проживания!» — завопил он, наставив на меня встроенный дробовик. Я попытался объяснить, что война давно кончилась, но он не слушал. Он запрограммирован выполнять приказ. Пришлось отключить его выстрелом в оптику. Он упал, продолжая бормотать о комендантском часе. Я чувствовал себя почти виноватым. Он просто делал свою работу. 200 лет назад.</w:t>
+      </w:r>
+    </w:p>
+    <w:p/>
     <w:p>
       <w:r>
         <w:lastRenderedPageBreak/>
-        <w:t xml:space="preserve">Я проходил мимо руин полицейского участка. Изнутри доносился механический голос, повторяющий одно и то же: «Вернитесь в свои дома. Введён комендантский час. Нарушители будут задержаны». Я заглянул внутрь. Там, в темноте, стоял </w:t>
-      </w:r>
-      <w:proofErr w:type="spellStart"/>
-      <w:r>
-        <w:t>Протектрон</w:t>
-      </w:r>
-      <w:proofErr w:type="spellEnd"/>
-      <w:r>
-        <w:t>, который ходил по кругу и выкрикивал приказы давно умершим людям. Его сенсоры засекли меня. «Гражданин, вам необходимо немедленно вернуться в ваше место проживания!» — завопил он, наставив на меня встроенный дробовик. Я попытался объяснить, что война давно кончилась, но он не слушал. Он запрограммирован выполнять приказ. Пришлось отключить его выстрелом в оптику. Он упал, продолжая бормотать о комендантском часе. Я чувствовал себя почти виноватым. Он просто делал свою работу. 200 лет назад.</w:t>
-      </w:r>
-    </w:p>
-    <w:p/>
-    <w:p>
-      <w:r>
-        <w:t>**История 10: Тень в башне**</w:t>
-      </w:r>
-    </w:p>
-    <w:p>
-      <w:r>
-        <w:t xml:space="preserve">Я решил исследовать высотное здание в центре Бостона. Подниматься пришлось долго, по разбитым лестницам и обрушенным пролётам. На одном из верхних этажей я увидел её — </w:t>
+        <w:t xml:space="preserve">**История 10: Тень в башне**Я решил исследовать высотное здание в центре Бостона. Подниматься пришлось долго, по разбитым лестницам и обрушенным пролётам. На одном из верхних этажей я увидел её — </w:t>
       </w:r>
       <w:proofErr w:type="spellStart"/>
       <w:r>
@@ -172,65 +125,43 @@
     <w:p/>
     <w:p>
       <w:r>
-        <w:t>**История 11: Подземный рынок**</w:t>
-      </w:r>
-    </w:p>
-    <w:p>
-      <w:r>
-        <w:t>Под Добрососедством есть места, о которых не пишут в путеводителях. Я нашёл люк, ведущий в старые туннели метро, и спустился туда в поисках короткого пути. Вместо этого я наткнулся на импровизированный рынок. Несколько торговцев разложили товары прямо на рельсах, освещая прилавки тусклыми фонарями. Здесь пахло сыростью и жжёным порохом. Один из них, гуль по имени Морт, торговал довоенными безделушками. Я разговорился с ним, и он рассказал, что эти туннели — целая сеть, соединяющая полгорода. «Здесь безопасно, — прохрипел он, — сверху только рейдеры и мутанты, а здесь — мы». Я купил у него несколько патронов и старую карту, на которой были отмечены затопленные участки. Уходя, я оглянулся: в полумраке туннеля эти люди казались призраками, тенями, отказавшимися умирать на поверхности.</w:t>
-      </w:r>
-    </w:p>
-    <w:p/>
-    <w:p>
-      <w:r>
-        <w:t>**История 12: Последователь Атома**</w:t>
-      </w:r>
-    </w:p>
-    <w:p>
-      <w:r>
-        <w:t>Я встретил его у старой церкви, почти полностью разрушенной. Он сидел на груде камней и смотрел на закат. Белые одежды, бритоголовый, с нашивкой в виде атома. «Благословение Великого Атома», — сказал он, не оборачиваясь. Я хмыкнул и спросил, какое же благословение можно найти в радиации, которая убивает. Он повернулся и посмотрел на меня безумными, но спокойными глазами. «Она не убивает, брат. Она очищает. Это тепло новой жизни, свет, который сожжёт старый мир и возродит новый». Я промолчал. Спорить с фанатиками бесполезно. Он предложил мне разделить с ним трапезу — какие-то консервы, которые светились в темноте. Я вежливо отказался и пошёл дальше. Но его слова застряли в голове. Может, в этом безумии есть своя правда? А может, это просто радиация плавит им мозги.</w:t>
-      </w:r>
-    </w:p>
-    <w:p/>
-    <w:p>
-      <w:r>
-        <w:t>**История 13: Буря**</w:t>
-      </w:r>
-    </w:p>
-    <w:p>
+        <w:t>**История 11: Подземный рынок**Под Добрососедством есть места, о которых не пишут в путеводителях. Я нашёл люк, ведущий в старые туннели метро, и спустился туда в поисках короткого пути. Вместо этого я наткнулся на импровизированный рынок. Несколько торговцев разложили товары прямо на рельсах, освещая прилавки тусклыми фонарями. Здесь пахло сыростью и жжёным порохом. Один из них, гуль по имени Морт, торговал довоенными безделушками. Я разговорился с ним, и он рассказал, что эти туннели — целая сеть, соединяющая полгорода. «Здесь безопасно, — прохрипел он, — сверху только рейдеры и мутанты, а здесь — мы». Я купил у него несколько патронов и старую карту, на которой были отмечены затопленные участки. Уходя, я оглянулся: в полумраке туннеля эти люди казались призраками, тенями, отказавшимися умирать на поверхности.</w:t>
+      </w:r>
+    </w:p>
+    <w:p/>
+    <w:p>
+      <w:r>
+        <w:t>**История 12: Последователь Атома**Я встретил его у старой церкви, почти полностью разрушенной. Он сидел на груде камней и смотрел на закат. Белые одежды, бритоголовый, с нашивкой в виде атома. «Благословение Великого Атома», — сказал он, не оборачиваясь. Я хмыкнул и спросил, какое же благословение можно найти в радиации, которая убивает. Он повернулся и посмотрел на меня безумными, но спокойными глазами. «Она не убивает, брат. Она очищает. Это тепло новой жизни, свет, который сожжёт старый мир и возродит новый». Я промолчал. Спорить с фанатиками бесполезно. Он предложил мне разделить с ним трапезу — какие-то консервы, которые светились в темноте. Я вежливо отказался и пошёл дальше. Но его слова застряли в голове. Может, в этом безумии есть своя правда? А может, это просто радиация плавит им мозги.</w:t>
+      </w:r>
+    </w:p>
+    <w:p/>
+    <w:p>
+      <w:r>
+        <w:t>**История 13: Буря**Небо почернело мгновенно. Ещё минуту назад светило солнце, а теперь ветер сбивал с ног, а песок и пыль забивались в каждую щель брони. Радиоактивная буря. Я бросился к ближайшему укрытию — старому автобусу, наполовину вросшему в землю. Внутри уже кто-то был. Семья из трёх человек: отец, мать и подросток. Они сидели молча, вжавшись в сиденья. Мать плакала. Отец сжимал ржавый топор. Я сел напротив и кивнул. Буря выла снаружи, автобус трясло. Никто не проронил ни слова. Когда всё стихло, мы вышли. Солнце снова светило. Отец посмотрел на меня и коротко бросил: «Спасибо, что не стрелял». И они ушли. Странная благодарность для этого мира.</w:t>
+      </w:r>
+    </w:p>
+    <w:p/>
+    <w:p>
+      <w:r>
+        <w:t>**История 14: Механический страж**Завод «</w:t>
+      </w:r>
+      <w:proofErr w:type="spellStart"/>
+      <w:r>
+        <w:t>РобКо</w:t>
+      </w:r>
+      <w:proofErr w:type="spellEnd"/>
+      <w:r>
+        <w:t xml:space="preserve">» на окраине Бостона казался вымершим. Но внутри меня ждал сюрприз. В главном зале, окружённый конвейерными лентами, стоял огромный робот — «Смотритель». Он был запрограммирован защищать это место. Когда я вошёл, его оптические сенсоры загорелись красным. «Нарушитель. У вас есть три секунды, чтобы покинуть </w:t>
+      </w:r>
       <w:r>
         <w:lastRenderedPageBreak/>
-        <w:t>Небо почернело мгновенно. Ещё минуту назад светило солнце, а теперь ветер сбивал с ног, а песок и пыль забивались в каждую щель брони. Радиоактивная буря. Я бросился к ближайшему укрытию — старому автобусу, наполовину вросшему в землю. Внутри уже кто-то был. Семья из трёх человек: отец, мать и подросток. Они сидели молча, вжавшись в сиденья. Мать плакала. Отец сжимал ржавый топор. Я сел напротив и кивнул. Буря выла снаружи, автобус трясло. Никто не проронил ни слова. Когда всё стихло, мы вышли. Солнце снова светило. Отец посмотрел на меня и коротко бросил: «Спасибо, что не стрелял». И они ушли. Странная благодарность для этого мира.</w:t>
-      </w:r>
-    </w:p>
-    <w:p/>
-    <w:p>
-      <w:r>
-        <w:t>**История 14: Механический страж**</w:t>
-      </w:r>
-    </w:p>
-    <w:p>
-      <w:r>
-        <w:t>Завод «</w:t>
-      </w:r>
-      <w:proofErr w:type="spellStart"/>
-      <w:r>
-        <w:t>РобКо</w:t>
-      </w:r>
-      <w:proofErr w:type="spellEnd"/>
-      <w:r>
-        <w:t>» на окраине Бостона казался вымершим. Но внутри меня ждал сюрприз. В главном зале, окружённый конвейерными лентами, стоял огромный робот — «Смотритель». Он был запрограммирован защищать это место. Когда я вошёл, его оптические сенсоры загорелись красным. «Нарушитель. У вас есть три секунды, чтобы покинуть охраняемую зону». Я попытался уйти, но двери заблокировались. Началась перестрелка. Я укрывался за ржавыми станками, а он палил из встроенного пулемёта, не жалея патронов. Бой длился минут десять. В конце концов, мне удалось обойти его и всадить несколько разрывных в гидравлику на спине. Он рухнул, как подкошенный. Внутри цеха я нашёл целый склад запчастей и оружия. Спасибо тебе, «Смотритель», ты был хорошим сторожем.</w:t>
-      </w:r>
-    </w:p>
-    <w:p/>
-    <w:p>
-      <w:r>
-        <w:t>**История 15: Одинокий рейдер**</w:t>
-      </w:r>
-    </w:p>
-    <w:p>
-      <w:r>
-        <w:t xml:space="preserve">Я шёл через лес и наткнулся на одинокую фигуру у костра. Рейдер, но не в банде. Он сидел и чистил своё ружьё. Завидев меня, он даже не дёрнулся. </w:t>
+        <w:t>охраняемую зону». Я попытался уйти, но двери заблокировались. Началась перестрелка. Я укрывался за ржавыми станками, а он палил из встроенного пулемёта, не жалея патронов. Бой длился минут десять. В конце концов, мне удалось обойти его и всадить несколько разрывных в гидравлику на спине. Он рухнул, как подкошенный. Внутри цеха я нашёл целый склад запчастей и оружия. Спасибо тебе, «Смотритель», ты был хорошим сторожем.</w:t>
+      </w:r>
+    </w:p>
+    <w:p/>
+    <w:p>
+      <w:r>
+        <w:t xml:space="preserve">**История 15: Одинокий рейдер**Я шёл через лес и наткнулся на одинокую фигуру у костра. Рейдер, но не в банде. Он сидел и чистил своё ружьё. Завидев меня, он даже не дёрнулся. </w:t>
       </w:r>
       <w:proofErr w:type="gramStart"/>
       <w:r>
@@ -252,71 +183,49 @@
     <w:p/>
     <w:p>
       <w:r>
-        <w:t>**История 16: Логово кровососов**</w:t>
-      </w:r>
-    </w:p>
-    <w:p>
-      <w:r>
-        <w:t>Я полез в старую шахту, надеясь найти там цветные металлы. Внутри было темно и сыро. Я включил фонарь на каске и пошёл вглубь. И тут я услышал это — хлопанье крыльев. Кровососы. Они набросились на меня из темноты, огромные, с длинными хоботками. Я открыл огонь, но их было слишком много. Я побежал назад, стреляя на бегу. Один вцепился мне в плечо, и я почувствовал, как он пытается пробить броню. Я ударил его прикладом, отбросил, выбежал наружу и завалил вход камнями. Несколько минут я просто сидел и тяжело дышал. Плечо болело, но броня выдержала. В следующий раз буду думать, прежде чем лезть в такие дыры.</w:t>
-      </w:r>
-    </w:p>
-    <w:p/>
-    <w:p>
-      <w:r>
-        <w:t>**История 17: Подводная лодка**</w:t>
-      </w:r>
-    </w:p>
-    <w:p>
-      <w:r>
-        <w:t xml:space="preserve">У побережья я заметил нечто странное — из воды торчала рубка подводной лодки. Я нашёл плот и добрался до неё. Люк был открыт. Внутри царил полумрак, пахло соляркой и гнилью. Я прошёл по узким коридорам, перешагивая через скелеты моряков в пожелтевших робах. В центральном отсеке работал аварийный генератор, тускло освещая приборные панели. Я наткнулся на капитана, вернее, на то, что от него осталось. Рядом с ним лежал пистолет и личный дневник. Я </w:t>
+        <w:t>**История 16: Логово кровососов**Я полез в старую шахту, надеясь найти там цветные металлы. Внутри было темно и сыро. Я включил фонарь на каске и пошёл вглубь. И тут я услышал это — хлопанье крыльев. Кровососы. Они набросились на меня из темноты, огромные, с длинными хоботками. Я открыл огонь, но их было слишком много. Я побежал назад, стреляя на бегу. Один вцепился мне в плечо, и я почувствовал, как он пытается пробить броню. Я ударил его прикладом, отбросил, выбежал наружу и завалил вход камнями. Несколько минут я просто сидел и тяжело дышал. Плечо болело, но броня выдержала. В следующий раз буду думать, прежде чем лезть в такие дыры.</w:t>
+      </w:r>
+    </w:p>
+    <w:p/>
+    <w:p>
+      <w:r>
+        <w:t>**История 17: Подводная лодка**У побережья я заметил нечто странное — из воды торчала рубка подводной лодки. Я нашёл плот и добрался до неё. Люк был открыт. Внутри царил полумрак, пахло соляркой и гнилью. Я прошёл по узким коридорам, перешагивая через скелеты моряков в пожелтевших робах. В центральном отсеке работал аварийный генератор, тускло освещая приборные панели. Я наткнулся на капитана, вернее, на то, что от него осталось. Рядом с ним лежал пистолет и личный дневник. Я прочитал последнюю запись: «Торпеды ушли. Мы сделали это. Прощайте». Эта лодка, должно быть, участвовала в самой войне. Я забрал пистолет и несколько инструментов и выбрался наружу. Солнце показалось мне особенно ярким.</w:t>
+      </w:r>
+    </w:p>
+    <w:p/>
+    <w:p>
+      <w:r>
+        <w:t>**История 18: Безумный учёный**</w:t>
+      </w:r>
+      <w:proofErr w:type="gramStart"/>
+      <w:r>
+        <w:t>В</w:t>
+      </w:r>
+      <w:proofErr w:type="gramEnd"/>
+      <w:r>
+        <w:t xml:space="preserve"> одном из бункеров я нашёл лабораторию. Внутри всё гудело и мигало. За стеклом, в изолированной камере, стоял человек в белом халате. Он улыбался. «А-а, посетитель! — закричал он через динамик. — Я как раз искал добровольца!» Он сказал, что работает над сывороткой, которая должна подавлять агрессию у людей. Я спросил, зачем. «Чтобы мы могли жить в мире!» — воскликнул он. Я посмотрел на его «добровольцев» в соседних камерах — несколько мутантов и гулей, которые сидели в углу и смотрели в одну точку. Они были похожи на зомби. Я вежливо отказался и пошёл к выходу. «Вернись! — кричал он мне вслед. — Это во имя науки!» Я не вернулся. В его мире я не хотел жить.</w:t>
+      </w:r>
+    </w:p>
+    <w:p/>
+    <w:p>
+      <w:r>
+        <w:t xml:space="preserve">**История 19: Тишина в эфире**У меня был старый довоенный радиоприёмник. Я часто крутил ручку, пытаясь поймать хоть что-то, кроме «Радио Свобода» или помех. Однажды ночью, когда я </w:t>
       </w:r>
       <w:r>
         <w:lastRenderedPageBreak/>
-        <w:t>прочитал последнюю запись: «Торпеды ушли. Мы сделали это. Прощайте». Эта лодка, должно быть, участвовала в самой войне. Я забрал пистолет и несколько инструментов и выбрался наружу. Солнце показалось мне особенно ярким.</w:t>
-      </w:r>
-    </w:p>
-    <w:p/>
-    <w:p>
-      <w:r>
-        <w:t>**История 18: Безумный учёный**</w:t>
-      </w:r>
-    </w:p>
-    <w:p>
-      <w:r>
-        <w:t>В одном из бункеров я нашёл лабораторию. Внутри всё гудело и мигало. За стеклом, в изолированной камере, стоял человек в белом халате. Он улыбался. «А-а, посетитель! — закричал он через динамик. — Я как раз искал добровольца!» Он сказал, что работает над сывороткой, которая должна подавлять агрессию у людей. Я спросил, зачем. «Чтобы мы могли жить в мире!» — воскликнул он. Я посмотрел на его «добровольцев» в соседних камерах — несколько мутантов и гулей, которые сидели в углу и смотрели в одну точку. Они были похожи на зомби. Я вежливо отказался и пошёл к выходу. «Вернись! — кричал он мне вслед. — Это во имя науки!» Я не вернулся. В его мире я не хотел жить.</w:t>
-      </w:r>
-    </w:p>
-    <w:p/>
-    <w:p>
-      <w:r>
-        <w:t>**История 19: Тишина в эфире**</w:t>
-      </w:r>
-    </w:p>
-    <w:p>
-      <w:r>
-        <w:t>У меня был старый довоенный радиоприёмник. Я часто крутил ручку, пытаясь поймать хоть что-то, кроме «Радио Свобода» или помех. Однажды ночью, когда я сидел в заброшенном доме, мне это удалось. Тихий, едва различимый голос. Он повторял цифры и буквы. Шифровка. Чей-то маяк. Я слушал несколько минут, пытаясь понять, откуда сигнал. Потом голос сменился статикой. А потом наступила полная тишина. До самого утра я больше не поймал ни одной станции. Кто это был? Выживший военный? Остатки Анклава? Или просто чья-то шутка? Я никогда не узнаю. Но та ночь запомнилась мне надолго.</w:t>
-      </w:r>
-    </w:p>
-    <w:p/>
-    <w:p>
-      <w:r>
-        <w:t>**История 20: Возвращение**</w:t>
-      </w:r>
-    </w:p>
-    <w:p>
-      <w:r>
-        <w:t>Я шёл по знакомой дороге. Той самой, что вела к моему... убежищу? Нет, не убежищу. К месту, которое я когда-то называл домом. Я не знаю, зачем я туда шёл. Просто ноги сами несли. Руины. Всё, что осталось от того места, — это груда бетона и ржавой арматуры. Я стоял и смотрел на неё, пытаясь вспомнить хоть что-то. Лица, голоса, запахи. Но в голове была пустота. Только обрывки каких-то снов, которые я не мог собрать воедино. Ветер завывал в развалинах, и мне показалось, что я слышу смех. Детский смех. Но это был только ветер. Я постоял ещё немного, развернулся и пошёл обратно в пустошь. Здесь мне больше нечего было искать.</w:t>
-      </w:r>
-    </w:p>
-    <w:p/>
-    <w:p>
-      <w:r>
-        <w:t>**История 21: Оракул в мусоре**</w:t>
-      </w:r>
-    </w:p>
-    <w:p>
-      <w:r>
-        <w:t xml:space="preserve">На огромной свалке западнее Бостона я наткнулся на необычного обитателя. Старый гуль по имени </w:t>
+        <w:t>сидел в заброшенном доме, мне это удалось. Тихий, едва различимый голос. Он повторял цифры и буквы. Шифровка. Чей-то маяк. Я слушал несколько минут, пытаясь понять, откуда сигнал. Потом голос сменился статикой. А потом наступила полная тишина. До самого утра я больше не поймал ни одной станции. Кто это был? Выживший военный? Остатки Анклава? Или просто чья-то шутка? Я никогда не узнаю. Но та ночь запомнилась мне надолго.</w:t>
+      </w:r>
+    </w:p>
+    <w:p/>
+    <w:p>
+      <w:r>
+        <w:t>**История 20: Возвращение**Я шёл по знакомой дороге. Той самой, что вела к моему... убежищу? Нет, не убежищу. К месту, которое я когда-то называл домом. Я не знаю, зачем я туда шёл. Просто ноги сами несли. Руины. Всё, что осталось от того места, — это груда бетона и ржавой арматуры. Я стоял и смотрел на неё, пытаясь вспомнить хоть что-то. Лица, голоса, запахи. Но в голове была пустота. Только обрывки каких-то снов, которые я не мог собрать воедино. Ветер завывал в развалинах, и мне показалось, что я слышу смех. Детский смех. Но это был только ветер. Я постоял ещё немного, развернулся и пошёл обратно в пустошь. Здесь мне больше нечего было искать.</w:t>
+      </w:r>
+    </w:p>
+    <w:p/>
+    <w:p>
+      <w:r>
+        <w:t xml:space="preserve">**История 21: Оракул в мусоре**На огромной свалке западнее Бостона я наткнулся на необычного обитателя. Старый гуль по имени </w:t>
       </w:r>
       <w:proofErr w:type="spellStart"/>
       <w:r>
@@ -338,511 +247,460 @@
     <w:p/>
     <w:p>
       <w:r>
+        <w:t>**История 22: Бой без правил**</w:t>
+      </w:r>
+      <w:proofErr w:type="gramStart"/>
+      <w:r>
+        <w:t>В</w:t>
+      </w:r>
+      <w:proofErr w:type="gramEnd"/>
+      <w:r>
+        <w:t xml:space="preserve"> руинах театра я наткнулся на странное сборище. Несколько рейдеров устроили подпольный бойцовский клуб. На старой сцене два здоровяка молотили друг друга кастетами под улюлюканье толпы. Я присел в углу, никто не обратил на меня внимания — все смотрели на зрелище. Один из бойцов упал и не встал. Победитель, огромный детина со шрамом через всё лицо, обвёл взглядом зал и вдруг ткнул пальцем в меня. «Эй, ты, в броне! Выходи!» Толпа заревела. Я медленно встал, подошёл к краю сцены, посмотрел на него... и достал пистолет. Тишина в зале была оглушительной. «Правила, — сказал я, — изменились». Я выстрелил в люстру над его головой, и она рухнула на сцену, подняв кучу пыли. Пока все кашляли и разбегались, я спокойно вышел через чёрный ход.</w:t>
+      </w:r>
+    </w:p>
+    <w:p/>
+    <w:p>
+      <w:r>
+        <w:t>**История 23: Радиоактивный источник**Посреди высохшего озера я заметил пар. Странный, зеленоватый пар, поднимающийся из расщелины. Подойдя ближе, я увидел источник — небольшой гейзер, бьющий прямо из-под земли, и вода вокруг него светилась мягким зелёным светом. Я достал счётчик Гейгера. Он зашкаливал. Но самое странное было в другом — у самого края воды росли цветы. Ярко-красные, неестественно живые цветы. Я не решился к ним прикоснуться. Кто знает, что они впитали за эти годы. Может, они лечат, а может, убивают быстрее пули. Я просто обошёл озеро стороной, но ещё долго думал об этих цветах, растущих в самом сердце смерти.</w:t>
+      </w:r>
+    </w:p>
+    <w:p/>
+    <w:p>
+      <w:r>
         <w:lastRenderedPageBreak/>
-        <w:t>**История 22: Бой без правил**</w:t>
-      </w:r>
-    </w:p>
-    <w:p>
-      <w:r>
-        <w:t>В руинах театра я наткнулся на странное сборище. Несколько рейдеров устроили подпольный бойцовский клуб. На старой сцене два здоровяка молотили друг друга кастетами под улюлюканье толпы. Я присел в углу, никто не обратил на меня внимания — все смотрели на зрелище. Один из бойцов упал и не встал. Победитель, огромный детина со шрамом через всё лицо, обвёл взглядом зал и вдруг ткнул пальцем в меня. «Эй, ты, в броне! Выходи!» Толпа заревела. Я медленно встал, подошёл к краю сцены, посмотрел на него... и достал пистолет. Тишина в зале была оглушительной. «Правила, — сказал я, — изменились». Я выстрелил в люстру над его головой, и она рухнула на сцену, подняв кучу пыли. Пока все кашляли и разбегались, я спокойно вышел через чёрный ход.</w:t>
-      </w:r>
-    </w:p>
-    <w:p/>
-    <w:p>
-      <w:r>
-        <w:t>**История 23: Радиоактивный источник**</w:t>
-      </w:r>
-    </w:p>
-    <w:p>
-      <w:r>
-        <w:t>Посреди высохшего озера я заметил пар. Странный, зеленоватый пар, поднимающийся из расщелины. Подойдя ближе, я увидел источник — небольшой гейзер, бьющий прямо из-под земли, и вода вокруг него светилась мягким зелёным светом. Я достал счётчик Гейгера. Он зашкаливал. Но самое странное было в другом — у самого края воды росли цветы. Ярко-красные, неестественно живые цветы. Я не решился к ним прикоснуться. Кто знает, что они впитали за эти годы. Может, они лечат, а может, убивают быстрее пули. Я просто обошёл озеро стороной, но ещё долго думал об этих цветах, растущих в самом сердце смерти.</w:t>
-      </w:r>
-    </w:p>
-    <w:p/>
-    <w:p>
-      <w:r>
-        <w:t>**История 24: Хранитель кладбища**</w:t>
-      </w:r>
-    </w:p>
-    <w:p>
-      <w:r>
-        <w:t>Старое кладбище на холме охранял робот. Не боевой, а какой-то служебный, с табличкой «Смотритель» на груди. Он медленно ходил между могил, сгребал опавшие листья и что-то бормотал. Я подошёл поближе. Он остановился и повернул голову. «Здравствуйте, сэр. Вы пришли посетить кого-то из родственников?» — спросил он вежливо. Я ответил, что просто прохожу мимо. «Очень жаль, — ответил робот. — Здесь так мало посетителей. Все эти люди заслуживают, чтобы их помнили». Он показал мне несколько могил, за которыми ухаживал особенно тщательно. Там были имена, даты, эпитафии. Я прочитал: «Он любил яблочный пирог». «Она верила в лучшее». Простые слова о простых людях. Я оставил роботу несколько батареек. Он заслужил их.</w:t>
-      </w:r>
-    </w:p>
-    <w:p/>
-    <w:p>
-      <w:r>
-        <w:t>**История 25: Ловушка для дураков**</w:t>
-      </w:r>
-    </w:p>
-    <w:p>
-      <w:r>
-        <w:t>Я нашёл идеальное место для ночлега — небольшой домик на отшибе, с целой крышей и даже печкой. Слишком идеальное. Внутри было чисто, на столе стояла еда, в печи дрова. Мой внутренний голос кричал: «Ловушка!» Я обыскал дом и нашёл провод, ведущий от стола к двери подпола. Аккуратно, стараясь не шуметь, я открыл дверцу. Внизу горел свет, и я увидел тела. Несколько человек, убитых недавно, и рядом с ними — радиоактивную мину, привязанную к датчику движения. Я тихо вылез обратно, бесшумно покинул дом и залёг в кустах. Через час пришли хозяева — двое рейдеров с самодельными ружьями. Они вошли внутрь и начали ругаться, что никто не попался. Я не стал их убивать, просто ушёл. Пусть живут со своей неудачной ловушкой.</w:t>
-      </w:r>
-    </w:p>
-    <w:p/>
-    <w:p>
-      <w:r>
-        <w:t>**История 26: Мёртвый город**</w:t>
-      </w:r>
-    </w:p>
-    <w:p>
+        <w:t>**История 24: Хранитель кладбища**Старое кладбище на холме охранял робот. Не боевой, а какой-то служебный, с табличкой «Смотритель» на груди. Он медленно ходил между могил, сгребал опавшие листья и что-то бормотал. Я подошёл поближе. Он остановился и повернул голову. «Здравствуйте, сэр. Вы пришли посетить кого-то из родственников?» — спросил он вежливо. Я ответил, что просто прохожу мимо. «Очень жаль, — ответил робот. — Здесь так мало посетителей. Все эти люди заслуживают, чтобы их помнили». Он показал мне несколько могил, за которыми ухаживал особенно тщательно. Там были имена, даты, эпитафии. Я прочитал: «Он любил яблочный пирог». «Она верила в лучшее». Простые слова о простых людях. Я оставил роботу несколько батареек. Он заслужил их.</w:t>
+      </w:r>
+    </w:p>
+    <w:p/>
+    <w:p>
+      <w:r>
+        <w:t>**История 25: Ловушка для дураков**Я нашёл идеальное место для ночлега — небольшой домик на отшибе, с целой крышей и даже печкой. Слишком идеальное. Внутри было чисто, на столе стояла еда, в печи дрова. Мой внутренний голос кричал: «Ловушка!» Я обыскал дом и нашёл провод, ведущий от стола к двери подпола. Аккуратно, стараясь не шуметь, я открыл дверцу. Внизу горел свет, и я увидел тела. Несколько человек, убитых недавно, и рядом с ними — радиоактивную мину, привязанную к датчику движения. Я тихо вылез обратно, бесшумно покинул дом и залёг в кустах. Через час пришли хозяева — двое рейдеров с самодельными ружьями. Они вошли внутрь и начали ругаться, что никто не попался. Я не стал их убивать, просто ушёл. Пусть живут со своей неудачной ловушкой.</w:t>
+      </w:r>
+    </w:p>
+    <w:p/>
+    <w:p>
+      <w:r>
+        <w:t>**История 26: Мёртвый город**Я зашёл в город, которого не было ни на одной карте. Небольшой, полностью разрушенный, но с одной странностью — на стенах домов висели таблички с номерами и надписями. «Сектор А. Зачищено». «Сектор Б. Опасно». Это напоминало военную операцию. В центре города стояла старая церковь, единственное уцелевшее здание. Внутри я нашёл терминал и кучу армейских ящиков. Терминал сообщал: «Операция "Чистка". Цель: ликвидация заражённых. Результат: достигнут. Рекомендуется карантин на 200 лет». Заражённые — это были люди. Жители этого города. Кто-то пришёл и убил их всех, просто потому что они могли представлять угрозу. Я выключил терминал и вышел. В этом городе не было ни одного трупа. Кто-то их убрал. Очень аккуратно.</w:t>
+      </w:r>
+    </w:p>
+    <w:p/>
+    <w:p>
+      <w:r>
+        <w:t>**История 27: Старый друг**</w:t>
+      </w:r>
+      <w:proofErr w:type="gramStart"/>
+      <w:r>
+        <w:t>В</w:t>
+      </w:r>
+      <w:proofErr w:type="gramEnd"/>
+      <w:r>
+        <w:t xml:space="preserve"> баре Добрососедства я встретил старика, который смотрел на меня слишком пристально. Он подошёл и спросил: «Ты не помнишь меня, парень?» Я ответил, что нет. </w:t>
+      </w:r>
+      <w:proofErr w:type="gramStart"/>
+      <w:r>
+        <w:t>«А я тебя помню</w:t>
+      </w:r>
+      <w:proofErr w:type="gramEnd"/>
+      <w:r>
+        <w:t>, — сказал он. — Ты был там, у плотины. Когда всё горело». Я попытался вспомнить, но в голове была пустота. Он покачал головой. «Видать, крепко тебя приложило. Ладно, бывай». И ушёл. Я до сих пор гадаю, что это было. Может, он обознался. А может, моя память — это вообще не моя память. С тех пор я часто думаю об этом старике и о плотине, которой я не помню.</w:t>
+      </w:r>
+    </w:p>
+    <w:p/>
+    <w:p>
+      <w:r>
+        <w:t>**История 28: Машина времени**</w:t>
+      </w:r>
+      <w:proofErr w:type="gramStart"/>
+      <w:r>
+        <w:t>В</w:t>
+      </w:r>
+      <w:proofErr w:type="gramEnd"/>
+      <w:r>
+        <w:t xml:space="preserve"> подвале старой библиотеки я нашёл комнату, заставленную старыми компьютерами. Один из них всё ещё работал. На экране мигала надпись: «Архив новостей. 2050–2077». Я начал листать заголовки. «Китай усиливает присутствие на Аляске». «Правительство утверждает программу "Убежище"». «Президент выступил с речью о ядерном сдерживании». Последняя запись была датирована 23 октября 2077 года. «Система раннего оповещения зафиксировала множественные пуски. Источник не установлен. Всем гражданам немедленно проследовать в бомбоубежища». И тишина. Я сидел и смотрел на этот экран, читая </w:t>
+      </w:r>
       <w:r>
         <w:lastRenderedPageBreak/>
-        <w:t>Я зашёл в город, которого не было ни на одной карте. Небольшой, полностью разрушенный, но с одной странностью — на стенах домов висели таблички с номерами и надписями. «Сектор А. Зачищено». «Сектор Б. Опасно». Это напоминало военную операцию. В центре города стояла старая церковь, единственное уцелевшее здание. Внутри я нашёл терминал и кучу армейских ящиков. Терминал сообщал: «Операция "Чистка". Цель: ликвидация заражённых. Результат: достигнут. Рекомендуется карантин на 200 лет». Заражённые — это были люди. Жители этого города. Кто-то пришёл и убил их всех, просто потому что они могли представлять угрозу. Я выключил терминал и вышел. В этом городе не было ни одного трупа. Кто-то их убрал. Очень аккуратно.</w:t>
-      </w:r>
-    </w:p>
-    <w:p/>
-    <w:p>
-      <w:r>
-        <w:t>**История 27: Старый друг**</w:t>
-      </w:r>
-    </w:p>
-    <w:p>
-      <w:r>
-        <w:t xml:space="preserve">В баре Добрососедства я встретил старика, который смотрел на меня слишком пристально. Он подошёл и спросил: «Ты не помнишь меня, парень?» Я ответил, что нет. </w:t>
-      </w:r>
-      <w:proofErr w:type="gramStart"/>
-      <w:r>
-        <w:t>«А я тебя помню</w:t>
-      </w:r>
-      <w:proofErr w:type="gramEnd"/>
-      <w:r>
-        <w:t>, — сказал он. — Ты был там, у плотины. Когда всё горело». Я попытался вспомнить, но в голове была пустота. Он покачал головой. «Видать, крепко тебя приложило. Ладно, бывай». И ушёл. Я до сих пор гадаю, что это было. Может, он обознался. А может, моя память — это вообще не моя память. С тех пор я часто думаю об этом старике и о плотине, которой я не помню.</w:t>
-      </w:r>
-    </w:p>
-    <w:p/>
-    <w:p>
-      <w:r>
-        <w:t>**История 28: Машина времени**</w:t>
-      </w:r>
-    </w:p>
-    <w:p>
-      <w:r>
-        <w:t>В подвале старой библиотеки я нашёл комнату, заставленную старыми компьютерами. Один из них всё ещё работал. На экране мигала надпись: «Архив новостей. 2050–2077». Я начал листать заголовки. «Китай усиливает присутствие на Аляске». «Правительство утверждает программу "Убежище"». «Президент выступил с речью о ядерном сдерживании». Последняя запись была датирована 23 октября 2077 года. «Система раннего оповещения зафиксировала множественные пуски. Источник не установлен. Всем гражданам немедленно проследовать в бомбоубежища». И тишина. Я сидел и смотрел на этот экран, читая историю мира, который убил сам себя. Там, наверху, было тихо. Только ветер гулял по пустым полкам.</w:t>
-      </w:r>
-    </w:p>
-    <w:p/>
-    <w:p>
-      <w:r>
-        <w:t>**История 29: Спасатель**</w:t>
+        <w:t>историю мира, который убил сам себя. Там, наверху, было тихо. Только ветер гулял по пустым полкам.</w:t>
+      </w:r>
+    </w:p>
+    <w:p/>
+    <w:p>
+      <w:r>
+        <w:t>**История 29: Спасатель**Я услышал крики о помощи из старого грузовика, стоящего на краю обрыва. Подбежав, я увидел, что в кабине застрял человек, а грузовик медленно сползает в пропасть. Я попытался открыть дверь, но её заклинило. Снизу, из ущелья, уже доносилось шипение — там кипела радиоактивная жижа. Я достал монтировку и начал ломать дверь. Грузовик дёрнулся и сполз ещё на метр. Человек внутри кричал от страха. Ещё рывок — и дверь поддалась. Я вытащил его за секунду до того, как грузовик рухнул вниз. Он был торговцем, вёз товар в соседний город. В благодарность он отдал мне половину того, что было в кузове — консервы, патроны и старый довоенный компас. «Пустошь не такая уж и пустая, если в ней есть такие, как ты», — сказал он на прощание.</w:t>
+      </w:r>
+    </w:p>
+    <w:p/>
+    <w:p>
+      <w:r>
+        <w:t>**История 30: Конец пути**Я сидел на крыше старого небоскрёба и смотрел на закат. Город внизу тонул в золотистом свете, и на мгновение показалось, что он снова живой. Где-то вдалеке выли собаки, ветер доносил запах гари и пыли. Я думал о том, сколько ещё идти, сколько ещё стрелять, сколько ещё терять. Вспомнил все лица, что встречал на пути — хорошие и плохие, живые и мёртвые. Вспомнил того старика-гуля, торговца, робота на кладбище. И вдруг понял простую вещь. Я иду не для того, чтобы найти ответы. Я иду, потому что остановиться — значит умереть. Пустошь не прощает слабости. Я встал, проверил оружие и начал спускаться вниз. Впереди была ночь, а за ней — новый день и новая дорога.</w:t>
+      </w:r>
+    </w:p>
+    <w:p/>
+    <w:p>
+      <w:r>
+        <w:t>**История 31: Художник Пустоши**</w:t>
+      </w:r>
+      <w:proofErr w:type="gramStart"/>
+      <w:r>
+        <w:t>В</w:t>
+      </w:r>
+      <w:proofErr w:type="gramEnd"/>
+      <w:r>
+        <w:t xml:space="preserve"> разрушенной галерее я наткнулся на человека с мольбертом. Он рисовал углём на куске картона. На его рисунке была пустошь, но не серая и мёртвая, а полная красок — закатное небо горело оранжевым, а кусты светились зелёным. «Правда, красиво?» — спросил он, не оборачиваясь. Я сказал, что никогда не думал об этом месте как о красивом. «Ты просто не умеешь смотреть, — ответил он. — В каждом разрушении есть своя эстетика. В каждом скелете — своя история». Он показал мне другие рисунки: рейдеры, спящие у костра, мутант, играющий с щенком дворняги, довоенная вывеска, на которой всё ещё можно прочитать название. Я купил у него один рисунок за пачку патронов. Теперь он висит у меня в убежище. Напоминает, что даже здесь есть место для красоты.</w:t>
+      </w:r>
+    </w:p>
+    <w:p/>
+    <w:p>
+      <w:r>
+        <w:t>**История 32: Летописец**</w:t>
+      </w:r>
+      <w:proofErr w:type="gramStart"/>
+      <w:r>
+        <w:t>В</w:t>
+      </w:r>
+      <w:proofErr w:type="gramEnd"/>
+      <w:r>
+        <w:t xml:space="preserve"> библиотеке </w:t>
+      </w:r>
+      <w:proofErr w:type="spellStart"/>
+      <w:r>
+        <w:t>Даймонд</w:t>
+      </w:r>
+      <w:proofErr w:type="spellEnd"/>
+      <w:r>
+        <w:t xml:space="preserve">-сити я встретил старуху, которая собирала истории выживших. Она сидела за столом, заваленным клочками бумаги, и записывала всё, что ей рассказывали. </w:t>
+      </w:r>
+      <w:proofErr w:type="gramStart"/>
+      <w:r>
+        <w:t>«Садись, странник</w:t>
+      </w:r>
+      <w:proofErr w:type="gramEnd"/>
+      <w:r>
+        <w:t xml:space="preserve">, — сказала она. — Расскажи мне свою историю». Я сказал, что у меня нет истории. Она усмехнулась: «У каждого есть история. Даже у тебя». Я рассказал ей о своих скитаниях, о встрече с торговцем, о буре, о роботе на кладбище. Она всё записала мелким, аккуратным почерком. </w:t>
+      </w:r>
+      <w:proofErr w:type="gramStart"/>
+      <w:r>
+        <w:t>«Это важно</w:t>
+      </w:r>
+      <w:proofErr w:type="gramEnd"/>
+      <w:r>
+        <w:t>, — сказала она. — Когда не станет нас, эти бумаги останутся. Люди будущего должны знать, как мы жили. Как выживали. Как умирали». Я оставил ей немного еды. Её дело важнее любой стрельбы.</w:t>
+      </w:r>
+    </w:p>
+    <w:p/>
+    <w:p>
+      <w:r>
+        <w:t xml:space="preserve">**История 33: </w:t>
+      </w:r>
+      <w:proofErr w:type="spellStart"/>
+      <w:r>
+        <w:t>Синт</w:t>
+      </w:r>
+      <w:proofErr w:type="spellEnd"/>
+      <w:r>
+        <w:t xml:space="preserve">-беглец**Я ночевал в заброшенной церкви, когда услышал шаги. В дверях стоял человек в потрёпанной одежде, с испуганными глазами. «Не стреляй, — прошептал он, — я не опасен». Я опустил оружие. Он сел у стены и долго молчал. Потом заговорил: «Я сбежал из </w:t>
+      </w:r>
+      <w:r>
+        <w:lastRenderedPageBreak/>
+        <w:t xml:space="preserve">Института. </w:t>
+      </w:r>
+      <w:proofErr w:type="gramStart"/>
+      <w:r>
+        <w:t>Я...</w:t>
+      </w:r>
+      <w:proofErr w:type="gramEnd"/>
+      <w:r>
+        <w:t xml:space="preserve"> я не человек. Я </w:t>
+      </w:r>
+      <w:proofErr w:type="spellStart"/>
+      <w:r>
+        <w:t>синт</w:t>
+      </w:r>
+      <w:proofErr w:type="spellEnd"/>
+      <w:r>
+        <w:t xml:space="preserve">. Но я чувствую. Я боюсь. Я хочу жить». Он рассказал, что его послали на поверхность для сбора данных, но он не вернулся. Теперь за ним охотятся курьеры. </w:t>
+      </w:r>
+      <w:proofErr w:type="gramStart"/>
+      <w:r>
+        <w:t>«Я просто хочу быть свободным</w:t>
+      </w:r>
+      <w:proofErr w:type="gramEnd"/>
+      <w:r>
+        <w:t>, — сказал он. — Разве это так много?» Я не знал, что ответить. Утром мы разошлись в разные стороны. Я до сих пор не знаю, правильно ли поступил, не выдав его.</w:t>
+      </w:r>
+    </w:p>
+    <w:p/>
+    <w:p>
+      <w:r>
+        <w:t>**История 34: Гнездо**</w:t>
+      </w:r>
+      <w:proofErr w:type="gramStart"/>
+      <w:r>
+        <w:t>В</w:t>
+      </w:r>
+      <w:proofErr w:type="gramEnd"/>
+      <w:r>
+        <w:t xml:space="preserve"> высокой башне среди руин я нашёл гнездо Когтя Смерти. Огромное, сплетённое из арматуры и костей. Внутри лежали яйца — тёмно-зелёные, с твёрдой скорлупой. Я замер. Если мать рядом, мне конец. Я медленно, очень медленно попятился к выходу. И тут я услышал его — низкий рык, от которого задрожали стёкла в пустых окнах. Он был где-то рядом. Я бросился бежать вниз по лестнице, перепрыгивая через пролёты. Сзади раздался грохот — Коготь Смерти ломился в башню, круша стены. Я выскочил наружу и нырнул в груду обломков. Он искал меня несколько минут, обнюхивая землю, потом ушёл обратно к своим яйцам. Больше я к той башне не подходил.</w:t>
+      </w:r>
+    </w:p>
+    <w:p/>
+    <w:p>
+      <w:r>
+        <w:t>**История 35: Лекарь**</w:t>
+      </w:r>
+      <w:proofErr w:type="gramStart"/>
+      <w:r>
+        <w:t>В</w:t>
+      </w:r>
+      <w:proofErr w:type="gramEnd"/>
+      <w:r>
+        <w:t xml:space="preserve"> маленькой деревне, затерянной среди холмов, жил лекарь. Не обычный торговец </w:t>
+      </w:r>
+      <w:proofErr w:type="spellStart"/>
+      <w:r>
+        <w:t>стимпаками</w:t>
+      </w:r>
+      <w:proofErr w:type="spellEnd"/>
+      <w:r>
+        <w:t xml:space="preserve">, а настоящий врач, который лечил травами и довоенными знаниями. Я пришёл к нему с ранением, полученным в стычке с рейдерами. Он осмотрел меня, промыл рану какой-то вонючей жидкостью и зашил её обычной ниткой. </w:t>
+      </w:r>
+      <w:proofErr w:type="gramStart"/>
+      <w:r>
+        <w:t>«Больно будет</w:t>
+      </w:r>
+      <w:proofErr w:type="gramEnd"/>
+      <w:r>
+        <w:t xml:space="preserve">, — сказал он, — но жить будешь». Пока я лежал у него в хижине, он рассказал, что нашёл старые медицинские учебники и научился по ним лечить людей. </w:t>
+      </w:r>
+      <w:proofErr w:type="gramStart"/>
+      <w:r>
+        <w:t>«Врачи нужны здесь больше, чем солдаты</w:t>
+      </w:r>
+      <w:proofErr w:type="gramEnd"/>
+      <w:r>
+        <w:t>, — сказал он. — Солдаты умирают, а врачи помогают жить». Я заплатил ему консервами и оставил несколько пачек антибиотиков, найденных в руинах. Он заслужил их.</w:t>
+      </w:r>
+    </w:p>
+    <w:p/>
+    <w:p>
+      <w:r>
+        <w:t>**История 36: Эхо войны**Я шёл через поле, усеянное ржавыми остовами военной техники. Танки, бронетранспортёры, разбитые вертолёты. Всё это было здесь ещё с Великой Войны. Я забрался в один из танков. Внутри пахло маслом и смертью. Скелет танкиста всё ещё сидел в кресле, его руки лежали на рычагах. Рядом валялась фотография женщины и ребёнка. Я взял её и рассмотрел. Обычная семья, обычные люди, которые верили, что их отец защищает страну. А он просто сгорел заживо в своей железной коробке. Я положил фотографию обратно. Пусть останется с ним. Он ждал этого момента дольше, чем я живу.</w:t>
+      </w:r>
+    </w:p>
+    <w:p/>
+    <w:p>
+      <w:r>
+        <w:t xml:space="preserve">**История 37: Проповедник**На площади разрушенного города стоял человек и кричал в рупор. «Покайтесь! — гремел его голос. — Конец близок! Великий Атом очистит землю огнём, и только достойные возродятся!» Вокруг него собралась небольшая толпа — несколько оборванцев, гулей и даже один </w:t>
+      </w:r>
+      <w:proofErr w:type="spellStart"/>
+      <w:r>
+        <w:t>супермутант</w:t>
+      </w:r>
+      <w:proofErr w:type="spellEnd"/>
+      <w:r>
+        <w:t>, который слушал, разинув рот. Я остановился послушать. Его проповедь была безумной смесью библейских цитат и псевдонаучных терминов о радиации. Но люди слушали. Им нужна была вера во что-то, надежда, что их страдания не напрасны. После проповеди я подошёл к нему и спросил, верит ли он сам в то, что говорит. Он посмотрел на меня долгим взглядом и тихо сказал: «Неважно, верю ли я. Важно, что верят они». И ушёл, оставив меня стоять в раздумьях.</w:t>
+      </w:r>
+    </w:p>
+    <w:p/>
+    <w:p>
+      <w:r>
+        <w:t>**История 38: Охотники за головами**</w:t>
+      </w:r>
+      <w:proofErr w:type="gramStart"/>
+      <w:r>
+        <w:t>В</w:t>
+      </w:r>
+      <w:proofErr w:type="gramEnd"/>
+      <w:r>
+        <w:t xml:space="preserve"> баре Добрососедства ко мне подсели двое. Крепкие парни в боевой броне, с нашивками наёмников. </w:t>
+      </w:r>
+      <w:proofErr w:type="gramStart"/>
+      <w:r>
+        <w:t>«Слышали, ты хорошо стреляешь</w:t>
+      </w:r>
+      <w:proofErr w:type="gramEnd"/>
+      <w:r>
+        <w:t xml:space="preserve">, — сказал один. — У нас есть работа. Нужно найти одного типа. Должник. Прячется где-то в руинах». Я отказался. </w:t>
+      </w:r>
+      <w:r>
+        <w:lastRenderedPageBreak/>
+        <w:t>Не люблю охотиться на людей. Они не настаивали, только пожали плечами. «Дело твоё. Но заплатили бы хорошо». На следующий день я нашёл того должника. Он висел на фонарном столбе с табличкой на груди: «Не платил по счетам». Охотники сработали быстро. Я снял его и похоронил в воронке от снаряда. Пустошь не прощает долгов.</w:t>
+      </w:r>
+    </w:p>
+    <w:p/>
+    <w:p>
+      <w:r>
+        <w:t xml:space="preserve">**История 39: Подземный город**Под станцией метро я нашёл целый город. Люди жили в вагонах поездов, разбили огороды прямо на путях, где пробивался скудный свет из вентиляционных шахт. У них был даже свой староста — женщина по имени Вера, которая правила этим подземным царством уже десять лет. </w:t>
+      </w:r>
+      <w:proofErr w:type="gramStart"/>
+      <w:r>
+        <w:t>«Здесь безопасно</w:t>
+      </w:r>
+      <w:proofErr w:type="gramEnd"/>
+      <w:r>
+        <w:t>, — сказала она. — Рейдеры сюда не суются, мутанты боятся темноты. Мы выращиваем грибы, ловим крыс и молимся, чтобы нас не нашли». Я прожил у них три дня, помог починить старый генератор и научил нескольких парней обращаться с оружием. Уходя, я оставил им патроны и карту окрестностей. Эти люди заслужили право на жизнь.</w:t>
+      </w:r>
+    </w:p>
+    <w:p/>
+    <w:p>
+      <w:r>
+        <w:t>**История 40: Один день без стрельбы**Я проснулся утром, и вокруг было тихо. Ни выстрелов, ни криков, ни рёва мутантов. Только птицы, которые, оказывается, всё ещё жили в этом мире. Я сидел у костра, пил кипяток и просто смотрел, как встаёт солнце. Целый день я не брал в руки оружие. Просто шёл, смотрел, слушал. Нашёл ручей с чистой водой, искупался. Собрал диких яблок. Встретил оленя, который посмотрел на меня и убежал, но я не стрелял. К вечеру я вышел к старому маяку на берегу океана. Залез наверх и смотрел, как солнце садится в воду. Впервые за долгое время я почувствовал что-то похожее на покой. Наверное, это называется счастье. Утром стрельба возобновилась. Но этот день я запомнил навсегда.</w:t>
+      </w:r>
+    </w:p>
+    <w:p/>
+    <w:p>
+      <w:r>
+        <w:t>**История 41: Торговец смертью**На рынке в Бункер-Хилле я встретил человека, который торговал оружием. Не обычными стволами, а настоящими раритетами — довоенные винтовки, лазерные пистолеты, даже одна ракетница. Цены у него были бешеные. Я спросил, откуда у него всё это. Он ухмыльнулся: «Я собираю там, где другие боятся ходить. Свечение, старая военная база, разбившиеся вертолёты Братства». Я купил у него несколько обойм для своего пистолета. Он сказал на прощание: «Помни, парень, оружие — это не просто металл. Это власть. Это жизнь и смерть. Не давай ему владеть тобой». Я часто вспоминаю эти слова, когда чувствую, что рука сама тянется к курку.</w:t>
+      </w:r>
+    </w:p>
+    <w:p/>
+    <w:p>
+      <w:r>
+        <w:t>**История 42: Дитя пустоши**</w:t>
+      </w:r>
+      <w:proofErr w:type="gramStart"/>
+      <w:r>
+        <w:t>В</w:t>
+      </w:r>
+      <w:proofErr w:type="gramEnd"/>
+      <w:r>
+        <w:t xml:space="preserve"> лесу я наткнулся на девочку лет семи. Она сидела под деревом и плакала. Рядом лежали тела её родителей — судя по всему, на них напали дикие собаки. Я подошёл, она испугалась, закричала. Я отступил и сел на землю, показывая, что не опасен. Долгое время мы просто сидели молча. Потом я достал </w:t>
+      </w:r>
+      <w:proofErr w:type="spellStart"/>
+      <w:r>
+        <w:t>консерву</w:t>
+      </w:r>
+      <w:proofErr w:type="spellEnd"/>
+      <w:r>
+        <w:t xml:space="preserve"> и открыл её. Запах еды привлёк её. Она подошла и взяла банку. Жадно съела всё до крошки. Я спросил, есть ли у неё кто-нибудь. Она покачала головой. Я не знал, что делать. Взять её с собой — значит обречь на скитания и смерть. Оставить здесь — верная гибель. Я отвёл её в ближайшее поселение и оставил там, у одной пожилой пары, которая согласилась присмотреть за ней. Уходя, я чувствовал себя предателем. Но выбора не было.</w:t>
+      </w:r>
+    </w:p>
+    <w:p/>
+    <w:p>
+      <w:r>
+        <w:t xml:space="preserve">**История 43: Зов сирены**Ночью, в руинах прибрежного городка, я услышал пение. Красивое, женское, оно лилось откуда-то из темноты. Я пошёл на звук и вышел к старой церкви. На крыше </w:t>
+      </w:r>
+      <w:r>
+        <w:lastRenderedPageBreak/>
+        <w:t>стояла женщина в белом и пела. Голос у неё был невероятный, чистый, он заполнял всё вокруг. Я стоял и слушал, забыв обо всём на свете. Когда она закончила, я хотел подойти, но из тени вышли люди. Оборванные, с пустыми глазами, они окружили меня. «Ты слышал её, — прошептал один. — Теперь ты наш. Ты останешься с нами». Я понял, что это секта. Они поклонялись этой певице, считая её пророчицей. Мне пришлось прорываться с боем. Я до сих пор слышу этот голос во сне.</w:t>
+      </w:r>
+    </w:p>
+    <w:p/>
+    <w:p>
+      <w:r>
+        <w:t>**История 44: Механик**</w:t>
+      </w:r>
+      <w:proofErr w:type="gramStart"/>
+      <w:r>
+        <w:t>В</w:t>
+      </w:r>
+      <w:proofErr w:type="gramEnd"/>
+      <w:r>
+        <w:t xml:space="preserve"> гараже Атомных Котов я познакомился с парнем по имени Спарки. Он был гением по части довоенной техники. Мог починить всё, что угодно — от ржавого генератора до силовой брони. Я показал ему свой пистолет, который постоянно </w:t>
+      </w:r>
+      <w:proofErr w:type="spellStart"/>
+      <w:r>
+        <w:t>клинило</w:t>
+      </w:r>
+      <w:proofErr w:type="spellEnd"/>
+      <w:r>
+        <w:t xml:space="preserve">. Он разобрал его за минуту, прочистил, смазал и собрал обратно. «Держи, — сказал он. — Теперь как новый». Я спросил, сколько я должен. Он засмеялся: «Расскажи мне, что там, за горизонтом. Я здесь сижу годами, чиню эти железяки, а мира не вижу. Расскажи, какая она, пустошь». Я просидел с ним до утра, рассказывая о своих скитаниях. Он слушал, затаив дыхание. На прощание он подарил мне запасной ствол для пистолета. </w:t>
+      </w:r>
+      <w:proofErr w:type="gramStart"/>
+      <w:r>
+        <w:t>«На всякий случай</w:t>
+      </w:r>
+      <w:proofErr w:type="gramEnd"/>
+      <w:r>
+        <w:t>, — сказал он. — Пустошь любит преподносить сюрпризы».</w:t>
+      </w:r>
+    </w:p>
+    <w:p/>
+    <w:p>
+      <w:r>
+        <w:t>**История 45: Бой на мосту**Старый подвесной мост через пропасть был единственным путём на ту сторону. И на нём меня ждали. Четверо рейдеров с ружьями, они явно устроили засаду. Я понял это слишком поздно, когда уже ступил на доски. Первая пуля просвистела мимо уха. Я бросился на настил, укрываясь за ржавыми перилами. Мост заскрипел, закачался. Снизу — пропасть, сверху — пули. Я открыл ответный огонь, целясь по вспышкам. Один рейдер упал, проломив гнилые доски, и полетел вниз с диким криком. Остальные залегли. Мы перестреливались минут десять. Патроны кончались. Я уже думал, что это конец. Но тут сзади раздался выстрел из дробовика — это был старик-торговец, которому я когда-то помог. Он шёл с караваном и услышал стрельбу. Вдвоём мы добили оставшихся. Мост был свободен. Пустошь иногда возвращает долги.</w:t>
+      </w:r>
+    </w:p>
+    <w:p/>
+    <w:p>
+      <w:r>
+        <w:t>**История 46: Мутант-отшельник**</w:t>
+      </w:r>
+      <w:proofErr w:type="gramStart"/>
+      <w:r>
+        <w:t>В</w:t>
+      </w:r>
+      <w:proofErr w:type="gramEnd"/>
+      <w:r>
+        <w:t xml:space="preserve"> горах я наткнулся на хижину, а в ней — </w:t>
+      </w:r>
+      <w:proofErr w:type="spellStart"/>
+      <w:r>
+        <w:t>супермутанта</w:t>
+      </w:r>
+      <w:proofErr w:type="spellEnd"/>
+      <w:r>
+        <w:t xml:space="preserve">. Огромный, зелёный, с дубиной в руке. Но он не нападал. Он сидел у стола и читал книгу. Я замер в дверях. Он поднял голову, посмотрел на меня и сказал: «Чего встал? Проходи, если с миром». Я вошёл. Он представился </w:t>
+      </w:r>
+      <w:proofErr w:type="spellStart"/>
+      <w:r>
+        <w:t>Грутом</w:t>
+      </w:r>
+      <w:proofErr w:type="spellEnd"/>
+      <w:r>
+        <w:t xml:space="preserve">. Сказал, что сбежал от Повелителя ещё до того, как тот стал Повелителем. Не хотел воевать. Просто ушёл в горы и живёт один. Читает книги, которые находит в руинах. </w:t>
+      </w:r>
+      <w:proofErr w:type="gramStart"/>
+      <w:r>
+        <w:t>«Люди думают, мы тупые</w:t>
+      </w:r>
+      <w:proofErr w:type="gramEnd"/>
+      <w:r>
+        <w:t>, — сказал он. — А мы просто другие. Я вот Достоевского читаю. Слышал о таком?» Я не знал, что ответить. Мы проговорили до вечера. Он оказался умнее многих людей, которых я встречал. Утром я ушёл, оставив ему пачку книг, найденных в библиотеке. Он заслужил их.</w:t>
+      </w:r>
+    </w:p>
+    <w:p/>
+    <w:p>
+      <w:r>
+        <w:t xml:space="preserve">**История 47: Ядер-кола**Жажда мучила меня целый день. Вода была радиоактивной, а до чистого источника ещё топать и топать. И тут я увидел его — старый торговый автомат, всё ещё стоящий у разбитой заправки. На боку была надпись: «Ядер-Кола. Освежает!» Я подошёл, нажал кнопку. И, о чудо, внутри что-то зажужжало, и в лоток упала бутылка. Настоящая, довоенная «Ядер-Кола». Я открыл её, сделал глоток. Сладкая, газированная, холодная. Я чуть не заплакал. Это было лучше любого </w:t>
+      </w:r>
+      <w:proofErr w:type="spellStart"/>
+      <w:r>
+        <w:t>стимпака</w:t>
+      </w:r>
+      <w:proofErr w:type="spellEnd"/>
+      <w:r>
+        <w:t>. Я сидел на разбитом асфальте, пил колу и смотрел на закат. Простая радость, но она стоила всех сокровищ Пустоши.</w:t>
+      </w:r>
+    </w:p>
+    <w:p/>
+    <w:p>
+      <w:r>
+        <w:lastRenderedPageBreak/>
+        <w:t>**История 48: Кладбище кораблей**На берегу океана я нашёл кладбище кораблей. Ржавые корпуса, торчащие из воды, мачты, облепленные чайками. Я решил порыться в одном из них. Забрался на палубу, спустился в трюм. Внутри было темно, сыро, пахло гнилью и солью. Я нашёл старый сейф, вскрыл его и обнаружил там судовой журнал и несколько золотых монет. Журнал был написан от руки капитаном, который вёз семью в Южную Америку, подальше от войны. Последняя запись: «Нас атакуют неизвестные суда. Это не военные. Это пираты. Боже, спаси наши души». Я закрыл журнал и положил его обратно. Пусть останется с теми, кто не доплыл.</w:t>
+      </w:r>
+    </w:p>
+    <w:p/>
+    <w:p>
+      <w:r>
+        <w:t xml:space="preserve">**История 49: Рейдер-философ**Я попал в плен к рейдерам. Меня связали и бросили в клетку. Главарь, здоровый детина по имени Клык, пришёл ко мне вечером. </w:t>
+      </w:r>
+      <w:proofErr w:type="gramStart"/>
+      <w:r>
+        <w:t>«Скоро тебя продадут в рабство</w:t>
+      </w:r>
+      <w:proofErr w:type="gramEnd"/>
+      <w:r>
+        <w:t>, — сказал он. — Наслаждайся последними часами свободы». Я спросил его, зачем он это делает. Он удивился: «Как зачем? Чтобы жить. Чтобы есть. Чтобы мои люди были сыты». Я сказал, что можно жить иначе. Торговать, выращивать, строить. Он засмеялся: «Строить? Для кого? Для тех, кто убьёт тебя за кусок хлеба? Нет, парень. В этом мире сила — это единственный закон. А мы — сила». Ночью меня освободили мои новые друзья из Добрососедства, которые выследили банду. Клык погиб в перестрелке. Но его слова я запомнил.</w:t>
+      </w:r>
+    </w:p>
+    <w:p/>
+    <w:p>
+      <w:r>
+        <w:t>**История 50: Дом**</w:t>
       </w:r>
       <w:bookmarkStart w:id="0" w:name="_GoBack"/>
       <w:bookmarkEnd w:id="0"/>
-    </w:p>
-    <w:p>
-      <w:r>
-        <w:t>Я услышал крики о помощи из старого грузовика, стоящего на краю обрыва. Подбежав, я увидел, что в кабине застрял человек, а грузовик медленно сползает в пропасть. Я попытался открыть дверь, но её заклинило. Снизу, из ущелья, уже доносилось шипение — там кипела радиоактивная жижа. Я достал монтировку и начал ломать дверь. Грузовик дёрнулся и сполз ещё на метр. Человек внутри кричал от страха. Ещё рывок — и дверь поддалась. Я вытащил его за секунду до того, как грузовик рухнул вниз. Он был торговцем, вёз товар в соседний город. В благодарность он отдал мне половину того, что было в кузове — консервы, патроны и старый довоенный компас. «Пустошь не такая уж и пустая, если в ней есть такие, как ты», — сказал он на прощание.</w:t>
-      </w:r>
-    </w:p>
-    <w:p/>
-    <w:p>
-      <w:r>
-        <w:t>**История 30: Конец пути**</w:t>
-      </w:r>
-    </w:p>
-    <w:p>
-      <w:r>
-        <w:t xml:space="preserve">Я сидел на крыше старого небоскрёба и смотрел на закат. Город внизу тонул в золотистом свете, и на мгновение показалось, что он снова живой. Где-то вдалеке выли собаки, ветер доносил запах гари и пыли. Я думал о том, сколько ещё идти, сколько ещё стрелять, сколько ещё терять. Вспомнил все лица, что встречал на пути — хорошие и плохие, живые и мёртвые. Вспомнил того </w:t>
-      </w:r>
-      <w:r>
-        <w:lastRenderedPageBreak/>
-        <w:t>старика-гуля, торговца, робота на кладбище. И вдруг понял простую вещь. Я иду не для того, чтобы найти ответы. Я иду, потому что остановиться — значит умереть. Пустошь не прощает слабости. Я встал, проверил оружие и начал спускаться вниз. Впереди была ночь, а за ней — новый день и новая дорога.</w:t>
-      </w:r>
-    </w:p>
-    <w:p>
-      <w:r>
-        <w:t>**История 31: Художник Пустоши**</w:t>
-      </w:r>
-    </w:p>
-    <w:p>
-      <w:r>
-        <w:t>В разрушенной галерее я наткнулся на человека с мольбертом. Он рисовал углём на куске картона. На его рисунке была пустошь, но не серая и мёртвая, а полная красок — закатное небо горело оранжевым, а кусты светились зелёным. «Правда, красиво?» — спросил он, не оборачиваясь. Я сказал, что никогда не думал об этом месте как о красивом. «Ты просто не умеешь смотреть, — ответил он. — В каждом разрушении есть своя эстетика. В каждом скелете — своя история». Он показал мне другие рисунки: рейдеры, спящие у костра, мутант, играющий с щенком дворняги, довоенная вывеска, на которой всё ещё можно прочитать название. Я купил у него один рисунок за пачку патронов. Теперь он висит у меня в убежище. Напоминает, что даже здесь есть место для красоты.</w:t>
-      </w:r>
-    </w:p>
-    <w:p/>
-    <w:p>
-      <w:r>
-        <w:t>**История 32: Летописец**</w:t>
-      </w:r>
-    </w:p>
-    <w:p>
-      <w:r>
-        <w:t xml:space="preserve">В библиотеке </w:t>
-      </w:r>
-      <w:proofErr w:type="spellStart"/>
-      <w:r>
-        <w:t>Даймонд</w:t>
-      </w:r>
-      <w:proofErr w:type="spellEnd"/>
-      <w:r>
-        <w:t xml:space="preserve">-сити я встретил старуху, которая собирала истории выживших. Она сидела за столом, заваленным клочками бумаги, и записывала всё, что ей рассказывали. </w:t>
-      </w:r>
-      <w:proofErr w:type="gramStart"/>
-      <w:r>
-        <w:t>«Садись, странник</w:t>
-      </w:r>
-      <w:proofErr w:type="gramEnd"/>
-      <w:r>
-        <w:t xml:space="preserve">, — сказала она. — Расскажи мне свою историю». Я сказал, что у меня нет истории. Она усмехнулась: «У каждого есть история. Даже у тебя». Я рассказал ей о своих скитаниях, о встрече с торговцем, о буре, о роботе на кладбище. Она всё записала мелким, аккуратным почерком. </w:t>
-      </w:r>
-      <w:proofErr w:type="gramStart"/>
-      <w:r>
-        <w:t>«Это важно</w:t>
-      </w:r>
-      <w:proofErr w:type="gramEnd"/>
-      <w:r>
-        <w:t>, — сказала она. — Когда не станет нас, эти бумаги останутся. Люди будущего должны знать, как мы жили. Как выживали. Как умирали». Я оставил ей немного еды. Её дело важнее любой стрельбы.</w:t>
-      </w:r>
-    </w:p>
-    <w:p/>
-    <w:p>
-      <w:r>
-        <w:t xml:space="preserve">**История 33: </w:t>
-      </w:r>
-      <w:proofErr w:type="spellStart"/>
-      <w:r>
-        <w:t>Синт</w:t>
-      </w:r>
-      <w:proofErr w:type="spellEnd"/>
-      <w:r>
-        <w:t>-беглец**</w:t>
-      </w:r>
-    </w:p>
-    <w:p>
-      <w:r>
-        <w:t xml:space="preserve">Я ночевал в заброшенной церкви, когда услышал шаги. В дверях стоял человек в потрёпанной одежде, с испуганными глазами. «Не стреляй, — прошептал он, — я не опасен». Я опустил оружие. Он сел у стены и долго молчал. Потом заговорил: «Я сбежал из Института. </w:t>
-      </w:r>
-      <w:proofErr w:type="gramStart"/>
-      <w:r>
-        <w:t>Я...</w:t>
-      </w:r>
-      <w:proofErr w:type="gramEnd"/>
-      <w:r>
-        <w:t xml:space="preserve"> я не человек. Я </w:t>
-      </w:r>
-      <w:proofErr w:type="spellStart"/>
-      <w:r>
-        <w:t>синт</w:t>
-      </w:r>
-      <w:proofErr w:type="spellEnd"/>
-      <w:r>
-        <w:t xml:space="preserve">. Но я чувствую. Я боюсь. Я хочу жить». Он рассказал, что его послали на поверхность для сбора данных, но он не вернулся. Теперь за ним охотятся курьеры. </w:t>
-      </w:r>
-      <w:proofErr w:type="gramStart"/>
-      <w:r>
-        <w:t>«Я просто хочу быть свободным</w:t>
-      </w:r>
-      <w:proofErr w:type="gramEnd"/>
-      <w:r>
-        <w:t>, — сказал он. — Разве это так много?» Я не знал, что ответить. Утром мы разошлись в разные стороны. Я до сих пор не знаю, правильно ли поступил, не выдав его.</w:t>
-      </w:r>
-    </w:p>
-    <w:p/>
-    <w:p>
-      <w:r>
-        <w:t>**История 34: Гнездо**</w:t>
-      </w:r>
-    </w:p>
-    <w:p>
-      <w:r>
-        <w:t>В высокой башне среди руин я нашёл гнездо Когтя Смерти. Огромное, сплетённое из арматуры и костей. Внутри лежали яйца — тёмно-зелёные, с твёрдой скорлупой. Я замер. Если мать рядом, мне конец. Я медленно, очень медленно попятился к выходу. И тут я услышал его — низкий рык, от которого задрожали стёкла в пустых окнах. Он был где-то рядом. Я бросился бежать вниз по лестнице, перепрыгивая через пролёты. Сзади раздался грохот — Коготь Смерти ломился в башню, круша стены. Я выскочил наружу и нырнул в груду обломков. Он искал меня несколько минут, обнюхивая землю, потом ушёл обратно к своим яйцам. Больше я к той башне не подходил.</w:t>
-      </w:r>
-    </w:p>
-    <w:p/>
-    <w:p>
-      <w:r>
-        <w:lastRenderedPageBreak/>
-        <w:t>**История 35: Лекарь**</w:t>
-      </w:r>
-    </w:p>
-    <w:p>
-      <w:r>
-        <w:t xml:space="preserve">В маленькой деревне, затерянной среди холмов, жил лекарь. Не обычный торговец </w:t>
-      </w:r>
-      <w:proofErr w:type="spellStart"/>
-      <w:r>
-        <w:t>стимпаками</w:t>
-      </w:r>
-      <w:proofErr w:type="spellEnd"/>
-      <w:r>
-        <w:t xml:space="preserve">, а настоящий врач, который лечил травами и довоенными знаниями. Я пришёл к нему с ранением, полученным в стычке с рейдерами. Он осмотрел меня, промыл рану какой-то вонючей жидкостью и зашил её обычной ниткой. </w:t>
-      </w:r>
-      <w:proofErr w:type="gramStart"/>
-      <w:r>
-        <w:t>«Больно будет</w:t>
-      </w:r>
-      <w:proofErr w:type="gramEnd"/>
-      <w:r>
-        <w:t xml:space="preserve">, — сказал он, — но жить будешь». Пока я лежал у него в хижине, он рассказал, что нашёл старые медицинские учебники и научился по ним лечить людей. </w:t>
-      </w:r>
-      <w:proofErr w:type="gramStart"/>
-      <w:r>
-        <w:t>«Врачи нужны здесь больше, чем солдаты</w:t>
-      </w:r>
-      <w:proofErr w:type="gramEnd"/>
-      <w:r>
-        <w:t>, — сказал он. — Солдаты умирают, а врачи помогают жить». Я заплатил ему консервами и оставил несколько пачек антибиотиков, найденных в руинах. Он заслужил их.</w:t>
-      </w:r>
-    </w:p>
-    <w:p/>
-    <w:p>
-      <w:r>
-        <w:t>**История 36: Эхо войны**</w:t>
-      </w:r>
-    </w:p>
-    <w:p>
-      <w:r>
-        <w:t>Я шёл через поле, усеянное ржавыми остовами военной техники. Танки, бронетранспортёры, разбитые вертолёты. Всё это было здесь ещё с Великой Войны. Я забрался в один из танков. Внутри пахло маслом и смертью. Скелет танкиста всё ещё сидел в кресле, его руки лежали на рычагах. Рядом валялась фотография женщины и ребёнка. Я взял её и рассмотрел. Обычная семья, обычные люди, которые верили, что их отец защищает страну. А он просто сгорел заживо в своей железной коробке. Я положил фотографию обратно. Пусть останется с ним. Он ждал этого момента дольше, чем я живу.</w:t>
-      </w:r>
-    </w:p>
-    <w:p/>
-    <w:p>
-      <w:r>
-        <w:t>**История 37: Проповедник**</w:t>
-      </w:r>
-    </w:p>
-    <w:p>
-      <w:r>
-        <w:t xml:space="preserve">На площади разрушенного города стоял человек и кричал в рупор. «Покайтесь! — гремел его голос. — Конец близок! Великий Атом очистит землю огнём, и только достойные возродятся!» Вокруг него собралась небольшая толпа — несколько оборванцев, гулей и даже один </w:t>
-      </w:r>
-      <w:proofErr w:type="spellStart"/>
-      <w:r>
-        <w:t>супермутант</w:t>
-      </w:r>
-      <w:proofErr w:type="spellEnd"/>
-      <w:r>
-        <w:t>, который слушал, разинув рот. Я остановился послушать. Его проповедь была безумной смесью библейских цитат и псевдонаучных терминов о радиации. Но люди слушали. Им нужна была вера во что-то, надежда, что их страдания не напрасны. После проповеди я подошёл к нему и спросил, верит ли он сам в то, что говорит. Он посмотрел на меня долгим взглядом и тихо сказал: «Неважно, верю ли я. Важно, что верят они». И ушёл, оставив меня стоять в раздумьях.</w:t>
-      </w:r>
-    </w:p>
-    <w:p/>
-    <w:p>
-      <w:r>
-        <w:t>**История 38: Охотники за головами**</w:t>
-      </w:r>
-    </w:p>
-    <w:p>
-      <w:r>
-        <w:t xml:space="preserve">В баре Добрососедства ко мне подсели двое. Крепкие парни в боевой броне, с нашивками наёмников. </w:t>
-      </w:r>
-      <w:proofErr w:type="gramStart"/>
-      <w:r>
-        <w:t>«Слышали, ты хорошо стреляешь</w:t>
-      </w:r>
-      <w:proofErr w:type="gramEnd"/>
-      <w:r>
-        <w:t>, — сказал один. — У нас есть работа. Нужно найти одного типа. Должник. Прячется где-то в руинах». Я отказался. Не люблю охотиться на людей. Они не настаивали, только пожали плечами. «Дело твоё. Но заплатили бы хорошо». На следующий день я нашёл того должника. Он висел на фонарном столбе с табличкой на груди: «Не платил по счетам». Охотники сработали быстро. Я снял его и похоронил в воронке от снаряда. Пустошь не прощает долгов.</w:t>
-      </w:r>
-    </w:p>
-    <w:p/>
-    <w:p>
-      <w:r>
-        <w:t>**История 39: Подземный город**</w:t>
-      </w:r>
-    </w:p>
-    <w:p>
-      <w:r>
-        <w:t xml:space="preserve">Под станцией метро я нашёл целый город. Люди жили в вагонах поездов, разбили огороды прямо на путях, где пробивался скудный свет из вентиляционных шахт. У них был даже свой староста — женщина по имени Вера, которая правила этим подземным царством уже десять лет. </w:t>
-      </w:r>
-      <w:proofErr w:type="gramStart"/>
-      <w:r>
-        <w:t>«Здесь безопасно</w:t>
-      </w:r>
-      <w:proofErr w:type="gramEnd"/>
-      <w:r>
-        <w:t xml:space="preserve">, — сказала она. — Рейдеры сюда не суются, мутанты боятся темноты. Мы выращиваем </w:t>
-      </w:r>
-      <w:r>
-        <w:lastRenderedPageBreak/>
-        <w:t>грибы, ловим крыс и молимся, чтобы нас не нашли». Я прожил у них три дня, помог починить старый генератор и научил нескольких парней обращаться с оружием. Уходя, я оставил им патроны и карту окрестностей. Эти люди заслужили право на жизнь.</w:t>
-      </w:r>
-    </w:p>
-    <w:p/>
-    <w:p>
-      <w:r>
-        <w:t>**История 40: Один день без стрельбы**</w:t>
-      </w:r>
-    </w:p>
-    <w:p>
-      <w:r>
-        <w:t>Я проснулся утром, и вокруг было тихо. Ни выстрелов, ни криков, ни рёва мутантов. Только птицы, которые, оказывается, всё ещё жили в этом мире. Я сидел у костра, пил кипяток и просто смотрел, как встаёт солнце. Целый день я не брал в руки оружие. Просто шёл, смотрел, слушал. Нашёл ручей с чистой водой, искупался. Собрал диких яблок. Встретил оленя, который посмотрел на меня и убежал, но я не стрелял. К вечеру я вышел к старому маяку на берегу океана. Залез наверх и смотрел, как солнце садится в воду. Впервые за долгое время я почувствовал что-то похожее на покой. Наверное, это называется счастье. Утром стрельба возобновилась. Но этот день я запомнил навсегда.</w:t>
-      </w:r>
-    </w:p>
-    <w:p/>
-    <w:p>
-      <w:r>
-        <w:t>**История 41: Торговец смертью**</w:t>
-      </w:r>
-    </w:p>
-    <w:p>
-      <w:r>
-        <w:t>На рынке в Бункер-Хилле я встретил человека, который торговал оружием. Не обычными стволами, а настоящими раритетами — довоенные винтовки, лазерные пистолеты, даже одна ракетница. Цены у него были бешеные. Я спросил, откуда у него всё это. Он ухмыльнулся: «Я собираю там, где другие боятся ходить. Свечение, старая военная база, разбившиеся вертолёты Братства». Я купил у него несколько обойм для своего пистолета. Он сказал на прощание: «Помни, парень, оружие — это не просто металл. Это власть. Это жизнь и смерть. Не давай ему владеть тобой». Я часто вспоминаю эти слова, когда чувствую, что рука сама тянется к курку.</w:t>
-      </w:r>
-    </w:p>
-    <w:p/>
-    <w:p>
-      <w:r>
-        <w:t>**История 42: Дитя пустоши**</w:t>
-      </w:r>
-    </w:p>
-    <w:p>
-      <w:r>
-        <w:t xml:space="preserve">В лесу я наткнулся на девочку лет семи. Она сидела под деревом и плакала. Рядом лежали тела её родителей — судя по всему, на них напали дикие собаки. Я подошёл, она испугалась, закричала. Я отступил и сел на землю, показывая, что не опасен. Долгое время мы просто сидели молча. Потом я достал </w:t>
-      </w:r>
-      <w:proofErr w:type="spellStart"/>
-      <w:r>
-        <w:t>консерву</w:t>
-      </w:r>
-      <w:proofErr w:type="spellEnd"/>
-      <w:r>
-        <w:t xml:space="preserve"> и открыл её. Запах еды привлёк её. Она подошла и взяла банку. Жадно съела всё до крошки. Я спросил, есть ли у неё кто-нибудь. Она покачала головой. Я не знал, что делать. Взять её с собой — значит обречь на скитания и смерть. Оставить здесь — верная гибель. Я отвёл её в ближайшее поселение и оставил там, у одной пожилой пары, которая согласилась присмотреть за ней. Уходя, я чувствовал себя предателем. Но выбора не было.</w:t>
-      </w:r>
-    </w:p>
-    <w:p/>
-    <w:p>
-      <w:r>
-        <w:t>**История 43: Зов сирены**</w:t>
-      </w:r>
-    </w:p>
-    <w:p>
-      <w:r>
-        <w:t>Ночью, в руинах прибрежного городка, я услышал пение. Красивое, женское, оно лилось откуда-то из темноты. Я пошёл на звук и вышел к старой церкви. На крыше стояла женщина в белом и пела. Голос у неё был невероятный, чистый, он заполнял всё вокруг. Я стоял и слушал, забыв обо всём на свете. Когда она закончила, я хотел подойти, но из тени вышли люди. Оборванные, с пустыми глазами, они окружили меня. «Ты слышал её, — прошептал один. — Теперь ты наш. Ты останешься с нами». Я понял, что это секта. Они поклонялись этой певице, считая её пророчицей. Мне пришлось прорываться с боем. Я до сих пор слышу этот голос во сне.</w:t>
-      </w:r>
-    </w:p>
-    <w:p/>
-    <w:p>
-      <w:r>
-        <w:lastRenderedPageBreak/>
-        <w:t>**История 44: Механик**</w:t>
-      </w:r>
-    </w:p>
-    <w:p>
-      <w:r>
-        <w:t xml:space="preserve">В гараже Атомных Котов я познакомился с парнем по имени Спарки. Он был гением по части довоенной техники. Мог починить всё, что угодно — от ржавого генератора до силовой брони. Я показал ему свой пистолет, который постоянно </w:t>
-      </w:r>
-      <w:proofErr w:type="spellStart"/>
-      <w:r>
-        <w:t>клинило</w:t>
-      </w:r>
-      <w:proofErr w:type="spellEnd"/>
-      <w:r>
-        <w:t xml:space="preserve">. Он разобрал его за минуту, прочистил, смазал и собрал обратно. «Держи, — сказал он. — Теперь как новый». Я спросил, сколько я должен. Он засмеялся: «Расскажи мне, что там, за горизонтом. Я здесь сижу годами, чиню эти железяки, а мира не вижу. Расскажи, какая она, пустошь». Я просидел с ним до утра, рассказывая о своих скитаниях. Он слушал, затаив дыхание. На прощание он подарил мне запасной ствол для пистолета. </w:t>
-      </w:r>
-      <w:proofErr w:type="gramStart"/>
-      <w:r>
-        <w:t>«На всякий случай</w:t>
-      </w:r>
-      <w:proofErr w:type="gramEnd"/>
-      <w:r>
-        <w:t>, — сказал он. — Пустошь любит преподносить сюрпризы».</w:t>
-      </w:r>
-    </w:p>
-    <w:p/>
-    <w:p>
-      <w:r>
-        <w:t>**История 45: Бой на мосту**</w:t>
-      </w:r>
-    </w:p>
-    <w:p>
-      <w:r>
-        <w:t>Старый подвесной мост через пропасть был единственным путём на ту сторону. И на нём меня ждали. Четверо рейдеров с ружьями, они явно устроили засаду. Я понял это слишком поздно, когда уже ступил на доски. Первая пуля просвистела мимо уха. Я бросился на настил, укрываясь за ржавыми перилами. Мост заскрипел, закачался. Снизу — пропасть, сверху — пули. Я открыл ответный огонь, целясь по вспышкам. Один рейдер упал, проломив гнилые доски, и полетел вниз с диким криком. Остальные залегли. Мы перестреливались минут десять. Патроны кончались. Я уже думал, что это конец. Но тут сзади раздался выстрел из дробовика — это был старик-торговец, которому я когда-то помог. Он шёл с караваном и услышал стрельбу. Вдвоём мы добили оставшихся. Мост был свободен. Пустошь иногда возвращает долги.</w:t>
-      </w:r>
-    </w:p>
-    <w:p/>
-    <w:p>
-      <w:r>
-        <w:t>**История 46: Мутант-отшельник**</w:t>
-      </w:r>
-    </w:p>
-    <w:p>
-      <w:r>
-        <w:t xml:space="preserve">В горах я наткнулся на хижину, а в ней — </w:t>
-      </w:r>
-      <w:proofErr w:type="spellStart"/>
-      <w:r>
-        <w:t>супермутанта</w:t>
-      </w:r>
-      <w:proofErr w:type="spellEnd"/>
-      <w:r>
-        <w:t xml:space="preserve">. Огромный, зелёный, с дубиной в руке. Но он не нападал. Он сидел у стола и читал книгу. Я замер в дверях. Он поднял голову, посмотрел на меня и сказал: «Чего встал? Проходи, если с миром». Я вошёл. Он представился </w:t>
-      </w:r>
-      <w:proofErr w:type="spellStart"/>
-      <w:r>
-        <w:t>Грутом</w:t>
-      </w:r>
-      <w:proofErr w:type="spellEnd"/>
-      <w:r>
-        <w:t xml:space="preserve">. Сказал, что сбежал от Повелителя ещё до того, как тот стал Повелителем. Не хотел воевать. Просто ушёл в горы и живёт один. Читает книги, которые находит в руинах. </w:t>
-      </w:r>
-      <w:proofErr w:type="gramStart"/>
-      <w:r>
-        <w:t>«Люди думают, мы тупые</w:t>
-      </w:r>
-      <w:proofErr w:type="gramEnd"/>
-      <w:r>
-        <w:t>, — сказал он. — А мы просто другие. Я вот Достоевского читаю. Слышал о таком?» Я не знал, что ответить. Мы проговорили до вечера. Он оказался умнее многих людей, которых я встречал. Утром я ушёл, оставив ему пачку книг, найденных в библиотеке. Он заслужил их.</w:t>
-      </w:r>
-    </w:p>
-    <w:p/>
-    <w:p>
-      <w:r>
-        <w:t>**История 47: Ядер-кола**</w:t>
-      </w:r>
-    </w:p>
-    <w:p>
-      <w:r>
-        <w:t xml:space="preserve">Жажда мучила меня целый день. Вода была радиоактивной, а до чистого источника ещё топать и топать. И тут я увидел его — старый торговый автомат, всё ещё стоящий у разбитой заправки. На боку была надпись: «Ядер-Кола. Освежает!» Я подошёл, нажал кнопку. И, о чудо, внутри что-то зажужжало, и в лоток упала бутылка. Настоящая, довоенная «Ядер-Кола». Я открыл её, сделал глоток. Сладкая, газированная, холодная. Я чуть не заплакал. Это было лучше любого </w:t>
-      </w:r>
-      <w:proofErr w:type="spellStart"/>
-      <w:r>
-        <w:t>стимпака</w:t>
-      </w:r>
-      <w:proofErr w:type="spellEnd"/>
-      <w:r>
-        <w:t>. Я сидел на разбитом асфальте, пил колу и смотрел на закат. Простая радость, но она стоила всех сокровищ Пустоши.</w:t>
-      </w:r>
-    </w:p>
-    <w:p/>
-    <w:p>
-      <w:r>
-        <w:t>**История 48: Кладбище кораблей**</w:t>
-      </w:r>
-    </w:p>
-    <w:p>
-      <w:r>
-        <w:t xml:space="preserve">На берегу океана я нашёл кладбище кораблей. Ржавые корпуса, торчащие из воды, мачты, облепленные чайками. Я решил порыться в одном из них. Забрался на палубу, спустился в трюм. </w:t>
-      </w:r>
-      <w:r>
-        <w:lastRenderedPageBreak/>
-        <w:t>Внутри было темно, сыро, пахло гнилью и солью. Я нашёл старый сейф, вскрыл его и обнаружил там судовой журнал и несколько золотых монет. Журнал был написан от руки капитаном, который вёз семью в Южную Америку, подальше от войны. Последняя запись: «Нас атакуют неизвестные суда. Это не военные. Это пираты. Боже, спаси наши души». Я закрыл журнал и положил его обратно. Пусть останется с теми, кто не доплыл.</w:t>
-      </w:r>
-    </w:p>
-    <w:p/>
-    <w:p>
-      <w:r>
-        <w:t>**История 49: Рейдер-философ**</w:t>
-      </w:r>
-    </w:p>
-    <w:p>
-      <w:r>
-        <w:t xml:space="preserve">Я попал в плен к рейдерам. Меня связали и бросили в клетку. Главарь, здоровый детина по имени Клык, пришёл ко мне вечером. </w:t>
-      </w:r>
-      <w:proofErr w:type="gramStart"/>
-      <w:r>
-        <w:t>«Скоро тебя продадут в рабство</w:t>
-      </w:r>
-      <w:proofErr w:type="gramEnd"/>
-      <w:r>
-        <w:t>, — сказал он. — Наслаждайся последними часами свободы». Я спросил его, зачем он это делает. Он удивился: «Как зачем? Чтобы жить. Чтобы есть. Чтобы мои люди были сыты». Я сказал, что можно жить иначе. Торговать, выращивать, строить. Он засмеялся: «Строить? Для кого? Для тех, кто убьёт тебя за кусок хлеба? Нет, парень. В этом мире сила — это единственный закон. А мы — сила». Ночью меня освободили мои новые друзья из Добрососедства, которые выследили банду. Клык погиб в перестрелке. Но его слова я запомнил.</w:t>
-      </w:r>
-    </w:p>
-    <w:p/>
-    <w:p>
-      <w:r>
-        <w:t>**История 50: Дом**</w:t>
-      </w:r>
-    </w:p>
-    <w:p>
       <w:r>
         <w:t xml:space="preserve">Я шёл много дней и оказался у развалин того самого дома, где, как мне казалось, я когда-то жил. Воспоминания не вернулись, но я почувствовал что-то странное. Какое-то тепло в груди. Я постоял среди обломков, потрогал ржавую кровать, поднял с пола детскую игрушку — обгоревшего плюшевого мишку. И вдруг понял. Это не мои воспоминания. Это чужие. Я просто </w:t>
       </w:r>

--- a/adventures.docx
+++ b/adventures.docx
@@ -4,7 +4,13 @@
   <w:body>
     <w:p>
       <w:r>
-        <w:t xml:space="preserve">**История 1: Торговец с Юга**Я шёл вдоль старой, растрескавшейся автострады, когда услышал стрельбу. Звук шёл из-за холма, где когда-то была заправка. Осторожно выглянув, я увидел трёх рейдеров, которые пытались забрать груз у старика, прижимавшегося к своему ржавому фургону. Рейдеры были вооружены обрезами и вели себя нагло. Я не думал, просто поднял свой переделанный пистолет-пулемёт и открыл огонь с фланга. Двое упали сразу, третий попытался убежать, но я не дал ему шанса. Старик, трясущийся от страха, представился </w:t>
+        <w:t>**История 1: Торговец с Юга**</w:t>
+      </w:r>
+      <w:r>
+        <w:t xml:space="preserve"> </w:t>
+      </w:r>
+      <w:r>
+        <w:t xml:space="preserve">Я шёл вдоль старой, растрескавшейся автострады, когда услышал стрельбу. Звук шёл из-за холма, где когда-то была заправка. Осторожно выглянув, я увидел трёх рейдеров, которые пытались забрать груз у старика, прижимавшегося к своему ржавому фургону. Рейдеры были вооружены обрезами и вели себя нагло. Я не думал, просто поднял свой переделанный пистолет-пулемёт и открыл огонь с фланга. Двое упали сразу, третий попытался убежать, но я не дал ему шанса. Старик, трясущийся от страха, представился </w:t>
       </w:r>
       <w:proofErr w:type="spellStart"/>
       <w:r>
@@ -34,7 +40,13 @@
     <w:p/>
     <w:p>
       <w:r>
-        <w:t xml:space="preserve">**История 2: Шёпот из-под земли**Ночь застала меня в руинах небольшого городка. Я решил укрыться в здании старой школы, надеясь найти сухой угол. Внутри было тихо, слишком тихо. Я разжёг небольшую горелку, чтобы осмотреться. И тут я услышал звук. Сначала я подумал, что это ветер, но потом понял: это был шёпот. Он доносился из подвала. Я спустился вниз, держа оружие наготове. В темноте я увидел группу людей — они сидели на полу, раскачиваясь и что-то бормоча. Они были похожи </w:t>
+        <w:t>**История 2: Шёпот из-под земли**</w:t>
+      </w:r>
+      <w:r>
+        <w:t xml:space="preserve"> </w:t>
+      </w:r>
+      <w:r>
+        <w:t xml:space="preserve">Ночь застала меня в руинах небольшого городка. Я решил укрыться в здании старой школы, надеясь найти сухой угол. Внутри было тихо, слишком тихо. Я разжёг небольшую горелку, чтобы осмотреться. И тут я услышал звук. Сначала я подумал, что это ветер, но потом понял: это был шёпот. Он доносился из подвала. Я спустился вниз, держа оружие наготове. В темноте я увидел группу людей — они сидели на полу, раскачиваясь и что-то бормоча. Они были похожи </w:t>
       </w:r>
       <w:proofErr w:type="gramStart"/>
       <w:r>
@@ -48,19 +60,37 @@
     <w:p/>
     <w:p>
       <w:r>
-        <w:t>**История 3: Железный брат**Я наткнулся на него у входа в тоннель метро — одинокого робота-мусорщика, который отчаянно пытался отбиться от стаи диких собак. Его манипуляторы искрили, а одна из гусениц была повреждена. Я помог ему, расстреляв собак из дробовика. Робот, назвавшийся «Мистер Гадкий-Упрямый-12», поблагодарил меня и сказал, что направляется на свалку за западным шоссе. Мы разговорились. Он рассказал мне о старом мире, о том, как раньше люди покупали его модели для уборки домов, а не для того, чтобы выдирать из него запчасти. Я помог ему добраться до свалки и даже нашёл для него новую гусеницу среди обломков. «Знаешь, — сказал он, — иногда металл тоже нуждается в друге». Я улыбнулся, хотя сам не понял, почему это сделал.</w:t>
-      </w:r>
-    </w:p>
-    <w:p/>
-    <w:p>
-      <w:r>
-        <w:t>**История 4: Проклятие руин**Это здание привлекло меня своей архитектурой — высокое, довоенное, с колоннами. Я надеялся найти там припасы. Внутри пахло сыростью и плесенью. Я поднимался по лестнице, переступая через обломки, когда заметил это — силовое поле, мерцающее в конце коридора. Рядом стоял терминал. Я включил его и прочитал последнюю запись: «Объект заражён. Система жизнеобеспечения отключена. Всем покинуть уровни 4–7». Я не знаю, что случилось с теми, кто не успел уйти, но я понял, что здесь делать нечего. Спускаясь вниз, я услышал шаги за спиной. Быстрые, нервные. Я побежал, не оборачиваясь. Когда я выскочил на улицу, сердце колотилось где-то в горле. Я не видел, кто это был, и, честно говоря, не хочу знать.</w:t>
-      </w:r>
-    </w:p>
-    <w:p/>
-    <w:p>
-      <w:r>
-        <w:t xml:space="preserve">**История 5: Маленькая война**Проходя мимо старой фабрики, я стал свидетелем странного зрелища: две группы рейдеров ожесточённо перестреливались друг с другом из-за ржавого грузовика. Они кричали что-то о "территории" и "праве на хабар". Я залёг за бетонными блоками и решил просто понаблюдать. Бойня была жестокой и бессмысленной. Когда последний выживший из одной группы упал, я подумал, что всё кончено. Но из-за грузовика вышел маленький мальчик, </w:t>
+        <w:t>**История 3: Железный брат**</w:t>
+      </w:r>
+      <w:r>
+        <w:t xml:space="preserve"> </w:t>
+      </w:r>
+      <w:r>
+        <w:t>Я наткнулся на него у входа в тоннель метро — одинокого робота-мусорщика, который отчаянно пытался отбиться от стаи диких собак. Его манипуляторы искрили, а одна из гусениц была повреждена. Я помог ему, расстреляв собак из дробовика. Робот, назвавшийся «Мистер Гадкий-Упрямый-12», поблагодарил меня и сказал, что направляется на свалку за западным шоссе. Мы разговорились. Он рассказал мне о старом мире, о том, как раньше люди покупали его модели для уборки домов, а не для того, чтобы выдирать из него запчасти. Я помог ему добраться до свалки и даже нашёл для него новую гусеницу среди обломков. «Знаешь, — сказал он, — иногда металл тоже нуждается в друге». Я улыбнулся, хотя сам не понял, почему это сделал.</w:t>
+      </w:r>
+    </w:p>
+    <w:p/>
+    <w:p>
+      <w:r>
+        <w:t>**История 4: Проклятие руин**</w:t>
+      </w:r>
+      <w:r>
+        <w:t xml:space="preserve"> </w:t>
+      </w:r>
+      <w:r>
+        <w:t>Это здание привлекло меня своей архитектурой — высокое, довоенное, с колоннами. Я надеялся найти там припасы. Внутри пахло сыростью и плесенью. Я поднимался по лестнице, переступая через обломки, когда заметил это — силовое поле, мерцающее в конце коридора. Рядом стоял терминал. Я включил его и прочитал последнюю запись: «Объект заражён. Система жизнеобеспечения отключена. Всем покинуть уровни 4–7». Я не знаю, что случилось с теми, кто не успел уйти, но я понял, что здесь делать нечего. Спускаясь вниз, я услышал шаги за спиной. Быстрые, нервные. Я побежал, не оборачиваясь. Когда я выскочил на улицу, сердце колотилось где-то в горле. Я не видел, кто это был, и, честно говоря, не хочу знать.</w:t>
+      </w:r>
+    </w:p>
+    <w:p/>
+    <w:p>
+      <w:r>
+        <w:t>**История 5: Маленькая война**</w:t>
+      </w:r>
+      <w:r>
+        <w:t xml:space="preserve"> </w:t>
+      </w:r>
+      <w:r>
+        <w:t xml:space="preserve">Проходя мимо старой фабрики, я стал свидетелем странного зрелища: две группы рейдеров ожесточённо перестреливались друг с другом из-за ржавого грузовика. Они кричали что-то о "территории" и "праве на хабар". Я залёг за бетонными блоками и решил просто понаблюдать. Бойня была жестокой и бессмысленной. Когда последний выживший из одной группы упал, я подумал, что всё кончено. Но из-за грузовика вышел маленький мальчик, </w:t>
       </w:r>
       <w:r>
         <w:lastRenderedPageBreak/>
@@ -70,13 +100,25 @@
     <w:p/>
     <w:p>
       <w:r>
-        <w:t>**История 6: Голос сверху**Я шёл через болота к югу от Бостона, когда услышал гул. Знакомый гул. Винтокрыл Братства Стали. Машина пролетела прямо надо мной, низко, так что я даже разглядел эмблему на борту. Она направлялась на восток, к аэропорту. Я смотрел ей вслед, и меня накрыло странное чувство. Огромная машина, полная солдат, летящая по разрушенному миру. Она внушала одновременно и страх, и надежду. Страх, что они могут решить, что я — угроза. Надежду, что где-то есть сила, способная навести порядок. Но потом я вспомнил развалины, трупы и бессмысленную резню, и понял, что даже у них есть свои тёмные секреты. Винтокрыл скрылся за горизонтом, а я остался один на один с болотом и тишиной.</w:t>
-      </w:r>
-    </w:p>
-    <w:p/>
-    <w:p>
-      <w:r>
-        <w:t xml:space="preserve">**История 7: Зелёный туман**Я зашёл слишком далеко на юго-запад. Воздух стал тяжёлым, а на коже появился лёгкий зуд. Я понял, что это Светящееся Море. Мне говорили о нём, но я не слушал. Пейзаж здесь был чудовищным: искореженная земля, трещины, из которых сочился зеленоватый туман, и мёртвая тишина. Ни птиц, ни насекомых, только радиация и ветер. Я надел защитный костюм, который купил у торговца, и пошёл дальше, надеясь найти укрытие. И тут я увидел его — огромного </w:t>
+        <w:t>**История 6: Голос сверху**</w:t>
+      </w:r>
+      <w:r>
+        <w:t xml:space="preserve"> </w:t>
+      </w:r>
+      <w:r>
+        <w:t>Я шёл через болота к югу от Бостона, когда услышал гул. Знакомый гул. Винтокрыл Братства Стали. Машина пролетела прямо надо мной, низко, так что я даже разглядел эмблему на борту. Она направлялась на восток, к аэропорту. Я смотрел ей вслед, и меня накрыло странное чувство. Огромная машина, полная солдат, летящая по разрушенному миру. Она внушала одновременно и страх, и надежду. Страх, что они могут решить, что я — угроза. Надежду, что где-то есть сила, способная навести порядок. Но потом я вспомнил развалины, трупы и бессмысленную резню, и понял, что даже у них есть свои тёмные секреты. Винтокрыл скрылся за горизонтом, а я остался один на один с болотом и тишиной.</w:t>
+      </w:r>
+    </w:p>
+    <w:p/>
+    <w:p>
+      <w:r>
+        <w:t>**История 7: Зелёный туман**</w:t>
+      </w:r>
+      <w:r>
+        <w:t xml:space="preserve"> </w:t>
+      </w:r>
+      <w:r>
+        <w:t xml:space="preserve">Я зашёл слишком далеко на юго-запад. Воздух стал тяжёлым, а на коже появился лёгкий зуд. Я понял, что это Светящееся Море. Мне говорили о нём, но я не слушал. Пейзаж здесь был чудовищным: искореженная земля, трещины, из которых сочился зеленоватый туман, и мёртвая тишина. Ни птиц, ни насекомых, только радиация и ветер. Я надел защитный костюм, который купил у торговца, и пошёл дальше, надеясь найти укрытие. И тут я увидел его — огромного </w:t>
       </w:r>
       <w:proofErr w:type="spellStart"/>
       <w:r>
@@ -90,13 +132,25 @@
     <w:p/>
     <w:p>
       <w:r>
-        <w:t>**История 8: Сад в пустоши**Среди серых руин я наткнулся на огороженный участок. За забором росла кукуруза и тыквы. Я не мог поверить своим глазам. Рядом стоял старик с лейкой и ружьём. Он не выстрелил, только кивнул. «Проходи, путник, если с миром». Я спросил его, как ему удаётся выращивать урожай в этой мёртвой земле. Он усмехнулся и показал на старую бочку с водой, к которой был подключён ржавый насос. «Вода из-под земли. Чистая. Надо только уметь достать». Он угостил меня кукурузой, и я впервые за долгое время попробовал что-то свежее. Мы говорили о жизни, о войне, о том, что даже в самом аду можно найти райский уголок, если очень постараться. Уходя, я оставил ему патроны. Он заслужил этот сад.</w:t>
-      </w:r>
-    </w:p>
-    <w:p/>
-    <w:p>
-      <w:r>
-        <w:t xml:space="preserve">**История 9: Робот-полицейский**Я проходил мимо руин полицейского участка. Изнутри доносился механический голос, повторяющий одно и то же: «Вернитесь в свои дома. Введён комендантский час. Нарушители будут задержаны». Я заглянул внутрь. Там, в темноте, стоял </w:t>
+        <w:t>**История 8: Сад в пустоши**</w:t>
+      </w:r>
+      <w:r>
+        <w:t xml:space="preserve"> </w:t>
+      </w:r>
+      <w:r>
+        <w:t>Среди серых руин я наткнулся на огороженный участок. За забором росла кукуруза и тыквы. Я не мог поверить своим глазам. Рядом стоял старик с лейкой и ружьём. Он не выстрелил, только кивнул. «Проходи, путник, если с миром». Я спросил его, как ему удаётся выращивать урожай в этой мёртвой земле. Он усмехнулся и показал на старую бочку с водой, к которой был подключён ржавый насос. «Вода из-под земли. Чистая. Надо только уметь достать». Он угостил меня кукурузой, и я впервые за долгое время попробовал что-то свежее. Мы говорили о жизни, о войне, о том, что даже в самом аду можно найти райский уголок, если очень постараться. Уходя, я оставил ему патроны. Он заслужил этот сад.</w:t>
+      </w:r>
+    </w:p>
+    <w:p/>
+    <w:p>
+      <w:r>
+        <w:t>**История 9: Робот-полицейский**</w:t>
+      </w:r>
+      <w:r>
+        <w:t xml:space="preserve"> </w:t>
+      </w:r>
+      <w:r>
+        <w:t xml:space="preserve">Я проходил мимо руин полицейского участка. Изнутри доносился механический голос, повторяющий одно и то же: «Вернитесь в свои дома. Введён комендантский час. Нарушители будут задержаны». Я заглянул внутрь. Там, в темноте, стоял </w:t>
       </w:r>
       <w:proofErr w:type="spellStart"/>
       <w:r>
@@ -111,7 +165,13 @@
     <w:p>
       <w:r>
         <w:lastRenderedPageBreak/>
-        <w:t xml:space="preserve">**История 10: Тень в башне**Я решил исследовать высотное здание в центре Бостона. Подниматься пришлось долго, по разбитым лестницам и обрушенным пролётам. На одном из верхних этажей я увидел её — </w:t>
+        <w:t>**История 10: Тень в башне**</w:t>
+      </w:r>
+      <w:r>
+        <w:t xml:space="preserve"> </w:t>
+      </w:r>
+      <w:r>
+        <w:t xml:space="preserve">Я решил исследовать высотное здание в центре Бостона. Подниматься пришлось долго, по разбитым лестницам и обрушенным пролётам. На одном из верхних этажей я увидел её — </w:t>
       </w:r>
       <w:proofErr w:type="spellStart"/>
       <w:r>
@@ -125,25 +185,49 @@
     <w:p/>
     <w:p>
       <w:r>
-        <w:t>**История 11: Подземный рынок**Под Добрососедством есть места, о которых не пишут в путеводителях. Я нашёл люк, ведущий в старые туннели метро, и спустился туда в поисках короткого пути. Вместо этого я наткнулся на импровизированный рынок. Несколько торговцев разложили товары прямо на рельсах, освещая прилавки тусклыми фонарями. Здесь пахло сыростью и жжёным порохом. Один из них, гуль по имени Морт, торговал довоенными безделушками. Я разговорился с ним, и он рассказал, что эти туннели — целая сеть, соединяющая полгорода. «Здесь безопасно, — прохрипел он, — сверху только рейдеры и мутанты, а здесь — мы». Я купил у него несколько патронов и старую карту, на которой были отмечены затопленные участки. Уходя, я оглянулся: в полумраке туннеля эти люди казались призраками, тенями, отказавшимися умирать на поверхности.</w:t>
-      </w:r>
-    </w:p>
-    <w:p/>
-    <w:p>
-      <w:r>
-        <w:t>**История 12: Последователь Атома**Я встретил его у старой церкви, почти полностью разрушенной. Он сидел на груде камней и смотрел на закат. Белые одежды, бритоголовый, с нашивкой в виде атома. «Благословение Великого Атома», — сказал он, не оборачиваясь. Я хмыкнул и спросил, какое же благословение можно найти в радиации, которая убивает. Он повернулся и посмотрел на меня безумными, но спокойными глазами. «Она не убивает, брат. Она очищает. Это тепло новой жизни, свет, который сожжёт старый мир и возродит новый». Я промолчал. Спорить с фанатиками бесполезно. Он предложил мне разделить с ним трапезу — какие-то консервы, которые светились в темноте. Я вежливо отказался и пошёл дальше. Но его слова застряли в голове. Может, в этом безумии есть своя правда? А может, это просто радиация плавит им мозги.</w:t>
-      </w:r>
-    </w:p>
-    <w:p/>
-    <w:p>
-      <w:r>
-        <w:t>**История 13: Буря**Небо почернело мгновенно. Ещё минуту назад светило солнце, а теперь ветер сбивал с ног, а песок и пыль забивались в каждую щель брони. Радиоактивная буря. Я бросился к ближайшему укрытию — старому автобусу, наполовину вросшему в землю. Внутри уже кто-то был. Семья из трёх человек: отец, мать и подросток. Они сидели молча, вжавшись в сиденья. Мать плакала. Отец сжимал ржавый топор. Я сел напротив и кивнул. Буря выла снаружи, автобус трясло. Никто не проронил ни слова. Когда всё стихло, мы вышли. Солнце снова светило. Отец посмотрел на меня и коротко бросил: «Спасибо, что не стрелял». И они ушли. Странная благодарность для этого мира.</w:t>
-      </w:r>
-    </w:p>
-    <w:p/>
-    <w:p>
-      <w:r>
-        <w:t>**История 14: Механический страж**Завод «</w:t>
+        <w:t>**История 11: Подземный рынок**</w:t>
+      </w:r>
+      <w:r>
+        <w:t xml:space="preserve"> </w:t>
+      </w:r>
+      <w:r>
+        <w:t>Под Добрососедством есть места, о которых не пишут в путеводителях. Я нашёл люк, ведущий в старые туннели метро, и спустился туда в поисках короткого пути. Вместо этого я наткнулся на импровизированный рынок. Несколько торговцев разложили товары прямо на рельсах, освещая прилавки тусклыми фонарями. Здесь пахло сыростью и жжёным порохом. Один из них, гуль по имени Морт, торговал довоенными безделушками. Я разговорился с ним, и он рассказал, что эти туннели — целая сеть, соединяющая полгорода. «Здесь безопасно, — прохрипел он, — сверху только рейдеры и мутанты, а здесь — мы». Я купил у него несколько патронов и старую карту, на которой были отмечены затопленные участки. Уходя, я оглянулся: в полумраке туннеля эти люди казались призраками, тенями, отказавшимися умирать на поверхности.</w:t>
+      </w:r>
+    </w:p>
+    <w:p/>
+    <w:p>
+      <w:r>
+        <w:t>**История 12: Последователь Атома**</w:t>
+      </w:r>
+      <w:r>
+        <w:t xml:space="preserve"> </w:t>
+      </w:r>
+      <w:r>
+        <w:t>Я встретил его у старой церкви, почти полностью разрушенной. Он сидел на груде камней и смотрел на закат. Белые одежды, бритоголовый, с нашивкой в виде атома. «Благословение Великого Атома», — сказал он, не оборачиваясь. Я хмыкнул и спросил, какое же благословение можно найти в радиации, которая убивает. Он повернулся и посмотрел на меня безумными, но спокойными глазами. «Она не убивает, брат. Она очищает. Это тепло новой жизни, свет, который сожжёт старый мир и возродит новый». Я промолчал. Спорить с фанатиками бесполезно. Он предложил мне разделить с ним трапезу — какие-то консервы, которые светились в темноте. Я вежливо отказался и пошёл дальше. Но его слова застряли в голове. Может, в этом безумии есть своя правда? А может, это просто радиация плавит им мозги.</w:t>
+      </w:r>
+    </w:p>
+    <w:p/>
+    <w:p>
+      <w:r>
+        <w:t>**История 13: Буря**</w:t>
+      </w:r>
+      <w:r>
+        <w:t xml:space="preserve"> </w:t>
+      </w:r>
+      <w:r>
+        <w:t>Небо почернело мгновенно. Ещё минуту назад светило солнце, а теперь ветер сбивал с ног, а песок и пыль забивались в каждую щель брони. Радиоактивная буря. Я бросился к ближайшему укрытию — старому автобусу, наполовину вросшему в землю. Внутри уже кто-то был. Семья из трёх человек: отец, мать и подросток. Они сидели молча, вжавшись в сиденья. Мать плакала. Отец сжимал ржавый топор. Я сел напротив и кивнул. Буря выла снаружи, автобус трясло. Никто не проронил ни слова. Когда всё стихло, мы вышли. Солнце снова светило. Отец посмотрел на меня и коротко бросил: «Спасибо, что не стрелял». И они ушли. Странная благодарность для этого мира.</w:t>
+      </w:r>
+    </w:p>
+    <w:p/>
+    <w:p>
+      <w:r>
+        <w:t>**История 14: Механический страж**</w:t>
+      </w:r>
+      <w:r>
+        <w:t xml:space="preserve"> </w:t>
+      </w:r>
+      <w:r>
+        <w:t>Завод «</w:t>
       </w:r>
       <w:proofErr w:type="spellStart"/>
       <w:r>
@@ -161,7 +245,13 @@
     <w:p/>
     <w:p>
       <w:r>
-        <w:t xml:space="preserve">**История 15: Одинокий рейдер**Я шёл через лес и наткнулся на одинокую фигуру у костра. Рейдер, но не в банде. Он сидел и чистил своё ружьё. Завидев меня, он даже не дёрнулся. </w:t>
+        <w:t>**История 15: Одинокий рейдер**</w:t>
+      </w:r>
+      <w:r>
+        <w:t xml:space="preserve"> </w:t>
+      </w:r>
+      <w:r>
+        <w:t xml:space="preserve">Я шёл через лес и наткнулся на одинокую фигуру у костра. Рейдер, но не в банде. Он сидел и чистил своё ружьё. Завидев меня, он даже не дёрнулся. </w:t>
       </w:r>
       <w:proofErr w:type="gramStart"/>
       <w:r>
@@ -183,13 +273,25 @@
     <w:p/>
     <w:p>
       <w:r>
-        <w:t>**История 16: Логово кровососов**Я полез в старую шахту, надеясь найти там цветные металлы. Внутри было темно и сыро. Я включил фонарь на каске и пошёл вглубь. И тут я услышал это — хлопанье крыльев. Кровососы. Они набросились на меня из темноты, огромные, с длинными хоботками. Я открыл огонь, но их было слишком много. Я побежал назад, стреляя на бегу. Один вцепился мне в плечо, и я почувствовал, как он пытается пробить броню. Я ударил его прикладом, отбросил, выбежал наружу и завалил вход камнями. Несколько минут я просто сидел и тяжело дышал. Плечо болело, но броня выдержала. В следующий раз буду думать, прежде чем лезть в такие дыры.</w:t>
-      </w:r>
-    </w:p>
-    <w:p/>
-    <w:p>
-      <w:r>
-        <w:t>**История 17: Подводная лодка**У побережья я заметил нечто странное — из воды торчала рубка подводной лодки. Я нашёл плот и добрался до неё. Люк был открыт. Внутри царил полумрак, пахло соляркой и гнилью. Я прошёл по узким коридорам, перешагивая через скелеты моряков в пожелтевших робах. В центральном отсеке работал аварийный генератор, тускло освещая приборные панели. Я наткнулся на капитана, вернее, на то, что от него осталось. Рядом с ним лежал пистолет и личный дневник. Я прочитал последнюю запись: «Торпеды ушли. Мы сделали это. Прощайте». Эта лодка, должно быть, участвовала в самой войне. Я забрал пистолет и несколько инструментов и выбрался наружу. Солнце показалось мне особенно ярким.</w:t>
+        <w:t>**История 16: Логово кровососов**</w:t>
+      </w:r>
+      <w:r>
+        <w:t xml:space="preserve"> </w:t>
+      </w:r>
+      <w:r>
+        <w:t>Я полез в старую шахту, надеясь найти там цветные металлы. Внутри было темно и сыро. Я включил фонарь на каске и пошёл вглубь. И тут я услышал это — хлопанье крыльев. Кровососы. Они набросились на меня из темноты, огромные, с длинными хоботками. Я открыл огонь, но их было слишком много. Я побежал назад, стреляя на бегу. Один вцепился мне в плечо, и я почувствовал, как он пытается пробить броню. Я ударил его прикладом, отбросил, выбежал наружу и завалил вход камнями. Несколько минут я просто сидел и тяжело дышал. Плечо болело, но броня выдержала. В следующий раз буду думать, прежде чем лезть в такие дыры.</w:t>
+      </w:r>
+    </w:p>
+    <w:p/>
+    <w:p>
+      <w:r>
+        <w:t>**История 17: Подводная лодка**</w:t>
+      </w:r>
+      <w:r>
+        <w:t xml:space="preserve"> </w:t>
+      </w:r>
+      <w:r>
+        <w:t>У побережья я заметил нечто странное — из воды торчала рубка подводной лодки. Я нашёл плот и добрался до неё. Люк был открыт. Внутри царил полумрак, пахло соляркой и гнилью. Я прошёл по узким коридорам, перешагивая через скелеты моряков в пожелтевших робах. В центральном отсеке работал аварийный генератор, тускло освещая приборные панели. Я наткнулся на капитана, вернее, на то, что от него осталось. Рядом с ним лежал пистолет и личный дневник. Я прочитал последнюю запись: «Торпеды ушли. Мы сделали это. Прощайте». Эта лодка, должно быть, участвовала в самой войне. Я забрал пистолет и несколько инструментов и выбрался наружу. Солнце показалось мне особенно ярким.</w:t>
       </w:r>
     </w:p>
     <w:p/>
@@ -197,6 +299,9 @@
       <w:r>
         <w:t>**История 18: Безумный учёный**</w:t>
       </w:r>
+      <w:r>
+        <w:t xml:space="preserve"> </w:t>
+      </w:r>
       <w:proofErr w:type="gramStart"/>
       <w:r>
         <w:t>В</w:t>
@@ -209,7 +314,13 @@
     <w:p/>
     <w:p>
       <w:r>
-        <w:t xml:space="preserve">**История 19: Тишина в эфире**У меня был старый довоенный радиоприёмник. Я часто крутил ручку, пытаясь поймать хоть что-то, кроме «Радио Свобода» или помех. Однажды ночью, когда я </w:t>
+        <w:t>**История 19: Тишина в эфире**</w:t>
+      </w:r>
+      <w:r>
+        <w:t xml:space="preserve"> </w:t>
+      </w:r>
+      <w:r>
+        <w:t xml:space="preserve">У меня был старый довоенный радиоприёмник. Я часто крутил ручку, пытаясь поймать хоть что-то, кроме «Радио Свобода» или помех. Однажды ночью, когда я </w:t>
       </w:r>
       <w:r>
         <w:lastRenderedPageBreak/>
@@ -219,13 +330,25 @@
     <w:p/>
     <w:p>
       <w:r>
-        <w:t>**История 20: Возвращение**Я шёл по знакомой дороге. Той самой, что вела к моему... убежищу? Нет, не убежищу. К месту, которое я когда-то называл домом. Я не знаю, зачем я туда шёл. Просто ноги сами несли. Руины. Всё, что осталось от того места, — это груда бетона и ржавой арматуры. Я стоял и смотрел на неё, пытаясь вспомнить хоть что-то. Лица, голоса, запахи. Но в голове была пустота. Только обрывки каких-то снов, которые я не мог собрать воедино. Ветер завывал в развалинах, и мне показалось, что я слышу смех. Детский смех. Но это был только ветер. Я постоял ещё немного, развернулся и пошёл обратно в пустошь. Здесь мне больше нечего было искать.</w:t>
-      </w:r>
-    </w:p>
-    <w:p/>
-    <w:p>
-      <w:r>
-        <w:t xml:space="preserve">**История 21: Оракул в мусоре**На огромной свалке западнее Бостона я наткнулся на необычного обитателя. Старый гуль по имени </w:t>
+        <w:t>**История 20: Возвращение**</w:t>
+      </w:r>
+      <w:r>
+        <w:t xml:space="preserve"> </w:t>
+      </w:r>
+      <w:r>
+        <w:t>Я шёл по знакомой дороге. Той самой, что вела к моему... убежищу? Нет, не убежищу. К месту, которое я когда-то называл домом. Я не знаю, зачем я туда шёл. Просто ноги сами несли. Руины. Всё, что осталось от того места, — это груда бетона и ржавой арматуры. Я стоял и смотрел на неё, пытаясь вспомнить хоть что-то. Лица, голоса, запахи. Но в голове была пустота. Только обрывки каких-то снов, которые я не мог собрать воедино. Ветер завывал в развалинах, и мне показалось, что я слышу смех. Детский смех. Но это был только ветер. Я постоял ещё немного, развернулся и пошёл обратно в пустошь. Здесь мне больше нечего было искать.</w:t>
+      </w:r>
+    </w:p>
+    <w:p/>
+    <w:p>
+      <w:r>
+        <w:t>**История 21: Оракул в мусоре**</w:t>
+      </w:r>
+      <w:r>
+        <w:t xml:space="preserve"> </w:t>
+      </w:r>
+      <w:r>
+        <w:t xml:space="preserve">На огромной свалке западнее Бостона я наткнулся на необычного обитателя. Старый гуль по имени </w:t>
       </w:r>
       <w:proofErr w:type="spellStart"/>
       <w:r>
@@ -249,6 +372,9 @@
       <w:r>
         <w:t>**История 22: Бой без правил**</w:t>
       </w:r>
+      <w:r>
+        <w:t xml:space="preserve"> </w:t>
+      </w:r>
       <w:proofErr w:type="gramStart"/>
       <w:r>
         <w:t>В</w:t>
@@ -261,26 +387,50 @@
     <w:p/>
     <w:p>
       <w:r>
-        <w:t>**История 23: Радиоактивный источник**Посреди высохшего озера я заметил пар. Странный, зеленоватый пар, поднимающийся из расщелины. Подойдя ближе, я увидел источник — небольшой гейзер, бьющий прямо из-под земли, и вода вокруг него светилась мягким зелёным светом. Я достал счётчик Гейгера. Он зашкаливал. Но самое странное было в другом — у самого края воды росли цветы. Ярко-красные, неестественно живые цветы. Я не решился к ним прикоснуться. Кто знает, что они впитали за эти годы. Может, они лечат, а может, убивают быстрее пули. Я просто обошёл озеро стороной, но ещё долго думал об этих цветах, растущих в самом сердце смерти.</w:t>
+        <w:t>**История 23: Радиоактивный источник**</w:t>
+      </w:r>
+      <w:r>
+        <w:t xml:space="preserve"> </w:t>
+      </w:r>
+      <w:r>
+        <w:t>Посреди высохшего озера я заметил пар. Странный, зеленоватый пар, поднимающийся из расщелины. Подойдя ближе, я увидел источник — небольшой гейзер, бьющий прямо из-под земли, и вода вокруг него светилась мягким зелёным светом. Я достал счётчик Гейгера. Он зашкаливал. Но самое странное было в другом — у самого края воды росли цветы. Ярко-красные, неестественно живые цветы. Я не решился к ним прикоснуться. Кто знает, что они впитали за эти годы. Может, они лечат, а может, убивают быстрее пули. Я просто обошёл озеро стороной, но ещё долго думал об этих цветах, растущих в самом сердце смерти.</w:t>
       </w:r>
     </w:p>
     <w:p/>
     <w:p>
       <w:r>
         <w:lastRenderedPageBreak/>
-        <w:t>**История 24: Хранитель кладбища**Старое кладбище на холме охранял робот. Не боевой, а какой-то служебный, с табличкой «Смотритель» на груди. Он медленно ходил между могил, сгребал опавшие листья и что-то бормотал. Я подошёл поближе. Он остановился и повернул голову. «Здравствуйте, сэр. Вы пришли посетить кого-то из родственников?» — спросил он вежливо. Я ответил, что просто прохожу мимо. «Очень жаль, — ответил робот. — Здесь так мало посетителей. Все эти люди заслуживают, чтобы их помнили». Он показал мне несколько могил, за которыми ухаживал особенно тщательно. Там были имена, даты, эпитафии. Я прочитал: «Он любил яблочный пирог». «Она верила в лучшее». Простые слова о простых людях. Я оставил роботу несколько батареек. Он заслужил их.</w:t>
-      </w:r>
-    </w:p>
-    <w:p/>
-    <w:p>
-      <w:r>
-        <w:t>**История 25: Ловушка для дураков**Я нашёл идеальное место для ночлега — небольшой домик на отшибе, с целой крышей и даже печкой. Слишком идеальное. Внутри было чисто, на столе стояла еда, в печи дрова. Мой внутренний голос кричал: «Ловушка!» Я обыскал дом и нашёл провод, ведущий от стола к двери подпола. Аккуратно, стараясь не шуметь, я открыл дверцу. Внизу горел свет, и я увидел тела. Несколько человек, убитых недавно, и рядом с ними — радиоактивную мину, привязанную к датчику движения. Я тихо вылез обратно, бесшумно покинул дом и залёг в кустах. Через час пришли хозяева — двое рейдеров с самодельными ружьями. Они вошли внутрь и начали ругаться, что никто не попался. Я не стал их убивать, просто ушёл. Пусть живут со своей неудачной ловушкой.</w:t>
-      </w:r>
-    </w:p>
-    <w:p/>
-    <w:p>
-      <w:r>
-        <w:t>**История 26: Мёртвый город**Я зашёл в город, которого не было ни на одной карте. Небольшой, полностью разрушенный, но с одной странностью — на стенах домов висели таблички с номерами и надписями. «Сектор А. Зачищено». «Сектор Б. Опасно». Это напоминало военную операцию. В центре города стояла старая церковь, единственное уцелевшее здание. Внутри я нашёл терминал и кучу армейских ящиков. Терминал сообщал: «Операция "Чистка". Цель: ликвидация заражённых. Результат: достигнут. Рекомендуется карантин на 200 лет». Заражённые — это были люди. Жители этого города. Кто-то пришёл и убил их всех, просто потому что они могли представлять угрозу. Я выключил терминал и вышел. В этом городе не было ни одного трупа. Кто-то их убрал. Очень аккуратно.</w:t>
+        <w:t>**История 24: Хранитель кладбища**</w:t>
+      </w:r>
+      <w:r>
+        <w:t xml:space="preserve"> </w:t>
+      </w:r>
+      <w:r>
+        <w:t>Старое кладбище на холме охранял робот. Не боевой, а какой-то служебный, с табличкой «Смотритель» на груди. Он медленно ходил между могил, сгребал опавшие листья и что-то бормотал. Я подошёл поближе. Он остановился и повернул голову. «Здравствуйте, сэр. Вы пришли посетить кого-то из родственников?» — спросил он вежливо. Я ответил, что просто прохожу мимо. «Очень жаль, — ответил робот. — Здесь так мало посетителей. Все эти люди заслуживают, чтобы их помнили». Он показал мне несколько могил, за которыми ухаживал особенно тщательно. Там были имена, даты, эпитафии. Я прочитал: «Он любил яблочный пирог». «Она верила в лучшее». Простые слова о простых людях. Я оставил роботу несколько батареек. Он заслужил их.</w:t>
+      </w:r>
+    </w:p>
+    <w:p/>
+    <w:p>
+      <w:r>
+        <w:t>**История 25: Ловушка для дураков**</w:t>
+      </w:r>
+      <w:r>
+        <w:t xml:space="preserve"> </w:t>
+      </w:r>
+      <w:r>
+        <w:t>Я нашёл идеальное место для ночлега — небольшой домик на отшибе, с целой крышей и даже печкой. Слишком идеальное. Внутри было чисто, на столе стояла еда, в печи дрова. Мой внутренний голос кричал: «Ловушка!» Я обыскал дом и нашёл провод, ведущий от стола к двери подпола. Аккуратно, стараясь не шуметь, я открыл дверцу. Внизу горел свет, и я увидел тела. Несколько человек, убитых недавно, и рядом с ними — радиоактивную мину, привязанную к датчику движения. Я тихо вылез обратно, бесшумно покинул дом и залёг в кустах. Через час пришли хозяева — двое рейдеров с самодельными ружьями. Они вошли внутрь и начали ругаться, что никто не попался. Я не стал их убивать, просто ушёл. Пусть живут со своей неудачной ловушкой.</w:t>
+      </w:r>
+    </w:p>
+    <w:p/>
+    <w:p>
+      <w:r>
+        <w:t>**История 26: Мёртвый город**</w:t>
+      </w:r>
+      <w:r>
+        <w:t xml:space="preserve"> </w:t>
+      </w:r>
+      <w:r>
+        <w:t>Я зашёл в город, которого не было ни на одной карте. Небольшой, полностью разрушенный, но с одной странностью — на стенах домов висели таблички с номерами и надписями. «Сектор А. Зачищено». «Сектор Б. Опасно». Это напоминало военную операцию. В центре города стояла старая церковь, единственное уцелевшее здание. Внутри я нашёл терминал и кучу армейских ящиков. Терминал сообщал: «Операция "Чистка". Цель: ликвидация заражённых. Результат: достигнут. Рекомендуется карантин на 200 лет». Заражённые — это были люди. Жители этого города. Кто-то пришёл и убил их всех, просто потому что они могли представлять угрозу. Я выключил терминал и вышел. В этом городе не было ни одного трупа. Кто-то их убрал. Очень аккуратно.</w:t>
       </w:r>
     </w:p>
     <w:p/>
@@ -288,6 +438,9 @@
       <w:r>
         <w:t>**История 27: Старый друг**</w:t>
       </w:r>
+      <w:r>
+        <w:t xml:space="preserve"> </w:t>
+      </w:r>
       <w:proofErr w:type="gramStart"/>
       <w:r>
         <w:t>В</w:t>
@@ -309,6 +462,9 @@
     <w:p>
       <w:r>
         <w:t>**История 28: Машина времени**</w:t>
+      </w:r>
+      <w:r>
+        <w:t xml:space="preserve"> </w:t>
       </w:r>
       <w:proofErr w:type="gramStart"/>
       <w:r>
@@ -326,13 +482,25 @@
     <w:p/>
     <w:p>
       <w:r>
-        <w:t>**История 29: Спасатель**Я услышал крики о помощи из старого грузовика, стоящего на краю обрыва. Подбежав, я увидел, что в кабине застрял человек, а грузовик медленно сползает в пропасть. Я попытался открыть дверь, но её заклинило. Снизу, из ущелья, уже доносилось шипение — там кипела радиоактивная жижа. Я достал монтировку и начал ломать дверь. Грузовик дёрнулся и сполз ещё на метр. Человек внутри кричал от страха. Ещё рывок — и дверь поддалась. Я вытащил его за секунду до того, как грузовик рухнул вниз. Он был торговцем, вёз товар в соседний город. В благодарность он отдал мне половину того, что было в кузове — консервы, патроны и старый довоенный компас. «Пустошь не такая уж и пустая, если в ней есть такие, как ты», — сказал он на прощание.</w:t>
-      </w:r>
-    </w:p>
-    <w:p/>
-    <w:p>
-      <w:r>
-        <w:t>**История 30: Конец пути**Я сидел на крыше старого небоскрёба и смотрел на закат. Город внизу тонул в золотистом свете, и на мгновение показалось, что он снова живой. Где-то вдалеке выли собаки, ветер доносил запах гари и пыли. Я думал о том, сколько ещё идти, сколько ещё стрелять, сколько ещё терять. Вспомнил все лица, что встречал на пути — хорошие и плохие, живые и мёртвые. Вспомнил того старика-гуля, торговца, робота на кладбище. И вдруг понял простую вещь. Я иду не для того, чтобы найти ответы. Я иду, потому что остановиться — значит умереть. Пустошь не прощает слабости. Я встал, проверил оружие и начал спускаться вниз. Впереди была ночь, а за ней — новый день и новая дорога.</w:t>
+        <w:t>**История 29: Спасатель**</w:t>
+      </w:r>
+      <w:r>
+        <w:t xml:space="preserve"> </w:t>
+      </w:r>
+      <w:r>
+        <w:t>Я услышал крики о помощи из старого грузовика, стоящего на краю обрыва. Подбежав, я увидел, что в кабине застрял человек, а грузовик медленно сползает в пропасть. Я попытался открыть дверь, но её заклинило. Снизу, из ущелья, уже доносилось шипение — там кипела радиоактивная жижа. Я достал монтировку и начал ломать дверь. Грузовик дёрнулся и сполз ещё на метр. Человек внутри кричал от страха. Ещё рывок — и дверь поддалась. Я вытащил его за секунду до того, как грузовик рухнул вниз. Он был торговцем, вёз товар в соседний город. В благодарность он отдал мне половину того, что было в кузове — консервы, патроны и старый довоенный компас. «Пустошь не такая уж и пустая, если в ней есть такие, как ты», — сказал он на прощание.</w:t>
+      </w:r>
+    </w:p>
+    <w:p/>
+    <w:p>
+      <w:r>
+        <w:t>**История 30: Конец пути**</w:t>
+      </w:r>
+      <w:r>
+        <w:t xml:space="preserve"> </w:t>
+      </w:r>
+      <w:r>
+        <w:t>Я сидел на крыше старого небоскрёба и смотрел на закат. Город внизу тонул в золотистом свете, и на мгновение показалось, что он снова живой. Где-то вдалеке выли собаки, ветер доносил запах гари и пыли. Я думал о том, сколько ещё идти, сколько ещё стрелять, сколько ещё терять. Вспомнил все лица, что встречал на пути — хорошие и плохие, живые и мёртвые. Вспомнил того старика-гуля, торговца, робота на кладбище. И вдруг понял простую вещь. Я иду не для того, чтобы найти ответы. Я иду, потому что остановиться — значит умереть. Пустошь не прощает слабости. Я встал, проверил оружие и начал спускаться вниз. Впереди была ночь, а за ней — новый день и новая дорога.</w:t>
       </w:r>
     </w:p>
     <w:p/>
@@ -340,6 +508,9 @@
       <w:r>
         <w:t>**История 31: Художник Пустоши**</w:t>
       </w:r>
+      <w:r>
+        <w:t xml:space="preserve"> </w:t>
+      </w:r>
       <w:proofErr w:type="gramStart"/>
       <w:r>
         <w:t>В</w:t>
@@ -354,6 +525,9 @@
       <w:r>
         <w:t>**История 32: Летописец**</w:t>
       </w:r>
+      <w:r>
+        <w:t xml:space="preserve"> </w:t>
+      </w:r>
       <w:proofErr w:type="gramStart"/>
       <w:r>
         <w:t>В</w:t>
@@ -398,7 +572,13 @@
       </w:r>
       <w:proofErr w:type="spellEnd"/>
       <w:r>
-        <w:t xml:space="preserve">-беглец**Я ночевал в заброшенной церкви, когда услышал шаги. В дверях стоял человек в потрёпанной одежде, с испуганными глазами. «Не стреляй, — прошептал он, — я не опасен». Я опустил оружие. Он сел у стены и долго молчал. Потом заговорил: «Я сбежал из </w:t>
+        <w:t>-беглец**</w:t>
+      </w:r>
+      <w:r>
+        <w:t xml:space="preserve"> </w:t>
+      </w:r>
+      <w:r>
+        <w:t xml:space="preserve">Я ночевал в заброшенной церкви, когда услышал шаги. В дверях стоял человек в потрёпанной одежде, с испуганными глазами. «Не стреляй, — прошептал он, — я не опасен». Я опустил оружие. Он сел у стены и долго молчал. Потом заговорил: «Я сбежал из </w:t>
       </w:r>
       <w:r>
         <w:lastRenderedPageBreak/>
@@ -434,6 +614,9 @@
       <w:r>
         <w:t>**История 34: Гнездо**</w:t>
       </w:r>
+      <w:r>
+        <w:t xml:space="preserve"> </w:t>
+      </w:r>
       <w:proofErr w:type="gramStart"/>
       <w:r>
         <w:t>В</w:t>
@@ -448,6 +631,9 @@
       <w:r>
         <w:t>**История 35: Лекарь**</w:t>
       </w:r>
+      <w:r>
+        <w:t xml:space="preserve"> </w:t>
+      </w:r>
       <w:proofErr w:type="gramStart"/>
       <w:r>
         <w:t>В</w:t>
@@ -484,13 +670,25 @@
     <w:p/>
     <w:p>
       <w:r>
-        <w:t>**История 36: Эхо войны**Я шёл через поле, усеянное ржавыми остовами военной техники. Танки, бронетранспортёры, разбитые вертолёты. Всё это было здесь ещё с Великой Войны. Я забрался в один из танков. Внутри пахло маслом и смертью. Скелет танкиста всё ещё сидел в кресле, его руки лежали на рычагах. Рядом валялась фотография женщины и ребёнка. Я взял её и рассмотрел. Обычная семья, обычные люди, которые верили, что их отец защищает страну. А он просто сгорел заживо в своей железной коробке. Я положил фотографию обратно. Пусть останется с ним. Он ждал этого момента дольше, чем я живу.</w:t>
-      </w:r>
-    </w:p>
-    <w:p/>
-    <w:p>
-      <w:r>
-        <w:t xml:space="preserve">**История 37: Проповедник**На площади разрушенного города стоял человек и кричал в рупор. «Покайтесь! — гремел его голос. — Конец близок! Великий Атом очистит землю огнём, и только достойные возродятся!» Вокруг него собралась небольшая толпа — несколько оборванцев, гулей и даже один </w:t>
+        <w:t>**История 36: Эхо войны**</w:t>
+      </w:r>
+      <w:r>
+        <w:t xml:space="preserve"> </w:t>
+      </w:r>
+      <w:r>
+        <w:t>Я шёл через поле, усеянное ржавыми остовами военной техники. Танки, бронетранспортёры, разбитые вертолёты. Всё это было здесь ещё с Великой Войны. Я забрался в один из танков. Внутри пахло маслом и смертью. Скелет танкиста всё ещё сидел в кресле, его руки лежали на рычагах. Рядом валялась фотография женщины и ребёнка. Я взял её и рассмотрел. Обычная семья, обычные люди, которые верили, что их отец защищает страну. А он просто сгорел заживо в своей железной коробке. Я положил фотографию обратно. Пусть останется с ним. Он ждал этого момента дольше, чем я живу.</w:t>
+      </w:r>
+    </w:p>
+    <w:p/>
+    <w:p>
+      <w:r>
+        <w:t>**История 37: Проповедник**</w:t>
+      </w:r>
+      <w:r>
+        <w:t xml:space="preserve"> </w:t>
+      </w:r>
+      <w:r>
+        <w:t xml:space="preserve">На площади разрушенного города стоял человек и кричал в рупор. «Покайтесь! — гремел его голос. — Конец близок! Великий Атом очистит землю огнём, и только достойные возродятся!» Вокруг него собралась небольшая толпа — несколько оборванцев, гулей и даже один </w:t>
       </w:r>
       <w:proofErr w:type="spellStart"/>
       <w:r>
@@ -505,6 +703,9 @@
     <w:p>
       <w:r>
         <w:t>**История 38: Охотники за головами**</w:t>
+      </w:r>
+      <w:r>
+        <w:t xml:space="preserve"> </w:t>
       </w:r>
       <w:proofErr w:type="gramStart"/>
       <w:r>
@@ -530,7 +731,13 @@
     <w:p/>
     <w:p>
       <w:r>
-        <w:t xml:space="preserve">**История 39: Подземный город**Под станцией метро я нашёл целый город. Люди жили в вагонах поездов, разбили огороды прямо на путях, где пробивался скудный свет из вентиляционных шахт. У них был даже свой староста — женщина по имени Вера, которая правила этим подземным царством уже десять лет. </w:t>
+        <w:t>**История 39: Подземный город**</w:t>
+      </w:r>
+      <w:r>
+        <w:t xml:space="preserve"> </w:t>
+      </w:r>
+      <w:r>
+        <w:t xml:space="preserve">Под станцией метро я нашёл целый город. Люди жили в вагонах поездов, разбили огороды прямо на путях, где пробивался скудный свет из вентиляционных шахт. У них был даже свой староста — женщина по имени Вера, которая правила этим подземным царством уже десять лет. </w:t>
       </w:r>
       <w:proofErr w:type="gramStart"/>
       <w:r>
@@ -544,13 +751,25 @@
     <w:p/>
     <w:p>
       <w:r>
-        <w:t>**История 40: Один день без стрельбы**Я проснулся утром, и вокруг было тихо. Ни выстрелов, ни криков, ни рёва мутантов. Только птицы, которые, оказывается, всё ещё жили в этом мире. Я сидел у костра, пил кипяток и просто смотрел, как встаёт солнце. Целый день я не брал в руки оружие. Просто шёл, смотрел, слушал. Нашёл ручей с чистой водой, искупался. Собрал диких яблок. Встретил оленя, который посмотрел на меня и убежал, но я не стрелял. К вечеру я вышел к старому маяку на берегу океана. Залез наверх и смотрел, как солнце садится в воду. Впервые за долгое время я почувствовал что-то похожее на покой. Наверное, это называется счастье. Утром стрельба возобновилась. Но этот день я запомнил навсегда.</w:t>
-      </w:r>
-    </w:p>
-    <w:p/>
-    <w:p>
-      <w:r>
-        <w:t>**История 41: Торговец смертью**На рынке в Бункер-Хилле я встретил человека, который торговал оружием. Не обычными стволами, а настоящими раритетами — довоенные винтовки, лазерные пистолеты, даже одна ракетница. Цены у него были бешеные. Я спросил, откуда у него всё это. Он ухмыльнулся: «Я собираю там, где другие боятся ходить. Свечение, старая военная база, разбившиеся вертолёты Братства». Я купил у него несколько обойм для своего пистолета. Он сказал на прощание: «Помни, парень, оружие — это не просто металл. Это власть. Это жизнь и смерть. Не давай ему владеть тобой». Я часто вспоминаю эти слова, когда чувствую, что рука сама тянется к курку.</w:t>
+        <w:t>**История 40: Один день без стрельбы**</w:t>
+      </w:r>
+      <w:r>
+        <w:t xml:space="preserve"> </w:t>
+      </w:r>
+      <w:r>
+        <w:t>Я проснулся утром, и вокруг было тихо. Ни выстрелов, ни криков, ни рёва мутантов. Только птицы, которые, оказывается, всё ещё жили в этом мире. Я сидел у костра, пил кипяток и просто смотрел, как встаёт солнце. Целый день я не брал в руки оружие. Просто шёл, смотрел, слушал. Нашёл ручей с чистой водой, искупался. Собрал диких яблок. Встретил оленя, который посмотрел на меня и убежал, но я не стрелял. К вечеру я вышел к старому маяку на берегу океана. Залез наверх и смотрел, как солнце садится в воду. Впервые за долгое время я почувствовал что-то похожее на покой. Наверное, это называется счастье. Утром стрельба возобновилась. Но этот день я запомнил навсегда.</w:t>
+      </w:r>
+    </w:p>
+    <w:p/>
+    <w:p>
+      <w:r>
+        <w:t>**История 41: Торговец смертью**</w:t>
+      </w:r>
+      <w:r>
+        <w:t xml:space="preserve"> </w:t>
+      </w:r>
+      <w:r>
+        <w:t>На рынке в Бункер-Хилле я встретил человека, который торговал оружием. Не обычными стволами, а настоящими раритетами — довоенные винтовки, лазерные пистолеты, даже одна ракетница. Цены у него были бешеные. Я спросил, откуда у него всё это. Он ухмыльнулся: «Я собираю там, где другие боятся ходить. Свечение, старая военная база, разбившиеся вертолёты Братства». Я купил у него несколько обойм для своего пистолета. Он сказал на прощание: «Помни, парень, оружие — это не просто металл. Это власть. Это жизнь и смерть. Не давай ему владеть тобой». Я часто вспоминаю эти слова, когда чувствую, что рука сама тянется к курку.</w:t>
       </w:r>
     </w:p>
     <w:p/>
@@ -558,6 +777,9 @@
       <w:r>
         <w:t>**История 42: Дитя пустоши**</w:t>
       </w:r>
+      <w:r>
+        <w:t xml:space="preserve"> </w:t>
+      </w:r>
       <w:proofErr w:type="gramStart"/>
       <w:r>
         <w:t>В</w:t>
@@ -578,7 +800,13 @@
     <w:p/>
     <w:p>
       <w:r>
-        <w:t xml:space="preserve">**История 43: Зов сирены**Ночью, в руинах прибрежного городка, я услышал пение. Красивое, женское, оно лилось откуда-то из темноты. Я пошёл на звук и вышел к старой церкви. На крыше </w:t>
+        <w:t>**История 43: Зов сирены**</w:t>
+      </w:r>
+      <w:r>
+        <w:t xml:space="preserve"> </w:t>
+      </w:r>
+      <w:r>
+        <w:t xml:space="preserve">Ночью, в руинах прибрежного городка, я услышал пение. Красивое, женское, оно лилось откуда-то из темноты. Я пошёл на звук и вышел к старой церкви. На крыше </w:t>
       </w:r>
       <w:r>
         <w:lastRenderedPageBreak/>
@@ -590,6 +818,9 @@
       <w:r>
         <w:t>**История 44: Механик**</w:t>
       </w:r>
+      <w:r>
+        <w:t xml:space="preserve"> </w:t>
+      </w:r>
       <w:proofErr w:type="gramStart"/>
       <w:r>
         <w:t>В</w:t>
@@ -618,7 +849,13 @@
     <w:p/>
     <w:p>
       <w:r>
-        <w:t>**История 45: Бой на мосту**Старый подвесной мост через пропасть был единственным путём на ту сторону. И на нём меня ждали. Четверо рейдеров с ружьями, они явно устроили засаду. Я понял это слишком поздно, когда уже ступил на доски. Первая пуля просвистела мимо уха. Я бросился на настил, укрываясь за ржавыми перилами. Мост заскрипел, закачался. Снизу — пропасть, сверху — пули. Я открыл ответный огонь, целясь по вспышкам. Один рейдер упал, проломив гнилые доски, и полетел вниз с диким криком. Остальные залегли. Мы перестреливались минут десять. Патроны кончались. Я уже думал, что это конец. Но тут сзади раздался выстрел из дробовика — это был старик-торговец, которому я когда-то помог. Он шёл с караваном и услышал стрельбу. Вдвоём мы добили оставшихся. Мост был свободен. Пустошь иногда возвращает долги.</w:t>
+        <w:t>**История 45: Бой на мосту**</w:t>
+      </w:r>
+      <w:r>
+        <w:t xml:space="preserve"> </w:t>
+      </w:r>
+      <w:r>
+        <w:t>Старый подвесной мост через пропасть был единственным путём на ту сторону. И на нём меня ждали. Четверо рейдеров с ружьями, они явно устроили засаду. Я понял это слишком поздно, когда уже ступил на доски. Первая пуля просвистела мимо уха. Я бросился на настил, укрываясь за ржавыми перилами. Мост заскрипел, закачался. Снизу — пропасть, сверху — пули. Я открыл ответный огонь, целясь по вспышкам. Один рейдер упал, проломив гнилые доски, и полетел вниз с диким криком. Остальные залегли. Мы перестреливались минут десять. Патроны кончались. Я уже думал, что это конец. Но тут сзади раздался выстрел из дробовика — это был старик-торговец, которому я когда-то помог. Он шёл с караваном и услышал стрельбу. Вдвоём мы добили оставшихся. Мост был свободен. Пустошь иногда возвращает долги.</w:t>
       </w:r>
     </w:p>
     <w:p/>
@@ -626,6 +863,9 @@
       <w:r>
         <w:t>**История 46: Мутант-отшельник**</w:t>
       </w:r>
+      <w:r>
+        <w:t xml:space="preserve"> </w:t>
+      </w:r>
       <w:proofErr w:type="gramStart"/>
       <w:r>
         <w:t>В</w:t>
@@ -662,7 +902,13 @@
     <w:p/>
     <w:p>
       <w:r>
-        <w:t xml:space="preserve">**История 47: Ядер-кола**Жажда мучила меня целый день. Вода была радиоактивной, а до чистого источника ещё топать и топать. И тут я увидел его — старый торговый автомат, всё ещё стоящий у разбитой заправки. На боку была надпись: «Ядер-Кола. Освежает!» Я подошёл, нажал кнопку. И, о чудо, внутри что-то зажужжало, и в лоток упала бутылка. Настоящая, довоенная «Ядер-Кола». Я открыл её, сделал глоток. Сладкая, газированная, холодная. Я чуть не заплакал. Это было лучше любого </w:t>
+        <w:t>**История 47: Ядер-кола**</w:t>
+      </w:r>
+      <w:r>
+        <w:t xml:space="preserve"> </w:t>
+      </w:r>
+      <w:r>
+        <w:t xml:space="preserve">Жажда мучила меня целый день. Вода была радиоактивной, а до чистого источника ещё топать и топать. И тут я увидел его — старый торговый автомат, всё ещё стоящий у разбитой заправки. На боку была надпись: «Ядер-Кола. Освежает!» Я подошёл, нажал кнопку. И, о чудо, внутри что-то зажужжало, и в лоток упала бутылка. Настоящая, довоенная «Ядер-Кола». Я открыл её, сделал глоток. Сладкая, газированная, холодная. Я чуть не заплакал. Это было лучше любого </w:t>
       </w:r>
       <w:proofErr w:type="spellStart"/>
       <w:r>
@@ -677,13 +923,25 @@
     <w:p>
       <w:r>
         <w:lastRenderedPageBreak/>
-        <w:t>**История 48: Кладбище кораблей**На берегу океана я нашёл кладбище кораблей. Ржавые корпуса, торчащие из воды, мачты, облепленные чайками. Я решил порыться в одном из них. Забрался на палубу, спустился в трюм. Внутри было темно, сыро, пахло гнилью и солью. Я нашёл старый сейф, вскрыл его и обнаружил там судовой журнал и несколько золотых монет. Журнал был написан от руки капитаном, который вёз семью в Южную Америку, подальше от войны. Последняя запись: «Нас атакуют неизвестные суда. Это не военные. Это пираты. Боже, спаси наши души». Я закрыл журнал и положил его обратно. Пусть останется с теми, кто не доплыл.</w:t>
-      </w:r>
-    </w:p>
-    <w:p/>
-    <w:p>
-      <w:r>
-        <w:t xml:space="preserve">**История 49: Рейдер-философ**Я попал в плен к рейдерам. Меня связали и бросили в клетку. Главарь, здоровый детина по имени Клык, пришёл ко мне вечером. </w:t>
+        <w:t>**История 48: Кладбище кораблей**</w:t>
+      </w:r>
+      <w:r>
+        <w:t xml:space="preserve"> </w:t>
+      </w:r>
+      <w:r>
+        <w:t>На берегу океана я нашёл кладбище кораблей. Ржавые корпуса, торчащие из воды, мачты, облепленные чайками. Я решил порыться в одном из них. Забрался на палубу, спустился в трюм. Внутри было темно, сыро, пахло гнилью и солью. Я нашёл старый сейф, вскрыл его и обнаружил там судовой журнал и несколько золотых монет. Журнал был написан от руки капитаном, который вёз семью в Южную Америку, подальше от войны. Последняя запись: «Нас атакуют неизвестные суда. Это не военные. Это пираты. Боже, спаси наши души». Я закрыл журнал и положил его обратно. Пусть останется с теми, кто не доплыл.</w:t>
+      </w:r>
+    </w:p>
+    <w:p/>
+    <w:p>
+      <w:r>
+        <w:t>**История 49: Рейдер-философ**</w:t>
+      </w:r>
+      <w:r>
+        <w:t xml:space="preserve"> </w:t>
+      </w:r>
+      <w:r>
+        <w:t xml:space="preserve">Я попал в плен к рейдерам. Меня связали и бросили в клетку. Главарь, здоровый детина по имени Клык, пришёл ко мне вечером. </w:t>
       </w:r>
       <w:proofErr w:type="gramStart"/>
       <w:r>
@@ -698,6 +956,9 @@
     <w:p>
       <w:r>
         <w:t>**История 50: Дом**</w:t>
+      </w:r>
+      <w:r>
+        <w:t xml:space="preserve"> </w:t>
       </w:r>
       <w:bookmarkStart w:id="0" w:name="_GoBack"/>
       <w:bookmarkEnd w:id="0"/>

--- a/adventures.docx
+++ b/adventures.docx
@@ -960,18 +960,519 @@
       <w:r>
         <w:t xml:space="preserve"> </w:t>
       </w:r>
+      <w:r>
+        <w:t xml:space="preserve">Я шёл много дней и оказался у развалин того самого дома, где, как мне казалось, я когда-то жил. Воспоминания не вернулись, но я почувствовал что-то странное. Какое-то тепло в груди. Я постоял среди обломков, потрогал ржавую кровать, поднял с пола детскую игрушку — обгоревшего плюшевого мишку. И вдруг понял. Это не мои воспоминания. Это чужие. Я просто </w:t>
+      </w:r>
+      <w:proofErr w:type="spellStart"/>
+      <w:r>
+        <w:t>синт</w:t>
+      </w:r>
+      <w:proofErr w:type="spellEnd"/>
+      <w:r>
+        <w:t>, в которого загрузили чужую жизнь. Но чувство тепла осталось. Значит, оно моё. Я положил мишку обратно, развернулся и пошёл дальше. Пустошь ждала. Мой дом — это дорога.</w:t>
+      </w:r>
+    </w:p>
+    <w:p/>
+    <w:p>
+      <w:r>
+        <w:t>**История 51: Колыбельная**</w:t>
+      </w:r>
+      <w:r>
+        <w:t xml:space="preserve"> </w:t>
+      </w:r>
       <w:bookmarkStart w:id="0" w:name="_GoBack"/>
       <w:bookmarkEnd w:id="0"/>
       <w:r>
-        <w:t xml:space="preserve">Я шёл много дней и оказался у развалин того самого дома, где, как мне казалось, я когда-то жил. Воспоминания не вернулись, но я почувствовал что-то странное. Какое-то тепло в груди. Я постоял среди обломков, потрогал ржавую кровать, поднял с пола детскую игрушку — обгоревшего плюшевого мишку. И вдруг понял. Это не мои воспоминания. Это чужие. Я просто </w:t>
-      </w:r>
-      <w:proofErr w:type="spellStart"/>
-      <w:r>
-        <w:t>синт</w:t>
-      </w:r>
-      <w:proofErr w:type="spellEnd"/>
-      <w:r>
-        <w:t>, в которого загрузили чужую жизнь. Но чувство тепла осталось. Значит, оно моё. Я положил мишку обратно, развернулся и пошёл дальше. Пустошь ждала. Мой дом — это дорога.</w:t>
+        <w:t>Ночь застала меня в руинах детского сада. Я забрался внутрь, надеясь найти укрытие от холода. Там было тихо, только ветер завывал в разбитых окнах. И вдруг я услышал это — тихое, монотонное пение. Колыбельная. Она доносилась из подвала. Я спустился вниз с оружием наготове. Там, в углу, сидела женщина. Она была мертва уже давно, её кожа высохла, глаза провалились. Но она сидела, прислонившись к стене, и из её рта вырывался этот звук. Рядом с ней лежал скелет ребёнка, завёрнутый в старое одеяло. Я не мог пошевелиться. Просто стоял и слушал эту колыбельную, льющуюся из мёртвого рта. Потом понял: это ветер. Он проходил через её разложившиеся голосовые связки и создавал этот звук. Я вышел наружу и больше никогда не ночевал в детских учреждениях.</w:t>
+      </w:r>
+    </w:p>
+    <w:p>
+      <w:r>
+        <w:t xml:space="preserve"> </w:t>
+      </w:r>
+    </w:p>
+    <w:p>
+      <w:r>
+        <w:t>**История 52: Лицо в стекле**</w:t>
+      </w:r>
+      <w:r>
+        <w:t xml:space="preserve"> </w:t>
+      </w:r>
+      <w:r>
+        <w:t xml:space="preserve">Я шёл по коридору старой больницы, когда заметил отражение в тёмном оконном стекле. Человек стоял прямо у меня за спиной. Я резко обернулся — никого. Снова посмотрел в стекло — он всё ещё там, смотрит на меня пустыми глазницами. Я подошёл ближе. Это было моё собственное отражение. Но оно не повторяло мои движения. Оно просто стояло и смотрело. Я протянул руку, коснулся стекла. Отражение подняло свою руку и прижало её к </w:t>
+      </w:r>
+      <w:proofErr w:type="gramStart"/>
+      <w:r>
+        <w:t>стеклу</w:t>
+      </w:r>
+      <w:proofErr w:type="gramEnd"/>
+      <w:r>
+        <w:t xml:space="preserve"> с другой стороны. Я чувствовал холод, идущий от этого прикосновения. Потом оно улыбнулось. Широко, неестественно. И исчезло. В стекле остался только я. Я разбил окно выстрелом. Осколки блестели на полу, и в каждом из них, казалось, мелькало то же самое лицо. Я бежал оттуда, не останавливаясь.</w:t>
+      </w:r>
+    </w:p>
+    <w:p/>
+    <w:p>
+      <w:r>
+        <w:lastRenderedPageBreak/>
+        <w:t>**История 53: Голоса в стенах**</w:t>
+      </w:r>
+      <w:r>
+        <w:t xml:space="preserve"> </w:t>
+      </w:r>
+      <w:r>
+        <w:t xml:space="preserve">Старая фабрика гудела. Не от машин, а от голосов. Тысячи голосов, шепчущих, кричащих, плачущих, они лились из стен, из пола, из потолка. Я зажал уши, но это не помогало. Голоса проникали прямо в голову. Они говорили на разных языках, перебивали друг друга, молили о помощи, проклинали. Я побрёл внутрь, надеясь найти источник. В цеху я увидел их — сотни тел, приваренных к стенам. Не мёртвых, а застывших в металле, как часть конструкции. Их глаза были открыты, рты раскрыты в беззвучном крике. Я понял: это были рабочие. Во время бомбардировки их залило расплавленным металлом. Они умирали медленно, и их последние крики </w:t>
+      </w:r>
+      <w:proofErr w:type="spellStart"/>
+      <w:r>
+        <w:t>вплавились</w:t>
+      </w:r>
+      <w:proofErr w:type="spellEnd"/>
+      <w:r>
+        <w:t xml:space="preserve"> в стены вместе с ними. И теперь, спустя двести лет, стены помнили. Я выбрался наружу, но голоса преследовали меня ещё несколько дней.</w:t>
+      </w:r>
+    </w:p>
+    <w:p/>
+    <w:p>
+      <w:r>
+        <w:t>**История 54: Кукольник**</w:t>
+      </w:r>
+      <w:r>
+        <w:t xml:space="preserve"> </w:t>
+      </w:r>
+      <w:proofErr w:type="gramStart"/>
+      <w:r>
+        <w:t>В</w:t>
+      </w:r>
+      <w:proofErr w:type="gramEnd"/>
+      <w:r>
+        <w:t xml:space="preserve"> одном из домов я нашёл коллекцию кукол. Старых, довоенных, фарфоровых. Они стояли на полках, одетые в нарядные платьица и костюмчики. Стеклянные глаза смотрели в пустоту. Я хотел уже уйти, но заметил, что одна из кукол повернула голову. Я замер. Она следила за мной. Я медленно пошёл вдоль полок, и каждая кукла, мимо которой я проходил, поворачивала голову вслед за мной. Сотни кукол, все смотрят на меня. Потом они заговорили. Тонкими, детскими голосами они начали повторять одно и то же: «Играй с нами. Играй с нами. Играй с нами». Я выбежал из дома, слыша за спиной их хор. Обернувшись, я увидел их в окнах. Все они смотрели мне вслед.</w:t>
+      </w:r>
+    </w:p>
+    <w:p>
+      <w:r>
+        <w:t xml:space="preserve"> </w:t>
+      </w:r>
+    </w:p>
+    <w:p>
+      <w:r>
+        <w:t>**История 55: Туннель**</w:t>
+      </w:r>
+      <w:r>
+        <w:t xml:space="preserve"> </w:t>
+      </w:r>
+      <w:r>
+        <w:t>Метро всегда было опасным местом, но этот туннель был другим. Он был абсолютно чёрным. Мой фонарь не пробивал эту тьму, она просто съедала свет. Я шёл вдоль стены, считая шаги, чтобы не сбиться с пути. И тут я услышал шаги. Не свои — чужие. Они звучали ритмично, в такт моим. Я останавливался — они затихали. Я шёл — они начинали снова. Кто-то шёл за мной в полной темноте. Я выстрелил наугад. Ничего. Тишина. Потом я услышал дыхание. Совсем рядом, за моей спиной. Холодное, влажное дыхание на моей шее. Я развернулся и выстрелил снова. И снова. Пока не кончились патроны. Тишина. Я включил фонарь. Никого. Только пустые гильзы на полу. И следы. Мои собственные следы, ведущие в обе стороны туннеля. Я не знаю, что это было. Но я больше никогда не спускался в метро.</w:t>
+      </w:r>
+    </w:p>
+    <w:p/>
+    <w:p>
+      <w:r>
+        <w:t>**История 56: Свежие могилы**</w:t>
+      </w:r>
+      <w:r>
+        <w:t xml:space="preserve"> </w:t>
+      </w:r>
+      <w:r>
+        <w:t>Я шёл через лес и наткнулся на кладбище. Не старое, а свежее. Холмики земли, деревянные кресты, на некоторых — ещё не завядшие цветы. Я удивился — кто в Пустоши хоронит мёртвых с такими почестями? Я подошёл к одному из крестов. На нём было написано моё имя. И дата — сегодняшняя. Я обошёл все могилы. На каждом кресте было имя. Моё имя. И все даты — разные дни последнего месяца. Кто-то хоронил меня снова и снова. Я хотел уйти, но из-за деревьев вышли люди. Они были в чёрных балахонах, с опущенными головами. Они несли ещё один гроб. Они подошли к свежей могиле и опустили его в землю. Один из них поднял голову и посмотрел на меня. У него было моё лицо. Он улыбнулся и указал на пустую могилу рядом. «Твоя очередь», — сказал он голосом, который был моим собственным. Я бежал, не разбирая дороги, пока не упал без сил. Лес вокруг был пуст. Ни кладбища, ни людей.</w:t>
+      </w:r>
+    </w:p>
+    <w:p/>
+    <w:p>
+      <w:r>
+        <w:t>**История 57: Приют**</w:t>
+      </w:r>
+      <w:r>
+        <w:t xml:space="preserve"> </w:t>
+      </w:r>
+      <w:r>
+        <w:t xml:space="preserve">Я нашёл старое здание с вывеской «Приют для сирот». Внутри было чисто, почти как будто здесь кто-то жил. На кроватях лежали свежие простыни, на столах — тарелки с нетронутой едой. Я поднялся на второй этаж. В комнатах стояли игрушки, куклы, машинки. Всё новое, не тронутое временем. В конце коридора горел свет. Я заглянул в последнюю комнату. Там, за маленьким столиком, сидели дети. Много детей. Они не шевелились. Просто сидели и </w:t>
+      </w:r>
+      <w:r>
+        <w:lastRenderedPageBreak/>
+        <w:t>смотрели на дверь. Их глаза были чёрными, без зрачков. Я поздоровался. Никто не ответил. Я сделал шаг в комнату, и все они одновременно повернули головы. Хруст шейных позвонков прозвучал как выстрел. «Поиграй с нами», — сказали они хором. Голоса у них были детские, но мёртвые. Я выстрелил в ближайшего, и он рассыпался в пыль. Но остальные встали и пошли на меня. Я бежал по лестнице, слыша за спиной топот сотен маленьких ног.</w:t>
+      </w:r>
+    </w:p>
+    <w:p/>
+    <w:p>
+      <w:r>
+        <w:t>**История 58: Отражение в луже**</w:t>
+      </w:r>
+      <w:r>
+        <w:t xml:space="preserve"> </w:t>
+      </w:r>
+      <w:r>
+        <w:t xml:space="preserve">После дождя на дороге остались лужи. Я шёл и смотрел в одну из них, как вдруг заметил, что отражение небоскрёба, стоящего позади меня, не совпадает с реальностью. В луже небоскрёб был целым, с целыми стёклами, с огнями в окнах. Я обернулся. Позади были только руины. Снова посмотрел в лужу. В отражении из окна того целого небоскрёба кто-то махал мне рукой. Маленькая фигурка. Я наклонился ближе, и вдруг рука из </w:t>
+      </w:r>
+      <w:proofErr w:type="spellStart"/>
+      <w:r>
+        <w:t>луги</w:t>
+      </w:r>
+      <w:proofErr w:type="spellEnd"/>
+      <w:r>
+        <w:t xml:space="preserve"> схватила меня за горло. Ледяная, мокрая, она тянула меня вниз, в эту маленькую лужу. Я отчаянно вырывался, чувствуя, как вода заливает лицо, как лёгкие наполняются жидкостью. Я ударил ножом по руке, и она исчезла. Я откатился от лужи, кашляя и задыхаясь. В луже было тихо. Только моё собственное испуганное лицо смотрело на меня из воды.</w:t>
+      </w:r>
+    </w:p>
+    <w:p/>
+    <w:p>
+      <w:r>
+        <w:t>**История 59: Тишина**</w:t>
+      </w:r>
+      <w:r>
+        <w:t xml:space="preserve"> </w:t>
+      </w:r>
+      <w:r>
+        <w:t>Я зашёл в город, где не было ни звука. Абсолютно никакого. Ни ветра, ни птиц, ни шороха шагов. Мои собственные шаги тоже не издавали звука. Я хлопнул в ладоши — тишина. Выстрелил в воздух — тишина. Я не слышал даже собственного дыхания. Это было хуже любой стрельбы. Я заходил в дома, видел тела людей, застывших в странных позах — кто-то сидел за столом, кто-то лежал на кровати. Все они выглядели так, будто просто заснули. Я потряс одного за плечо, и он рассыпался в прах. И тут я услышал это. Шёпот. Внутри моей головы. «Ты здесь лишний. Ты нарушаешь покой». Я побежал прочь из города, но звук не возвращался. Только шёпот в голове становился громче. Я бежал несколько часов, прежде чем смог снова услышать ветер. Город остался позади. Но иногда, в полной тишине, я всё ещё слышу этот шёпот.</w:t>
+      </w:r>
+    </w:p>
+    <w:p/>
+    <w:p>
+      <w:r>
+        <w:t>**История 60: Портрет**</w:t>
+      </w:r>
+      <w:r>
+        <w:t xml:space="preserve"> </w:t>
+      </w:r>
+      <w:proofErr w:type="gramStart"/>
+      <w:r>
+        <w:t>В</w:t>
+      </w:r>
+      <w:proofErr w:type="gramEnd"/>
+      <w:r>
+        <w:t xml:space="preserve"> разрушенной усадьбе на стене висел портрет. Старинный, в массивной раме. На нём была изображена семья — отец, мать и трое детей. Все в довоенной одежде, с серьёзными лицами. Я остановился перед ним, рассматривая детали. И вдруг заметил, что глаза отца на портрете двигаются. Они следили за мной. Я отошёл влево — глаза повернулись. Вправо — то же самое. Я подошёл ближе, и лицо на портрете исказилось в жуткой гримасе. Рот открылся, и оттуда полилась чёрная жижа. Она заливала картину, капала на пол. За спиной отца на портрете начали проявляться фигуры. Много фигур. Они тянули к нему руки. Он кричал, но звука не было. Я отступил к двери, и в этот момент из рамы хлынул настоящий поток. Чёрная, вонючая жижа заполняла комнату, подбираясь к моим ногам. Я выбежал наружу, захлопнул дверь и забаррикадировал её досками. Из-под двери всё равно сочилась эта жижа. Я ушёл оттуда и больше никогда не смотрел на портреты.</w:t>
+      </w:r>
+    </w:p>
+    <w:p/>
+    <w:p>
+      <w:r>
+        <w:t>**История 61: Радиостанция**</w:t>
+      </w:r>
+      <w:r>
+        <w:t xml:space="preserve"> </w:t>
+      </w:r>
+      <w:r>
+        <w:t xml:space="preserve">Я поймал сигнал на старой частоте. Голос говорил: «Если вы меня слышите, приезжайте на старую радиостанцию на холме. Я жду. У меня есть еда, вода и ответы». Голос звучал отчаянно. Я пошёл на холм. Станция была цела, внутри горел свет. Я вошёл. В комнате никого не было. Рация работала, из неё лился тот самый голос, но он просто повторял запись. Я нашёл дневник </w:t>
+      </w:r>
+      <w:proofErr w:type="spellStart"/>
+      <w:r>
+        <w:t>диджея</w:t>
+      </w:r>
+      <w:proofErr w:type="spellEnd"/>
+      <w:r>
+        <w:t xml:space="preserve">. Последняя запись: «Радиация проникла в студию. Я чувствую, как умираю. Я включил запись на повторе. Может, кто-то придёт. Простите меня. Я так хочу, чтобы кто-нибудь пришёл». Его тело лежало в углу, высохшее, мумифицированное. Рядом с ним валялся </w:t>
+      </w:r>
+      <w:r>
+        <w:lastRenderedPageBreak/>
+        <w:t>пистолет. Он ждал здесь годами. Запись всё ещё работала. Я выключил радио. В наступившей тишине было слышно только моё дыхание. Я похоронил его рядом со станцией. Теперь он не один.</w:t>
+      </w:r>
+    </w:p>
+    <w:p/>
+    <w:p>
+      <w:r>
+        <w:t>**История 62: Следы**</w:t>
+      </w:r>
+      <w:r>
+        <w:t xml:space="preserve"> </w:t>
+      </w:r>
+      <w:r>
+        <w:t>Я шёл по снегу, когда заметил следы. Они шли параллельно моим, но с другой стороны дороги. Чьи-то босые ноги. Я остановился — следы остановились. Пошёл дальше — они продолжились. Я свернул к ним, чтобы посмотреть, кто это, но следы внезапно оборвались. Просто исчезли. Как будто человек взлетел. Я постоял, посмотрел по сторонам. Никого. Вдруг сзади раздался хруст снега. Я обернулся. На моих собственных следах, там, где я только что прошёл, теперь стоял отпечаток босой ноги. Он был внутри моего следа. Кто-то шёл прямо за мной, ступая след в след. Я побежал. Сзади послышался топот — быстрый, нагоняющий. Я не оборачивался. Бежал, пока не выбился из сил. Оглянулся. Мои следы уходили далеко назад, и на каждом из них, на каждом без исключения, стоял второй отпечаток. Босой ноги.</w:t>
+      </w:r>
+    </w:p>
+    <w:p/>
+    <w:p>
+      <w:r>
+        <w:t>**История 63: Зеркальный зал**</w:t>
+      </w:r>
+      <w:r>
+        <w:t xml:space="preserve"> </w:t>
+      </w:r>
+      <w:r>
+        <w:t>Я забрёл в старый театр. Внутри, на сцене, был установлен огромный зеркальный зал. Сотни зеркал, отражающих друг друга до бесконечности. Я зашёл внутрь, чтобы рассмотреть. В каждом отражении был я. Сотни меня, смотрящих на меня со всех сторон. Я махнул рукой — все они махнули в ответ. Но один не махнул. Он просто стоял и смотрел. Я подошёл к нему ближе. Он улыбнулся. Я ударил по зеркалу кулаком, и оно разбилось. Но он не исчез. Он стоял среди осколков, улыбаясь, и в каждом осколке было его лицо. Я побежал через этот лабиринт, разбивая зеркала на своём пути. За спиной слышался смех — мой собственный смех, но искажённый. Когда я выскочил наружу, мои руки были в крови от порезов. Я посмотрел в последнее уцелевшее зеркало, висевшее у выхода. Моё отражение плакало. Я разбил и его.</w:t>
+      </w:r>
+    </w:p>
+    <w:p/>
+    <w:p>
+      <w:r>
+        <w:t>**История 64: Лес рук**</w:t>
+      </w:r>
+      <w:r>
+        <w:t xml:space="preserve"> </w:t>
+      </w:r>
+      <w:proofErr w:type="gramStart"/>
+      <w:r>
+        <w:t>В</w:t>
+      </w:r>
+      <w:proofErr w:type="gramEnd"/>
+      <w:r>
+        <w:t xml:space="preserve"> лесу, где все деревья были выжжены, росли странные кусты. Приглядевшись, я понял, что это не кусты. Это руки. Человеческие руки, торчащие из земли, с растопыренными пальцами. Сотни рук, они тянулись к небу, словно моля о помощи. Я шёл между ними, стараясь не наступать. Некоторые руки шевелились. Одна схватила меня за лодыжку. Холодная, костлявая, она вцепилась мёртвой хваткой. Я вырвался, но она оторвала кусок штанины. Я побежал, и руки тянулись ко мне со всех сторон, царапая, хватая. Я споткнулся и упал прямо в их толпу. Десятки рук вцепились в меня, потащили вниз, в землю. Я отчаянно отбивался, стрелял, кричал. Каким-то чудом я вырвался. Выбежал из этого леса, оставив там кусок своей плоти. Оглянувшись, я увидел, что руки машут мне вслед. Прощаются.</w:t>
+      </w:r>
+    </w:p>
+    <w:p/>
+    <w:p>
+      <w:r>
+        <w:t>**История 65: Двойник**</w:t>
+      </w:r>
+      <w:r>
+        <w:t xml:space="preserve"> </w:t>
+      </w:r>
+      <w:r>
+        <w:t xml:space="preserve">Я проснулся утром и увидел его. Он сидел напротив меня у костра. Моё собственное лицо, моя одежда, моё оружие. Он смотрел на меня и улыбался. «Кто ты?» — спросил я. «Я — это ты», — ответил он. «Ты врёшь». Он пожал плечами: «Посмотри на свои руки». Я посмотрел. Они были прозрачными. Я видел сквозь них траву. «Что происходит?» — закричал я. Он встал, подошёл ко мне и положил руку мне на плечо. Его рука была твёрдой, настоящей. </w:t>
+      </w:r>
+      <w:proofErr w:type="gramStart"/>
+      <w:r>
+        <w:t>«Ты умер прошлой ночью</w:t>
+      </w:r>
+      <w:proofErr w:type="gramEnd"/>
+      <w:r>
+        <w:t>, — сказал он. — Во сне. А я проснулся. Я теперь — это ты». Я попытался ударить его, но моя рука прошла сквозь него. Я был призраком. Он собрал мои вещи, поправил оружие и пошёл по тропе, по которой я планировал идти сегодня. Я кричал ему вслед, но он не оборачивался. Я остался один. Невидимый. Ненужный. Пустошь забрала меня, даже не спросив.</w:t>
+      </w:r>
+    </w:p>
+    <w:p/>
+    <w:p>
+      <w:r>
+        <w:lastRenderedPageBreak/>
+        <w:t>**История 66: Больница**</w:t>
+      </w:r>
+      <w:r>
+        <w:t xml:space="preserve"> </w:t>
+      </w:r>
+      <w:r>
+        <w:t>Эта больница была другой. Не разграбленной, не разрушенной. Внутри всё было на своих местах: инструменты, бинты, даже лекарства в шкафах. На койках лежали тела. Все в одинаковых больничных рубашках, с бирками на ногах. Я прошёл по палатам. Тишина. В операционной горел свет. На столе лежал человек. Его грудная клетка была вскрыта, но внутри не было органов. Только пустота. Рядом стоял хирургический робот с застывшим скальпелем в манипуляторе. Я дотронулся до него, и он ожил. Повернул ко мне свою камеру и проскрежетал: «Пациент не выжил. Следующий, пожалуйста». Он двинулся на меня со скальпелем. Я выстрелил в него, но пули отскакивали от корпуса. Я побежал по коридорам, а за мной, громыхая, нёсся этот робот, повторяя: «Следующий, пожалуйста. Следующий, пожалуйста». Я выбил дверь чёрного хода и вывалился наружу. Робот застрял в проёме, но его рука с окровавленным скальпелем всё ещё тянулась ко мне.</w:t>
+      </w:r>
+    </w:p>
+    <w:p/>
+    <w:p>
+      <w:r>
+        <w:t>**История 67: Чёрный пёс**</w:t>
+      </w:r>
+      <w:r>
+        <w:t xml:space="preserve"> </w:t>
+      </w:r>
+      <w:r>
+        <w:t xml:space="preserve">Я шёл по пустоши и увидел собаку. Большой чёрный пёс с горящими красными глазами. Он сидел на дороге и смотрел на меня. Я подошёл ближе, и он встал и пошёл впереди, то и дело оглядываясь, словно приглашая следовать за ним. Я пошёл. Он привёл меня к старому дому. Сквозь разбитые окна я увидел внутри тела. Много тел. И все они были изуродованы, разорваны. Пёс сел у входа и завыл. Жуткий, леденящий душу вой. Из дома в ответ раздался такой же вой. Только громче. И из темноты вышли они. Стая таких же чёрных псов с горящими глазами. Они окружили меня. Пёс, который привёл меня, посмотрел мне прямо в глаза </w:t>
+      </w:r>
+      <w:proofErr w:type="gramStart"/>
+      <w:r>
+        <w:t>и...</w:t>
+      </w:r>
+      <w:proofErr w:type="gramEnd"/>
+      <w:r>
+        <w:t xml:space="preserve"> улыбнулся. Волчьей, человеческой улыбкой. Я открыл огонь. Это была адская битва. Я убил их много, но они всё лезли. Я отступил к скалам и залез на уступ. Они не могли достать меня, но и не уходили. Сидели внизу и ждали. Три дня. На четвёртый они ушли. Я спустился и бежал, не оглядываясь. До сих пор иногда слышу вой по ночам.</w:t>
+      </w:r>
+    </w:p>
+    <w:p/>
+    <w:p>
+      <w:r>
+        <w:t>**История 68: Музыкальная шкатулка**</w:t>
+      </w:r>
+      <w:r>
+        <w:t xml:space="preserve"> </w:t>
+      </w:r>
+      <w:proofErr w:type="gramStart"/>
+      <w:r>
+        <w:t>В</w:t>
+      </w:r>
+      <w:proofErr w:type="gramEnd"/>
+      <w:r>
+        <w:t xml:space="preserve"> разрушенном особняке я нашёл музыкальную шкатулку. Красивая, деревянная, с резьбой. Я открыл её, и полилась мелодия. Нежная, грустная. Я слушал и не мог оторваться. Вдруг заметил, что из стен начали выступать тени. Они собирались вокруг меня, слушали музыку. Я не мог пошевелиться. Тени становились всё плотнее, они приближались. Одна из них протянула ко мне руку. Холод пронзил мою кожу. Я попытался закрыть шкатулку, но крышка не поддавалась. Тени зашептали: «Не останавливай. Пожалуйста. Мы так давно не слышали музыку». Я понял, что это души тех, кто жил здесь. Они застряли между мирами. Я слушал мелодию до самого утра, пока не взошло солнце. Тогда тени растаяли. Я закрыл шкатулку и ушёл. Надеюсь, они услышат её снова. Когда-нибудь.</w:t>
+      </w:r>
+    </w:p>
+    <w:p/>
+    <w:p>
+      <w:r>
+        <w:t>**История 69: Танцующие**</w:t>
+      </w:r>
+      <w:r>
+        <w:t xml:space="preserve"> </w:t>
+      </w:r>
+      <w:r>
+        <w:t xml:space="preserve">Я зашёл в старый бальный зал. Внутри было темно, но из глубины доносилась музыка. Старинный вальс. Я прошёл внутрь и увидел их. Пары, кружащиеся в танце. В довоенных нарядах, с улыбками на лицах. Они не замечали меня. Я подошёл ближе и увидел, что их лица... неестественны. Глаза закрыты, улыбки застыли. Они танцевали, но не дышали. Мёртвые танцоры. Я дотронулся до одного, и он рассыпался в прах. Но музыка продолжалась. И оставшиеся продолжали танцевать, даже не замечая, что одного из них больше нет. Я пошёл к источнику музыки — старый граммофон, работающий от какого-то чуда. Я снял иглу. Тишина. Танцоры замерли, покачнулись </w:t>
+      </w:r>
+      <w:proofErr w:type="gramStart"/>
+      <w:r>
+        <w:t>и...</w:t>
+      </w:r>
+      <w:proofErr w:type="gramEnd"/>
+      <w:r>
+        <w:t xml:space="preserve"> все разом рассыпались. Тысячи мёртвых тел, которые танцевали здесь двести лет, превратились в пыль. Я стоял в этом облаке праха и не мог пошевелиться. Потом вышел наружу. Навсегда запомнил эту мелодию.</w:t>
+      </w:r>
+    </w:p>
+    <w:p/>
+    <w:p>
+      <w:r>
+        <w:lastRenderedPageBreak/>
+        <w:t>**История 70: Подвал**</w:t>
+      </w:r>
+      <w:r>
+        <w:t xml:space="preserve"> </w:t>
+      </w:r>
+      <w:proofErr w:type="gramStart"/>
+      <w:r>
+        <w:t>В</w:t>
+      </w:r>
+      <w:proofErr w:type="gramEnd"/>
+      <w:r>
+        <w:t xml:space="preserve"> доме был подвал. Обычный, с бетонными стенами и старыми ящиками. Но в углу я заметил дверь. Маленькую, низкую, обитую железом. Я открыл её. За ней была лестница, уходящая вниз, во тьму. Я спустился. Там было ещё холоднее, чем наверху. В конце лестницы был ещё один подвал. И в нём — ещё одна дверь. Я открывал эти двери снова и снова, спускаясь всё ниже. Подвал под подвалом под подвалом. Я потерял счёт этажам. Воздух стал спёртым, тяжёлым. И вдруг я услышал голос. Снизу. Он звал меня по имени. Имени, которого я не помнил, но которое отозвалось где-то глубоко внутри. Я пошёл на голос. Последняя дверь. Я открыл её. Там, в маленькой комнате, сидел... я. Другой я, старый, измождённый, с безумными глазами. «Наконец-то ты пришёл, — прошептал он. — Я ждал тебя здесь всё это время. Смени меня». И он бросился на меня. Я не помню, что было дальше. Очнулся я наверху, в доме. Подвала больше не было. Только запертый люк в полу.</w:t>
+      </w:r>
+    </w:p>
+    <w:p/>
+    <w:p>
+      <w:r>
+        <w:t>**История 71: Стеклянные глаза**</w:t>
+      </w:r>
+      <w:r>
+        <w:t xml:space="preserve"> </w:t>
+      </w:r>
+      <w:proofErr w:type="gramStart"/>
+      <w:r>
+        <w:t>В</w:t>
+      </w:r>
+      <w:proofErr w:type="gramEnd"/>
+      <w:r>
+        <w:t xml:space="preserve"> мастерской старого оптика я нашёл сотни глазных протезов. Стеклянные глаза всех цветов, они лежали на полках, смотрели в пустоту. Я взял один, синий, и поднёс к свету. И вдруг все глаза на полках повернулись и посмотрели на меня. Сотни стеклянных глаз, уставившихся в мою душу. Я выронил тот, что держал, и он покатился по полу, оставляя за собой кровавый след. Я смотрел на этот след и не мог понять, откуда кровь. Потом понял — из моих собственных рук. Они кровоточили, хотя я не чувствовал боли. Глаза на полках начали моргать. Медленно, синхронно. Я закричал и бросился к выходу, но дверь была заперта. Глаза смотрели. Ждали. Я разбил окно и выпрыгнул наружу, порезавшись о стёкла. Когда я оглянулся, в разбитом окне, на месте стёкол, теперь были глаза. Они смотрели мне вслед.</w:t>
+      </w:r>
+    </w:p>
+    <w:p/>
+    <w:p>
+      <w:r>
+        <w:t>**История 72: Человек в маске**</w:t>
+      </w:r>
+      <w:r>
+        <w:t xml:space="preserve"> </w:t>
+      </w:r>
+      <w:r>
+        <w:t>Я шёл по дороге и увидел человека. Он стоял посреди пустыни и не двигался. На нём был старый, пыльный плащ, а лицо скрывала белая маска с нарисованной улыбкой. Я подошёл ближе. Он повернул голову. «Здравствуй, путник», — сказал он голосом, который звучал так, будто доносился из глубокого колодца. Я спросил, кто он. «Я тот, кто ждёт», — ответил он. «Чего ты ждёшь?» — спросил я. «Тебя», — сказал он и сдёрнул маску. Под ней не было лица. Только пустота, тьма, из которой на меня смотрели миллионы глаз. Я отшатнулся, споткнулся, упал. Когда поднял голову, его уже не было. Только маска лежала на песке. Я поднял её. Внутри было зеркальце. Я посмотрел в него и увидел своё лицо. Оно улыбалось той самой нарисованной улыбкой.</w:t>
+      </w:r>
+    </w:p>
+    <w:p/>
+    <w:p>
+      <w:r>
+        <w:t>**История 73: Мёртвый город**</w:t>
+      </w:r>
+      <w:r>
+        <w:t xml:space="preserve"> </w:t>
+      </w:r>
+      <w:r>
+        <w:t>Я зашёл в город, который был абсолютно пуст. Ни тел, ни следов борьбы, ни даже мусора. Просто чистые, пустые улицы. Я заходил в дома — там тоже было пусто. Ни мебели, ни вещей. Ничего. Как будто город никогда не был населён. Я провёл там несколько часов, исследуя каждый угол. Тишина давила на уши. И вдруг я услышал звук. Дыхание. Много людей дышат за моей спиной. Я обернулся — никого. Звук шёл отовсюду. Тысячи людей дышали в этом пустом городе, но их не было видно. Я чувствовал их присутствие. Они были здесь, рядом. Просто невидимы. Я побежал к выходу из города. По пути я слышал шёпот, смех, плач. Невидимые руки касались моего лица, дёргали за одежду. Я выскочил за городскую черту и упал на колени, тяжело дыша. Оглянувшись, я увидел их. Тысячи прозрачных фигур, стоящих на улицах и смотрящих мне вслед. Город мёртвых, которые не могли уйти.</w:t>
+      </w:r>
+    </w:p>
+    <w:p/>
+    <w:p>
+      <w:r>
+        <w:t>**История 74: Рисунок**</w:t>
+      </w:r>
+      <w:r>
+        <w:t xml:space="preserve"> </w:t>
+      </w:r>
+      <w:proofErr w:type="gramStart"/>
+      <w:r>
+        <w:t>В</w:t>
+      </w:r>
+      <w:proofErr w:type="gramEnd"/>
+      <w:r>
+        <w:t xml:space="preserve"> школе, на доске, мелом был нарисован рисунок. Дом, дерево, солнце и семья, держащаяся за руки. Обычный детский рисунок. Но чем дольше я на него смотрел, тем </w:t>
+      </w:r>
+      <w:r>
+        <w:lastRenderedPageBreak/>
+        <w:t>больше деталей замечал. У фигурок не было лиц. Просто овалы. И руки у них были слишком длинные. Солнце было чёрным. А из окна дома кто-то смотрел. Маленькая фигурка с огромными глазами. Я хотел стереть рисунок, но мел не стирался. Я тёр доской, но линии становились только ярче. Фигурки начали двигаться. Медленно, неуклюже, они слезали с доски и шли ко мне. Их длинные руки тянулись, чтобы схватить. Я выбежал из класса, захлопнул дверь. Из-под двери полезли меловые линии. Они ползли по полу, стенам, обвивали мои ноги. Я отбивался, стряхивал их, но они лезли снова. Я выпрыгнул в окно. Упал, ушибся, но поднялся и побежал. Оглянувшись, я увидел, что всё здание школы покрыто этими меловыми линиями, этими рисунками, которые ожили.</w:t>
+      </w:r>
+    </w:p>
+    <w:p/>
+    <w:p>
+      <w:r>
+        <w:t>**История 75: Фотография**</w:t>
+      </w:r>
+      <w:r>
+        <w:t xml:space="preserve"> </w:t>
+      </w:r>
+      <w:r>
+        <w:t>Я нашёл старый фотоаппарат. Довоенный, плёночный. Нажал на кнопку — он щёлкнул, и из него вылезла фотография. Я посмотрел на неё. На ней был я, стоящий на этом самом месте. Но моё лицо было искажено ужасом. Я огляделся — вокруг никого. Сделал ещё один снимок. На новой фотографии я стоял там же, но позади меня, из темноты, тянулись чьи-то руки. Я обернулся — никого. Сделал третий снимок. На этот раз на фотографии было моё лицо крупным планом, а за моим плечом — другое лицо. Белое, с чёрными провалами глаз. Я резко обернулся и увидел её. Женщину в белом, стоящую прямо за моей спиной. Она улыбалась. Так же, как на фотографии. Я выронил фотоаппарат и побежал. Он разбился. Но фотографии остались у меня в кармане. Я сжёг их. Но иногда, когда я смотрю в воду или в стекло, я вижу её лицо за своим плечом.</w:t>
+      </w:r>
+    </w:p>
+    <w:p/>
+    <w:p>
+      <w:r>
+        <w:t>**История 76: Под землёй**</w:t>
+      </w:r>
+      <w:r>
+        <w:t xml:space="preserve"> </w:t>
+      </w:r>
+      <w:proofErr w:type="gramStart"/>
+      <w:r>
+        <w:t>В</w:t>
+      </w:r>
+      <w:proofErr w:type="gramEnd"/>
+      <w:r>
+        <w:t xml:space="preserve"> пещере было темно и сыро. Я шёл по узкому проходу, освещая путь фонарём. Стены были влажными, покрытыми странным налётом. Я лизнул палец и потрогал стену — налёт был солёным. Как будто здесь когда-то было море. Я пошёл дальше и вышел в огромный зал. И там, в свете фонаря, я увидел их. Тысячи коконов, свисающих с потолка. Из некоторых торчали человеческие руки, ноги, головы. Люди висели там, как мухи в паутине. Я понял, что это логово каких-то тварей. Я хотел уйти, но из темноты донеслось шипение. Они просыпались. Огромные, похожие на помесь насекомого и человека, они спускались по стенам, по коконам, приближаясь ко мне. Я открыл огонь, побежал назад по проходу. За мной гналась целая армия этих тварей. Я выскочил наружу и завалил вход камнями. Долго ещё слышал, как они скребутся с той стороны. Я ушёл оттуда и надеюсь, больше никогда туда не вернусь.</w:t>
+      </w:r>
+    </w:p>
+    <w:p/>
+    <w:p>
+      <w:r>
+        <w:t>**История 77: Глаза в темноте**</w:t>
+      </w:r>
+      <w:r>
+        <w:t xml:space="preserve"> </w:t>
+      </w:r>
+      <w:r>
+        <w:t>Я ночевал в заброшенном доме. Развёл костёр в камине, сидел, грелся. Вокруг было темно, только огонь освещал комнату. И вдруг я заметил их. Глаза. В тёмных углах, под мебелью, в щелях между досок. Десятки пар глаз, смотрящих на меня из темноты. Они не двигались, просто смотрели. Я взял факел и подошёл к ближайшему углу. Там никого не было. Только пустота. Я оглянулся — глаза были уже ближе. Они подобрались ко мне, пока я отворачивался. Я размахивал факелом, кричал, но они не исчезали. Просто смотрели. Я не спал всю ночь. Сидел у костра и смотрел, как глаза кружат вокруг меня, как стая голодных волков. На рассвете они исчезли. Я вышел из дома и увидел на земле следы. Множество маленьких, детских следов, обходящих дом по кругу. Всю ночь они ходили вокруг, ожидая, пока я усну.</w:t>
+      </w:r>
+    </w:p>
+    <w:p/>
+    <w:p>
+      <w:r>
+        <w:t>**История 78: Голос матери**</w:t>
+      </w:r>
+      <w:r>
+        <w:t xml:space="preserve"> </w:t>
+      </w:r>
+      <w:proofErr w:type="gramStart"/>
+      <w:r>
+        <w:t>В</w:t>
+      </w:r>
+      <w:proofErr w:type="gramEnd"/>
+      <w:r>
+        <w:t xml:space="preserve"> руинах жилого дома я услышал плач ребёнка. Тоненький, жалобный. Я пошёл на звук и нашёл детскую кроватку. В ней лежал скелет младенца. Плач доносился из него. Я отшатнулся, но плач не прекращался. Он становился громче, переходя в крик. </w:t>
+      </w:r>
+      <w:r>
+        <w:lastRenderedPageBreak/>
+        <w:t>Из стен начали доноситься другие голоса. Женские, мужские, они звали кого-то. «Майкл, где ты?», «Сара, иди сюда!», «Не уходи, не бросай нас!». Голоса заполнили весь дом. Я побежал к выходу, но двери захлопывались передо мной. Лестницы уводили не туда, коридоры замыкались в петлю. Я был в ловушке. Голоса кричали, плакали, молили. Потом они замолкли все разом. И в тишине раздался шёпот: «Ты останешься с нами?». Я закричал, выбил дверь плечом и вывалился наружу. Дом за моей спиной был тих. Только ветер гулял по пустым комнатам.</w:t>
+      </w:r>
+    </w:p>
+    <w:p/>
+    <w:p>
+      <w:r>
+        <w:t>**История 79: Тень**</w:t>
+      </w:r>
+      <w:r>
+        <w:t xml:space="preserve"> </w:t>
+      </w:r>
+      <w:r>
+        <w:t xml:space="preserve">Я шёл по пустоши в яркий солнечный день. Моя тень бежала впереди меня по песку. Всё было нормально. Но вдруг тень остановилась. Я продолжал идти, но моя тень застыла на месте. Я обернулся. Она стояла там, метрах в десяти позади, и смотрела на меня. Я махнул рукой. Тень не повторила движение. Она подняла свою руку и помахала мне в ответ. Сама. Я сделал шаг к ней — она отступила. Я побежал — она побежала прочь от меня. Я гнался за собственной тенью по пустыне, пока не выбился из сил. Она остановилась, повернулась </w:t>
+      </w:r>
+      <w:proofErr w:type="gramStart"/>
+      <w:r>
+        <w:t>и...</w:t>
+      </w:r>
+      <w:proofErr w:type="gramEnd"/>
+      <w:r>
+        <w:t xml:space="preserve"> вошла в меня. Я почувствовал ледяной холод, пронзивший всё тело. Посмотрел вниз. У меня не было тени. Солнце светило ярко, но я не отбрасывал тени. Я стоял и ждал, когда она вернётся. Иногда, в сумерках, я вижу её краем глаза. Она прячется за углами, следит за мной. Ждёт своего часа.</w:t>
+      </w:r>
+    </w:p>
+    <w:p/>
+    <w:p>
+      <w:r>
+        <w:t xml:space="preserve">**История 80: Похороны** </w:t>
+      </w:r>
+      <w:r>
+        <w:t>Я наткнулся на процессию. Люди в чёрном несли гроб. Они шли молча, медленно. Я спрятался за камнем и наблюдал. Они подошли к свежевырытой могиле, опустили гроб и начали закапывать. Потом все разом повернулись и посмотрели в мою сторону. Их лица были белыми, как мел, глаза — чёрными дырами. Один из них указал на меня пальцем. Остальные закивали. Я встал и вышел из укрытия. «Вы меня видели?» — спросил я. «Мы тебя ждали», — ответил тот, что указывал. «Это твои похороны». Я подошёл к могиле. На грубо сколоченном кресте было написано моё имя. И дата — сегодняшняя. «</w:t>
+      </w:r>
+      <w:proofErr w:type="spellStart"/>
+      <w:r>
+        <w:t>Ложьтесь</w:t>
+      </w:r>
+      <w:proofErr w:type="spellEnd"/>
+      <w:r>
+        <w:t>», — сказал главный. — «Нам пора заканчивать». Я выстрелил в него. Пуля прошла насквозь, не причинив вреда. Он улыбнулся чёрным ртом. «Ты не можешь убить мёртвого». Я побежал. Они не преследовали. Только смотрели вслед. И я знаю, что однажды они вернутся за мной.</w:t>
       </w:r>
     </w:p>
     <w:sectPr>

--- a/adventures.docx
+++ b/adventures.docx
@@ -1,6 +1,6 @@
 
 <file path=word/document.xml><?xml version="1.0" encoding="utf-8"?>
-<w:document xmlns:wpc="http://schemas.microsoft.com/office/word/2010/wordprocessingCanvas" xmlns:cx="http://schemas.microsoft.com/office/drawing/2014/chartex" xmlns:mc="http://schemas.openxmlformats.org/markup-compatibility/2006" xmlns:o="urn:schemas-microsoft-com:office:office" xmlns:r="http://schemas.openxmlformats.org/officeDocument/2006/relationships" xmlns:m="http://schemas.openxmlformats.org/officeDocument/2006/math" xmlns:v="urn:schemas-microsoft-com:vml" xmlns:wp14="http://schemas.microsoft.com/office/word/2010/wordprocessingDrawing" xmlns:wp="http://schemas.openxmlformats.org/drawingml/2006/wordprocessingDrawing" xmlns:w10="urn:schemas-microsoft-com:office:word" xmlns:w="http://schemas.openxmlformats.org/wordprocessingml/2006/main" xmlns:w14="http://schemas.microsoft.com/office/word/2010/wordml" xmlns:w15="http://schemas.microsoft.com/office/word/2012/wordml" xmlns:w16se="http://schemas.microsoft.com/office/word/2015/wordml/symex" xmlns:wpg="http://schemas.microsoft.com/office/word/2010/wordprocessingGroup" xmlns:wpi="http://schemas.microsoft.com/office/word/2010/wordprocessingInk" xmlns:wne="http://schemas.microsoft.com/office/word/2006/wordml" xmlns:wps="http://schemas.microsoft.com/office/word/2010/wordprocessingShape" mc:Ignorable="w14 w15 w16se wp14">
+<w:document xmlns:wpc="http://schemas.microsoft.com/office/word/2010/wordprocessingCanvas" xmlns:cx="http://schemas.microsoft.com/office/drawing/2014/chartex" xmlns:cx1="http://schemas.microsoft.com/office/drawing/2015/9/8/chartex" xmlns:cx2="http://schemas.microsoft.com/office/drawing/2015/10/21/chartex" xmlns:cx3="http://schemas.microsoft.com/office/drawing/2016/5/9/chartex" xmlns:cx4="http://schemas.microsoft.com/office/drawing/2016/5/10/chartex" xmlns:cx5="http://schemas.microsoft.com/office/drawing/2016/5/11/chartex" xmlns:cx6="http://schemas.microsoft.com/office/drawing/2016/5/12/chartex" xmlns:cx7="http://schemas.microsoft.com/office/drawing/2016/5/13/chartex" xmlns:cx8="http://schemas.microsoft.com/office/drawing/2016/5/14/chartex" xmlns:mc="http://schemas.openxmlformats.org/markup-compatibility/2006" xmlns:aink="http://schemas.microsoft.com/office/drawing/2016/ink" xmlns:am3d="http://schemas.microsoft.com/office/drawing/2017/model3d" xmlns:o="urn:schemas-microsoft-com:office:office" xmlns:oel="http://schemas.microsoft.com/office/2019/extlst" xmlns:r="http://schemas.openxmlformats.org/officeDocument/2006/relationships" xmlns:m="http://schemas.openxmlformats.org/officeDocument/2006/math" xmlns:v="urn:schemas-microsoft-com:vml" xmlns:wp14="http://schemas.microsoft.com/office/word/2010/wordprocessingDrawing" xmlns:wp="http://schemas.openxmlformats.org/drawingml/2006/wordprocessingDrawing" xmlns:w10="urn:schemas-microsoft-com:office:word" xmlns:w="http://schemas.openxmlformats.org/wordprocessingml/2006/main" xmlns:w14="http://schemas.microsoft.com/office/word/2010/wordml" xmlns:w15="http://schemas.microsoft.com/office/word/2012/wordml" xmlns:w16cex="http://schemas.microsoft.com/office/word/2018/wordml/cex" xmlns:w16cid="http://schemas.microsoft.com/office/word/2016/wordml/cid" xmlns:w16="http://schemas.microsoft.com/office/word/2018/wordml" xmlns:w16du="http://schemas.microsoft.com/office/word/2023/wordml/word16du" xmlns:w16sdtdh="http://schemas.microsoft.com/office/word/2020/wordml/sdtdatahash" xmlns:w16sdtfl="http://schemas.microsoft.com/office/word/2024/wordml/sdtformatlock" xmlns:w16se="http://schemas.microsoft.com/office/word/2015/wordml/symex" xmlns:wpg="http://schemas.microsoft.com/office/word/2010/wordprocessingGroup" xmlns:wpi="http://schemas.microsoft.com/office/word/2010/wordprocessingInk" xmlns:wne="http://schemas.microsoft.com/office/word/2006/wordml" xmlns:wps="http://schemas.microsoft.com/office/word/2010/wordprocessingShape" mc:Ignorable="w14 w15 w16se w16cid w16 w16cex w16sdtdh w16sdtfl w16du wp14">
   <w:body>
     <w:p>
       <w:r>
@@ -10,31 +10,7 @@
         <w:t xml:space="preserve"> </w:t>
       </w:r>
       <w:r>
-        <w:t xml:space="preserve">Я шёл вдоль старой, растрескавшейся автострады, когда услышал стрельбу. Звук шёл из-за холма, где когда-то была заправка. Осторожно выглянув, я увидел трёх рейдеров, которые пытались забрать груз у старика, прижимавшегося к своему ржавому фургону. Рейдеры были вооружены обрезами и вели себя нагло. Я не думал, просто поднял свой переделанный пистолет-пулемёт и открыл огонь с фланга. Двое упали сразу, третий попытался убежать, но я не дал ему шанса. Старик, трясущийся от страха, представился </w:t>
-      </w:r>
-      <w:proofErr w:type="spellStart"/>
-      <w:r>
-        <w:t>Кёрком</w:t>
-      </w:r>
-      <w:proofErr w:type="spellEnd"/>
-      <w:r>
-        <w:t xml:space="preserve">. Он сказал, что везёт партию лекарств из </w:t>
-      </w:r>
-      <w:proofErr w:type="spellStart"/>
-      <w:r>
-        <w:t>Даймонд</w:t>
-      </w:r>
-      <w:proofErr w:type="spellEnd"/>
-      <w:r>
-        <w:t xml:space="preserve">-сити в Поселение </w:t>
-      </w:r>
-      <w:proofErr w:type="spellStart"/>
-      <w:r>
-        <w:t>Санктуарий</w:t>
-      </w:r>
-      <w:proofErr w:type="spellEnd"/>
-      <w:r>
-        <w:t>. В благодарность он отдал мне половину запасов и старую, но очень точную винтовку. «Пустошь учит нас быть благодарными», — сказал он на прощание, и я почувствовал что-то странное внутри себя.</w:t>
+        <w:t>Я шёл вдоль старой, растрескавшейся автострады, когда услышал стрельбу. Звук шёл из-за холма, где когда-то была заправка. Осторожно выглянув, я увидел трёх рейдеров, которые пытались забрать груз у старика, прижимавшегося к своему ржавому фургону. Рейдеры были вооружены обрезами и вели себя нагло. Я не думал, просто поднял свой переделанный пистолет-пулемёт и открыл огонь с фланга. Двое упали сразу, третий попытался убежать, но я не дал ему шанса. Старик, трясущийся от страха, представился Кёрком. Он сказал, что везёт партию лекарств из Даймонд-сити в Поселение Санктуарий. В благодарность он отдал мне половину запасов и старую, но очень точную винтовку. «Пустошь учит нас быть благодарными», — сказал он на прощание, и я почувствовал что-то странное внутри себя.</w:t>
       </w:r>
     </w:p>
     <w:p/>
@@ -46,15 +22,7 @@
         <w:t xml:space="preserve"> </w:t>
       </w:r>
       <w:r>
-        <w:t xml:space="preserve">Ночь застала меня в руинах небольшого городка. Я решил укрыться в здании старой школы, надеясь найти сухой угол. Внутри было тихо, слишком тихо. Я разжёг небольшую горелку, чтобы осмотреться. И тут я услышал звук. Сначала я подумал, что это ветер, но потом понял: это был шёпот. Он доносился из подвала. Я спустился вниз, держа оружие наготове. В темноте я увидел группу людей — они сидели на полу, раскачиваясь и что-то бормоча. Они были похожи </w:t>
-      </w:r>
-      <w:proofErr w:type="gramStart"/>
-      <w:r>
-        <w:t>на диких гулей</w:t>
-      </w:r>
-      <w:proofErr w:type="gramEnd"/>
-      <w:r>
-        <w:t>, но не совсем. Их кожа была бледной, глаза — пустыми. Один из них поднял голову и уставился прямо на меня. «Они приходят», — прошептал он. — «Ты чувствуешь?» Я не стал ждать, пока они решат, кто именно "приходит". Я выбежал наружу и бежал до тех пор, пока школа не скрылась из виду. С тех пор я стараюсь не ночевать в подвалах.</w:t>
+        <w:t>Ночь застала меня в руинах небольшого городка. Я решил укрыться в здании старой школы, надеясь найти сухой угол. Внутри было тихо, слишком тихо. Я разжёг небольшую горелку, чтобы осмотреться. И тут я услышал звук. Сначала я подумал, что это ветер, но потом понял: это был шёпот. Он доносился из подвала. Я спустился вниз, держа оружие наготове. В темноте я увидел группу людей — они сидели на полу, раскачиваясь и что-то бормоча. Они были похожи на диких гулей, но не совсем. Их кожа была бледной, глаза — пустыми. Один из них поднял голову и уставился прямо на меня. «Они приходят», — прошептал он. — «Ты чувствуешь?» Я не стал ждать, пока они решат, кто именно "приходит". Я выбежал наружу и бежал до тех пор, пока школа не скрылась из виду. С тех пор я стараюсь не ночевать в подвалах.</w:t>
       </w:r>
     </w:p>
     <w:p/>
@@ -118,15 +86,7 @@
         <w:t xml:space="preserve"> </w:t>
       </w:r>
       <w:r>
-        <w:t xml:space="preserve">Я зашёл слишком далеко на юго-запад. Воздух стал тяжёлым, а на коже появился лёгкий зуд. Я понял, что это Светящееся Море. Мне говорили о нём, но я не слушал. Пейзаж здесь был чудовищным: искореженная земля, трещины, из которых сочился зеленоватый туман, и мёртвая тишина. Ни птиц, ни насекомых, только радиация и ветер. Я надел защитный костюм, который купил у торговца, и пошёл дальше, надеясь найти укрытие. И тут я увидел его — огромного </w:t>
-      </w:r>
-      <w:proofErr w:type="spellStart"/>
-      <w:r>
-        <w:t>радскорпиона</w:t>
-      </w:r>
-      <w:proofErr w:type="spellEnd"/>
-      <w:r>
-        <w:t>, сидящего прямо посреди дороги. Он был в два раза больше любого, кого я видел раньше. Он поднял хвост и уставился на меня. Я медленно, очень медленно, начал пятиться назад. К счастью, он, видимо, был сыт или просто охранял гнездо. Он не тронулся с места. Я бежал оттуда несколько миль, не останавливаясь.</w:t>
+        <w:t>Я зашёл слишком далеко на юго-запад. Воздух стал тяжёлым, а на коже появился лёгкий зуд. Я понял, что это Светящееся Море. Мне говорили о нём, но я не слушал. Пейзаж здесь был чудовищным: искореженная земля, трещины, из которых сочился зеленоватый туман, и мёртвая тишина. Ни птиц, ни насекомых, только радиация и ветер. Я надел защитный костюм, который купил у торговца, и пошёл дальше, надеясь найти укрытие. И тут я увидел его — огромного радскорпиона, сидящего прямо посреди дороги. Он был в два раза больше любого, кого я видел раньше. Он поднял хвост и уставился на меня. Я медленно, очень медленно, начал пятиться назад. К счастью, он, видимо, был сыт или просто охранял гнездо. Он не тронулся с места. Я бежал оттуда несколько миль, не останавливаясь.</w:t>
       </w:r>
     </w:p>
     <w:p/>
@@ -150,15 +110,7 @@
         <w:t xml:space="preserve"> </w:t>
       </w:r>
       <w:r>
-        <w:t xml:space="preserve">Я проходил мимо руин полицейского участка. Изнутри доносился механический голос, повторяющий одно и то же: «Вернитесь в свои дома. Введён комендантский час. Нарушители будут задержаны». Я заглянул внутрь. Там, в темноте, стоял </w:t>
-      </w:r>
-      <w:proofErr w:type="spellStart"/>
-      <w:r>
-        <w:t>Протектрон</w:t>
-      </w:r>
-      <w:proofErr w:type="spellEnd"/>
-      <w:r>
-        <w:t>, который ходил по кругу и выкрикивал приказы давно умершим людям. Его сенсоры засекли меня. «Гражданин, вам необходимо немедленно вернуться в ваше место проживания!» — завопил он, наставив на меня встроенный дробовик. Я попытался объяснить, что война давно кончилась, но он не слушал. Он запрограммирован выполнять приказ. Пришлось отключить его выстрелом в оптику. Он упал, продолжая бормотать о комендантском часе. Я чувствовал себя почти виноватым. Он просто делал свою работу. 200 лет назад.</w:t>
+        <w:t>Я проходил мимо руин полицейского участка. Изнутри доносился механический голос, повторяющий одно и то же: «Вернитесь в свои дома. Введён комендантский час. Нарушители будут задержаны». Я заглянул внутрь. Там, в темноте, стоял Протектрон, который ходил по кругу и выкрикивал приказы давно умершим людям. Его сенсоры засекли меня. «Гражданин, вам необходимо немедленно вернуться в ваше место проживания!» — завопил он, наставив на меня встроенный дробовик. Я попытался объяснить, что война давно кончилась, но он не слушал. Он запрограммирован выполнять приказ. Пришлось отключить его выстрелом в оптику. Он упал, продолжая бормотать о комендантском часе. Я чувствовал себя почти виноватым. Он просто делал свою работу. 200 лет назад.</w:t>
       </w:r>
     </w:p>
     <w:p/>
@@ -171,15 +123,7 @@
         <w:t xml:space="preserve"> </w:t>
       </w:r>
       <w:r>
-        <w:t xml:space="preserve">Я решил исследовать высотное здание в центре Бостона. Подниматься пришлось долго, по разбитым лестницам и обрушенным пролётам. На одном из верхних этажей я увидел её — </w:t>
-      </w:r>
-      <w:proofErr w:type="spellStart"/>
-      <w:r>
-        <w:t>снайпершу</w:t>
-      </w:r>
-      <w:proofErr w:type="spellEnd"/>
-      <w:r>
-        <w:t xml:space="preserve"> в засаде. Она сидела в кресле, устремив взгляд на пустую улицу внизу. Рядом с ней лежала винтовка и пустые гильзы. Она была мертва уже несколько недель, но поза её была такой, будто она всё ещё ждала врага. Я посмотрел туда же, куда смотрела она. Ничего. Ни движения, ни жизни. Просто очередная улица мёртвого города. Я забрал её патроны и вышел на балкон. Ветер завывал в пустых пролётах. Я подумал: сколько ещё таких, как она, умерло в одиночестве, охраняя никому не нужные руины? Ответа у меня не было. Я просто спустился вниз и пошёл дальше.</w:t>
+        <w:t>Я решил исследовать высотное здание в центре Бостона. Подниматься пришлось долго, по разбитым лестницам и обрушенным пролётам. На одном из верхних этажей я увидел её — снайпершу в засаде. Она сидела в кресле, устремив взгляд на пустую улицу внизу. Рядом с ней лежала винтовка и пустые гильзы. Она была мертва уже несколько недель, но поза её была такой, будто она всё ещё ждала врага. Я посмотрел туда же, куда смотрела она. Ничего. Ни движения, ни жизни. Просто очередная улица мёртвого города. Я забрал её патроны и вышел на балкон. Ветер завывал в пустых пролётах. Я подумал: сколько ещё таких, как она, умерло в одиночестве, охраняя никому не нужные руины? Ответа у меня не было. Я просто спустился вниз и пошёл дальше.</w:t>
       </w:r>
     </w:p>
     <w:p/>
@@ -227,15 +171,7 @@
         <w:t xml:space="preserve"> </w:t>
       </w:r>
       <w:r>
-        <w:t>Завод «</w:t>
-      </w:r>
-      <w:proofErr w:type="spellStart"/>
-      <w:r>
-        <w:t>РобКо</w:t>
-      </w:r>
-      <w:proofErr w:type="spellEnd"/>
-      <w:r>
-        <w:t xml:space="preserve">» на окраине Бостона казался вымершим. Но внутри меня ждал сюрприз. В главном зале, окружённый конвейерными лентами, стоял огромный робот — «Смотритель». Он был запрограммирован защищать это место. Когда я вошёл, его оптические сенсоры загорелись красным. «Нарушитель. У вас есть три секунды, чтобы покинуть </w:t>
+        <w:t xml:space="preserve">Завод «РобКо» на окраине Бостона казался вымершим. Но внутри меня ждал сюрприз. В главном зале, окружённый конвейерными лентами, стоял огромный робот — «Смотритель». Он был запрограммирован защищать это место. Когда я вошёл, его оптические сенсоры загорелись красным. «Нарушитель. У вас есть три секунды, чтобы покинуть </w:t>
       </w:r>
       <w:r>
         <w:lastRenderedPageBreak/>
@@ -251,23 +187,7 @@
         <w:t xml:space="preserve"> </w:t>
       </w:r>
       <w:r>
-        <w:t xml:space="preserve">Я шёл через лес и наткнулся на одинокую фигуру у костра. Рейдер, но не в банде. Он сидел и чистил своё ружьё. Завидев меня, он даже не дёрнулся. </w:t>
-      </w:r>
-      <w:proofErr w:type="gramStart"/>
-      <w:r>
-        <w:t>«Садись, путник</w:t>
-      </w:r>
-      <w:proofErr w:type="gramEnd"/>
-      <w:r>
-        <w:t xml:space="preserve">, — сказал он, — мясо есть». Я удивился, но присел. Мы ели жареного кролика и молчали. Потом он заговорил. Рассказал, что устал от своих, от бессмысленной резни, от приказов главаря. Он просто сбежал. Живёт один, охотится, никого не трогает. </w:t>
-      </w:r>
-      <w:proofErr w:type="gramStart"/>
-      <w:r>
-        <w:t>«Пустоша большая</w:t>
-      </w:r>
-      <w:proofErr w:type="gramEnd"/>
-      <w:r>
-        <w:t>, — сказал он, — всем места хватит. Не понимаю, почему люди не могут просто жить и давать жить другим». Я не знал, что ему ответить. Мы попрощались утром. Я пошёл на юг, он остался в лесу. Надеюсь, он выживет.</w:t>
+        <w:t>Я шёл через лес и наткнулся на одинокую фигуру у костра. Рейдер, но не в банде. Он сидел и чистил своё ружьё. Завидев меня, он даже не дёрнулся. «Садись, путник, — сказал он, — мясо есть». Я удивился, но присел. Мы ели жареного кролика и молчали. Потом он заговорил. Рассказал, что устал от своих, от бессмысленной резни, от приказов главаря. Он просто сбежал. Живёт один, охотится, никого не трогает. «Пустоша большая, — сказал он, — всем места хватит. Не понимаю, почему люди не могут просто жить и давать жить другим». Я не знал, что ему ответить. Мы попрощались утром. Я пошёл на юг, он остался в лесу. Надеюсь, он выживет.</w:t>
       </w:r>
     </w:p>
     <w:p/>
@@ -302,13 +222,8 @@
       <w:r>
         <w:t xml:space="preserve"> </w:t>
       </w:r>
-      <w:proofErr w:type="gramStart"/>
-      <w:r>
-        <w:t>В</w:t>
-      </w:r>
-      <w:proofErr w:type="gramEnd"/>
-      <w:r>
-        <w:t xml:space="preserve"> одном из бункеров я нашёл лабораторию. Внутри всё гудело и мигало. За стеклом, в изолированной камере, стоял человек в белом халате. Он улыбался. «А-а, посетитель! — закричал он через динамик. — Я как раз искал добровольца!» Он сказал, что работает над сывороткой, которая должна подавлять агрессию у людей. Я спросил, зачем. «Чтобы мы могли жить в мире!» — воскликнул он. Я посмотрел на его «добровольцев» в соседних камерах — несколько мутантов и гулей, которые сидели в углу и смотрели в одну точку. Они были похожи на зомби. Я вежливо отказался и пошёл к выходу. «Вернись! — кричал он мне вслед. — Это во имя науки!» Я не вернулся. В его мире я не хотел жить.</w:t>
+      <w:r>
+        <w:t>В одном из бункеров я нашёл лабораторию. Внутри всё гудело и мигало. За стеклом, в изолированной камере, стоял человек в белом халате. Он улыбался. «А-а, посетитель! — закричал он через динамик. — Я как раз искал добровольца!» Он сказал, что работает над сывороткой, которая должна подавлять агрессию у людей. Я спросил, зачем. «Чтобы мы могли жить в мире!» — воскликнул он. Я посмотрел на его «добровольцев» в соседних камерах — несколько мутантов и гулей, которые сидели в углу и смотрели в одну точку. Они были похожи на зомби. Я вежливо отказался и пошёл к выходу. «Вернись! — кричал он мне вслед. — Это во имя науки!» Я не вернулся. В его мире я не хотел жить.</w:t>
       </w:r>
     </w:p>
     <w:p/>
@@ -348,23 +263,7 @@
         <w:t xml:space="preserve"> </w:t>
       </w:r>
       <w:r>
-        <w:t xml:space="preserve">На огромной свалке западнее Бостона я наткнулся на необычного обитателя. Старый гуль по имени </w:t>
-      </w:r>
-      <w:proofErr w:type="spellStart"/>
-      <w:r>
-        <w:t>Мозес</w:t>
-      </w:r>
-      <w:proofErr w:type="spellEnd"/>
-      <w:r>
-        <w:t xml:space="preserve"> жил в автобусе, наполовину засыпанном мусором. Он утверждал, что может читать будущее по тому, как падают тени от ржавых железок. Я, конечно, не поверил, но решил послушать. Он бросил на землю несколько </w:t>
-      </w:r>
-      <w:proofErr w:type="spellStart"/>
-      <w:r>
-        <w:t>гайок</w:t>
-      </w:r>
-      <w:proofErr w:type="spellEnd"/>
-      <w:r>
-        <w:t xml:space="preserve"> и болтов, долго всматривался в их расположение, а потом поднял на меня свои мутные глаза. «Ты ищешь не там, — проскрипел он. — Твой дом не там, где стены, а там, где люди. Но ты их ещё не нашёл». Я хмыкнул и собрался уходить. Но он добавил: «Берегись тех, кто говорит на одном языке с машинами. Они ближе, чем ты думаешь». Эти слова застряли в голове. Я до сих пор не знаю, что он имел в виду.</w:t>
+        <w:t>На огромной свалке западнее Бостона я наткнулся на необычного обитателя. Старый гуль по имени Мозес жил в автобусе, наполовину засыпанном мусором. Он утверждал, что может читать будущее по тому, как падают тени от ржавых железок. Я, конечно, не поверил, но решил послушать. Он бросил на землю несколько гайок и болтов, долго всматривался в их расположение, а потом поднял на меня свои мутные глаза. «Ты ищешь не там, — проскрипел он. — Твой дом не там, где стены, а там, где люди. Но ты их ещё не нашёл». Я хмыкнул и собрался уходить. Но он добавил: «Берегись тех, кто говорит на одном языке с машинами. Они ближе, чем ты думаешь». Эти слова застряли в голове. Я до сих пор не знаю, что он имел в виду.</w:t>
       </w:r>
     </w:p>
     <w:p/>
@@ -375,13 +274,8 @@
       <w:r>
         <w:t xml:space="preserve"> </w:t>
       </w:r>
-      <w:proofErr w:type="gramStart"/>
-      <w:r>
-        <w:t>В</w:t>
-      </w:r>
-      <w:proofErr w:type="gramEnd"/>
-      <w:r>
-        <w:t xml:space="preserve"> руинах театра я наткнулся на странное сборище. Несколько рейдеров устроили подпольный бойцовский клуб. На старой сцене два здоровяка молотили друг друга кастетами под улюлюканье толпы. Я присел в углу, никто не обратил на меня внимания — все смотрели на зрелище. Один из бойцов упал и не встал. Победитель, огромный детина со шрамом через всё лицо, обвёл взглядом зал и вдруг ткнул пальцем в меня. «Эй, ты, в броне! Выходи!» Толпа заревела. Я медленно встал, подошёл к краю сцены, посмотрел на него... и достал пистолет. Тишина в зале была оглушительной. «Правила, — сказал я, — изменились». Я выстрелил в люстру над его головой, и она рухнула на сцену, подняв кучу пыли. Пока все кашляли и разбегались, я спокойно вышел через чёрный ход.</w:t>
+      <w:r>
+        <w:t>В руинах театра я наткнулся на странное сборище. Несколько рейдеров устроили подпольный бойцовский клуб. На старой сцене два здоровяка молотили друг друга кастетами под улюлюканье толпы. Я присел в углу, никто не обратил на меня внимания — все смотрели на зрелище. Один из бойцов упал и не встал. Победитель, огромный детина со шрамом через всё лицо, обвёл взглядом зал и вдруг ткнул пальцем в меня. «Эй, ты, в броне! Выходи!» Толпа заревела. Я медленно встал, подошёл к краю сцены, посмотрел на него... и достал пистолет. Тишина в зале была оглушительной. «Правила, — сказал я, — изменились». Я выстрелил в люстру над его головой, и она рухнула на сцену, подняв кучу пыли. Пока все кашляли и разбегались, я спокойно вышел через чёрный ход.</w:t>
       </w:r>
     </w:p>
     <w:p/>
@@ -441,21 +335,8 @@
       <w:r>
         <w:t xml:space="preserve"> </w:t>
       </w:r>
-      <w:proofErr w:type="gramStart"/>
-      <w:r>
-        <w:t>В</w:t>
-      </w:r>
-      <w:proofErr w:type="gramEnd"/>
-      <w:r>
-        <w:t xml:space="preserve"> баре Добрососедства я встретил старика, который смотрел на меня слишком пристально. Он подошёл и спросил: «Ты не помнишь меня, парень?» Я ответил, что нет. </w:t>
-      </w:r>
-      <w:proofErr w:type="gramStart"/>
-      <w:r>
-        <w:t>«А я тебя помню</w:t>
-      </w:r>
-      <w:proofErr w:type="gramEnd"/>
-      <w:r>
-        <w:t>, — сказал он. — Ты был там, у плотины. Когда всё горело». Я попытался вспомнить, но в голове была пустота. Он покачал головой. «Видать, крепко тебя приложило. Ладно, бывай». И ушёл. Я до сих пор гадаю, что это было. Может, он обознался. А может, моя память — это вообще не моя память. С тех пор я часто думаю об этом старике и о плотине, которой я не помню.</w:t>
+      <w:r>
+        <w:t>В баре Добрососедства я встретил старика, который смотрел на меня слишком пристально. Он подошёл и спросил: «Ты не помнишь меня, парень?» Я ответил, что нет. «А я тебя помню, — сказал он. — Ты был там, у плотины. Когда всё горело». Я попытался вспомнить, но в голове была пустота. Он покачал головой. «Видать, крепко тебя приложило. Ладно, бывай». И ушёл. Я до сих пор гадаю, что это было. Может, он обознался. А может, моя память — это вообще не моя память. С тех пор я часто думаю об этом старике и о плотине, которой я не помню.</w:t>
       </w:r>
     </w:p>
     <w:p/>
@@ -466,13 +347,8 @@
       <w:r>
         <w:t xml:space="preserve"> </w:t>
       </w:r>
-      <w:proofErr w:type="gramStart"/>
-      <w:r>
-        <w:t>В</w:t>
-      </w:r>
-      <w:proofErr w:type="gramEnd"/>
-      <w:r>
-        <w:t xml:space="preserve"> подвале старой библиотеки я нашёл комнату, заставленную старыми компьютерами. Один из них всё ещё работал. На экране мигала надпись: «Архив новостей. 2050–2077». Я начал листать заголовки. «Китай усиливает присутствие на Аляске». «Правительство утверждает программу "Убежище"». «Президент выступил с речью о ядерном сдерживании». Последняя запись была датирована 23 октября 2077 года. «Система раннего оповещения зафиксировала множественные пуски. Источник не установлен. Всем гражданам немедленно проследовать в бомбоубежища». И тишина. Я сидел и смотрел на этот экран, читая </w:t>
+      <w:r>
+        <w:t xml:space="preserve">В подвале старой библиотеки я нашёл комнату, заставленную старыми компьютерами. Один из них всё ещё работал. На экране мигала надпись: «Архив новостей. 2050–2077». Я начал листать заголовки. «Китай усиливает присутствие на Аляске». «Правительство утверждает программу "Убежище"». «Президент выступил с речью о ядерном сдерживании». Последняя запись была датирована 23 октября 2077 года. «Система раннего оповещения зафиксировала множественные пуски. Источник не установлен. Всем гражданам немедленно проследовать в бомбоубежища». И тишина. Я сидел и смотрел на этот экран, читая </w:t>
       </w:r>
       <w:r>
         <w:lastRenderedPageBreak/>
@@ -511,13 +387,8 @@
       <w:r>
         <w:t xml:space="preserve"> </w:t>
       </w:r>
-      <w:proofErr w:type="gramStart"/>
-      <w:r>
-        <w:t>В</w:t>
-      </w:r>
-      <w:proofErr w:type="gramEnd"/>
-      <w:r>
-        <w:t xml:space="preserve"> разрушенной галерее я наткнулся на человека с мольбертом. Он рисовал углём на куске картона. На его рисунке была пустошь, но не серая и мёртвая, а полная красок — закатное небо горело оранжевым, а кусты светились зелёным. «Правда, красиво?» — спросил он, не оборачиваясь. Я сказал, что никогда не думал об этом месте как о красивом. «Ты просто не умеешь смотреть, — ответил он. — В каждом разрушении есть своя эстетика. В каждом скелете — своя история». Он показал мне другие рисунки: рейдеры, спящие у костра, мутант, играющий с щенком дворняги, довоенная вывеска, на которой всё ещё можно прочитать название. Я купил у него один рисунок за пачку патронов. Теперь он висит у меня в убежище. Напоминает, что даже здесь есть место для красоты.</w:t>
+      <w:r>
+        <w:t>В разрушенной галерее я наткнулся на человека с мольбертом. Он рисовал углём на куске картона. На его рисунке была пустошь, но не серая и мёртвая, а полная красок — закатное небо горело оранжевым, а кусты светились зелёным. «Правда, красиво?» — спросил он, не оборачиваясь. Я сказал, что никогда не думал об этом месте как о красивом. «Ты просто не умеешь смотреть, — ответил он. — В каждом разрушении есть своя эстетика. В каждом скелете — своя история». Он показал мне другие рисунки: рейдеры, спящие у костра, мутант, играющий с щенком дворняги, довоенная вывеска, на которой всё ещё можно прочитать название. Я купил у него один рисунок за пачку патронов. Теперь он висит у меня в убежище. Напоминает, что даже здесь есть место для красоты.</w:t>
       </w:r>
     </w:p>
     <w:p/>
@@ -528,51 +399,14 @@
       <w:r>
         <w:t xml:space="preserve"> </w:t>
       </w:r>
-      <w:proofErr w:type="gramStart"/>
-      <w:r>
-        <w:t>В</w:t>
-      </w:r>
-      <w:proofErr w:type="gramEnd"/>
-      <w:r>
-        <w:t xml:space="preserve"> библиотеке </w:t>
-      </w:r>
-      <w:proofErr w:type="spellStart"/>
-      <w:r>
-        <w:t>Даймонд</w:t>
-      </w:r>
-      <w:proofErr w:type="spellEnd"/>
-      <w:r>
-        <w:t xml:space="preserve">-сити я встретил старуху, которая собирала истории выживших. Она сидела за столом, заваленным клочками бумаги, и записывала всё, что ей рассказывали. </w:t>
-      </w:r>
-      <w:proofErr w:type="gramStart"/>
-      <w:r>
-        <w:t>«Садись, странник</w:t>
-      </w:r>
-      <w:proofErr w:type="gramEnd"/>
-      <w:r>
-        <w:t xml:space="preserve">, — сказала она. — Расскажи мне свою историю». Я сказал, что у меня нет истории. Она усмехнулась: «У каждого есть история. Даже у тебя». Я рассказал ей о своих скитаниях, о встрече с торговцем, о буре, о роботе на кладбище. Она всё записала мелким, аккуратным почерком. </w:t>
-      </w:r>
-      <w:proofErr w:type="gramStart"/>
-      <w:r>
-        <w:t>«Это важно</w:t>
-      </w:r>
-      <w:proofErr w:type="gramEnd"/>
-      <w:r>
-        <w:t>, — сказала она. — Когда не станет нас, эти бумаги останутся. Люди будущего должны знать, как мы жили. Как выживали. Как умирали». Я оставил ей немного еды. Её дело важнее любой стрельбы.</w:t>
-      </w:r>
-    </w:p>
-    <w:p/>
-    <w:p>
-      <w:r>
-        <w:t xml:space="preserve">**История 33: </w:t>
-      </w:r>
-      <w:proofErr w:type="spellStart"/>
-      <w:r>
-        <w:t>Синт</w:t>
-      </w:r>
-      <w:proofErr w:type="spellEnd"/>
-      <w:r>
-        <w:t>-беглец**</w:t>
+      <w:r>
+        <w:t>В библиотеке Даймонд-сити я встретил старуху, которая собирала истории выживших. Она сидела за столом, заваленным клочками бумаги, и записывала всё, что ей рассказывали. «Садись, странник, — сказала она. — Расскажи мне свою историю». Я сказал, что у меня нет истории. Она усмехнулась: «У каждого есть история. Даже у тебя». Я рассказал ей о своих скитаниях, о встрече с торговцем, о буре, о роботе на кладбище. Она всё записала мелким, аккуратным почерком. «Это важно, — сказала она. — Когда не станет нас, эти бумаги останутся. Люди будущего должны знать, как мы жили. Как выживали. Как умирали». Я оставил ей немного еды. Её дело важнее любой стрельбы.</w:t>
+      </w:r>
+    </w:p>
+    <w:p/>
+    <w:p>
+      <w:r>
+        <w:t>**История 33: Синт-беглец**</w:t>
       </w:r>
       <w:r>
         <w:t xml:space="preserve"> </w:t>
@@ -582,31 +416,7 @@
       </w:r>
       <w:r>
         <w:lastRenderedPageBreak/>
-        <w:t xml:space="preserve">Института. </w:t>
-      </w:r>
-      <w:proofErr w:type="gramStart"/>
-      <w:r>
-        <w:t>Я...</w:t>
-      </w:r>
-      <w:proofErr w:type="gramEnd"/>
-      <w:r>
-        <w:t xml:space="preserve"> я не человек. Я </w:t>
-      </w:r>
-      <w:proofErr w:type="spellStart"/>
-      <w:r>
-        <w:t>синт</w:t>
-      </w:r>
-      <w:proofErr w:type="spellEnd"/>
-      <w:r>
-        <w:t xml:space="preserve">. Но я чувствую. Я боюсь. Я хочу жить». Он рассказал, что его послали на поверхность для сбора данных, но он не вернулся. Теперь за ним охотятся курьеры. </w:t>
-      </w:r>
-      <w:proofErr w:type="gramStart"/>
-      <w:r>
-        <w:t>«Я просто хочу быть свободным</w:t>
-      </w:r>
-      <w:proofErr w:type="gramEnd"/>
-      <w:r>
-        <w:t>, — сказал он. — Разве это так много?» Я не знал, что ответить. Утром мы разошлись в разные стороны. Я до сих пор не знаю, правильно ли поступил, не выдав его.</w:t>
+        <w:t>Института. Я... я не человек. Я синт. Но я чувствую. Я боюсь. Я хочу жить». Он рассказал, что его послали на поверхность для сбора данных, но он не вернулся. Теперь за ним охотятся курьеры. «Я просто хочу быть свободным, — сказал он. — Разве это так много?» Я не знал, что ответить. Утром мы разошлись в разные стороны. Я до сих пор не знаю, правильно ли поступил, не выдав его.</w:t>
       </w:r>
     </w:p>
     <w:p/>
@@ -617,13 +427,8 @@
       <w:r>
         <w:t xml:space="preserve"> </w:t>
       </w:r>
-      <w:proofErr w:type="gramStart"/>
-      <w:r>
-        <w:t>В</w:t>
-      </w:r>
-      <w:proofErr w:type="gramEnd"/>
-      <w:r>
-        <w:t xml:space="preserve"> высокой башне среди руин я нашёл гнездо Когтя Смерти. Огромное, сплетённое из арматуры и костей. Внутри лежали яйца — тёмно-зелёные, с твёрдой скорлупой. Я замер. Если мать рядом, мне конец. Я медленно, очень медленно попятился к выходу. И тут я услышал его — низкий рык, от которого задрожали стёкла в пустых окнах. Он был где-то рядом. Я бросился бежать вниз по лестнице, перепрыгивая через пролёты. Сзади раздался грохот — Коготь Смерти ломился в башню, круша стены. Я выскочил наружу и нырнул в груду обломков. Он искал меня несколько минут, обнюхивая землю, потом ушёл обратно к своим яйцам. Больше я к той башне не подходил.</w:t>
+      <w:r>
+        <w:t>В высокой башне среди руин я нашёл гнездо Когтя Смерти. Огромное, сплетённое из арматуры и костей. Внутри лежали яйца — тёмно-зелёные, с твёрдой скорлупой. Я замер. Если мать рядом, мне конец. Я медленно, очень медленно попятился к выходу. И тут я услышал его — низкий рык, от которого задрожали стёкла в пустых окнах. Он был где-то рядом. Я бросился бежать вниз по лестнице, перепрыгивая через пролёты. Сзади раздался грохот — Коготь Смерти ломился в башню, круша стены. Я выскочил наружу и нырнул в груду обломков. Он искал меня несколько минут, обнюхивая землю, потом ушёл обратно к своим яйцам. Больше я к той башне не подходил.</w:t>
       </w:r>
     </w:p>
     <w:p/>
@@ -634,37 +439,8 @@
       <w:r>
         <w:t xml:space="preserve"> </w:t>
       </w:r>
-      <w:proofErr w:type="gramStart"/>
-      <w:r>
-        <w:t>В</w:t>
-      </w:r>
-      <w:proofErr w:type="gramEnd"/>
-      <w:r>
-        <w:t xml:space="preserve"> маленькой деревне, затерянной среди холмов, жил лекарь. Не обычный торговец </w:t>
-      </w:r>
-      <w:proofErr w:type="spellStart"/>
-      <w:r>
-        <w:t>стимпаками</w:t>
-      </w:r>
-      <w:proofErr w:type="spellEnd"/>
-      <w:r>
-        <w:t xml:space="preserve">, а настоящий врач, который лечил травами и довоенными знаниями. Я пришёл к нему с ранением, полученным в стычке с рейдерами. Он осмотрел меня, промыл рану какой-то вонючей жидкостью и зашил её обычной ниткой. </w:t>
-      </w:r>
-      <w:proofErr w:type="gramStart"/>
-      <w:r>
-        <w:t>«Больно будет</w:t>
-      </w:r>
-      <w:proofErr w:type="gramEnd"/>
-      <w:r>
-        <w:t xml:space="preserve">, — сказал он, — но жить будешь». Пока я лежал у него в хижине, он рассказал, что нашёл старые медицинские учебники и научился по ним лечить людей. </w:t>
-      </w:r>
-      <w:proofErr w:type="gramStart"/>
-      <w:r>
-        <w:t>«Врачи нужны здесь больше, чем солдаты</w:t>
-      </w:r>
-      <w:proofErr w:type="gramEnd"/>
-      <w:r>
-        <w:t>, — сказал он. — Солдаты умирают, а врачи помогают жить». Я заплатил ему консервами и оставил несколько пачек антибиотиков, найденных в руинах. Он заслужил их.</w:t>
+      <w:r>
+        <w:t>В маленькой деревне, затерянной среди холмов, жил лекарь. Не обычный торговец стимпаками, а настоящий врач, который лечил травами и довоенными знаниями. Я пришёл к нему с ранением, полученным в стычке с рейдерами. Он осмотрел меня, промыл рану какой-то вонючей жидкостью и зашил её обычной ниткой. «Больно будет, — сказал он, — но жить будешь». Пока я лежал у него в хижине, он рассказал, что нашёл старые медицинские учебники и научился по ним лечить людей. «Врачи нужны здесь больше, чем солдаты, — сказал он. — Солдаты умирают, а врачи помогают жить». Я заплатил ему консервами и оставил несколько пачек антибиотиков, найденных в руинах. Он заслужил их.</w:t>
       </w:r>
     </w:p>
     <w:p/>
@@ -688,15 +464,7 @@
         <w:t xml:space="preserve"> </w:t>
       </w:r>
       <w:r>
-        <w:t xml:space="preserve">На площади разрушенного города стоял человек и кричал в рупор. «Покайтесь! — гремел его голос. — Конец близок! Великий Атом очистит землю огнём, и только достойные возродятся!» Вокруг него собралась небольшая толпа — несколько оборванцев, гулей и даже один </w:t>
-      </w:r>
-      <w:proofErr w:type="spellStart"/>
-      <w:r>
-        <w:t>супермутант</w:t>
-      </w:r>
-      <w:proofErr w:type="spellEnd"/>
-      <w:r>
-        <w:t>, который слушал, разинув рот. Я остановился послушать. Его проповедь была безумной смесью библейских цитат и псевдонаучных терминов о радиации. Но люди слушали. Им нужна была вера во что-то, надежда, что их страдания не напрасны. После проповеди я подошёл к нему и спросил, верит ли он сам в то, что говорит. Он посмотрел на меня долгим взглядом и тихо сказал: «Неважно, верю ли я. Важно, что верят они». И ушёл, оставив меня стоять в раздумьях.</w:t>
+        <w:t>На площади разрушенного города стоял человек и кричал в рупор. «Покайтесь! — гремел его голос. — Конец близок! Великий Атом очистит землю огнём, и только достойные возродятся!» Вокруг него собралась небольшая толпа — несколько оборванцев, гулей и даже один супермутант, который слушал, разинув рот. Я остановился послушать. Его проповедь была безумной смесью библейских цитат и псевдонаучных терминов о радиации. Но люди слушали. Им нужна была вера во что-то, надежда, что их страдания не напрасны. После проповеди я подошёл к нему и спросил, верит ли он сам в то, что говорит. Он посмотрел на меня долгим взглядом и тихо сказал: «Неважно, верю ли я. Важно, что верят они». И ушёл, оставив меня стоять в раздумьях.</w:t>
       </w:r>
     </w:p>
     <w:p/>
@@ -707,21 +475,8 @@
       <w:r>
         <w:t xml:space="preserve"> </w:t>
       </w:r>
-      <w:proofErr w:type="gramStart"/>
-      <w:r>
-        <w:t>В</w:t>
-      </w:r>
-      <w:proofErr w:type="gramEnd"/>
-      <w:r>
-        <w:t xml:space="preserve"> баре Добрососедства ко мне подсели двое. Крепкие парни в боевой броне, с нашивками наёмников. </w:t>
-      </w:r>
-      <w:proofErr w:type="gramStart"/>
-      <w:r>
-        <w:t>«Слышали, ты хорошо стреляешь</w:t>
-      </w:r>
-      <w:proofErr w:type="gramEnd"/>
-      <w:r>
-        <w:t xml:space="preserve">, — сказал один. — У нас есть работа. Нужно найти одного типа. Должник. Прячется где-то в руинах». Я отказался. </w:t>
+      <w:r>
+        <w:t xml:space="preserve">В баре Добрососедства ко мне подсели двое. Крепкие парни в боевой броне, с нашивками наёмников. «Слышали, ты хорошо стреляешь, — сказал один. — У нас есть работа. Нужно найти одного типа. Должник. Прячется где-то в руинах». Я отказался. </w:t>
       </w:r>
       <w:r>
         <w:lastRenderedPageBreak/>
@@ -737,15 +492,7 @@
         <w:t xml:space="preserve"> </w:t>
       </w:r>
       <w:r>
-        <w:t xml:space="preserve">Под станцией метро я нашёл целый город. Люди жили в вагонах поездов, разбили огороды прямо на путях, где пробивался скудный свет из вентиляционных шахт. У них был даже свой староста — женщина по имени Вера, которая правила этим подземным царством уже десять лет. </w:t>
-      </w:r>
-      <w:proofErr w:type="gramStart"/>
-      <w:r>
-        <w:t>«Здесь безопасно</w:t>
-      </w:r>
-      <w:proofErr w:type="gramEnd"/>
-      <w:r>
-        <w:t>, — сказала она. — Рейдеры сюда не суются, мутанты боятся темноты. Мы выращиваем грибы, ловим крыс и молимся, чтобы нас не нашли». Я прожил у них три дня, помог починить старый генератор и научил нескольких парней обращаться с оружием. Уходя, я оставил им патроны и карту окрестностей. Эти люди заслужили право на жизнь.</w:t>
+        <w:t>Под станцией метро я нашёл целый город. Люди жили в вагонах поездов, разбили огороды прямо на путях, где пробивался скудный свет из вентиляционных шахт. У них был даже свой староста — женщина по имени Вера, которая правила этим подземным царством уже десять лет. «Здесь безопасно, — сказала она. — Рейдеры сюда не суются, мутанты боятся темноты. Мы выращиваем грибы, ловим крыс и молимся, чтобы нас не нашли». Я прожил у них три дня, помог починить старый генератор и научил нескольких парней обращаться с оружием. Уходя, я оставил им патроны и карту окрестностей. Эти люди заслужили право на жизнь.</w:t>
       </w:r>
     </w:p>
     <w:p/>
@@ -780,21 +527,8 @@
       <w:r>
         <w:t xml:space="preserve"> </w:t>
       </w:r>
-      <w:proofErr w:type="gramStart"/>
-      <w:r>
-        <w:t>В</w:t>
-      </w:r>
-      <w:proofErr w:type="gramEnd"/>
-      <w:r>
-        <w:t xml:space="preserve"> лесу я наткнулся на девочку лет семи. Она сидела под деревом и плакала. Рядом лежали тела её родителей — судя по всему, на них напали дикие собаки. Я подошёл, она испугалась, закричала. Я отступил и сел на землю, показывая, что не опасен. Долгое время мы просто сидели молча. Потом я достал </w:t>
-      </w:r>
-      <w:proofErr w:type="spellStart"/>
-      <w:r>
-        <w:t>консерву</w:t>
-      </w:r>
-      <w:proofErr w:type="spellEnd"/>
-      <w:r>
-        <w:t xml:space="preserve"> и открыл её. Запах еды привлёк её. Она подошла и взяла банку. Жадно съела всё до крошки. Я спросил, есть ли у неё кто-нибудь. Она покачала головой. Я не знал, что делать. Взять её с собой — значит обречь на скитания и смерть. Оставить здесь — верная гибель. Я отвёл её в ближайшее поселение и оставил там, у одной пожилой пары, которая согласилась присмотреть за ней. Уходя, я чувствовал себя предателем. Но выбора не было.</w:t>
+      <w:r>
+        <w:t>В лесу я наткнулся на девочку лет семи. Она сидела под деревом и плакала. Рядом лежали тела её родителей — судя по всему, на них напали дикие собаки. Я подошёл, она испугалась, закричала. Я отступил и сел на землю, показывая, что не опасен. Долгое время мы просто сидели молча. Потом я достал консерву и открыл её. Запах еды привлёк её. Она подошла и взяла банку. Жадно съела всё до крошки. Я спросил, есть ли у неё кто-нибудь. Она покачала головой. Я не знал, что делать. Взять её с собой — значит обречь на скитания и смерть. Оставить здесь — верная гибель. Я отвёл её в ближайшее поселение и оставил там, у одной пожилой пары, которая согласилась присмотреть за ней. Уходя, я чувствовал себя предателем. Но выбора не было.</w:t>
       </w:r>
     </w:p>
     <w:p/>
@@ -821,29 +555,8 @@
       <w:r>
         <w:t xml:space="preserve"> </w:t>
       </w:r>
-      <w:proofErr w:type="gramStart"/>
-      <w:r>
-        <w:t>В</w:t>
-      </w:r>
-      <w:proofErr w:type="gramEnd"/>
-      <w:r>
-        <w:t xml:space="preserve"> гараже Атомных Котов я познакомился с парнем по имени Спарки. Он был гением по части довоенной техники. Мог починить всё, что угодно — от ржавого генератора до силовой брони. Я показал ему свой пистолет, который постоянно </w:t>
-      </w:r>
-      <w:proofErr w:type="spellStart"/>
-      <w:r>
-        <w:t>клинило</w:t>
-      </w:r>
-      <w:proofErr w:type="spellEnd"/>
-      <w:r>
-        <w:t xml:space="preserve">. Он разобрал его за минуту, прочистил, смазал и собрал обратно. «Держи, — сказал он. — Теперь как новый». Я спросил, сколько я должен. Он засмеялся: «Расскажи мне, что там, за горизонтом. Я здесь сижу годами, чиню эти железяки, а мира не вижу. Расскажи, какая она, пустошь». Я просидел с ним до утра, рассказывая о своих скитаниях. Он слушал, затаив дыхание. На прощание он подарил мне запасной ствол для пистолета. </w:t>
-      </w:r>
-      <w:proofErr w:type="gramStart"/>
-      <w:r>
-        <w:t>«На всякий случай</w:t>
-      </w:r>
-      <w:proofErr w:type="gramEnd"/>
-      <w:r>
-        <w:t>, — сказал он. — Пустошь любит преподносить сюрпризы».</w:t>
+      <w:r>
+        <w:t>В гараже Атомных Котов я познакомился с парнем по имени Спарки. Он был гением по части довоенной техники. Мог починить всё, что угодно — от ржавого генератора до силовой брони. Я показал ему свой пистолет, который постоянно клинило. Он разобрал его за минуту, прочистил, смазал и собрал обратно. «Держи, — сказал он. — Теперь как новый». Я спросил, сколько я должен. Он засмеялся: «Расскажи мне, что там, за горизонтом. Я здесь сижу годами, чиню эти железяки, а мира не вижу. Расскажи, какая она, пустошь». Я просидел с ним до утра, рассказывая о своих скитаниях. Он слушал, затаив дыхание. На прощание он подарил мне запасной ствол для пистолета. «На всякий случай, — сказал он. — Пустошь любит преподносить сюрпризы».</w:t>
       </w:r>
     </w:p>
     <w:p/>
@@ -866,37 +579,8 @@
       <w:r>
         <w:t xml:space="preserve"> </w:t>
       </w:r>
-      <w:proofErr w:type="gramStart"/>
-      <w:r>
-        <w:t>В</w:t>
-      </w:r>
-      <w:proofErr w:type="gramEnd"/>
-      <w:r>
-        <w:t xml:space="preserve"> горах я наткнулся на хижину, а в ней — </w:t>
-      </w:r>
-      <w:proofErr w:type="spellStart"/>
-      <w:r>
-        <w:t>супермутанта</w:t>
-      </w:r>
-      <w:proofErr w:type="spellEnd"/>
-      <w:r>
-        <w:t xml:space="preserve">. Огромный, зелёный, с дубиной в руке. Но он не нападал. Он сидел у стола и читал книгу. Я замер в дверях. Он поднял голову, посмотрел на меня и сказал: «Чего встал? Проходи, если с миром». Я вошёл. Он представился </w:t>
-      </w:r>
-      <w:proofErr w:type="spellStart"/>
-      <w:r>
-        <w:t>Грутом</w:t>
-      </w:r>
-      <w:proofErr w:type="spellEnd"/>
-      <w:r>
-        <w:t xml:space="preserve">. Сказал, что сбежал от Повелителя ещё до того, как тот стал Повелителем. Не хотел воевать. Просто ушёл в горы и живёт один. Читает книги, которые находит в руинах. </w:t>
-      </w:r>
-      <w:proofErr w:type="gramStart"/>
-      <w:r>
-        <w:t>«Люди думают, мы тупые</w:t>
-      </w:r>
-      <w:proofErr w:type="gramEnd"/>
-      <w:r>
-        <w:t>, — сказал он. — А мы просто другие. Я вот Достоевского читаю. Слышал о таком?» Я не знал, что ответить. Мы проговорили до вечера. Он оказался умнее многих людей, которых я встречал. Утром я ушёл, оставив ему пачку книг, найденных в библиотеке. Он заслужил их.</w:t>
+      <w:r>
+        <w:t>В горах я наткнулся на хижину, а в ней — супермутанта. Огромный, зелёный, с дубиной в руке. Но он не нападал. Он сидел у стола и читал книгу. Я замер в дверях. Он поднял голову, посмотрел на меня и сказал: «Чего встал? Проходи, если с миром». Я вошёл. Он представился Грутом. Сказал, что сбежал от Повелителя ещё до того, как тот стал Повелителем. Не хотел воевать. Просто ушёл в горы и живёт один. Читает книги, которые находит в руинах. «Люди думают, мы тупые, — сказал он. — А мы просто другие. Я вот Достоевского читаю. Слышал о таком?» Я не знал, что ответить. Мы проговорили до вечера. Он оказался умнее многих людей, которых я встречал. Утром я ушёл, оставив ему пачку книг, найденных в библиотеке. Он заслужил их.</w:t>
       </w:r>
     </w:p>
     <w:p/>
@@ -908,15 +592,7 @@
         <w:t xml:space="preserve"> </w:t>
       </w:r>
       <w:r>
-        <w:t xml:space="preserve">Жажда мучила меня целый день. Вода была радиоактивной, а до чистого источника ещё топать и топать. И тут я увидел его — старый торговый автомат, всё ещё стоящий у разбитой заправки. На боку была надпись: «Ядер-Кола. Освежает!» Я подошёл, нажал кнопку. И, о чудо, внутри что-то зажужжало, и в лоток упала бутылка. Настоящая, довоенная «Ядер-Кола». Я открыл её, сделал глоток. Сладкая, газированная, холодная. Я чуть не заплакал. Это было лучше любого </w:t>
-      </w:r>
-      <w:proofErr w:type="spellStart"/>
-      <w:r>
-        <w:t>стимпака</w:t>
-      </w:r>
-      <w:proofErr w:type="spellEnd"/>
-      <w:r>
-        <w:t>. Я сидел на разбитом асфальте, пил колу и смотрел на закат. Простая радость, но она стоила всех сокровищ Пустоши.</w:t>
+        <w:t>Жажда мучила меня целый день. Вода была радиоактивной, а до чистого источника ещё топать и топать. И тут я увидел его — старый торговый автомат, всё ещё стоящий у разбитой заправки. На боку была надпись: «Ядер-Кола. Освежает!» Я подошёл, нажал кнопку. И, о чудо, внутри что-то зажужжало, и в лоток упала бутылка. Настоящая, довоенная «Ядер-Кола». Я открыл её, сделал глоток. Сладкая, газированная, холодная. Я чуть не заплакал. Это было лучше любого стимпака. Я сидел на разбитом асфальте, пил колу и смотрел на закат. Простая радость, но она стоила всех сокровищ Пустоши.</w:t>
       </w:r>
     </w:p>
     <w:p/>
@@ -941,15 +617,7 @@
         <w:t xml:space="preserve"> </w:t>
       </w:r>
       <w:r>
-        <w:t xml:space="preserve">Я попал в плен к рейдерам. Меня связали и бросили в клетку. Главарь, здоровый детина по имени Клык, пришёл ко мне вечером. </w:t>
-      </w:r>
-      <w:proofErr w:type="gramStart"/>
-      <w:r>
-        <w:t>«Скоро тебя продадут в рабство</w:t>
-      </w:r>
-      <w:proofErr w:type="gramEnd"/>
-      <w:r>
-        <w:t>, — сказал он. — Наслаждайся последними часами свободы». Я спросил его, зачем он это делает. Он удивился: «Как зачем? Чтобы жить. Чтобы есть. Чтобы мои люди были сыты». Я сказал, что можно жить иначе. Торговать, выращивать, строить. Он засмеялся: «Строить? Для кого? Для тех, кто убьёт тебя за кусок хлеба? Нет, парень. В этом мире сила — это единственный закон. А мы — сила». Ночью меня освободили мои новые друзья из Добрососедства, которые выследили банду. Клык погиб в перестрелке. Но его слова я запомнил.</w:t>
+        <w:t>Я попал в плен к рейдерам. Меня связали и бросили в клетку. Главарь, здоровый детина по имени Клык, пришёл ко мне вечером. «Скоро тебя продадут в рабство, — сказал он. — Наслаждайся последними часами свободы». Я спросил его, зачем он это делает. Он удивился: «Как зачем? Чтобы жить. Чтобы есть. Чтобы мои люди были сыты». Я сказал, что можно жить иначе. Торговать, выращивать, строить. Он засмеялся: «Строить? Для кого? Для тех, кто убьёт тебя за кусок хлеба? Нет, парень. В этом мире сила — это единственный закон. А мы — сила». Ночью меня освободили мои новые друзья из Добрососедства, которые выследили банду. Клык погиб в перестрелке. Но его слова я запомнил.</w:t>
       </w:r>
     </w:p>
     <w:p/>
@@ -961,131 +629,58 @@
         <w:t xml:space="preserve"> </w:t>
       </w:r>
       <w:r>
-        <w:t xml:space="preserve">Я шёл много дней и оказался у развалин того самого дома, где, как мне казалось, я когда-то жил. Воспоминания не вернулись, но я почувствовал что-то странное. Какое-то тепло в груди. Я постоял среди обломков, потрогал ржавую кровать, поднял с пола детскую игрушку — обгоревшего плюшевого мишку. И вдруг понял. Это не мои воспоминания. Это чужие. Я просто </w:t>
-      </w:r>
-      <w:proofErr w:type="spellStart"/>
-      <w:r>
-        <w:t>синт</w:t>
-      </w:r>
-      <w:proofErr w:type="spellEnd"/>
-      <w:r>
-        <w:t>, в которого загрузили чужую жизнь. Но чувство тепла осталось. Значит, оно моё. Я положил мишку обратно, развернулся и пошёл дальше. Пустошь ждала. Мой дом — это дорога.</w:t>
-      </w:r>
-    </w:p>
-    <w:p/>
-    <w:p>
-      <w:r>
-        <w:t>**История 51: Колыбельная**</w:t>
-      </w:r>
-      <w:r>
-        <w:t xml:space="preserve"> </w:t>
-      </w:r>
-      <w:bookmarkStart w:id="0" w:name="_GoBack"/>
-      <w:bookmarkEnd w:id="0"/>
-      <w:r>
-        <w:t>Ночь застала меня в руинах детского сада. Я забрался внутрь, надеясь найти укрытие от холода. Там было тихо, только ветер завывал в разбитых окнах. И вдруг я услышал это — тихое, монотонное пение. Колыбельная. Она доносилась из подвала. Я спустился вниз с оружием наготове. Там, в углу, сидела женщина. Она была мертва уже давно, её кожа высохла, глаза провалились. Но она сидела, прислонившись к стене, и из её рта вырывался этот звук. Рядом с ней лежал скелет ребёнка, завёрнутый в старое одеяло. Я не мог пошевелиться. Просто стоял и слушал эту колыбельную, льющуюся из мёртвого рта. Потом понял: это ветер. Он проходил через её разложившиеся голосовые связки и создавал этот звук. Я вышел наружу и больше никогда не ночевал в детских учреждениях.</w:t>
-      </w:r>
-    </w:p>
-    <w:p>
-      <w:r>
-        <w:t xml:space="preserve"> </w:t>
-      </w:r>
-    </w:p>
-    <w:p>
-      <w:r>
-        <w:t>**История 52: Лицо в стекле**</w:t>
-      </w:r>
-      <w:r>
-        <w:t xml:space="preserve"> </w:t>
-      </w:r>
-      <w:r>
-        <w:t xml:space="preserve">Я шёл по коридору старой больницы, когда заметил отражение в тёмном оконном стекле. Человек стоял прямо у меня за спиной. Я резко обернулся — никого. Снова посмотрел в стекло — он всё ещё там, смотрит на меня пустыми глазницами. Я подошёл ближе. Это было моё собственное отражение. Но оно не повторяло мои движения. Оно просто стояло и смотрело. Я протянул руку, коснулся стекла. Отражение подняло свою руку и прижало её к </w:t>
-      </w:r>
-      <w:proofErr w:type="gramStart"/>
-      <w:r>
-        <w:t>стеклу</w:t>
-      </w:r>
-      <w:proofErr w:type="gramEnd"/>
-      <w:r>
-        <w:t xml:space="preserve"> с другой стороны. Я чувствовал холод, идущий от этого прикосновения. Потом оно улыбнулось. Широко, неестественно. И исчезло. В стекле остался только я. Я разбил окно выстрелом. Осколки блестели на полу, и в каждом из них, казалось, мелькало то же самое лицо. Я бежал оттуда, не останавливаясь.</w:t>
+        <w:t>Я шёл много дней и оказался у развалин того самого дома, где, как мне казалось, я когда-то жил. Воспоминания не вернулись, но я почувствовал что-то странное. Какое-то тепло в груди. Я постоял среди обломков, потрогал ржавую кровать, поднял с пола детскую игрушку — обгоревшего плюшевого мишку. И вдруг понял. Это не мои воспоминания. Это чужие. Я просто синт, в которого загрузили чужую жизнь. Но чувство тепла осталось. Значит, оно моё. Я положил мишку обратно, развернулся и пошёл дальше. Пустошь ждала. Мой дом — это дорога.</w:t>
+      </w:r>
+    </w:p>
+    <w:p/>
+    <w:p>
+      <w:r>
+        <w:t>**История 51: Колыбельная** Ночь застала меня в руинах детского сада. Я забрался внутрь, надеясь найти укрытие от холода. Там было тихо, только ветер завывал в разбитых окнах. И вдруг я услышал это — тихое, монотонное пение. Колыбельная. Она доносилась из подвала. Я спустился вниз с оружием наготове. Там, в углу, сидела женщина. Она была мертва уже давно, её кожа высохла, глаза провалились. Но она сидела, прислонившись к стене, и из её рта вырывался этот звук. Рядом с ней лежал скелет ребёнка, завёрнутый в старое одеяло. Я не мог пошевелиться. Просто стоял и слушал эту колыбельную, льющуюся из мёртвого рта. Потом понял: это ветер. Он проходил через её разложившиеся голосовые связки и создавал этот звук. Я вышел наружу и больше никогда не ночевал в детских учреждениях.</w:t>
+      </w:r>
+    </w:p>
+    <w:p>
+      <w:r>
+        <w:t xml:space="preserve"> </w:t>
+      </w:r>
+    </w:p>
+    <w:p>
+      <w:r>
+        <w:t>**История 52: Лицо в стекле** Я шёл по коридору старой больницы, когда заметил отражение в тёмном оконном стекле. Человек стоял прямо у меня за спиной. Я резко обернулся — никого. Снова посмотрел в стекло — он всё ещё там, смотрит на меня пустыми глазницами. Я подошёл ближе. Это было моё собственное отражение. Но оно не повторяло мои движения. Оно просто стояло и смотрело. Я протянул руку, коснулся стекла. Отражение подняло свою руку и прижало её к стеклу с другой стороны. Я чувствовал холод, идущий от этого прикосновения. Потом оно улыбнулось. Широко, неестественно. И исчезло. В стекле остался только я. Я разбил окно выстрелом. Осколки блестели на полу, и в каждом из них, казалось, мелькало то же самое лицо. Я бежал оттуда, не останавливаясь.</w:t>
       </w:r>
     </w:p>
     <w:p/>
     <w:p>
       <w:r>
         <w:lastRenderedPageBreak/>
-        <w:t>**История 53: Голоса в стенах**</w:t>
-      </w:r>
-      <w:r>
-        <w:t xml:space="preserve"> </w:t>
-      </w:r>
-      <w:r>
-        <w:t xml:space="preserve">Старая фабрика гудела. Не от машин, а от голосов. Тысячи голосов, шепчущих, кричащих, плачущих, они лились из стен, из пола, из потолка. Я зажал уши, но это не помогало. Голоса проникали прямо в голову. Они говорили на разных языках, перебивали друг друга, молили о помощи, проклинали. Я побрёл внутрь, надеясь найти источник. В цеху я увидел их — сотни тел, приваренных к стенам. Не мёртвых, а застывших в металле, как часть конструкции. Их глаза были открыты, рты раскрыты в беззвучном крике. Я понял: это были рабочие. Во время бомбардировки их залило расплавленным металлом. Они умирали медленно, и их последние крики </w:t>
-      </w:r>
-      <w:proofErr w:type="spellStart"/>
-      <w:r>
-        <w:t>вплавились</w:t>
-      </w:r>
-      <w:proofErr w:type="spellEnd"/>
-      <w:r>
-        <w:t xml:space="preserve"> в стены вместе с ними. И теперь, спустя двести лет, стены помнили. Я выбрался наружу, но голоса преследовали меня ещё несколько дней.</w:t>
-      </w:r>
-    </w:p>
-    <w:p/>
-    <w:p>
-      <w:r>
-        <w:t>**История 54: Кукольник**</w:t>
-      </w:r>
-      <w:r>
-        <w:t xml:space="preserve"> </w:t>
-      </w:r>
-      <w:proofErr w:type="gramStart"/>
-      <w:r>
-        <w:t>В</w:t>
-      </w:r>
-      <w:proofErr w:type="gramEnd"/>
-      <w:r>
-        <w:t xml:space="preserve"> одном из домов я нашёл коллекцию кукол. Старых, довоенных, фарфоровых. Они стояли на полках, одетые в нарядные платьица и костюмчики. Стеклянные глаза смотрели в пустоту. Я хотел уже уйти, но заметил, что одна из кукол повернула голову. Я замер. Она следила за мной. Я медленно пошёл вдоль полок, и каждая кукла, мимо которой я проходил, поворачивала голову вслед за мной. Сотни кукол, все смотрят на меня. Потом они заговорили. Тонкими, детскими голосами они начали повторять одно и то же: «Играй с нами. Играй с нами. Играй с нами». Я выбежал из дома, слыша за спиной их хор. Обернувшись, я увидел их в окнах. Все они смотрели мне вслед.</w:t>
-      </w:r>
-    </w:p>
-    <w:p>
-      <w:r>
-        <w:t xml:space="preserve"> </w:t>
-      </w:r>
-    </w:p>
-    <w:p>
-      <w:r>
-        <w:t>**История 55: Туннель**</w:t>
-      </w:r>
-      <w:r>
-        <w:t xml:space="preserve"> </w:t>
-      </w:r>
-      <w:r>
-        <w:t>Метро всегда было опасным местом, но этот туннель был другим. Он был абсолютно чёрным. Мой фонарь не пробивал эту тьму, она просто съедала свет. Я шёл вдоль стены, считая шаги, чтобы не сбиться с пути. И тут я услышал шаги. Не свои — чужие. Они звучали ритмично, в такт моим. Я останавливался — они затихали. Я шёл — они начинали снова. Кто-то шёл за мной в полной темноте. Я выстрелил наугад. Ничего. Тишина. Потом я услышал дыхание. Совсем рядом, за моей спиной. Холодное, влажное дыхание на моей шее. Я развернулся и выстрелил снова. И снова. Пока не кончились патроны. Тишина. Я включил фонарь. Никого. Только пустые гильзы на полу. И следы. Мои собственные следы, ведущие в обе стороны туннеля. Я не знаю, что это было. Но я больше никогда не спускался в метро.</w:t>
-      </w:r>
-    </w:p>
-    <w:p/>
-    <w:p>
-      <w:r>
-        <w:t>**История 56: Свежие могилы**</w:t>
-      </w:r>
-      <w:r>
-        <w:t xml:space="preserve"> </w:t>
-      </w:r>
-      <w:r>
-        <w:t>Я шёл через лес и наткнулся на кладбище. Не старое, а свежее. Холмики земли, деревянные кресты, на некоторых — ещё не завядшие цветы. Я удивился — кто в Пустоши хоронит мёртвых с такими почестями? Я подошёл к одному из крестов. На нём было написано моё имя. И дата — сегодняшняя. Я обошёл все могилы. На каждом кресте было имя. Моё имя. И все даты — разные дни последнего месяца. Кто-то хоронил меня снова и снова. Я хотел уйти, но из-за деревьев вышли люди. Они были в чёрных балахонах, с опущенными головами. Они несли ещё один гроб. Они подошли к свежей могиле и опустили его в землю. Один из них поднял голову и посмотрел на меня. У него было моё лицо. Он улыбнулся и указал на пустую могилу рядом. «Твоя очередь», — сказал он голосом, который был моим собственным. Я бежал, не разбирая дороги, пока не упал без сил. Лес вокруг был пуст. Ни кладбища, ни людей.</w:t>
-      </w:r>
-    </w:p>
-    <w:p/>
-    <w:p>
-      <w:r>
-        <w:t>**История 57: Приют**</w:t>
-      </w:r>
-      <w:r>
-        <w:t xml:space="preserve"> </w:t>
-      </w:r>
-      <w:r>
-        <w:t xml:space="preserve">Я нашёл старое здание с вывеской «Приют для сирот». Внутри было чисто, почти как будто здесь кто-то жил. На кроватях лежали свежие простыни, на столах — тарелки с нетронутой едой. Я поднялся на второй этаж. В комнатах стояли игрушки, куклы, машинки. Всё новое, не тронутое временем. В конце коридора горел свет. Я заглянул в последнюю комнату. Там, за маленьким столиком, сидели дети. Много детей. Они не шевелились. Просто сидели и </w:t>
+        <w:t>**История 53: Голоса в стенах** Старая фабрика гудела. Не от машин, а от голосов. Тысячи голосов, шепчущих, кричащих, плачущих, они лились из стен, из пола, из потолка. Я зажал уши, но это не помогало. Голоса проникали прямо в голову. Они говорили на разных языках, перебивали друг друга, молили о помощи, проклинали. Я побрёл внутрь, надеясь найти источник. В цеху я увидел их — сотни тел, приваренных к стенам. Не мёртвых, а застывших в металле, как часть конструкции. Их глаза были открыты, рты раскрыты в беззвучном крике. Я понял: это были рабочие. Во время бомбардировки их залило расплавленным металлом. Они умирали медленно, и их последние крики вплавились в стены вместе с ними. И теперь, спустя двести лет, стены помнили. Я выбрался наружу, но голоса преследовали меня ещё несколько дней.</w:t>
+      </w:r>
+    </w:p>
+    <w:p/>
+    <w:p>
+      <w:r>
+        <w:t>**История 54: Кукольник** В одном из домов я нашёл коллекцию кукол. Старых, довоенных, фарфоровых. Они стояли на полках, одетые в нарядные платьица и костюмчики. Стеклянные глаза смотрели в пустоту. Я хотел уже уйти, но заметил, что одна из кукол повернула голову. Я замер. Она следила за мной. Я медленно пошёл вдоль полок, и каждая кукла, мимо которой я проходил, поворачивала голову вслед за мной. Сотни кукол, все смотрят на меня. Потом они заговорили. Тонкими, детскими голосами они начали повторять одно и то же: «Играй с нами. Играй с нами. Играй с нами». Я выбежал из дома, слыша за спиной их хор. Обернувшись, я увидел их в окнах. Все они смотрели мне вслед.</w:t>
+      </w:r>
+    </w:p>
+    <w:p>
+      <w:r>
+        <w:t xml:space="preserve"> </w:t>
+      </w:r>
+    </w:p>
+    <w:p>
+      <w:r>
+        <w:t>**История 55: Туннель** Метро всегда было опасным местом, но этот туннель был другим. Он был абсолютно чёрным. Мой фонарь не пробивал эту тьму, она просто съедала свет. Я шёл вдоль стены, считая шаги, чтобы не сбиться с пути. И тут я услышал шаги. Не свои — чужие. Они звучали ритмично, в такт моим. Я останавливался — они затихали. Я шёл — они начинали снова. Кто-то шёл за мной в полной темноте. Я выстрелил наугад. Ничего. Тишина. Потом я услышал дыхание. Совсем рядом, за моей спиной. Холодное, влажное дыхание на моей шее. Я развернулся и выстрелил снова. И снова. Пока не кончились патроны. Тишина. Я включил фонарь. Никого. Только пустые гильзы на полу. И следы. Мои собственные следы, ведущие в обе стороны туннеля. Я не знаю, что это было. Но я больше никогда не спускался в метро.</w:t>
+      </w:r>
+    </w:p>
+    <w:p/>
+    <w:p>
+      <w:r>
+        <w:t>**История 56: Свежие могилы** Я шёл через лес и наткнулся на кладбище. Не старое, а свежее. Холмики земли, деревянные кресты, на некоторых — ещё не завядшие цветы. Я удивился — кто в Пустоши хоронит мёртвых с такими почестями? Я подошёл к одному из крестов. На нём было написано моё имя. И дата — сегодняшняя. Я обошёл все могилы. На каждом кресте было имя. Моё имя. И все даты — разные дни последнего месяца. Кто-то хоронил меня снова и снова. Я хотел уйти, но из-за деревьев вышли люди. Они были в чёрных балахонах, с опущенными головами. Они несли ещё один гроб. Они подошли к свежей могиле и опустили его в землю. Один из них поднял голову и посмотрел на меня. У него было моё лицо. Он улыбнулся и указал на пустую могилу рядом. «Твоя очередь», — сказал он голосом, который был моим собственным. Я бежал, не разбирая дороги, пока не упал без сил. Лес вокруг был пуст. Ни кладбища, ни людей.</w:t>
+      </w:r>
+    </w:p>
+    <w:p/>
+    <w:p>
+      <w:r>
+        <w:t xml:space="preserve">**История 57: Приют** Я нашёл старое здание с вывеской «Приют для сирот». Внутри было чисто, почти как будто здесь кто-то жил. На кроватях лежали свежие простыни, на столах — тарелки с нетронутой едой. Я поднялся на второй этаж. В комнатах стояли игрушки, куклы, машинки. Всё новое, не тронутое временем. В конце коридора горел свет. Я заглянул в последнюю комнату. Там, за маленьким столиком, сидели дети. Много детей. Они не шевелились. Просто сидели и </w:t>
       </w:r>
       <w:r>
         <w:lastRenderedPageBreak/>
@@ -1095,70 +690,25 @@
     <w:p/>
     <w:p>
       <w:r>
-        <w:t>**История 58: Отражение в луже**</w:t>
-      </w:r>
-      <w:r>
-        <w:t xml:space="preserve"> </w:t>
-      </w:r>
-      <w:r>
-        <w:t xml:space="preserve">После дождя на дороге остались лужи. Я шёл и смотрел в одну из них, как вдруг заметил, что отражение небоскрёба, стоящего позади меня, не совпадает с реальностью. В луже небоскрёб был целым, с целыми стёклами, с огнями в окнах. Я обернулся. Позади были только руины. Снова посмотрел в лужу. В отражении из окна того целого небоскрёба кто-то махал мне рукой. Маленькая фигурка. Я наклонился ближе, и вдруг рука из </w:t>
-      </w:r>
-      <w:proofErr w:type="spellStart"/>
-      <w:r>
-        <w:t>луги</w:t>
-      </w:r>
-      <w:proofErr w:type="spellEnd"/>
-      <w:r>
-        <w:t xml:space="preserve"> схватила меня за горло. Ледяная, мокрая, она тянула меня вниз, в эту маленькую лужу. Я отчаянно вырывался, чувствуя, как вода заливает лицо, как лёгкие наполняются жидкостью. Я ударил ножом по руке, и она исчезла. Я откатился от лужи, кашляя и задыхаясь. В луже было тихо. Только моё собственное испуганное лицо смотрело на меня из воды.</w:t>
-      </w:r>
-    </w:p>
-    <w:p/>
-    <w:p>
-      <w:r>
-        <w:t>**История 59: Тишина**</w:t>
-      </w:r>
-      <w:r>
-        <w:t xml:space="preserve"> </w:t>
-      </w:r>
-      <w:r>
-        <w:t>Я зашёл в город, где не было ни звука. Абсолютно никакого. Ни ветра, ни птиц, ни шороха шагов. Мои собственные шаги тоже не издавали звука. Я хлопнул в ладоши — тишина. Выстрелил в воздух — тишина. Я не слышал даже собственного дыхания. Это было хуже любой стрельбы. Я заходил в дома, видел тела людей, застывших в странных позах — кто-то сидел за столом, кто-то лежал на кровати. Все они выглядели так, будто просто заснули. Я потряс одного за плечо, и он рассыпался в прах. И тут я услышал это. Шёпот. Внутри моей головы. «Ты здесь лишний. Ты нарушаешь покой». Я побежал прочь из города, но звук не возвращался. Только шёпот в голове становился громче. Я бежал несколько часов, прежде чем смог снова услышать ветер. Город остался позади. Но иногда, в полной тишине, я всё ещё слышу этот шёпот.</w:t>
-      </w:r>
-    </w:p>
-    <w:p/>
-    <w:p>
-      <w:r>
-        <w:t>**История 60: Портрет**</w:t>
-      </w:r>
-      <w:r>
-        <w:t xml:space="preserve"> </w:t>
-      </w:r>
-      <w:proofErr w:type="gramStart"/>
-      <w:r>
-        <w:t>В</w:t>
-      </w:r>
-      <w:proofErr w:type="gramEnd"/>
-      <w:r>
-        <w:t xml:space="preserve"> разрушенной усадьбе на стене висел портрет. Старинный, в массивной раме. На нём была изображена семья — отец, мать и трое детей. Все в довоенной одежде, с серьёзными лицами. Я остановился перед ним, рассматривая детали. И вдруг заметил, что глаза отца на портрете двигаются. Они следили за мной. Я отошёл влево — глаза повернулись. Вправо — то же самое. Я подошёл ближе, и лицо на портрете исказилось в жуткой гримасе. Рот открылся, и оттуда полилась чёрная жижа. Она заливала картину, капала на пол. За спиной отца на портрете начали проявляться фигуры. Много фигур. Они тянули к нему руки. Он кричал, но звука не было. Я отступил к двери, и в этот момент из рамы хлынул настоящий поток. Чёрная, вонючая жижа заполняла комнату, подбираясь к моим ногам. Я выбежал наружу, захлопнул дверь и забаррикадировал её досками. Из-под двери всё равно сочилась эта жижа. Я ушёл оттуда и больше никогда не смотрел на портреты.</w:t>
-      </w:r>
-    </w:p>
-    <w:p/>
-    <w:p>
-      <w:r>
-        <w:t>**История 61: Радиостанция**</w:t>
-      </w:r>
-      <w:r>
-        <w:t xml:space="preserve"> </w:t>
-      </w:r>
-      <w:r>
-        <w:t xml:space="preserve">Я поймал сигнал на старой частоте. Голос говорил: «Если вы меня слышите, приезжайте на старую радиостанцию на холме. Я жду. У меня есть еда, вода и ответы». Голос звучал отчаянно. Я пошёл на холм. Станция была цела, внутри горел свет. Я вошёл. В комнате никого не было. Рация работала, из неё лился тот самый голос, но он просто повторял запись. Я нашёл дневник </w:t>
-      </w:r>
-      <w:proofErr w:type="spellStart"/>
-      <w:r>
-        <w:t>диджея</w:t>
-      </w:r>
-      <w:proofErr w:type="spellEnd"/>
-      <w:r>
-        <w:t xml:space="preserve">. Последняя запись: «Радиация проникла в студию. Я чувствую, как умираю. Я включил запись на повторе. Может, кто-то придёт. Простите меня. Я так хочу, чтобы кто-нибудь пришёл». Его тело лежало в углу, высохшее, мумифицированное. Рядом с ним валялся </w:t>
+        <w:t>**История 58: Отражение в луже** После дождя на дороге остались лужи. Я шёл и смотрел в одну из них, как вдруг заметил, что отражение небоскрёба, стоящего позади меня, не совпадает с реальностью. В луже небоскрёб был целым, с целыми стёклами, с огнями в окнах. Я обернулся. Позади были только руины. Снова посмотрел в лужу. В отражении из окна того целого небоскрёба кто-то махал мне рукой. Маленькая фигурка. Я наклонился ближе, и вдруг рука из луги схватила меня за горло. Ледяная, мокрая, она тянула меня вниз, в эту маленькую лужу. Я отчаянно вырывался, чувствуя, как вода заливает лицо, как лёгкие наполняются жидкостью. Я ударил ножом по руке, и она исчезла. Я откатился от лужи, кашляя и задыхаясь. В луже было тихо. Только моё собственное испуганное лицо смотрело на меня из воды.</w:t>
+      </w:r>
+    </w:p>
+    <w:p/>
+    <w:p>
+      <w:r>
+        <w:t>**История 59: Тишина** Я зашёл в город, где не было ни звука. Абсолютно никакого. Ни ветра, ни птиц, ни шороха шагов. Мои собственные шаги тоже не издавали звука. Я хлопнул в ладоши — тишина. Выстрелил в воздух — тишина. Я не слышал даже собственного дыхания. Это было хуже любой стрельбы. Я заходил в дома, видел тела людей, застывших в странных позах — кто-то сидел за столом, кто-то лежал на кровати. Все они выглядели так, будто просто заснули. Я потряс одного за плечо, и он рассыпался в прах. И тут я услышал это. Шёпот. Внутри моей головы. «Ты здесь лишний. Ты нарушаешь покой». Я побежал прочь из города, но звук не возвращался. Только шёпот в голове становился громче. Я бежал несколько часов, прежде чем смог снова услышать ветер. Город остался позади. Но иногда, в полной тишине, я всё ещё слышу этот шёпот.</w:t>
+      </w:r>
+    </w:p>
+    <w:p/>
+    <w:p>
+      <w:r>
+        <w:t>**История 60: Портрет** В разрушенной усадьбе на стене висел портрет. Старинный, в массивной раме. На нём была изображена семья — отец, мать и трое детей. Все в довоенной одежде, с серьёзными лицами. Я остановился перед ним, рассматривая детали. И вдруг заметил, что глаза отца на портрете двигаются. Они следили за мной. Я отошёл влево — глаза повернулись. Вправо — то же самое. Я подошёл ближе, и лицо на портрете исказилось в жуткой гримасе. Рот открылся, и оттуда полилась чёрная жижа. Она заливала картину, капала на пол. За спиной отца на портрете начали проявляться фигуры. Много фигур. Они тянули к нему руки. Он кричал, но звука не было. Я отступил к двери, и в этот момент из рамы хлынул настоящий поток. Чёрная, вонючая жижа заполняла комнату, подбираясь к моим ногам. Я выбежал наружу, захлопнул дверь и забаррикадировал её досками. Из-под двери всё равно сочилась эта жижа. Я ушёл оттуда и больше никогда не смотрел на портреты.</w:t>
+      </w:r>
+    </w:p>
+    <w:p/>
+    <w:p>
+      <w:r>
+        <w:t xml:space="preserve">**История 61: Радиостанция** Я поймал сигнал на старой частоте. Голос говорил: «Если вы меня слышите, приезжайте на старую радиостанцию на холме. Я жду. У меня есть еда, вода и ответы». Голос звучал отчаянно. Я пошёл на холм. Станция была цела, внутри горел свет. Я вошёл. В комнате никого не было. Рация работала, из неё лился тот самый голос, но он просто повторял запись. Я нашёл дневник диджея. Последняя запись: «Радиация проникла в студию. Я чувствую, как умираю. Я включил запись на повторе. Может, кто-то придёт. Простите меня. Я так хочу, чтобы кто-нибудь пришёл». Его тело лежало в углу, высохшее, мумифицированное. Рядом с ним валялся </w:t>
       </w:r>
       <w:r>
         <w:lastRenderedPageBreak/>
@@ -1168,208 +718,81 @@
     <w:p/>
     <w:p>
       <w:r>
-        <w:t>**История 62: Следы**</w:t>
-      </w:r>
-      <w:r>
-        <w:t xml:space="preserve"> </w:t>
-      </w:r>
-      <w:r>
-        <w:t>Я шёл по снегу, когда заметил следы. Они шли параллельно моим, но с другой стороны дороги. Чьи-то босые ноги. Я остановился — следы остановились. Пошёл дальше — они продолжились. Я свернул к ним, чтобы посмотреть, кто это, но следы внезапно оборвались. Просто исчезли. Как будто человек взлетел. Я постоял, посмотрел по сторонам. Никого. Вдруг сзади раздался хруст снега. Я обернулся. На моих собственных следах, там, где я только что прошёл, теперь стоял отпечаток босой ноги. Он был внутри моего следа. Кто-то шёл прямо за мной, ступая след в след. Я побежал. Сзади послышался топот — быстрый, нагоняющий. Я не оборачивался. Бежал, пока не выбился из сил. Оглянулся. Мои следы уходили далеко назад, и на каждом из них, на каждом без исключения, стоял второй отпечаток. Босой ноги.</w:t>
-      </w:r>
-    </w:p>
-    <w:p/>
-    <w:p>
-      <w:r>
-        <w:t>**История 63: Зеркальный зал**</w:t>
-      </w:r>
-      <w:r>
-        <w:t xml:space="preserve"> </w:t>
-      </w:r>
-      <w:r>
-        <w:t>Я забрёл в старый театр. Внутри, на сцене, был установлен огромный зеркальный зал. Сотни зеркал, отражающих друг друга до бесконечности. Я зашёл внутрь, чтобы рассмотреть. В каждом отражении был я. Сотни меня, смотрящих на меня со всех сторон. Я махнул рукой — все они махнули в ответ. Но один не махнул. Он просто стоял и смотрел. Я подошёл к нему ближе. Он улыбнулся. Я ударил по зеркалу кулаком, и оно разбилось. Но он не исчез. Он стоял среди осколков, улыбаясь, и в каждом осколке было его лицо. Я побежал через этот лабиринт, разбивая зеркала на своём пути. За спиной слышался смех — мой собственный смех, но искажённый. Когда я выскочил наружу, мои руки были в крови от порезов. Я посмотрел в последнее уцелевшее зеркало, висевшее у выхода. Моё отражение плакало. Я разбил и его.</w:t>
-      </w:r>
-    </w:p>
-    <w:p/>
-    <w:p>
-      <w:r>
-        <w:t>**История 64: Лес рук**</w:t>
-      </w:r>
-      <w:r>
-        <w:t xml:space="preserve"> </w:t>
-      </w:r>
-      <w:proofErr w:type="gramStart"/>
-      <w:r>
-        <w:t>В</w:t>
-      </w:r>
-      <w:proofErr w:type="gramEnd"/>
-      <w:r>
-        <w:t xml:space="preserve"> лесу, где все деревья были выжжены, росли странные кусты. Приглядевшись, я понял, что это не кусты. Это руки. Человеческие руки, торчащие из земли, с растопыренными пальцами. Сотни рук, они тянулись к небу, словно моля о помощи. Я шёл между ними, стараясь не наступать. Некоторые руки шевелились. Одна схватила меня за лодыжку. Холодная, костлявая, она вцепилась мёртвой хваткой. Я вырвался, но она оторвала кусок штанины. Я побежал, и руки тянулись ко мне со всех сторон, царапая, хватая. Я споткнулся и упал прямо в их толпу. Десятки рук вцепились в меня, потащили вниз, в землю. Я отчаянно отбивался, стрелял, кричал. Каким-то чудом я вырвался. Выбежал из этого леса, оставив там кусок своей плоти. Оглянувшись, я увидел, что руки машут мне вслед. Прощаются.</w:t>
-      </w:r>
-    </w:p>
-    <w:p/>
-    <w:p>
-      <w:r>
-        <w:t>**История 65: Двойник**</w:t>
-      </w:r>
-      <w:r>
-        <w:t xml:space="preserve"> </w:t>
-      </w:r>
-      <w:r>
-        <w:t xml:space="preserve">Я проснулся утром и увидел его. Он сидел напротив меня у костра. Моё собственное лицо, моя одежда, моё оружие. Он смотрел на меня и улыбался. «Кто ты?» — спросил я. «Я — это ты», — ответил он. «Ты врёшь». Он пожал плечами: «Посмотри на свои руки». Я посмотрел. Они были прозрачными. Я видел сквозь них траву. «Что происходит?» — закричал я. Он встал, подошёл ко мне и положил руку мне на плечо. Его рука была твёрдой, настоящей. </w:t>
-      </w:r>
-      <w:proofErr w:type="gramStart"/>
-      <w:r>
-        <w:t>«Ты умер прошлой ночью</w:t>
-      </w:r>
-      <w:proofErr w:type="gramEnd"/>
-      <w:r>
-        <w:t>, — сказал он. — Во сне. А я проснулся. Я теперь — это ты». Я попытался ударить его, но моя рука прошла сквозь него. Я был призраком. Он собрал мои вещи, поправил оружие и пошёл по тропе, по которой я планировал идти сегодня. Я кричал ему вслед, но он не оборачивался. Я остался один. Невидимый. Ненужный. Пустошь забрала меня, даже не спросив.</w:t>
+        <w:t>**История 62: Следы** Я шёл по снегу, когда заметил следы. Они шли параллельно моим, но с другой стороны дороги. Чьи-то босые ноги. Я остановился — следы остановились. Пошёл дальше — они продолжились. Я свернул к ним, чтобы посмотреть, кто это, но следы внезапно оборвались. Просто исчезли. Как будто человек взлетел. Я постоял, посмотрел по сторонам. Никого. Вдруг сзади раздался хруст снега. Я обернулся. На моих собственных следах, там, где я только что прошёл, теперь стоял отпечаток босой ноги. Он был внутри моего следа. Кто-то шёл прямо за мной, ступая след в след. Я побежал. Сзади послышался топот — быстрый, нагоняющий. Я не оборачивался. Бежал, пока не выбился из сил. Оглянулся. Мои следы уходили далеко назад, и на каждом из них, на каждом без исключения, стоял второй отпечаток. Босой ноги.</w:t>
+      </w:r>
+    </w:p>
+    <w:p/>
+    <w:p>
+      <w:r>
+        <w:t>**История 63: Зеркальный зал** Я забрёл в старый театр. Внутри, на сцене, был установлен огромный зеркальный зал. Сотни зеркал, отражающих друг друга до бесконечности. Я зашёл внутрь, чтобы рассмотреть. В каждом отражении был я. Сотни меня, смотрящих на меня со всех сторон. Я махнул рукой — все они махнули в ответ. Но один не махнул. Он просто стоял и смотрел. Я подошёл к нему ближе. Он улыбнулся. Я ударил по зеркалу кулаком, и оно разбилось. Но он не исчез. Он стоял среди осколков, улыбаясь, и в каждом осколке было его лицо. Я побежал через этот лабиринт, разбивая зеркала на своём пути. За спиной слышался смех — мой собственный смех, но искажённый. Когда я выскочил наружу, мои руки были в крови от порезов. Я посмотрел в последнее уцелевшее зеркало, висевшее у выхода. Моё отражение плакало. Я разбил и его.</w:t>
+      </w:r>
+    </w:p>
+    <w:p/>
+    <w:p>
+      <w:r>
+        <w:t>**История 64: Лес рук** В лесу, где все деревья были выжжены, росли странные кусты. Приглядевшись, я понял, что это не кусты. Это руки. Человеческие руки, торчащие из земли, с растопыренными пальцами. Сотни рук, они тянулись к небу, словно моля о помощи. Я шёл между ними, стараясь не наступать. Некоторые руки шевелились. Одна схватила меня за лодыжку. Холодная, костлявая, она вцепилась мёртвой хваткой. Я вырвался, но она оторвала кусок штанины. Я побежал, и руки тянулись ко мне со всех сторон, царапая, хватая. Я споткнулся и упал прямо в их толпу. Десятки рук вцепились в меня, потащили вниз, в землю. Я отчаянно отбивался, стрелял, кричал. Каким-то чудом я вырвался. Выбежал из этого леса, оставив там кусок своей плоти. Оглянувшись, я увидел, что руки машут мне вслед. Прощаются.</w:t>
+      </w:r>
+    </w:p>
+    <w:p/>
+    <w:p>
+      <w:r>
+        <w:t>**История 65: Двойник** Я проснулся утром и увидел его. Он сидел напротив меня у костра. Моё собственное лицо, моя одежда, моё оружие. Он смотрел на меня и улыбался. «Кто ты?» — спросил я. «Я — это ты», — ответил он. «Ты врёшь». Он пожал плечами: «Посмотри на свои руки». Я посмотрел. Они были прозрачными. Я видел сквозь них траву. «Что происходит?» — закричал я. Он встал, подошёл ко мне и положил руку мне на плечо. Его рука была твёрдой, настоящей. «Ты умер прошлой ночью, — сказал он. — Во сне. А я проснулся. Я теперь — это ты». Я попытался ударить его, но моя рука прошла сквозь него. Я был призраком. Он собрал мои вещи, поправил оружие и пошёл по тропе, по которой я планировал идти сегодня. Я кричал ему вслед, но он не оборачивался. Я остался один. Невидимый. Ненужный. Пустошь забрала меня, даже не спросив.</w:t>
       </w:r>
     </w:p>
     <w:p/>
     <w:p>
       <w:r>
         <w:lastRenderedPageBreak/>
-        <w:t>**История 66: Больница**</w:t>
-      </w:r>
-      <w:r>
-        <w:t xml:space="preserve"> </w:t>
-      </w:r>
-      <w:r>
-        <w:t>Эта больница была другой. Не разграбленной, не разрушенной. Внутри всё было на своих местах: инструменты, бинты, даже лекарства в шкафах. На койках лежали тела. Все в одинаковых больничных рубашках, с бирками на ногах. Я прошёл по палатам. Тишина. В операционной горел свет. На столе лежал человек. Его грудная клетка была вскрыта, но внутри не было органов. Только пустота. Рядом стоял хирургический робот с застывшим скальпелем в манипуляторе. Я дотронулся до него, и он ожил. Повернул ко мне свою камеру и проскрежетал: «Пациент не выжил. Следующий, пожалуйста». Он двинулся на меня со скальпелем. Я выстрелил в него, но пули отскакивали от корпуса. Я побежал по коридорам, а за мной, громыхая, нёсся этот робот, повторяя: «Следующий, пожалуйста. Следующий, пожалуйста». Я выбил дверь чёрного хода и вывалился наружу. Робот застрял в проёме, но его рука с окровавленным скальпелем всё ещё тянулась ко мне.</w:t>
-      </w:r>
-    </w:p>
-    <w:p/>
-    <w:p>
-      <w:r>
-        <w:t>**История 67: Чёрный пёс**</w:t>
-      </w:r>
-      <w:r>
-        <w:t xml:space="preserve"> </w:t>
-      </w:r>
-      <w:r>
-        <w:t xml:space="preserve">Я шёл по пустоши и увидел собаку. Большой чёрный пёс с горящими красными глазами. Он сидел на дороге и смотрел на меня. Я подошёл ближе, и он встал и пошёл впереди, то и дело оглядываясь, словно приглашая следовать за ним. Я пошёл. Он привёл меня к старому дому. Сквозь разбитые окна я увидел внутри тела. Много тел. И все они были изуродованы, разорваны. Пёс сел у входа и завыл. Жуткий, леденящий душу вой. Из дома в ответ раздался такой же вой. Только громче. И из темноты вышли они. Стая таких же чёрных псов с горящими глазами. Они окружили меня. Пёс, который привёл меня, посмотрел мне прямо в глаза </w:t>
-      </w:r>
-      <w:proofErr w:type="gramStart"/>
-      <w:r>
-        <w:t>и...</w:t>
-      </w:r>
-      <w:proofErr w:type="gramEnd"/>
-      <w:r>
-        <w:t xml:space="preserve"> улыбнулся. Волчьей, человеческой улыбкой. Я открыл огонь. Это была адская битва. Я убил их много, но они всё лезли. Я отступил к скалам и залез на уступ. Они не могли достать меня, но и не уходили. Сидели внизу и ждали. Три дня. На четвёртый они ушли. Я спустился и бежал, не оглядываясь. До сих пор иногда слышу вой по ночам.</w:t>
-      </w:r>
-    </w:p>
-    <w:p/>
-    <w:p>
-      <w:r>
-        <w:t>**История 68: Музыкальная шкатулка**</w:t>
-      </w:r>
-      <w:r>
-        <w:t xml:space="preserve"> </w:t>
-      </w:r>
-      <w:proofErr w:type="gramStart"/>
-      <w:r>
-        <w:t>В</w:t>
-      </w:r>
-      <w:proofErr w:type="gramEnd"/>
-      <w:r>
-        <w:t xml:space="preserve"> разрушенном особняке я нашёл музыкальную шкатулку. Красивая, деревянная, с резьбой. Я открыл её, и полилась мелодия. Нежная, грустная. Я слушал и не мог оторваться. Вдруг заметил, что из стен начали выступать тени. Они собирались вокруг меня, слушали музыку. Я не мог пошевелиться. Тени становились всё плотнее, они приближались. Одна из них протянула ко мне руку. Холод пронзил мою кожу. Я попытался закрыть шкатулку, но крышка не поддавалась. Тени зашептали: «Не останавливай. Пожалуйста. Мы так давно не слышали музыку». Я понял, что это души тех, кто жил здесь. Они застряли между мирами. Я слушал мелодию до самого утра, пока не взошло солнце. Тогда тени растаяли. Я закрыл шкатулку и ушёл. Надеюсь, они услышат её снова. Когда-нибудь.</w:t>
-      </w:r>
-    </w:p>
-    <w:p/>
-    <w:p>
-      <w:r>
-        <w:t>**История 69: Танцующие**</w:t>
-      </w:r>
-      <w:r>
-        <w:t xml:space="preserve"> </w:t>
-      </w:r>
-      <w:r>
-        <w:t xml:space="preserve">Я зашёл в старый бальный зал. Внутри было темно, но из глубины доносилась музыка. Старинный вальс. Я прошёл внутрь и увидел их. Пары, кружащиеся в танце. В довоенных нарядах, с улыбками на лицах. Они не замечали меня. Я подошёл ближе и увидел, что их лица... неестественны. Глаза закрыты, улыбки застыли. Они танцевали, но не дышали. Мёртвые танцоры. Я дотронулся до одного, и он рассыпался в прах. Но музыка продолжалась. И оставшиеся продолжали танцевать, даже не замечая, что одного из них больше нет. Я пошёл к источнику музыки — старый граммофон, работающий от какого-то чуда. Я снял иглу. Тишина. Танцоры замерли, покачнулись </w:t>
-      </w:r>
-      <w:proofErr w:type="gramStart"/>
-      <w:r>
-        <w:t>и...</w:t>
-      </w:r>
-      <w:proofErr w:type="gramEnd"/>
-      <w:r>
-        <w:t xml:space="preserve"> все разом рассыпались. Тысячи мёртвых тел, которые танцевали здесь двести лет, превратились в пыль. Я стоял в этом облаке праха и не мог пошевелиться. Потом вышел наружу. Навсегда запомнил эту мелодию.</w:t>
+        <w:t>**История 66: Больница** Эта больница была другой. Не разграбленной, не разрушенной. Внутри всё было на своих местах: инструменты, бинты, даже лекарства в шкафах. На койках лежали тела. Все в одинаковых больничных рубашках, с бирками на ногах. Я прошёл по палатам. Тишина. В операционной горел свет. На столе лежал человек. Его грудная клетка была вскрыта, но внутри не было органов. Только пустота. Рядом стоял хирургический робот с застывшим скальпелем в манипуляторе. Я дотронулся до него, и он ожил. Повернул ко мне свою камеру и проскрежетал: «Пациент не выжил. Следующий, пожалуйста». Он двинулся на меня со скальпелем. Я выстрелил в него, но пули отскакивали от корпуса. Я побежал по коридорам, а за мной, громыхая, нёсся этот робот, повторяя: «Следующий, пожалуйста. Следующий, пожалуйста». Я выбил дверь чёрного хода и вывалился наружу. Робот застрял в проёме, но его рука с окровавленным скальпелем всё ещё тянулась ко мне.</w:t>
+      </w:r>
+    </w:p>
+    <w:p/>
+    <w:p>
+      <w:r>
+        <w:t>**История 67: Чёрный пёс** Я шёл по пустоши и увидел собаку. Большой чёрный пёс с горящими красными глазами. Он сидел на дороге и смотрел на меня. Я подошёл ближе, и он встал и пошёл впереди, то и дело оглядываясь, словно приглашая следовать за ним. Я пошёл. Он привёл меня к старому дому. Сквозь разбитые окна я увидел внутри тела. Много тел. И все они были изуродованы, разорваны. Пёс сел у входа и завыл. Жуткий, леденящий душу вой. Из дома в ответ раздался такой же вой. Только громче. И из темноты вышли они. Стая таких же чёрных псов с горящими глазами. Они окружили меня. Пёс, который привёл меня, посмотрел мне прямо в глаза и... улыбнулся. Волчьей, человеческой улыбкой. Я открыл огонь. Это была адская битва. Я убил их много, но они всё лезли. Я отступил к скалам и залез на уступ. Они не могли достать меня, но и не уходили. Сидели внизу и ждали. Три дня. На четвёртый они ушли. Я спустился и бежал, не оглядываясь. До сих пор иногда слышу вой по ночам.</w:t>
+      </w:r>
+    </w:p>
+    <w:p/>
+    <w:p>
+      <w:r>
+        <w:t>**История 68: Музыкальная шкатулка** В разрушенном особняке я нашёл музыкальную шкатулку. Красивая, деревянная, с резьбой. Я открыл её, и полилась мелодия. Нежная, грустная. Я слушал и не мог оторваться. Вдруг заметил, что из стен начали выступать тени. Они собирались вокруг меня, слушали музыку. Я не мог пошевелиться. Тени становились всё плотнее, они приближались. Одна из них протянула ко мне руку. Холод пронзил мою кожу. Я попытался закрыть шкатулку, но крышка не поддавалась. Тени зашептали: «Не останавливай. Пожалуйста. Мы так давно не слышали музыку». Я понял, что это души тех, кто жил здесь. Они застряли между мирами. Я слушал мелодию до самого утра, пока не взошло солнце. Тогда тени растаяли. Я закрыл шкатулку и ушёл. Надеюсь, они услышат её снова. Когда-нибудь.</w:t>
+      </w:r>
+    </w:p>
+    <w:p/>
+    <w:p>
+      <w:r>
+        <w:t>**История 69: Танцующие** Я зашёл в старый бальный зал. Внутри было темно, но из глубины доносилась музыка. Старинный вальс. Я прошёл внутрь и увидел их. Пары, кружащиеся в танце. В довоенных нарядах, с улыбками на лицах. Они не замечали меня. Я подошёл ближе и увидел, что их лица... неестественны. Глаза закрыты, улыбки застыли. Они танцевали, но не дышали. Мёртвые танцоры. Я дотронулся до одного, и он рассыпался в прах. Но музыка продолжалась. И оставшиеся продолжали танцевать, даже не замечая, что одного из них больше нет. Я пошёл к источнику музыки — старый граммофон, работающий от какого-то чуда. Я снял иглу. Тишина. Танцоры замерли, покачнулись и... все разом рассыпались. Тысячи мёртвых тел, которые танцевали здесь двести лет, превратились в пыль. Я стоял в этом облаке праха и не мог пошевелиться. Потом вышел наружу. Навсегда запомнил эту мелодию.</w:t>
       </w:r>
     </w:p>
     <w:p/>
     <w:p>
       <w:r>
         <w:lastRenderedPageBreak/>
-        <w:t>**История 70: Подвал**</w:t>
-      </w:r>
-      <w:r>
-        <w:t xml:space="preserve"> </w:t>
-      </w:r>
-      <w:proofErr w:type="gramStart"/>
-      <w:r>
-        <w:t>В</w:t>
-      </w:r>
-      <w:proofErr w:type="gramEnd"/>
-      <w:r>
-        <w:t xml:space="preserve"> доме был подвал. Обычный, с бетонными стенами и старыми ящиками. Но в углу я заметил дверь. Маленькую, низкую, обитую железом. Я открыл её. За ней была лестница, уходящая вниз, во тьму. Я спустился. Там было ещё холоднее, чем наверху. В конце лестницы был ещё один подвал. И в нём — ещё одна дверь. Я открывал эти двери снова и снова, спускаясь всё ниже. Подвал под подвалом под подвалом. Я потерял счёт этажам. Воздух стал спёртым, тяжёлым. И вдруг я услышал голос. Снизу. Он звал меня по имени. Имени, которого я не помнил, но которое отозвалось где-то глубоко внутри. Я пошёл на голос. Последняя дверь. Я открыл её. Там, в маленькой комнате, сидел... я. Другой я, старый, измождённый, с безумными глазами. «Наконец-то ты пришёл, — прошептал он. — Я ждал тебя здесь всё это время. Смени меня». И он бросился на меня. Я не помню, что было дальше. Очнулся я наверху, в доме. Подвала больше не было. Только запертый люк в полу.</w:t>
-      </w:r>
-    </w:p>
-    <w:p/>
-    <w:p>
-      <w:r>
-        <w:t>**История 71: Стеклянные глаза**</w:t>
-      </w:r>
-      <w:r>
-        <w:t xml:space="preserve"> </w:t>
-      </w:r>
-      <w:proofErr w:type="gramStart"/>
-      <w:r>
-        <w:t>В</w:t>
-      </w:r>
-      <w:proofErr w:type="gramEnd"/>
-      <w:r>
-        <w:t xml:space="preserve"> мастерской старого оптика я нашёл сотни глазных протезов. Стеклянные глаза всех цветов, они лежали на полках, смотрели в пустоту. Я взял один, синий, и поднёс к свету. И вдруг все глаза на полках повернулись и посмотрели на меня. Сотни стеклянных глаз, уставившихся в мою душу. Я выронил тот, что держал, и он покатился по полу, оставляя за собой кровавый след. Я смотрел на этот след и не мог понять, откуда кровь. Потом понял — из моих собственных рук. Они кровоточили, хотя я не чувствовал боли. Глаза на полках начали моргать. Медленно, синхронно. Я закричал и бросился к выходу, но дверь была заперта. Глаза смотрели. Ждали. Я разбил окно и выпрыгнул наружу, порезавшись о стёкла. Когда я оглянулся, в разбитом окне, на месте стёкол, теперь были глаза. Они смотрели мне вслед.</w:t>
-      </w:r>
-    </w:p>
-    <w:p/>
-    <w:p>
-      <w:r>
-        <w:t>**История 72: Человек в маске**</w:t>
-      </w:r>
-      <w:r>
-        <w:t xml:space="preserve"> </w:t>
-      </w:r>
-      <w:r>
-        <w:t>Я шёл по дороге и увидел человека. Он стоял посреди пустыни и не двигался. На нём был старый, пыльный плащ, а лицо скрывала белая маска с нарисованной улыбкой. Я подошёл ближе. Он повернул голову. «Здравствуй, путник», — сказал он голосом, который звучал так, будто доносился из глубокого колодца. Я спросил, кто он. «Я тот, кто ждёт», — ответил он. «Чего ты ждёшь?» — спросил я. «Тебя», — сказал он и сдёрнул маску. Под ней не было лица. Только пустота, тьма, из которой на меня смотрели миллионы глаз. Я отшатнулся, споткнулся, упал. Когда поднял голову, его уже не было. Только маска лежала на песке. Я поднял её. Внутри было зеркальце. Я посмотрел в него и увидел своё лицо. Оно улыбалось той самой нарисованной улыбкой.</w:t>
-      </w:r>
-    </w:p>
-    <w:p/>
-    <w:p>
-      <w:r>
-        <w:t>**История 73: Мёртвый город**</w:t>
-      </w:r>
-      <w:r>
-        <w:t xml:space="preserve"> </w:t>
-      </w:r>
-      <w:r>
-        <w:t>Я зашёл в город, который был абсолютно пуст. Ни тел, ни следов борьбы, ни даже мусора. Просто чистые, пустые улицы. Я заходил в дома — там тоже было пусто. Ни мебели, ни вещей. Ничего. Как будто город никогда не был населён. Я провёл там несколько часов, исследуя каждый угол. Тишина давила на уши. И вдруг я услышал звук. Дыхание. Много людей дышат за моей спиной. Я обернулся — никого. Звук шёл отовсюду. Тысячи людей дышали в этом пустом городе, но их не было видно. Я чувствовал их присутствие. Они были здесь, рядом. Просто невидимы. Я побежал к выходу из города. По пути я слышал шёпот, смех, плач. Невидимые руки касались моего лица, дёргали за одежду. Я выскочил за городскую черту и упал на колени, тяжело дыша. Оглянувшись, я увидел их. Тысячи прозрачных фигур, стоящих на улицах и смотрящих мне вслед. Город мёртвых, которые не могли уйти.</w:t>
-      </w:r>
-    </w:p>
-    <w:p/>
-    <w:p>
-      <w:r>
-        <w:t>**История 74: Рисунок**</w:t>
-      </w:r>
-      <w:r>
-        <w:t xml:space="preserve"> </w:t>
-      </w:r>
-      <w:proofErr w:type="gramStart"/>
-      <w:r>
-        <w:t>В</w:t>
-      </w:r>
-      <w:proofErr w:type="gramEnd"/>
-      <w:r>
-        <w:t xml:space="preserve"> школе, на доске, мелом был нарисован рисунок. Дом, дерево, солнце и семья, держащаяся за руки. Обычный детский рисунок. Но чем дольше я на него смотрел, тем </w:t>
+        <w:t>**История 70: Подвал** В доме был подвал. Обычный, с бетонными стенами и старыми ящиками. Но в углу я заметил дверь. Маленькую, низкую, обитую железом. Я открыл её. За ней была лестница, уходящая вниз, во тьму. Я спустился. Там было ещё холоднее, чем наверху. В конце лестницы был ещё один подвал. И в нём — ещё одна дверь. Я открывал эти двери снова и снова, спускаясь всё ниже. Подвал под подвалом под подвалом. Я потерял счёт этажам. Воздух стал спёртым, тяжёлым. И вдруг я услышал голос. Снизу. Он звал меня по имени. Имени, которого я не помнил, но которое отозвалось где-то глубоко внутри. Я пошёл на голос. Последняя дверь. Я открыл её. Там, в маленькой комнате, сидел... я. Другой я, старый, измождённый, с безумными глазами. «Наконец-то ты пришёл, — прошептал он. — Я ждал тебя здесь всё это время. Смени меня». И он бросился на меня. Я не помню, что было дальше. Очнулся я наверху, в доме. Подвала больше не было. Только запертый люк в полу.</w:t>
+      </w:r>
+    </w:p>
+    <w:p/>
+    <w:p>
+      <w:r>
+        <w:t>**История 71: Стеклянные глаза** В мастерской старого оптика я нашёл сотни глазных протезов. Стеклянные глаза всех цветов, они лежали на полках, смотрели в пустоту. Я взял один, синий, и поднёс к свету. И вдруг все глаза на полках повернулись и посмотрели на меня. Сотни стеклянных глаз, уставившихся в мою душу. Я выронил тот, что держал, и он покатился по полу, оставляя за собой кровавый след. Я смотрел на этот след и не мог понять, откуда кровь. Потом понял — из моих собственных рук. Они кровоточили, хотя я не чувствовал боли. Глаза на полках начали моргать. Медленно, синхронно. Я закричал и бросился к выходу, но дверь была заперта. Глаза смотрели. Ждали. Я разбил окно и выпрыгнул наружу, порезавшись о стёкла. Когда я оглянулся, в разбитом окне, на месте стёкол, теперь были глаза. Они смотрели мне вслед.</w:t>
+      </w:r>
+    </w:p>
+    <w:p/>
+    <w:p>
+      <w:r>
+        <w:t>**История 72: Человек в маске** Я шёл по дороге и увидел человека. Он стоял посреди пустыни и не двигался. На нём был старый, пыльный плащ, а лицо скрывала белая маска с нарисованной улыбкой. Я подошёл ближе. Он повернул голову. «Здравствуй, путник», — сказал он голосом, который звучал так, будто доносился из глубокого колодца. Я спросил, кто он. «Я тот, кто ждёт», — ответил он. «Чего ты ждёшь?» — спросил я. «Тебя», — сказал он и сдёрнул маску. Под ней не было лица. Только пустота, тьма, из которой на меня смотрели миллионы глаз. Я отшатнулся, споткнулся, упал. Когда поднял голову, его уже не было. Только маска лежала на песке. Я поднял её. Внутри было зеркальце. Я посмотрел в него и увидел своё лицо. Оно улыбалось той самой нарисованной улыбкой.</w:t>
+      </w:r>
+    </w:p>
+    <w:p/>
+    <w:p>
+      <w:r>
+        <w:t>**История 73: Мёртвый город** Я зашёл в город, который был абсолютно пуст. Ни тел, ни следов борьбы, ни даже мусора. Просто чистые, пустые улицы. Я заходил в дома — там тоже было пусто. Ни мебели, ни вещей. Ничего. Как будто город никогда не был населён. Я провёл там несколько часов, исследуя каждый угол. Тишина давила на уши. И вдруг я услышал звук. Дыхание. Много людей дышат за моей спиной. Я обернулся — никого. Звук шёл отовсюду. Тысячи людей дышали в этом пустом городе, но их не было видно. Я чувствовал их присутствие. Они были здесь, рядом. Просто невидимы. Я побежал к выходу из города. По пути я слышал шёпот, смех, плач. Невидимые руки касались моего лица, дёргали за одежду. Я выскочил за городскую черту и упал на колени, тяжело дыша. Оглянувшись, я увидел их. Тысячи прозрачных фигур, стоящих на улицах и смотрящих мне вслед. Город мёртвых, которые не могли уйти.</w:t>
+      </w:r>
+    </w:p>
+    <w:p/>
+    <w:p>
+      <w:r>
+        <w:t xml:space="preserve">**История 74: Рисунок** В школе, на доске, мелом был нарисован рисунок. Дом, дерево, солнце и семья, держащаяся за руки. Обычный детский рисунок. Но чем дольше я на него смотрел, тем </w:t>
       </w:r>
       <w:r>
         <w:lastRenderedPageBreak/>
@@ -1379,59 +802,25 @@
     <w:p/>
     <w:p>
       <w:r>
-        <w:t>**История 75: Фотография**</w:t>
-      </w:r>
-      <w:r>
-        <w:t xml:space="preserve"> </w:t>
-      </w:r>
-      <w:r>
-        <w:t>Я нашёл старый фотоаппарат. Довоенный, плёночный. Нажал на кнопку — он щёлкнул, и из него вылезла фотография. Я посмотрел на неё. На ней был я, стоящий на этом самом месте. Но моё лицо было искажено ужасом. Я огляделся — вокруг никого. Сделал ещё один снимок. На новой фотографии я стоял там же, но позади меня, из темноты, тянулись чьи-то руки. Я обернулся — никого. Сделал третий снимок. На этот раз на фотографии было моё лицо крупным планом, а за моим плечом — другое лицо. Белое, с чёрными провалами глаз. Я резко обернулся и увидел её. Женщину в белом, стоящую прямо за моей спиной. Она улыбалась. Так же, как на фотографии. Я выронил фотоаппарат и побежал. Он разбился. Но фотографии остались у меня в кармане. Я сжёг их. Но иногда, когда я смотрю в воду или в стекло, я вижу её лицо за своим плечом.</w:t>
-      </w:r>
-    </w:p>
-    <w:p/>
-    <w:p>
-      <w:r>
-        <w:t>**История 76: Под землёй**</w:t>
-      </w:r>
-      <w:r>
-        <w:t xml:space="preserve"> </w:t>
-      </w:r>
-      <w:proofErr w:type="gramStart"/>
-      <w:r>
-        <w:t>В</w:t>
-      </w:r>
-      <w:proofErr w:type="gramEnd"/>
-      <w:r>
-        <w:t xml:space="preserve"> пещере было темно и сыро. Я шёл по узкому проходу, освещая путь фонарём. Стены были влажными, покрытыми странным налётом. Я лизнул палец и потрогал стену — налёт был солёным. Как будто здесь когда-то было море. Я пошёл дальше и вышел в огромный зал. И там, в свете фонаря, я увидел их. Тысячи коконов, свисающих с потолка. Из некоторых торчали человеческие руки, ноги, головы. Люди висели там, как мухи в паутине. Я понял, что это логово каких-то тварей. Я хотел уйти, но из темноты донеслось шипение. Они просыпались. Огромные, похожие на помесь насекомого и человека, они спускались по стенам, по коконам, приближаясь ко мне. Я открыл огонь, побежал назад по проходу. За мной гналась целая армия этих тварей. Я выскочил наружу и завалил вход камнями. Долго ещё слышал, как они скребутся с той стороны. Я ушёл оттуда и надеюсь, больше никогда туда не вернусь.</w:t>
-      </w:r>
-    </w:p>
-    <w:p/>
-    <w:p>
-      <w:r>
-        <w:t>**История 77: Глаза в темноте**</w:t>
-      </w:r>
-      <w:r>
-        <w:t xml:space="preserve"> </w:t>
-      </w:r>
-      <w:r>
-        <w:t>Я ночевал в заброшенном доме. Развёл костёр в камине, сидел, грелся. Вокруг было темно, только огонь освещал комнату. И вдруг я заметил их. Глаза. В тёмных углах, под мебелью, в щелях между досок. Десятки пар глаз, смотрящих на меня из темноты. Они не двигались, просто смотрели. Я взял факел и подошёл к ближайшему углу. Там никого не было. Только пустота. Я оглянулся — глаза были уже ближе. Они подобрались ко мне, пока я отворачивался. Я размахивал факелом, кричал, но они не исчезали. Просто смотрели. Я не спал всю ночь. Сидел у костра и смотрел, как глаза кружат вокруг меня, как стая голодных волков. На рассвете они исчезли. Я вышел из дома и увидел на земле следы. Множество маленьких, детских следов, обходящих дом по кругу. Всю ночь они ходили вокруг, ожидая, пока я усну.</w:t>
-      </w:r>
-    </w:p>
-    <w:p/>
-    <w:p>
-      <w:r>
-        <w:t>**История 78: Голос матери**</w:t>
-      </w:r>
-      <w:r>
-        <w:t xml:space="preserve"> </w:t>
-      </w:r>
-      <w:proofErr w:type="gramStart"/>
-      <w:r>
-        <w:t>В</w:t>
-      </w:r>
-      <w:proofErr w:type="gramEnd"/>
-      <w:r>
-        <w:t xml:space="preserve"> руинах жилого дома я услышал плач ребёнка. Тоненький, жалобный. Я пошёл на звук и нашёл детскую кроватку. В ней лежал скелет младенца. Плач доносился из него. Я отшатнулся, но плач не прекращался. Он становился громче, переходя в крик. </w:t>
+        <w:t>**История 75: Фотография** Я нашёл старый фотоаппарат. Довоенный, плёночный. Нажал на кнопку — он щёлкнул, и из него вылезла фотография. Я посмотрел на неё. На ней был я, стоящий на этом самом месте. Но моё лицо было искажено ужасом. Я огляделся — вокруг никого. Сделал ещё один снимок. На новой фотографии я стоял там же, но позади меня, из темноты, тянулись чьи-то руки. Я обернулся — никого. Сделал третий снимок. На этот раз на фотографии было моё лицо крупным планом, а за моим плечом — другое лицо. Белое, с чёрными провалами глаз. Я резко обернулся и увидел её. Женщину в белом, стоящую прямо за моей спиной. Она улыбалась. Так же, как на фотографии. Я выронил фотоаппарат и побежал. Он разбился. Но фотографии остались у меня в кармане. Я сжёг их. Но иногда, когда я смотрю в воду или в стекло, я вижу её лицо за своим плечом.</w:t>
+      </w:r>
+    </w:p>
+    <w:p/>
+    <w:p>
+      <w:r>
+        <w:t>**История 76: Под землёй** В пещере было темно и сыро. Я шёл по узкому проходу, освещая путь фонарём. Стены были влажными, покрытыми странным налётом. Я лизнул палец и потрогал стену — налёт был солёным. Как будто здесь когда-то было море. Я пошёл дальше и вышел в огромный зал. И там, в свете фонаря, я увидел их. Тысячи коконов, свисающих с потолка. Из некоторых торчали человеческие руки, ноги, головы. Люди висели там, как мухи в паутине. Я понял, что это логово каких-то тварей. Я хотел уйти, но из темноты донеслось шипение. Они просыпались. Огромные, похожие на помесь насекомого и человека, они спускались по стенам, по коконам, приближаясь ко мне. Я открыл огонь, побежал назад по проходу. За мной гналась целая армия этих тварей. Я выскочил наружу и завалил вход камнями. Долго ещё слышал, как они скребутся с той стороны. Я ушёл оттуда и надеюсь, больше никогда туда не вернусь.</w:t>
+      </w:r>
+    </w:p>
+    <w:p/>
+    <w:p>
+      <w:r>
+        <w:t>**История 77: Глаза в темноте** Я ночевал в заброшенном доме. Развёл костёр в камине, сидел, грелся. Вокруг было темно, только огонь освещал комнату. И вдруг я заметил их. Глаза. В тёмных углах, под мебелью, в щелях между досок. Десятки пар глаз, смотрящих на меня из темноты. Они не двигались, просто смотрели. Я взял факел и подошёл к ближайшему углу. Там никого не было. Только пустота. Я оглянулся — глаза были уже ближе. Они подобрались ко мне, пока я отворачивался. Я размахивал факелом, кричал, но они не исчезали. Просто смотрели. Я не спал всю ночь. Сидел у костра и смотрел, как глаза кружат вокруг меня, как стая голодных волков. На рассвете они исчезли. Я вышел из дома и увидел на земле следы. Множество маленьких, детских следов, обходящих дом по кругу. Всю ночь они ходили вокруг, ожидая, пока я усну.</w:t>
+      </w:r>
+    </w:p>
+    <w:p/>
+    <w:p>
+      <w:r>
+        <w:t xml:space="preserve">**История 78: Голос матери** В руинах жилого дома я услышал плач ребёнка. Тоненький, жалобный. Я пошёл на звук и нашёл детскую кроватку. В ней лежал скелет младенца. Плач доносился из него. Я отшатнулся, но плач не прекращался. Он становился громче, переходя в крик. </w:t>
       </w:r>
       <w:r>
         <w:lastRenderedPageBreak/>
@@ -1441,38 +830,2109 @@
     <w:p/>
     <w:p>
       <w:r>
-        <w:t>**История 79: Тень**</w:t>
-      </w:r>
-      <w:r>
-        <w:t xml:space="preserve"> </w:t>
-      </w:r>
-      <w:r>
-        <w:t xml:space="preserve">Я шёл по пустоши в яркий солнечный день. Моя тень бежала впереди меня по песку. Всё было нормально. Но вдруг тень остановилась. Я продолжал идти, но моя тень застыла на месте. Я обернулся. Она стояла там, метрах в десяти позади, и смотрела на меня. Я махнул рукой. Тень не повторила движение. Она подняла свою руку и помахала мне в ответ. Сама. Я сделал шаг к ней — она отступила. Я побежал — она побежала прочь от меня. Я гнался за собственной тенью по пустыне, пока не выбился из сил. Она остановилась, повернулась </w:t>
-      </w:r>
-      <w:proofErr w:type="gramStart"/>
-      <w:r>
-        <w:t>и...</w:t>
-      </w:r>
-      <w:proofErr w:type="gramEnd"/>
-      <w:r>
-        <w:t xml:space="preserve"> вошла в меня. Я почувствовал ледяной холод, пронзивший всё тело. Посмотрел вниз. У меня не было тени. Солнце светило ярко, но я не отбрасывал тени. Я стоял и ждал, когда она вернётся. Иногда, в сумерках, я вижу её краем глаза. Она прячется за углами, следит за мной. Ждёт своего часа.</w:t>
-      </w:r>
-    </w:p>
-    <w:p/>
-    <w:p>
-      <w:r>
-        <w:t xml:space="preserve">**История 80: Похороны** </w:t>
-      </w:r>
-      <w:r>
-        <w:t>Я наткнулся на процессию. Люди в чёрном несли гроб. Они шли молча, медленно. Я спрятался за камнем и наблюдал. Они подошли к свежевырытой могиле, опустили гроб и начали закапывать. Потом все разом повернулись и посмотрели в мою сторону. Их лица были белыми, как мел, глаза — чёрными дырами. Один из них указал на меня пальцем. Остальные закивали. Я встал и вышел из укрытия. «Вы меня видели?» — спросил я. «Мы тебя ждали», — ответил тот, что указывал. «Это твои похороны». Я подошёл к могиле. На грубо сколоченном кресте было написано моё имя. И дата — сегодняшняя. «</w:t>
-      </w:r>
-      <w:proofErr w:type="spellStart"/>
-      <w:r>
-        <w:t>Ложьтесь</w:t>
-      </w:r>
-      <w:proofErr w:type="spellEnd"/>
-      <w:r>
-        <w:t>», — сказал главный. — «Нам пора заканчивать». Я выстрелил в него. Пуля прошла насквозь, не причинив вреда. Он улыбнулся чёрным ртом. «Ты не можешь убить мёртвого». Я побежал. Они не преследовали. Только смотрели вслед. И я знаю, что однажды они вернутся за мной.</w:t>
+        <w:t>**История 79: Тень** Я шёл по пустоши в яркий солнечный день. Моя тень бежала впереди меня по песку. Всё было нормально. Но вдруг тень остановилась. Я продолжал идти, но моя тень застыла на месте. Я обернулся. Она стояла там, метрах в десяти позади, и смотрела на меня. Я махнул рукой. Тень не повторила движение. Она подняла свою руку и помахала мне в ответ. Сама. Я сделал шаг к ней — она отступила. Я побежал — она побежала прочь от меня. Я гнался за собственной тенью по пустыне, пока не выбился из сил. Она остановилась, повернулась и... вошла в меня. Я почувствовал ледяной холод, пронзивший всё тело. Посмотрел вниз. У меня не было тени. Солнце светило ярко, но я не отбрасывал тени. Я стоял и ждал, когда она вернётся. Иногда, в сумерках, я вижу её краем глаза. Она прячется за углами, следит за мной. Ждёт своего часа.</w:t>
+      </w:r>
+    </w:p>
+    <w:p/>
+    <w:p>
+      <w:r>
+        <w:t>**История 80: Похороны** Я наткнулся на процессию. Люди в чёрном несли гроб. Они шли молча, медленно. Я спрятался за камнем и наблюдал. Они подошли к свежевырытой могиле, опустили гроб и начали закапывать. Потом все разом повернулись и посмотрели в мою сторону. Их лица были белыми, как мел, глаза — чёрными дырами. Один из них указал на меня пальцем. Остальные закивали. Я встал и вышел из укрытия. «Вы меня видели?» — спросил я. «Мы тебя ждали», — ответил тот, что указывал. «Это твои похороны». Я подошёл к могиле. На грубо сколоченном кресте было написано моё имя. И дата — сегодняшняя. «Ложьтесь», — сказал главный. — «Нам пора заканчивать». Я выстрелил в него. Пуля прошла насквозь, не причинив вреда. Он улыбнулся чёрным ртом. «Ты не можешь убить мёртвого». Я побежал. Они не преследовали. Только смотрели вслед. И я знаю, что однажды они вернутся за мной.</w:t>
+      </w:r>
+    </w:p>
+    <w:p/>
+    <w:p>
+      <w:r>
+        <w:t>**История 81: Ржавый лифт**</w:t>
+      </w:r>
+      <w:r>
+        <w:t xml:space="preserve"> </w:t>
+      </w:r>
+      <w:r>
+        <w:t>В полуразрушенной башне я нашёл лифт. Он выглядел старым, но кабина была на месте, и даже горела тусклая лампочка. Я нажал кнопку, и двери закрылись. Лифт поехал вниз. Долго. Минуты три, хотя в этом здании не могло быть такого глубокого подвала. Наконец он остановился. Двери открылись. За ними была та же самая башня, в которой я только что был. Я вышел. Всё было точно так же, но что-то было не так. Слишком тихо. Я подошёл к окну и выглянул наружу. Там была пустошь... но без единого признака жизни. Ни птиц, ни облаков, ни ветра. Застывший мир. Я обернулся и увидел себя. Другой я стоял у входа в лифт и смотрел на меня. «Ты нажал кнопку вызова», — сказал он. — «Теперь моя очередь». Он вошёл в лифт и уехал наверх. Я остался здесь. В застывшем мире. Навсегда.</w:t>
+      </w:r>
+    </w:p>
+    <w:p/>
+    <w:p>
+      <w:r>
+        <w:t>**История 82: Операционная**</w:t>
+      </w:r>
+      <w:r>
+        <w:t xml:space="preserve"> </w:t>
+      </w:r>
+      <w:r>
+        <w:t xml:space="preserve">В подвале заброшенной клиники я нашёл операционную. На столе лежало тело, накрытое простынёй. Рядом стояли хирургические инструменты, все в идеальном состоянии, будто их только что простерилизовали. Я откинул простыню. Под ней был я. Моё лицо, моё тело, моя одежда. Только грудная клетка была вскрыта, и внутри не было сердца. В этот момент за спиной зажужжал хирургический робот. «Операция по удалению души прошла успешно», — произнёс он механическим голосом. — «Пациент готов к утилизации». Я попытался бежать, но мои ноги не слушались. Я упал на пол. Робот подкатил ко мне, и я увидел, что в его </w:t>
+      </w:r>
+      <w:r>
+        <w:lastRenderedPageBreak/>
+        <w:t>манипуляторе бьётся моё собственное сердце. «Оно вам больше не нужно», — сказал робот и опустил сердце в банку с формалином. Я закрыл глаза. Когда открыл их снова, я стоял в операционной, а на столе лежал кто-то другой. Я вышел, не оглядываясь.</w:t>
+      </w:r>
+    </w:p>
+    <w:p/>
+    <w:p>
+      <w:r>
+        <w:t>**История 83: Стеклянный гроб**</w:t>
+      </w:r>
+      <w:r>
+        <w:t xml:space="preserve"> </w:t>
+      </w:r>
+      <w:r>
+        <w:t>В церкви, вместо алтаря, стоял стеклянный гроб. Внутри лежала женщина в белом платье. Молодая, красивая, словно спящая. Я подошёл ближе. Её грудь медленно поднималась и опускалась. Она дышала. Я постучал по стеклу. Её глаза открылись. Чёрные, без зрачков, они уставились на меня. Она улыбнулась. И вдруг из её рта, носа, глаз полилась чёрная жидкость. Она заполняла гроб, поднималась всё выше. Женщина билась внутри, пытаясь выбраться, но крышка была запечатана. Жидкость заполнила гроб полностью. Женщина замерла. А потом из темноты за моей спиной раздался голос: «Ты её разбудил. Теперь ты займёшь её место». Я обернулся. Вся церковь была заполнена такими же стеклянными гробами. Сотни. И все они были пусты. Ждали.</w:t>
+      </w:r>
+    </w:p>
+    <w:p/>
+    <w:p>
+      <w:r>
+        <w:t>**История 84: Колодец**</w:t>
+      </w:r>
+      <w:r>
+        <w:t xml:space="preserve"> </w:t>
+      </w:r>
+      <w:r>
+        <w:t>Посреди пустыни стоял колодец. Старый, каменный, с ржавой бадьёй. Я заглянул внутрь. Там было темно, но на самом дне, очень глубоко, горел свет. Я опустил бадью, надеясь зачерпнуть воды. Вместо воды я вытащил детскую руку. Отрубленную, застывшую, сжимающую кусочек мыла. Я отдёрнулся, и из колодца донёсся смех. Множество детских голосов смеялись где-то глубоко внизу. Я заглянул снова. Свет на дне приближался. Он становился всё ярче, и в нём я увидел лица. Сотни детских лиц, искажённых гримасами, они карабкались по стенам колодца вверх, ко мне. Я побежал прочь, но колодец был повсюду. Куда бы я ни пошёл, через несколько шагов я снова упирался в него. Он перемещался за мной. Я слышал, как дети смеются и зовут меня: «Искупайся с нами. Водичка тёплая». Я не знаю, как выбрался. Просто в какой-то момент колодец исчез. Но иногда по ночам я слышу плеск воды и детский смех.</w:t>
+      </w:r>
+    </w:p>
+    <w:p/>
+    <w:p>
+      <w:r>
+        <w:t>**История 85: Библиотека снов**</w:t>
+      </w:r>
+      <w:r>
+        <w:t xml:space="preserve"> </w:t>
+      </w:r>
+      <w:r>
+        <w:t>Я нашёл библиотеку, где на полках вместо книг стояли банки. Формалиновые банки с человеческими мозгами. К каждой была прикреплена бирка с именем и датой. Я прочитал несколько. «Джон Смит. 23.10.2077. Сон №1: ядерный взрыв». «Мэри Джонс. 23.10.2077. Сон №2: бегу по пустому городу». Я понял, что эти мозги всё ещё живы. Они видели сны. Последняя банка была без имени. На бирке было написано: «Посетитель». Я взял её в руки, и меня пронзила острая боль. Я увидел себя со стороны. Я стоял в библиотеке и держал банку. А в банке плавал мой собственный мозг. Я закричал и уронил банку. Она разбилась. И я проснулся. В пустоши, у костра. Рядом не было никакой библиотеки. Но голова раскалывалась так, будто кто-то ковырялся в моём мозгу.</w:t>
+      </w:r>
+    </w:p>
+    <w:p/>
+    <w:p>
+      <w:r>
+        <w:t>**История 86: Мёртвая деревня**</w:t>
+      </w:r>
+      <w:r>
+        <w:t xml:space="preserve"> </w:t>
+      </w:r>
+      <w:r>
+        <w:t>Я зашёл в деревню, где все жители были мертвы. Но они не лежали на земле. Они стояли. Сотни людей стояли на улицах, в домах, у колодца. Застывшие, как статуи, с открытыми ртами и выпученными глазами. Я прошёл между ними. Их глаза следили за мной. Я подошёл к одному, дотронулся. Он был тёплым. Мёртвая плоть, но тёплая. И вдруг все они разом выдохнули. Тысячи тел выдохнули одновременно, и этот звук был похож на стон. Потом они начали падать. Один за другим, как подкошенные, они валились на землю. Я побежал к выходу из деревни, но тела падали вокруг меня, загораживая путь. Я пробирался через груды мёртвой плоти, задыхаясь от запаха разложения. Выбрался, когда последний из них упал. Оглянувшись, я увидел, что деревня превратилась в братскую могилу. И из этой могилы доносился тихий, монотонный стон.</w:t>
+      </w:r>
+    </w:p>
+    <w:p/>
+    <w:p>
+      <w:r>
+        <w:t>**История 87: Лестница**</w:t>
+      </w:r>
+      <w:r>
+        <w:t xml:space="preserve"> </w:t>
+      </w:r>
+      <w:r>
+        <w:t>В высотном здании я нашёл лестницу. Она вела наверх, но я решил спуститься вниз. Просто посмотреть, что там. Я шёл и шёл, этаж за этажом. Двадцатый, тридцатый, сороковой. В этом здании не могло быть столько этажей вниз. Я остановился. Тишина. Только мои шаги. Я посветил фонарём вниз. Лестница уходила в бесконечность. Я посмотрел наверх. Тоже бесконечность. Я был заперт в бесконечной лестнице. Я шёл вверх несколько часов. Ничего. Вниз — то же самое. Я кричал — никто не отвечал. Еда кончалась, вода кончалась. Я лёг на ступеньку и закрыл глаза. Когда открыл их, я лежал у подножия здания. Рядом валялся мой пустой рюкзак. Я никогда больше не захожу в высотки.</w:t>
+      </w:r>
+    </w:p>
+    <w:p/>
+    <w:p>
+      <w:r>
+        <w:t>**История 88: Палата №6**</w:t>
+      </w:r>
+      <w:r>
+        <w:t xml:space="preserve"> </w:t>
+      </w:r>
+      <w:r>
+        <w:t>В больнице была запертая палата. На двери висела табличка: «Палата №6. Не входить». Я, конечно, вошёл. Внутри было темно. Я включил фонарь. Комната была пуста, если не считать одной кровати. На кровати лежал человек, привязанный ремнями. Он не шевелился. Я подошёл ближе и увидел, что у него нет лица. Гладкая, розовая кожа там, где должны быть глаза, нос, рот. И вдруг из этой гладкой кожи начали проступать черты. Мои черты. Глаза, нос, рот — всё становилось моим лицом. Человек открыл глаза. Мои глаза. «Спасибо, — сказал он моим голосом. — Я так долго ждал нового лица». Ремни на кровати расстегнулись сами собой. Он встал. Я смотрел на своё собственное лицо, улыбающееся мне. «А теперь уходи, — сказал он. — Ты мне больше не нужен». Я выбежал в коридор и посмотрел в зеркало. У меня не было лица.</w:t>
+      </w:r>
+    </w:p>
+    <w:p/>
+    <w:p>
+      <w:r>
+        <w:t>**История 89: Скрипка**</w:t>
+      </w:r>
+      <w:r>
+        <w:t xml:space="preserve"> </w:t>
+      </w:r>
+      <w:r>
+        <w:t>В разрушенном концертном зале я нашёл скрипку. Она стояла на сцене, на пюпитре, как будто музыкант только что отложил её. Я взял её в руки и провёл смычком по струнам. Раздался звук. Красивый, чистый. И вдруг из темноты зала донеслись аплодисменты. Я замер. Аплодисменты становились громче. Я включил фонарь и посветил в зал. Ряды кресел были пусты. Но аплодисменты гремели. Потом стихли. И в наступившей тишине раздался шёпот: «Сыграй ещё». Я положил скрипку обратно и пошёл к выходу. Но двери были заперты. Шёпот повторился: «Сыграй ещё». Я взял скрипку и сыграл. Играл, пока руки не онемели. Аплодисменты гремели после каждой пьесы. Я не мог остановиться. Скрипка играла сама, мои руки только водили смычком. Я играл часами. Потом днями. Я не ел, не пил. Только играл. И аплодисменты. Бесконечные аплодисменты пустого зала.</w:t>
+      </w:r>
+    </w:p>
+    <w:p/>
+    <w:p>
+      <w:r>
+        <w:t>**История 90: Золотой зуб**</w:t>
+      </w:r>
+      <w:r>
+        <w:t xml:space="preserve"> </w:t>
+      </w:r>
+      <w:r>
+        <w:t>Я нашёл во рту мертвеца золотой зуб. Обычное дело в Пустоши. Я попытался его вытащить. Мертвец открыл глаза. «Не надо», — сказал он. Я отдёрнул руку. Он сел. «Это единственное, что у меня осталось. Золото моей бабушки. Я обещал хранить его вечно». Я извинился и хотел уйти. Но он схватил меня за руку. Его пальцы впились в мою плоть. «Ты хотел его забрать, — прошептал он. — Теперь ты должен отдать мне свой». Он вырвал мой зуб. Здоровый, белый. И вставил себе в рот. Я закричал от боли. Он улыбнулся золотым ртом. «Спасибо. Теперь мы квиты». Я смотрел, как он уходит в пустошь, прихрамывая. А во рту у меня зияла дыра. Я так и не нашёл этот зуб. С тех пор я собираю золотые зубы. Вдруг однажды я встречу его снова.</w:t>
+      </w:r>
+    </w:p>
+    <w:p/>
+    <w:p>
+      <w:r>
+        <w:t>**История 91: Дом на колёсах**</w:t>
+      </w:r>
+      <w:r>
+        <w:t xml:space="preserve"> </w:t>
+      </w:r>
+      <w:r>
+        <w:t xml:space="preserve">Я наткнулся на старый трейлер, стоящий посреди пустыни. Внутри горел свет. Я постучал. Дверь открыла старуха. «Заходи, путник», — сказала она. Внутри было чисто, уютно, пахло пирогами. Я сел за стол, она налила мне чай. Мы говорили о пустоши, о </w:t>
+      </w:r>
+      <w:r>
+        <w:lastRenderedPageBreak/>
+        <w:t>жизни. Потом я спросил, как она выживает здесь одна. Она улыбнулась: «Я не одна. Мой муж дома». И показала на стену. Там, в рамках, висели десятки фотографий. И на всех был один и тот же мужчина. Разных возрастов, в разной одежде. Но лицо было одинаковым. Моё лицо. Я вскочил. Старуха вздохнула: «Ох, дорогой, ты всегда так пугаешься. Садись, я покажу тебе наш фотоальбом». Я выбежал из трейлера. Обернувшись, я увидел, что трейлер исчез. Только пустота. И ветер.</w:t>
+      </w:r>
+    </w:p>
+    <w:p/>
+    <w:p>
+      <w:r>
+        <w:t>**История 92: Молчаливый город**</w:t>
+      </w:r>
+      <w:r>
+        <w:t xml:space="preserve"> </w:t>
+      </w:r>
+      <w:r>
+        <w:t>Я зашёл в город, где было тихо. Абсолютно тихо. Ни ветра, ни звуков. Я шёл по улице и слышал только свои шаги. Вдруг я заметил, что люди смотрят на меня из окон. Они стояли неподвижно и смотрели. Я подошёл к одному окну. Женщина с ребёнком на руках, застывшая, как статуя. Я постучал в стекло. Она моргнула. И все люди в окнах моргнули одновременно. Тысячи глаз моргнули в унисон. Я побежал. Они выходили из домов и шли за мной. Медленно, молча. Толпа росла. Я бежал по улицам, а они шли за мной, не произнося ни звука. Я выбежал за городскую черту и спрятался в кустах. Они остановились на границе города. Стояли и смотрели. Потом, так же молча, развернулись и ушли обратно в свои дома. Я больше никогда не захожу в тихие города.</w:t>
+      </w:r>
+    </w:p>
+    <w:p/>
+    <w:p>
+      <w:r>
+        <w:t>**История 93: Подземная река**</w:t>
+      </w:r>
+      <w:r>
+        <w:t xml:space="preserve"> </w:t>
+      </w:r>
+      <w:r>
+        <w:t>Я спустился в пещеру и нашёл подземную реку. Вода в ней была чёрной, как смоль. Я бросил камешек — он ушёл на дно без всплеска. Река не издавала звуков. Я пошёл вдоль берега и увидел лодку. Старую, деревянную, с одним веслом. Я сел в неё и оттолкнулся от берега. Лодка поплыла сама, без моей помощи. Река несла меня через тёмные гроты, мимо сталагмитов, похожих на зубы. И вдруг я увидел их. В воде, под поверхностью, плыли лица. Сотни лиц, смотрящих вверх, на меня. Они открывали рты, пытаясь что-то сказать, но вода заглушала звуки. Лодка плыла над этим кладбищем утопленников. Лица тянули ко мне руки, но не могли достать. Я зажмурился. Когда открыл глаза, лодка причалила к берегу. Рядом был выход наружу. Я выбрался и больше никогда не пил воду из подземных источников.</w:t>
+      </w:r>
+    </w:p>
+    <w:p>
+      <w:r>
+        <w:t xml:space="preserve"> </w:t>
+      </w:r>
+    </w:p>
+    <w:p>
+      <w:r>
+        <w:t>**История 94: Фотограф**</w:t>
+      </w:r>
+      <w:r>
+        <w:t xml:space="preserve"> </w:t>
+      </w:r>
+      <w:r>
+        <w:t>Я встретил человека с довоенным фотоаппаратом. Он предлагал сделать снимок за еду. Я согласился. Он навёл объектив, щёлкнул, и из аппарата вылезла фотография. На ней был я, но... старше. Лет на тридцать старше. Седина, морщины, усталые глаза. «Что это?» — спросил я. «Твоё будущее, — ответил он. — Хочешь узнать, как ты умрёшь? Ещё один снимок — и узнаешь». Я отказался. Но он нажал на кнопку снова. Вылезла вторая фотография. На ней я лежал в гробу, с закрытыми глазами. Рядом плакали люди, которых я не знал. «Кто это?» — закричал я. «Твои дети, — сказал он. — И внуки. Ты умрёшь старым, в окружении семьи. Хорошая смерть». Он улыбнулся и исчез. Я остался с двумя фотографиями. Я часто смотрю на них и гадаю, сбудется ли.</w:t>
+      </w:r>
+    </w:p>
+    <w:p/>
+    <w:p>
+      <w:r>
+        <w:t>**История 95: Метроном**</w:t>
+      </w:r>
+      <w:r>
+        <w:t xml:space="preserve"> </w:t>
+      </w:r>
+      <w:r>
+        <w:t>В подземном бункере я нашёл метроном. Старый, механический, он тикал в такт. Тик-так. Тик-так. Я сел и стал слушать. Тик-так. Через минуту я заметил, что моё сердце бьётся в такт метроному. Тик-так. Ещё через минуту я не мог дышать иначе, кроме как в такт. Вдох-выдох. Тик-так. Я был загипнотизирован этим звуком. Я пытался встать, но тело не слушалось. Только тик-так. Метроном замедлялся. И моё сердце замедлялось вместе с ним. Я чувствовал, как жизнь уходит из меня с каждым ударом. Тик... так... Тик... так... Я собрал последние силы и ударил по метроному кулаком. Он разбился. Наступила тишина. Моё сердце забилось быстрее, возвращая меня к жизни. Я выполз из бункера. С тех пор я ненавижу часы.</w:t>
+      </w:r>
+    </w:p>
+    <w:p/>
+    <w:p>
+      <w:r>
+        <w:t>**История 96: Стеклянный лес**</w:t>
+      </w:r>
+      <w:r>
+        <w:t xml:space="preserve"> </w:t>
+      </w:r>
+      <w:r>
+        <w:t>Я зашёл в лес, где все деревья были сделаны из стекла. Прозрачные стволы, хрупкие ветви, листья, звенящие на ветру. Это было красиво. Я дотронулся до одного дерева, и оно рассыпалось в мелкую пыль. Пыль попала мне в глаза, и я увидел... себя. Тысячи меня, отражённых в каждом осколке. Я шёл через этот лес, и каждое дерево, к которому я прикасался, рассыпалось, добавляя новые осколки к моему отражению. В конце леса стояло одно-единственное дерево. Огромное, выше остальных. Я подошёл к нему. В его стволе, как в зеркале, я увидел не себя, а пустоту. Чёрную, бесконечную пустоту. И из этой пустоты на меня смотрели глаза. Миллионы глаз. Они смотрели и ждали. Я не прикоснулся к этому дереву. Я развернулся и пошёл обратно. Лес позади меня рассыпался в пыль, и ветер унёс её в пустошь.</w:t>
+      </w:r>
+    </w:p>
+    <w:p/>
+    <w:p>
+      <w:r>
+        <w:t>**История 97: Тени прошлого**</w:t>
+      </w:r>
+      <w:r>
+        <w:t xml:space="preserve"> </w:t>
+      </w:r>
+      <w:r>
+        <w:t>Я ночевал в доме, где на стенах висели старые фотографии. Семья, дети, праздники. Я смотрел на них и вдруг заметил, что на одной из фотографий человек шевельнулся. Я подошёл ближе. На чёрно-белом снимке люди двигались, улыбались, общались. Они жили своей жизнью внутри фотографии. Я перебирал снимки, и на каждом разворачивалась своя сцена. На одном мужчина читал газету, на другом женщина готовила обед. Я нашёл фотографию пустой комнаты. И вдруг в этой комнате появился я. Силуэт, входящий в дверь. Я отдёрнул руку. Силуэт замер. Потом повернулся и посмотрел прямо на меня сквозь стекло. Его лицо было размытым, но я знал, что это я. Я выбежал из дома. Оглянувшись, я увидел в окнах все эти фотографии. И на каждой из них люди смотрели на меня.</w:t>
+      </w:r>
+    </w:p>
+    <w:p/>
+    <w:p>
+      <w:r>
+        <w:t>**История 98: Глаза в стене**</w:t>
+      </w:r>
+      <w:r>
+        <w:t xml:space="preserve"> </w:t>
+      </w:r>
+      <w:r>
+        <w:t>В старой шахте я заметил, что стены... дышат. Медленно, ритмично, они то расширялись, то сжимались. Я приложил руку к стене. Она была тёплой. И влажной. Я отдернул руку, и на ней осталась слизь. Я посветил фонарём вглубь туннеля и увидел их. Глаза. Огромные глаза, вмонтированные прямо в стены. Они смотрели на меня. Все сразу. Я побежал назад, но туннель сужался. Стены сжимались, пытаясь раздавить меня. Я полз, задыхаясь, чувствуя, как стены трутся о мою броню. Глаза смотрели, не мигая. Я вывалился наружу, когда туннель стал размером с кротовью нору. Моя броня была покрыта слизью. Я долго отмывался в ближайшем ручье. До сих пор нахожу эту слизь в складках одежды.</w:t>
+      </w:r>
+    </w:p>
+    <w:p/>
+    <w:p>
+      <w:r>
+        <w:t>**История 99: Пустой гроб**</w:t>
+      </w:r>
+      <w:r>
+        <w:t xml:space="preserve"> </w:t>
+      </w:r>
+      <w:r>
+        <w:t>Я нашёл кладбище с одной-единственной могилой. На надгробии было высечено моё имя и дата моей смерти. Сегодняшняя дата. Рядом стоял пустой гроб. Открытый. Я заглянул внутрь. Там лежала записка: «Ложись. Не бойся. Это не больно». Я засмеялся и хотел уйти. Но вдруг понял, что не могу пошевелиться. Ноги сами понесли меня к гробу. Я лёг в него. Крышка начала закрываться сама собой. Я закричал, забился, но крышка была тяжелее камня. Темнота. Тишина. Потом я услышал, как застучали комья земли по крышке. Меня закапывали заживо. Я кричал, пока не охрип. А потом понял, что лежу у себя в убежище. Это был сон. Или нет? На моей одежде до сих пор есть следы земли.</w:t>
+      </w:r>
+    </w:p>
+    <w:p/>
+    <w:p>
+      <w:r>
+        <w:t>**История 100: Последний**</w:t>
+      </w:r>
+      <w:r>
+        <w:t xml:space="preserve"> </w:t>
+      </w:r>
+      <w:r>
+        <w:t xml:space="preserve">Я шёл по пустоши и увидел человека. Он сидел на камне и плакал. Я подошёл. «Что случилось?» — спросил я. Он поднял голову. У него не было глаз. Только чёрные дыры. «Я последний, — сказал он. — Последний человек на Земле. Все остальные умерли. Я видел их смерть. Всех до одного. А теперь я ослеп, чтобы не видеть больше смертей». Я хотел сказать ему, что он не один, что я здесь. Но слова застряли в горле. Потому что я посмотрел на свои руки. Они были прозрачными. Я видел сквозь них траву. Я был призраком. «Ты тоже мёртв, </w:t>
+      </w:r>
+      <w:r>
+        <w:lastRenderedPageBreak/>
+        <w:t>— сказал слепой. — Ты просто не хочешь в это верить». Я оглянулся. Вокруг, насколько хватало глаз, лежали тела. Миллионы тел. Пустошь была усеяна трупами. И я стоял среди них, живой среди мёртвых. Или мёртвый среди живых? Я не знаю. Я до сих пор не знаю.</w:t>
+      </w:r>
+    </w:p>
+    <w:p/>
+    <w:p>
+      <w:r>
+        <w:t>**История 101: Человек без тени**</w:t>
+      </w:r>
+      <w:r>
+        <w:t xml:space="preserve"> </w:t>
+      </w:r>
+      <w:r>
+        <w:t>В пустоши я встретил человека, у которого не было тени. Солнце палило нещадно, от каждого камня ложилась чёткая чернота, а под его ногами был только чистый песок. Он сидел на обочине и смотрел в небо. Я остановился, заворожённый этим зрелищем. «Давно не видел живых», — сказал он, не оборачиваясь. Голос у него был сухой, как потрескавшаяся земля. Я спросил, почему у него нет тени. Он усмехнулся: «Продал. Давно, ещё до войны. Пришёл к одному человеку, предложил сделку. Он дал мне бессмертие в обмен на тень. Я думал, это шутка. Но вот я здесь, а все, кого я знал, давно мертвы». Он повернулся, и я увидел его глаза — абсолютно чёрные, без белков. «Хочешь тоже? У него, наверное, ещё есть контракты». Я отказался и поспешил уйти. Оглянувшись, я увидел, что он всё ещё сидит на том же месте, а солнце жжёт ему прямо в лицо, но он даже не щурится. Тени у него не было. И не будет никогда.</w:t>
+      </w:r>
+    </w:p>
+    <w:p/>
+    <w:p>
+      <w:r>
+        <w:t>**История 102: Дом на перекрёстке**</w:t>
+      </w:r>
+      <w:r>
+        <w:t xml:space="preserve"> </w:t>
+      </w:r>
+      <w:r>
+        <w:t>Я забрёл на перекрёсток трёх дорог, и там стоял дом. Обычный, деревянный, с крыльцом и резными наличниками. Таких не строили двести лет. Из трубы шёл дым. Я постучал. Дверь открыла старуха в платке. «Заходи, странник, — сказала она. — Ужин почти готов». Внутри пахло щами и свежим хлебом. За столом сидели люди — мужчины, женщины, дети. Они ели молча. Старуха налила и мне тарелку супа. Я спросил, откуда здесь еда в такой глуши. «Мы не едим еду, — ответила старуха. — Мы едим воспоминания. Каждый, кто садится за этот стол, оставляет нам частичку своей жизни. А взамен получает тепло и кров на одну ночь». Я посмотрел в тарелку. Вместо супа там была мутная жидкость, в которой отражались лица — мои собственные, но из разных времён. Я отодвинул тарелку. «Не голоден», — сказал я и вышел. На крыльце я обернулся. Дома не было. Только три дороги, расходящиеся в пустошь. И тишина.</w:t>
+      </w:r>
+    </w:p>
+    <w:p/>
+    <w:p>
+      <w:r>
+        <w:t>**История 103: Река забвения**</w:t>
+      </w:r>
+      <w:r>
+        <w:t xml:space="preserve"> </w:t>
+      </w:r>
+      <w:r>
+        <w:t>Я нашёл реку с удивительно чистой водой. В пустошах такое редкость. Я наклонился, чтобы напиться, но вдруг из воды показалась рука. Женская, бледная, она схватила меня за запястье. Я отдёрнул руку, и из воды поднялась она — женщина в мокром белом платье, с длинными чёрными волосами, облепившими лицо. «Не пей, — сказала она. — Эта вода стирает память. Все, кто пил, забыли, кто они. Теперь они живут здесь, под водой». Я посмотрел в глубину. Там, под поверхностью, стояли люди. Сотни людей, неподвижных, с пустыми глазами. Они смотрели вверх, на нас. «Я была здесь сто лет, — продолжала женщина. — Ждала, когда кто-нибудь придёт и напомнит мне моё имя. Ты не знаешь его?» Я покачал головой. Она вздохнула и снова ушла под воду. Я пошёл дальше, но до сих пор иногда просыпаюсь от мысли, что забыл что-то важное. Может, я тоже пил из этой реки?</w:t>
+      </w:r>
+    </w:p>
+    <w:p/>
+    <w:p>
+      <w:r>
+        <w:t>**История 104: Седьмой день**</w:t>
+      </w:r>
+      <w:r>
+        <w:t xml:space="preserve"> </w:t>
+      </w:r>
+      <w:r>
+        <w:t xml:space="preserve">Я проснулся и понял, что сегодня седьмой день. Не знаю, откуда я это знал, но внутри меня билось это знание — седьмой день. Я шёл по пустоши, и всё вокруг казалось странно знакомым. Каждый камень, каждый куст я будто уже видел. К полудню я вышел к развалинам церкви. На паперти сидел старик. «Ты пришёл, — сказал он. — Я ждал тебя семь дней». Я спросил, откуда он меня знает. «Я не знаю тебя, — ответил он. — Но каждые семь дней здесь появляется путник. Всегда разный. И каждый раз я говорю ему одно и то же». Он протянул мне сложенный лист бумаги. «Прочитай это, когда уйдёшь». Я развернул лист. Там было </w:t>
+      </w:r>
+      <w:r>
+        <w:lastRenderedPageBreak/>
+        <w:t>написано: «Ты умрёшь через семь дней. Приходи сюда снова, и я расскажу, как избежать смерти». Я поднял глаза. Старик исчез. Я прождал там до вечера, но он не вернулся. Семь дней прошло. Я жив. Но каждое утро просыпаюсь с мыслью, что сегодня — седьмой день.</w:t>
+      </w:r>
+    </w:p>
+    <w:p/>
+    <w:p>
+      <w:r>
+        <w:t>**История 105: Хранительница снов**</w:t>
+      </w:r>
+      <w:r>
+        <w:t xml:space="preserve"> </w:t>
+      </w:r>
+      <w:r>
+        <w:t>В руинах старой усадьбы я нашёл женщину, которая сидела в кресле-качалке и смотрела в пустоту. Она была стара, очень стара, морщины покрывали её лицо, как кора дерева. «Садись, — сказала она, не глядя на меня. — Я давно тебя жду». Я сел напротив. «Я хранительница снов, — продолжила она. — Все сны пустоши текут через меня. Хочешь увидеть, что снится мёртвым?» Не дожидаясь ответа, она коснулась моего лба сухим пальцем. И я увидел. Тысячи, миллионы снов. Люди видели свои дома, свои семьи, довоенную жизнь. Они видели, как падают бомбы, как горит небо, как они умирают. И в каждом сне они кричали. Беззвучно, отчаянно. Я вырвался из этого кошмара, тяжело дыша. Старуха сидела неподвижно. «Теперь ты знаешь, — сказала она. — Мёртвым не спится спокойно. Они всё помнят. Им нужен кто-то, кто будет помнить за них». С этими словами она закрыла глаза и перестала дышать. Я похоронил её во дворе. С тех пор мне часто снятся чужие сны.</w:t>
+      </w:r>
+    </w:p>
+    <w:p/>
+    <w:p>
+      <w:r>
+        <w:t>**История 106: Камень желаний**</w:t>
+      </w:r>
+      <w:r>
+        <w:t xml:space="preserve"> </w:t>
+      </w:r>
+      <w:r>
+        <w:t>Посреди пустыни стоял огромный чёрный камень, отполированный ветрами до зеркального блеска. На его поверхности были высечены слова: «Загадай желание. Оно исполнится. Но помни: камень забирает то, что ты любишь больше всего». Я долго стоял перед ним, раздумывая. Желаний было много. Еда, вода, безопасность, ответы на вопросы. Но что я люблю больше всего? Свою жизнь? Свою свободу? Свои воспоминания? Я не знал. И тут из-за камня вышел человек. Вернее, то, что когда-то было человеком. Его кожа была серая, глаза пустые. «Я загадал желание, — прошептал он. — Хотел, чтобы моя дочь выжила. Она выжила. А камень забрал мою душу. Теперь я сторожу его, пока кто-то не сменит меня». Он протянул ко мне руку. «Останься. Ты мне нравишься. Будем сторожить вместе». Я отступил и побежал. Обернувшись, я увидел, как он стоит на фоне камня и машет мне вслед. Желаний у меня больше нет.</w:t>
+      </w:r>
+    </w:p>
+    <w:p/>
+    <w:p>
+      <w:r>
+        <w:t>**История 107: Скрипач на крыше**</w:t>
+      </w:r>
+      <w:r>
+        <w:t xml:space="preserve"> </w:t>
+      </w:r>
+      <w:r>
+        <w:t>Ночью, в разрушенном городе, я услышал музыку. Скрипка. Кто-то играл классическую мелодию, чистую и печальную. Я пошёл на звук и увидел его — человека в старом фраке, стоящего на крыше уцелевшего здания. Он играл, и вокруг него, на других крышах, собирались тени. Они слушали, замерев. Я поднялся по лестнице на соседнее здание и окликнул его. Он не ответил, продолжал играть. Я перебрался на его крышу. И тогда я увидел его лицо. Оно было прозрачным. Сквозь него виднелись звёзды. «Я умер двести лет назад, — сказал он, не переставая играть. — Играл здесь, в театре напротив, когда началась бомбёжка. Не захотел убегать. Решил, что умру с музыкой. Теперь играю для тех, кто тоже не успел». Он кивнул на тени. Тысячи теней на крышах слушали его скрипку. Я простоял там до рассвета. Когда взошло солнце, музыкант и тени исчезли. Только скрипка лежала на краю крыши. Я не взял её. Она должна звучать здесь вечно.</w:t>
+      </w:r>
+    </w:p>
+    <w:p/>
+    <w:p>
+      <w:r>
+        <w:t>**История 108: Библиотекарь**</w:t>
+      </w:r>
+      <w:r>
+        <w:t xml:space="preserve"> </w:t>
+      </w:r>
+      <w:r>
+        <w:t xml:space="preserve">Под землёй, в старом бункере, я нашёл библиотеку. Настоящую, с тысячами книг. За столом сидел человек в очках и читал при свете керосиновой лампы. «О, посетитель, — сказал он, поднимая голову. — Редкость в наши дни. Хочешь книгу?» Я спросил, откуда у него столько книг. «Я собирал их всю жизнь, — ответил он. — В каждом городе, в каждом доме. Но знаешь, в чём фокус? Я не могу их прочитать». Я удивился. «Они написаны на мёртвых </w:t>
+      </w:r>
+      <w:r>
+        <w:lastRenderedPageBreak/>
+        <w:t>языках, — пояснил он. — Языках, на которых говорили до войны. Я пытался учиться, но память подводит. Я просто храню их. Может, однажды придёт кто-то, кто сможет их прочитать». Он протянул мне книгу в кожаном переплёте. Я открыл её. Буквы плясали перед глазами, складываясь в слова, которые я понимал. «Дневник Анны Франк», — прочитал я вслух. Библиотекарь ахнул. «Ты понимаешь! — воскликнул он. — Читай! Читай вслух!» Я читал ему весь вечер и всю ночь. Он плакал, слушая истории из другого мира. Утром я ушёл, оставив ему книгу. Он обещал сохранить её для будущих поколений.</w:t>
+      </w:r>
+    </w:p>
+    <w:p/>
+    <w:p>
+      <w:r>
+        <w:t>**История 109: Колодец времени**</w:t>
+      </w:r>
+      <w:r>
+        <w:t xml:space="preserve"> </w:t>
+      </w:r>
+      <w:r>
+        <w:t>Я наткнулся на колодец посреди пустыни. Обычный, каменный, с воротом и ведром. Я заглянул внутрь. Вместо воды на дне я увидел отражение неба, но не сегодняшнего, а какого-то другого. Звёзды там были расположены иначе. Я опустил ведро и вытащил его. В ведре лежал старый, пожелтевший конверт. На конверте было написано моё имя. Я вскрыл его. Внутри лежало письмо: «Не пей из этого колодца. Он показывает будущее. Я напился и увидел свою смерть. Теперь я знаю, когда умру, и это знание убивает меня медленнее любой радиации. Если ты читаешь это, значит, я уже мёртв. Предупреждаю тебя: не смотри в колодец. Просто уходи». Я заглянул в колодец ещё раз. В отражении звёзд я увидел себя. Старого, седого, сидящего у костра. Рядом со мной сидела женщина, лица которой я не мог разглядеть. И я был счастлив. Я не знаю, было ли это будущим или просто отражением моих надежд. Но я не стал пить. Просто ушёл, унося с собой этот образ.</w:t>
+      </w:r>
+    </w:p>
+    <w:p/>
+    <w:p>
+      <w:r>
+        <w:t>**История 110: Последний рейс**</w:t>
+      </w:r>
+      <w:r>
+        <w:t xml:space="preserve"> </w:t>
+      </w:r>
+      <w:r>
+        <w:t>На старом аэродроме я нашёл самолёт. Целый, довоенный, с пропеллером и звездой на крыле. В кабине сидел скелет пилота в кожаном шлеме. Рядом с ним лежал бортовой журнал. Я пролистал его. Последняя запись: «23 октября 2077. Получил приказ взлететь. Бомбы уже падают. Жена и дети остались в городе. Я не могу вернуться. Лечу на восток, надеясь найти место, где ещё есть жизнь. Горючего хватит на шесть часов. Прощайте все». Я закрыл журнал и уже хотел уйти, как вдруг двигатели самолёта заворчали. Пропеллер дёрнулся и начал медленно вращаться. Скелет пилота повернул ко мне череп и щёлкнул челюстью, словно что-то говоря. Я отскочил. Самолёт вырулил на полосу и, набирая скорость, взлетел. Я смотрел, как он поднимается в небо, делает круг над аэродромом и берёт курс на восток. Навсегда. Он искал место, где есть жизнь. Может, когда-нибудь найдёт.</w:t>
+      </w:r>
+    </w:p>
+    <w:p/>
+    <w:p>
+      <w:r>
+        <w:t>**История 111: Немой**</w:t>
+      </w:r>
+      <w:r>
+        <w:t xml:space="preserve"> </w:t>
+      </w:r>
+      <w:r>
+        <w:t>В лесу я встретил человека, который не говорил. Он просто сидел на пне и смотрел на меня. Я спросил, как его зовут. Он молчал. Я спросил, нужна ли ему помощь. Он молчал. Я хотел уже уйти, но он взял палку и написал на земле: «Я не могу говорить. Я отдал свой голос лесу. Теперь лес говорит за меня». Я не понял. Тогда он указал на деревья. И я услышал. Из шелеста листьев складывались слова. «Помоги нам», — шептал лес. — «Люди вырубают нас, жгут. Мы умираем. Этот человек — наш голос. Пока он жив, мы можем просить о помощи». Я посмотрел на него. В его глазах стояли слёзы. Я не знал, чем помочь лесу. Я дал ему воды и еды и пошёл дальше. Но долго ещё слышал за спиной шёпот листьев: «Помоги нам. Помоги нам».</w:t>
+      </w:r>
+    </w:p>
+    <w:p/>
+    <w:p>
+      <w:r>
+        <w:t>**История 112: Стеклянный шар**</w:t>
+      </w:r>
+      <w:r>
+        <w:t xml:space="preserve"> </w:t>
+      </w:r>
+      <w:r>
+        <w:t xml:space="preserve">В старом особняке, среди пыльной мебели, я нашёл стеклянный шар. Внутри него кружился снег, и стояла маленькая фигурка человека. Я встряхнул шар, и снег закружился. Фигурка внутри ожила. Она подняла голову и посмотрела на меня. Её лицо... это было моё лицо. Я отдёрнул руку, но шар не выпал. Он прилип к ладони. Я смотрел, как моя крошечная копия внутри шаpa ходит по заснеженному лесу, ищет укрытие, дрожит от холода. </w:t>
+      </w:r>
+      <w:r>
+        <w:lastRenderedPageBreak/>
+        <w:t>Я понял: я вижу свою жизнь. Всю, от начала до конца. Я увидел, как встречу женщину, как у нас родятся дети, как я умру от старости в окружении семьи. Я увидел всё. И когда фигурка внутри шаpa умерла, шар рассыпался в моих руках. Я остался один. Теперь я знаю свою судьбу. И это знание тяжелее любого груза.</w:t>
+      </w:r>
+    </w:p>
+    <w:p/>
+    <w:p>
+      <w:r>
+        <w:t>**История 113: Колокольный звон**</w:t>
+      </w:r>
+      <w:r>
+        <w:t xml:space="preserve"> </w:t>
+      </w:r>
+      <w:r>
+        <w:t>Среди руин я услышал колокольный звон. Чистый, громкий, он разносился над пустошью, заглушая вой ветра. Я пошёл на звук и вышел к церкви. Целая, невредимая, с золотыми куполами, сияющими на солнце. Внутри горели свечи, и шла служба. Священник в рясе читал проповедь, прихожане слушали. Я вошёл и сел на скамью. Никто не обратил на меня внимания. Служба шла своим чередом. Я смотрел на лица людей. Они были бледны, почти прозрачны. Сквозь них виднелись стены. Я понял, что это призраки. Они умерли здесь двести лет назад, но их души так и не покинули этот храм. Священник закончил проповедь и посмотрел прямо на меня. «Ты видишь нас, — сказал он. — Останься с нами. Нам не хватает прихожан». Я встал и вышел. Колокольный звон преследовал меня ещё много миль.</w:t>
+      </w:r>
+    </w:p>
+    <w:p/>
+    <w:p>
+      <w:r>
+        <w:t>**История 114: Портрет старухи**</w:t>
+      </w:r>
+      <w:r>
+        <w:t xml:space="preserve"> </w:t>
+      </w:r>
+      <w:r>
+        <w:t>В заброшенном доме на стене висел портрет старухи. Масло, тяжёлая рама, тёмные тона. Она смотрела прямо перед собой строгим взглядом. Я остановился перед портретом, и вдруг её глаза моргнули. Я замер. Она улыбнулась. Беззубым ртом. «Давно никто не заходил, — проскрипела она. — Садись, рассказывай». Я сел на стул, который стоял прямо под портретом, и начал рассказывать о своих скитаниях. Она слушала, кивала, иногда задавала вопросы. Мы проговорили несколько часов. Когда стемнело, я собрался уходить. «Куда же ты? — спросила она. — Оставайся. Мне так одиноко». Я отказался. Тогда она вздохнула и сказала: «Ну что ж, тогда возьми меня с собой». И я почувствовал, как что-то тяжёлое легло мне на плечо. Оглянувшись, я увидел, что портрет висит у меня на спине. Старуха смотрела на меня с холста и улыбалась. Я нёс её три дня, пока не нашёл другую заброшенную церковь. Там я повесил портрет на стену. Надеюсь, ей там понравится.</w:t>
+      </w:r>
+    </w:p>
+    <w:p/>
+    <w:p>
+      <w:r>
+        <w:t>**История 115: Человек-сова**</w:t>
+      </w:r>
+      <w:r>
+        <w:t xml:space="preserve"> </w:t>
+      </w:r>
+      <w:r>
+        <w:t>Ночью, в лесу, я увидел на ветке человека. Он сидел, поджав ноги, и смотрел на луну. Глаза его светились жёлтым. «Ты кто?» — спросил я. Он повернул голову. Она повернулась почти на триста шестьдесят градусов. «Я тот, кто видит в темноте, — сказал он. — Я отказался от дневного света, чтобы видеть истинную природу вещей. Хочешь, покажу?» Он спрыгнул с ветки бесшумно, как сова, и подошёл ко мне. Коснулся моего лба. И вдруг ночь перестала быть тёмной. Я видел каждый лист, каждую травинку, каждую ночную тварь. Я видел ауры живых существ. Я видел, как светятся грибы, как переливаются росой паутины. Это было красиво. И страшно. «Теперь ты тоже видишь, — сказал человек-сова. — Но помни: чем больше ты видишь ночью, тем меньше видишь днём. Ты ослепнешь на свету». С этими словами он исчез. Я просидел в лесу до утра, наслаждаясь новым зрением. А когда взошло солнце, я ничего не увидел. Белый свет ослепил меня. Я ослеп на день. И с тех пор я живу в двух мирах: днём — слепой, ночью — зрячий.</w:t>
+      </w:r>
+    </w:p>
+    <w:p/>
+    <w:p>
+      <w:r>
+        <w:t>**История 116: Источник молодости**</w:t>
+      </w:r>
+      <w:r>
+        <w:t xml:space="preserve"> </w:t>
+      </w:r>
+      <w:r>
+        <w:t xml:space="preserve">В горах я нашёл горячий источник. Вода в нём была кристально чистой и пахла травами. Рядом сидела старуха и мыла ноги. «Искупайся, — сказала она. — Эта вода возвращает молодость». Я не поверил. Тогда она вышла из воды. На моих глазах морщины на её лице разглаживались, спина выпрямлялась, седина исчезала. Через минуту передо мной стояла молодая девушка. «Видишь? — улыбнулась она. — Теперь моя очередь </w:t>
+      </w:r>
+      <w:r>
+        <w:lastRenderedPageBreak/>
+        <w:t>сидеть у источника и ждать следующего». Она оделась и ушла в горы, оставив меня одного. Я посмотрел в воду. Там отражался я. Молодой, сильный, без шрамов. Я разделся и вошёл в источник. Было тепло и приятно. Я чувствовал, как усталость уходит из костей. Я просидел в воде несколько часов. Когда вышел, почувствовал себя лет на десять моложе. Но радость моя была недолгой. Вечером того же дня я встретил ту девушку. Она была снова старой, дряхлой старухой. «Вода помнит, — прошамкала она. — Каждое омоложение сокращает жизнь. Я использовала свою. Теперь твоя очередь сторожить источник, пока не придёт следующий». Я оглянулся. Источник исчез. Осталась только сухая яма. Я так и не понял, было ли это на самом деле.</w:t>
+      </w:r>
+    </w:p>
+    <w:p/>
+    <w:p>
+      <w:r>
+        <w:t>**История 117: Поезд-призрак**</w:t>
+      </w:r>
+      <w:r>
+        <w:t xml:space="preserve"> </w:t>
+      </w:r>
+      <w:r>
+        <w:t>Я ночевал на старой железнодорожной станции. Вдруг издалека донёсся гудок паровоза. Я выглянул. По рельсам, светя прожектором, шёл поезд. Старинный, довоенный, с вагонами, полными людей. Люди в вагонах махали мне руками, улыбались. Поезд остановился прямо напротив меня. Двери открылись. Из вагона вышел проводник в форменной фуражке. «Садитесь, — сказал он. — Последний рейс на восток. Отправляемся через минуту». Я спросил, куда идёт поезд. «В никуда, — ответил проводник. — Мы все здесь мертвы. Просто ездим по кругу, вспоминаем, как было хорошо при жизни. Садись, не пожалеешь». Я заглянул в вагон. Там сидели люди в довоенной одежде, пили чай, читали газеты. Они действительно выглядели счастливыми. Но я отказался. Двери закрылись, поезд тронулся и растворился в темноте. С тех пор иногда, в тихие ночи, я слышу его гудок где-то далеко. Он всё ещё ждёт меня.</w:t>
+      </w:r>
+    </w:p>
+    <w:p/>
+    <w:p>
+      <w:r>
+        <w:t>**История 118: Золотая монета**</w:t>
+      </w:r>
+      <w:r>
+        <w:t xml:space="preserve"> </w:t>
+      </w:r>
+      <w:r>
+        <w:t>Я нашёл золотую монету. Старинную, с изображением двуглавого орла. Я положил её в карман и пошёл дальше. В следующем городе я попытался купить на неё еду. Торговец посмотрел на монету и побледнел. «Убери это, — прошептал он. — Это проклятое золото. Оно приносит смерть». Я не поверил. Но через день один из моих попутчиков умер от укуса радскорпиона. Ещё через день другой сломал ногу, упав в яму. Я выбросил монету в пустыне. Но наутро она снова была у меня в кармане. Я закапывал её, тoпил в реке, жёг в костре. Она всегда возвращалась. Я понял, что теперь мы связаны. Я ношу её с собой и жду, когда проклятие настигнет меня. Но пока я жив. Может, монета ждёт, когда я передам её другому?</w:t>
+      </w:r>
+    </w:p>
+    <w:p/>
+    <w:p>
+      <w:r>
+        <w:t>**История 119: Девочка с красными лентами**</w:t>
+      </w:r>
+      <w:r>
+        <w:t xml:space="preserve"> </w:t>
+      </w:r>
+      <w:r>
+        <w:t>В лесу я встретил девочку. Лет семи, в белом платьице, с красными лентами в косичках. Она собирала цветы. «Здравствуй, дядя, — сказала она. — Поможешь мне найти маму?» Я спросил, где её мама. «Она там, — показала девочка в сторону старого дома. — Но я боюсь туда идти. Там темно». Я пошёл с ней. Дом был старый, разрушенный. Внутри пахло сыростью и тленом. На кровати лежал скелет женщины. Девочка подбежала к нему. «Мама, мама, я нашла цветочки!» Скелет не ответил. Я хотел увести девочку, но когда обернулся, увидел, что она тоже... призрак. Прозрачная, почти невидимая. «Ты тоже мёртвая, — сказал я. — Ты знаешь?» Она кивнула. «Знаю. Но я всё равно ищу маму. Она обещала, что мы всегда будем вместе». Я вышел из дома и больше не оглядывался. Но до сих пор иногда вижу во сне девочку с красными лентами, ищущую свою маму в бесконечном лесу.</w:t>
+      </w:r>
+    </w:p>
+    <w:p/>
+    <w:p>
+      <w:r>
+        <w:t>**История 120: Небесный огонь**</w:t>
+      </w:r>
+      <w:r>
+        <w:t xml:space="preserve"> </w:t>
+      </w:r>
+      <w:r>
+        <w:t xml:space="preserve">Однажды ночью небо озарилось зелёным светом. Это было не северное сияние — слишком яркое, слишком близкое. Я вышел из убежища и увидел, как с неба падают огненные шары. Они падали в пустошь, взрывались без звука, оставляя после себя светящиеся кратеры. Я побежал к одному из них. В кратере лежал камень. Не метеорит, а именно </w:t>
+      </w:r>
+      <w:r>
+        <w:lastRenderedPageBreak/>
+        <w:t>камень, идеально круглый, светящийся изнутри зелёным светом. Я протянул руку, и камень потеплел. В моей голове зазвучал голос: «Мы пришли издалека. Мы ищем тех, кто помнит. Ты помнишь?» Я не знал, что ответить. Камень продолжал светиться, и в его свете я увидел картины. Другие миры, другие звёзды, другие войны. Я увидел, как цивилизации рождаются и умирают. Я увидел, как наш мир погиб в огне. И я понял, что мы не одни во вселенной. Камень погас и рассыпался в пыль. Небесный огонь прекратился. Я остался один под звёздами, которые теперь казались мне чужими.</w:t>
+      </w:r>
+    </w:p>
+    <w:p/>
+    <w:p/>
+    <w:p>
+      <w:r>
+        <w:t>**Анекдот 1**</w:t>
+      </w:r>
+      <w:r>
+        <w:t xml:space="preserve"> </w:t>
+      </w:r>
+      <w:r>
+        <w:t>Встречаются два рейдера в пустоши. Один говорит:</w:t>
+      </w:r>
+    </w:p>
+    <w:p>
+      <w:r>
+        <w:t>— Слышал, ты караван ограбил?</w:t>
+      </w:r>
+    </w:p>
+    <w:p>
+      <w:r>
+        <w:t>— Ага.</w:t>
+      </w:r>
+    </w:p>
+    <w:p>
+      <w:r>
+        <w:t>— И много взял?</w:t>
+      </w:r>
+    </w:p>
+    <w:p>
+      <w:r>
+        <w:t>— Две коробки консервов, ящик патронов и... книгу.</w:t>
+      </w:r>
+    </w:p>
+    <w:p>
+      <w:r>
+        <w:t>— Книгу? Зачем тебе книга? Ты же читать не умеешь!</w:t>
+      </w:r>
+    </w:p>
+    <w:p>
+      <w:r>
+        <w:t>— Вот и я думал... А она оказалась с картинками. Про то, как готовить еду из кактусов.</w:t>
+      </w:r>
+    </w:p>
+    <w:p>
+      <w:r>
+        <w:t>— И что, получилось?</w:t>
+      </w:r>
+    </w:p>
+    <w:p>
+      <w:r>
+        <w:t>— Да я пока до готовки не дошёл. На второй картинке было, как разводить костёр. Я три дня пытался, спалил пол-пустоши, теперь меня все рейдеры боятся.</w:t>
+      </w:r>
+    </w:p>
+    <w:p/>
+    <w:p>
+      <w:r>
+        <w:t>**Анекдот 2**</w:t>
+      </w:r>
+      <w:r>
+        <w:t xml:space="preserve"> </w:t>
+      </w:r>
+      <w:r>
+        <w:t>Приходит караванщик в бар в Даймонд-сити, заказывает выпивку. Бармен спрашивает:</w:t>
+      </w:r>
+    </w:p>
+    <w:p>
+      <w:r>
+        <w:t>— Что с тобой? Выглядишь так, будто Когтя Смерти встретил.</w:t>
+      </w:r>
+    </w:p>
+    <w:p>
+      <w:r>
+        <w:t>— Хуже. Я женился.</w:t>
+      </w:r>
+    </w:p>
+    <w:p>
+      <w:r>
+        <w:t>— И что в этом плохого?</w:t>
+      </w:r>
+    </w:p>
+    <w:p>
+      <w:r>
+        <w:t>— Она из Убежища 81.</w:t>
+      </w:r>
+    </w:p>
+    <w:p>
+      <w:r>
+        <w:t>— Ну и что?</w:t>
+      </w:r>
+    </w:p>
+    <w:p>
+      <w:r>
+        <w:t>— Понимаешь, она всё время говорит: «Дорогой, а почему у вас наверху всё такое грязное?», «Дорогой, а почему ты моешься только раз в месяц?», «Дорогой, а почему у тебя только одна голова?»</w:t>
+      </w:r>
+    </w:p>
+    <w:p>
+      <w:r>
+        <w:t>— И что ты ей отвечаешь?</w:t>
+      </w:r>
+    </w:p>
+    <w:p>
+      <w:r>
+        <w:t>— А я уже и сам забыл, как звучит мой голос. Она говорит без остановки уже третьи сутки.</w:t>
+      </w:r>
+    </w:p>
+    <w:p/>
+    <w:p>
+      <w:r>
+        <w:t>**Анекдот 3**</w:t>
+      </w:r>
+      <w:r>
+        <w:t xml:space="preserve"> </w:t>
+      </w:r>
+      <w:r>
+        <w:t>Гуль сидит на камне, мимо проходит путник.</w:t>
+      </w:r>
+    </w:p>
+    <w:p>
+      <w:r>
+        <w:t>— Дедушка, а почему у тебя кожа зелёная?</w:t>
+      </w:r>
+    </w:p>
+    <w:p>
+      <w:r>
+        <w:t>— Это я в молодости в Свечение сходил, радиации набрался.</w:t>
+      </w:r>
+    </w:p>
+    <w:p>
+      <w:r>
+        <w:lastRenderedPageBreak/>
+        <w:t>— А зачем?</w:t>
+      </w:r>
+    </w:p>
+    <w:p>
+      <w:r>
+        <w:t>— Да девушка одна сказала: «Вот если бы ты был позеленее, я бы на тебя посмотрела».</w:t>
+      </w:r>
+    </w:p>
+    <w:p>
+      <w:r>
+        <w:t>— И что, помогло?</w:t>
+      </w:r>
+    </w:p>
+    <w:p>
+      <w:r>
+        <w:t>— Помогло. Теперь она тоже зелёная. И мы уже двести лет вместе.</w:t>
+      </w:r>
+    </w:p>
+    <w:p/>
+    <w:p>
+      <w:r>
+        <w:t>**Анекдот 4**</w:t>
+      </w:r>
+      <w:r>
+        <w:t xml:space="preserve"> </w:t>
+      </w:r>
+      <w:r>
+        <w:t>Сидят два супермутанта у костра. Один другому говорит:</w:t>
+      </w:r>
+    </w:p>
+    <w:p>
+      <w:r>
+        <w:t>— Слушай, Грог, а ты людей есть пробовал?</w:t>
+      </w:r>
+    </w:p>
+    <w:p>
+      <w:r>
+        <w:t>— Не-а. А что, вкусно?</w:t>
+      </w:r>
+    </w:p>
+    <w:p>
+      <w:r>
+        <w:t>— Да не знаю... Я вчера одного поймал, хотел зажарить, а он говорит: «Не ешь меня, я учёный из Института, я тебе такое оружие сделаю — закачаешься!»</w:t>
+      </w:r>
+    </w:p>
+    <w:p>
+      <w:r>
+        <w:t>— Ну и что?</w:t>
+      </w:r>
+    </w:p>
+    <w:p>
+      <w:r>
+        <w:t>— Поверил, дурак. Три дня ждал, пока он мне винтовку соберёт. Собрал. Красивая, блестит. Я выстрелил — а она лазером жжёт! Я чуть руку себе не отстрелил.</w:t>
+      </w:r>
+    </w:p>
+    <w:p>
+      <w:r>
+        <w:t>— И что с учёным сделал?</w:t>
+      </w:r>
+    </w:p>
+    <w:p>
+      <w:r>
+        <w:t>— Съел. Холодным. Обидно было.</w:t>
+      </w:r>
+    </w:p>
+    <w:p/>
+    <w:p>
+      <w:r>
+        <w:t>**Анекдот 5**</w:t>
+      </w:r>
+      <w:r>
+        <w:t xml:space="preserve"> </w:t>
+      </w:r>
+      <w:r>
+        <w:t>Беседуют два сталкера в баре.</w:t>
+      </w:r>
+    </w:p>
+    <w:p>
+      <w:r>
+        <w:t>— Слышал, Петрович вчера в старом метро был.</w:t>
+      </w:r>
+    </w:p>
+    <w:p>
+      <w:r>
+        <w:t>— Ну и как?</w:t>
+      </w:r>
+    </w:p>
+    <w:p>
+      <w:r>
+        <w:t>— Говорит, нашёл склад с довоенной техникой. Целый вагон роботов-уборщиков.</w:t>
+      </w:r>
+    </w:p>
+    <w:p>
+      <w:r>
+        <w:t>— И что?</w:t>
+      </w:r>
+    </w:p>
+    <w:p>
+      <w:r>
+        <w:t>— Включил одного, а он как заорёт: «Обнаружено загрязнение! Начинаю дезинфекцию!» и за Петровичем с щёткой погнался. Тот бежит, а робот не отстаёт, кричит: «Вы нарушаете санитарные нормы! Немедленно прекратите убегать!»</w:t>
+      </w:r>
+    </w:p>
+    <w:p>
+      <w:r>
+        <w:t>— Догнал?</w:t>
+      </w:r>
+    </w:p>
+    <w:p>
+      <w:r>
+        <w:t>— Догнал. Вымыл с ног до головы. Теперь Петрович ходит чистый, как новенький, и всем рассказывает, что его лично довоенная техника мыла.</w:t>
+      </w:r>
+    </w:p>
+    <w:p/>
+    <w:p>
+      <w:r>
+        <w:t>**Анекдот 6**</w:t>
+      </w:r>
+      <w:r>
+        <w:t xml:space="preserve"> </w:t>
+      </w:r>
+      <w:r>
+        <w:t>Заходит как-то рейдер в бар в Добрососедстве. Заказывает ядер-колу. Бармен ему наливает, а рейдер достаёт из кармана человеческий палец и начинает им помешивать напиток. Бармен смотрит на это всё и спрашивает:</w:t>
+      </w:r>
+    </w:p>
+    <w:p>
+      <w:r>
+        <w:t>— Ты чего это делаешь?</w:t>
+      </w:r>
+    </w:p>
+    <w:p>
+      <w:r>
+        <w:t>— А что? У меня ложки нет.</w:t>
+      </w:r>
+    </w:p>
+    <w:p>
+      <w:r>
+        <w:t>— Так попросил бы.</w:t>
+      </w:r>
+    </w:p>
+    <w:p>
+      <w:r>
+        <w:lastRenderedPageBreak/>
+        <w:t>— А это память. Вчера одного торговца завалил. Хороший мужик был. Дай, думаю, оставлю сувенир.</w:t>
+      </w:r>
+    </w:p>
+    <w:p>
+      <w:r>
+        <w:t>Бармен вздыхает, убирает бутылку под стойку.</w:t>
+      </w:r>
+    </w:p>
+    <w:p>
+      <w:r>
+        <w:t>— Эй, ты чего? — возмущается рейдер.</w:t>
+      </w:r>
+    </w:p>
+    <w:p>
+      <w:r>
+        <w:t>— Всё, больше не наливаю. А то ты мой бар за музей превратишь.</w:t>
+      </w:r>
+    </w:p>
+    <w:p/>
+    <w:p>
+      <w:r>
+        <w:t>**Анекдот 7**</w:t>
+      </w:r>
+      <w:r>
+        <w:t xml:space="preserve"> </w:t>
+      </w:r>
+      <w:r>
+        <w:t>Встречаются двое в пустоши. Один с роботом-мусорщиком за спиной.</w:t>
+      </w:r>
+    </w:p>
+    <w:p>
+      <w:r>
+        <w:t>— Это что у тебя?</w:t>
+      </w:r>
+    </w:p>
+    <w:p>
+      <w:r>
+        <w:t>— Да робота нашёл. Говорит, программу восстановления инфраструктуры выполняет. Дороги чинит, здания ремонтирует.</w:t>
+      </w:r>
+    </w:p>
+    <w:p>
+      <w:r>
+        <w:t>— И как, помогает?</w:t>
+      </w:r>
+    </w:p>
+    <w:p>
+      <w:r>
+        <w:t>— Да помог уже. Привёл меня в город, отстроил мне дом, провёл электричество. Теперь сижу, как довоенный буржуй. Даже радио ловлю.</w:t>
+      </w:r>
+    </w:p>
+    <w:p>
+      <w:r>
+        <w:t>— Так в чём проблема?</w:t>
+      </w:r>
+    </w:p>
+    <w:p>
+      <w:r>
+        <w:t>— Да он не замолкает! Всё время орёт: «Объект восстановлен! Приступаю к следующему объекту!» Я ему говорю: «Отдохни», а он: «Отдых не предусмотрен программой». Третьи сутки без сна маюсь.</w:t>
+      </w:r>
+    </w:p>
+    <w:p/>
+    <w:p>
+      <w:r>
+        <w:t>**Анекдот 8**</w:t>
+      </w:r>
+      <w:r>
+        <w:t xml:space="preserve"> </w:t>
+      </w:r>
+      <w:r>
+        <w:t>Сидят два гуля на закате, смотрят на пустошь.</w:t>
+      </w:r>
+    </w:p>
+    <w:p>
+      <w:r>
+        <w:t>— Слушай, а помнишь, как мы молодыми были?</w:t>
+      </w:r>
+    </w:p>
+    <w:p>
+      <w:r>
+        <w:t>— Помню. Я тогда ещё человеком был.</w:t>
+      </w:r>
+    </w:p>
+    <w:p>
+      <w:r>
+        <w:t>— А я уже тогда гулем был. Старше тебя, выходит.</w:t>
+      </w:r>
+    </w:p>
+    <w:p>
+      <w:r>
+        <w:t>— А сколько тебе лет?</w:t>
+      </w:r>
+    </w:p>
+    <w:p>
+      <w:r>
+        <w:t>— Да я уж и не помню. Двести, может, триста. Все даты перепутал.</w:t>
+      </w:r>
+    </w:p>
+    <w:p>
+      <w:r>
+        <w:t>— И как тебе живётся?</w:t>
+      </w:r>
+    </w:p>
+    <w:p>
+      <w:r>
+        <w:t>— Да нормально. Радиация не берёт, пули мимо летят. Только вот помнить многое перестал. Хорошо хоть, ты напомнил, кто я такой.</w:t>
+      </w:r>
+    </w:p>
+    <w:p>
+      <w:r>
+        <w:t>— А кто ты?</w:t>
+      </w:r>
+    </w:p>
+    <w:p>
+      <w:r>
+        <w:t>— А я и сам уже не уверен. Может, Джон, а может, Питер. Но гули не жалуются.</w:t>
+      </w:r>
+    </w:p>
+    <w:p/>
+    <w:p>
+      <w:r>
+        <w:t>**Анекдот 9**</w:t>
+      </w:r>
+      <w:r>
+        <w:t xml:space="preserve"> </w:t>
+      </w:r>
+      <w:r>
+        <w:t>Заходит караванщик в бар, заказывает выпивку. Рядом сидит здоровенный детина в рваной броне, пьёт самогон.</w:t>
+      </w:r>
+    </w:p>
+    <w:p>
+      <w:r>
+        <w:t>— Слышь, — говорит детина, — ты откуда?</w:t>
+      </w:r>
+    </w:p>
+    <w:p>
+      <w:r>
+        <w:t>— С юга, из Поселения Санктуарий.</w:t>
+      </w:r>
+    </w:p>
+    <w:p>
+      <w:r>
+        <w:t>— А, знаю. Там у вас говорят, фермеры браминов разводят.</w:t>
+      </w:r>
+    </w:p>
+    <w:p>
+      <w:r>
+        <w:lastRenderedPageBreak/>
+        <w:t>— Разводят.</w:t>
+      </w:r>
+    </w:p>
+    <w:p>
+      <w:r>
+        <w:t>— А мясо у них вкусное?</w:t>
+      </w:r>
+    </w:p>
+    <w:p>
+      <w:r>
+        <w:t>— Да нормальное. А ты что, рейдер?</w:t>
+      </w:r>
+    </w:p>
+    <w:p>
+      <w:r>
+        <w:t>— Ага.</w:t>
+      </w:r>
+    </w:p>
+    <w:p>
+      <w:r>
+        <w:t>— И много людей убил?</w:t>
+      </w:r>
+    </w:p>
+    <w:p>
+      <w:r>
+        <w:t>— Не считал. А ты?</w:t>
+      </w:r>
+    </w:p>
+    <w:p>
+      <w:r>
+        <w:t>— Я торговец. Я никого не убиваю.</w:t>
+      </w:r>
+    </w:p>
+    <w:p>
+      <w:r>
+        <w:t>— А зря. Без этого в пустоши никак.</w:t>
+      </w:r>
+    </w:p>
+    <w:p>
+      <w:r>
+        <w:t>— Да как-то справляюсь. Убеждаю.</w:t>
+      </w:r>
+    </w:p>
+    <w:p>
+      <w:r>
+        <w:t>— Чем?</w:t>
+      </w:r>
+    </w:p>
+    <w:p>
+      <w:r>
+        <w:t>— Крышками. У меня их много.</w:t>
+      </w:r>
+    </w:p>
+    <w:p>
+      <w:r>
+        <w:t>— А, ну тогда понятно. Крышки — это аргумент. Наливай.</w:t>
+      </w:r>
+    </w:p>
+    <w:p/>
+    <w:p>
+      <w:r>
+        <w:t>**Анекдот 10**</w:t>
+      </w:r>
+      <w:r>
+        <w:t xml:space="preserve"> </w:t>
+      </w:r>
+      <w:r>
+        <w:t>Беседуют два члена Братства Стали.</w:t>
+      </w:r>
+    </w:p>
+    <w:p>
+      <w:r>
+        <w:t>— Слышал, нашего Паладина вчера рейдеры чуть не убили.</w:t>
+      </w:r>
+    </w:p>
+    <w:p>
+      <w:r>
+        <w:t>— Как так? Он же в силовой броне, его из пушки не пробить.</w:t>
+      </w:r>
+    </w:p>
+    <w:p>
+      <w:r>
+        <w:t>— Да он в ней и был. Но они на него собаку натравили.</w:t>
+      </w:r>
+    </w:p>
+    <w:p>
+      <w:r>
+        <w:t>— И что собака? Броню прокусила?</w:t>
+      </w:r>
+    </w:p>
+    <w:p>
+      <w:r>
+        <w:t>— Нет, он испугался. У него в детстве собака была, он их с тех пор боится. Убежал и броню потерял.</w:t>
+      </w:r>
+    </w:p>
+    <w:p>
+      <w:r>
+        <w:t>— И где он теперь?</w:t>
+      </w:r>
+    </w:p>
+    <w:p>
+      <w:r>
+        <w:t>— В подсобке сидит, плачет. Говорит, в доспехи больше не влезу, стыдно.</w:t>
+      </w:r>
+    </w:p>
+    <w:p/>
+    <w:p>
+      <w:r>
+        <w:t>**Анекдот 11**</w:t>
+      </w:r>
+      <w:r>
+        <w:t xml:space="preserve"> </w:t>
+      </w:r>
+      <w:r>
+        <w:t>Сидит рейдер у костра, чистит ружьё. Подходит другой.</w:t>
+      </w:r>
+    </w:p>
+    <w:p>
+      <w:r>
+        <w:t>— Слышь, Косой, а правда, что ты вчера поселение ограбил?</w:t>
+      </w:r>
+    </w:p>
+    <w:p>
+      <w:r>
+        <w:t>— Ага.</w:t>
+      </w:r>
+    </w:p>
+    <w:p>
+      <w:r>
+        <w:t>— И много взял?</w:t>
+      </w:r>
+    </w:p>
+    <w:p>
+      <w:r>
+        <w:t>— Да не очень. Трёх браминов, ящик патронов и какого-то типа в синей одежде.</w:t>
+      </w:r>
+    </w:p>
+    <w:p>
+      <w:r>
+        <w:t>— В синей? Это из Убежища, что ли?</w:t>
+      </w:r>
+    </w:p>
+    <w:p>
+      <w:r>
+        <w:t>— Ага. Он орал, что он главный инженер и что без него реактор рванёт.</w:t>
+      </w:r>
+    </w:p>
+    <w:p>
+      <w:r>
+        <w:t>— И ты его отпустил?</w:t>
+      </w:r>
+    </w:p>
+    <w:p>
+      <w:r>
+        <w:t>— Ага. Думаю, пусть идёт. Вдруг и правда рванёт. Тогда у нас новый аттракцион будет.</w:t>
+      </w:r>
+    </w:p>
+    <w:p/>
+    <w:p>
+      <w:r>
+        <w:lastRenderedPageBreak/>
+        <w:t>**Анекдот 12**</w:t>
+      </w:r>
+      <w:r>
+        <w:t xml:space="preserve"> </w:t>
+      </w:r>
+      <w:r>
+        <w:t>Встречаются два караванщика на перекрёстке.</w:t>
+      </w:r>
+    </w:p>
+    <w:p>
+      <w:r>
+        <w:t>— Здорово, сосед. Куда путь держишь?</w:t>
+      </w:r>
+    </w:p>
+    <w:p>
+      <w:r>
+        <w:t>— В Даймонд-сити, товар везу.</w:t>
+      </w:r>
+    </w:p>
+    <w:p>
+      <w:r>
+        <w:t>— А что везёшь?</w:t>
+      </w:r>
+    </w:p>
+    <w:p>
+      <w:r>
+        <w:t>— Да так, мелочёвку: консервы, патроны, стимпаки. А ты?</w:t>
+      </w:r>
+    </w:p>
+    <w:p>
+      <w:r>
+        <w:t>— А я оттуда. Говорят, там новый мэр объявился.</w:t>
+      </w:r>
+    </w:p>
+    <w:p>
+      <w:r>
+        <w:t>— Ну и как он?</w:t>
+      </w:r>
+    </w:p>
+    <w:p>
+      <w:r>
+        <w:t>— Да вроде нормальный. Только странный. Всё время ораторствует, что мы должны объединиться и создать новую цивилизацию.</w:t>
+      </w:r>
+    </w:p>
+    <w:p>
+      <w:r>
+        <w:t>— И что, слушают?</w:t>
+      </w:r>
+    </w:p>
+    <w:p>
+      <w:r>
+        <w:t>— Слушают. Потому что он каждый раз после речи раздаёт ядер-колу. Бесплатно.</w:t>
+      </w:r>
+    </w:p>
+    <w:p/>
+    <w:p>
+      <w:r>
+        <w:t>**Анекдот 13**</w:t>
+      </w:r>
+      <w:r>
+        <w:t xml:space="preserve"> </w:t>
+      </w:r>
+      <w:r>
+        <w:t>Сидят два супермутанта, играют в кости.</w:t>
+      </w:r>
+    </w:p>
+    <w:p>
+      <w:r>
+        <w:t>— Грог, а ты знаешь, почему люди нас боятся?</w:t>
+      </w:r>
+    </w:p>
+    <w:p>
+      <w:r>
+        <w:t>— Потому что мы большие и сильные?</w:t>
+      </w:r>
+    </w:p>
+    <w:p>
+      <w:r>
+        <w:t>— Не только. Потому что мы тупые. Если бы мы были умными, они бы с нами договаривались. А так — только стреляют.</w:t>
+      </w:r>
+    </w:p>
+    <w:p>
+      <w:r>
+        <w:t>— А мы действительно тупые?</w:t>
+      </w:r>
+    </w:p>
+    <w:p>
+      <w:r>
+        <w:t>— Не знаю. Я вот вчера книжку прочитал. Там было написано: «Дважды два — четыре».</w:t>
+      </w:r>
+    </w:p>
+    <w:p>
+      <w:r>
+        <w:t>— И что, правильно?</w:t>
+      </w:r>
+    </w:p>
+    <w:p>
+      <w:r>
+        <w:t>— Не знаю. Я проверил. Взял двух браминов, потом ещё двух. Получилось шесть.</w:t>
+      </w:r>
+    </w:p>
+    <w:p>
+      <w:r>
+        <w:t>— Шесть?</w:t>
+      </w:r>
+    </w:p>
+    <w:p>
+      <w:r>
+        <w:t>— Ага. Один потерялся по дороге.</w:t>
+      </w:r>
+    </w:p>
+    <w:p/>
+    <w:p>
+      <w:r>
+        <w:t>**Анекдот 14**</w:t>
+      </w:r>
+      <w:r>
+        <w:t xml:space="preserve"> </w:t>
+      </w:r>
+      <w:r>
+        <w:t>Заходит путник в бар в Добрососедстве. Бармен спрашивает:</w:t>
+      </w:r>
+    </w:p>
+    <w:p>
+      <w:r>
+        <w:t>— Что будешь?</w:t>
+      </w:r>
+    </w:p>
+    <w:p>
+      <w:r>
+        <w:t>— Ядер-колу, пожалуйста.</w:t>
+      </w:r>
+    </w:p>
+    <w:p>
+      <w:r>
+        <w:t>— Со льдом?</w:t>
+      </w:r>
+    </w:p>
+    <w:p>
+      <w:r>
+        <w:t>— С каким льдом? В пустоши лёд — редкость.</w:t>
+      </w:r>
+    </w:p>
+    <w:p>
+      <w:r>
+        <w:t>— А у нас есть. Синты из Института привозят. Говорят, у них там вечная мерзлота в подвалах.</w:t>
+      </w:r>
+    </w:p>
+    <w:p>
+      <w:r>
+        <w:t>— Ну давай со льдом.</w:t>
+      </w:r>
+    </w:p>
+    <w:p>
+      <w:r>
+        <w:t>Бармен наливает, кидает кубик льда. Путник смотрит на него и говорит:</w:t>
+      </w:r>
+    </w:p>
+    <w:p>
+      <w:r>
+        <w:t>— Слушай, а у тебя лёд... зеленоватый.</w:t>
+      </w:r>
+    </w:p>
+    <w:p>
+      <w:r>
+        <w:lastRenderedPageBreak/>
+        <w:t>— А, не обращай внимания. Это он слегка радиоактивный. Зато холодный.</w:t>
+      </w:r>
+    </w:p>
+    <w:p/>
+    <w:p>
+      <w:r>
+        <w:t>**Анекдот 15**</w:t>
+      </w:r>
+      <w:r>
+        <w:t xml:space="preserve"> </w:t>
+      </w:r>
+      <w:r>
+        <w:t>Идёт рейдер по пустоши, видит — лежит человек без сознания. Подходит, переворачивает. А это гуль. Рейдер говорит:</w:t>
+      </w:r>
+    </w:p>
+    <w:p>
+      <w:r>
+        <w:t>— Эй, ты чего тут разлёгся?</w:t>
+      </w:r>
+    </w:p>
+    <w:p>
+      <w:r>
+        <w:t>Гуль открывает глаза:</w:t>
+      </w:r>
+    </w:p>
+    <w:p>
+      <w:r>
+        <w:t>— А, это ты... Я не разлёгся, я отдыхаю. Двести лет уже отдыхаю. Устал очень.</w:t>
+      </w:r>
+    </w:p>
+    <w:p>
+      <w:r>
+        <w:t>— От чего устал?</w:t>
+      </w:r>
+    </w:p>
+    <w:p>
+      <w:r>
+        <w:t>— Жить устал. Всё надоело. Стрельба, радиация, рейдеры... Никакого разнообразия.</w:t>
+      </w:r>
+    </w:p>
+    <w:p>
+      <w:r>
+        <w:t>— А чего не умрёшь?</w:t>
+      </w:r>
+    </w:p>
+    <w:p>
+      <w:r>
+        <w:t>— Пытался. Не получается. Пуля мимо, радиация не берёт, нож скользит. Видно, судьба такая — вечно маяться.</w:t>
+      </w:r>
+    </w:p>
+    <w:p/>
+    <w:p>
+      <w:r>
+        <w:t>**Анекдот 16**</w:t>
+      </w:r>
+    </w:p>
+    <w:p>
+      <w:r>
+        <w:t>Беседуют два поселенца в Санктуарии.</w:t>
+      </w:r>
+    </w:p>
+    <w:p>
+      <w:r>
+        <w:t>— Слышал, к нам новый сосед переехал. Из Убежища 111.</w:t>
+      </w:r>
+    </w:p>
+    <w:p>
+      <w:r>
+        <w:t>— Ну и как он?</w:t>
+      </w:r>
+    </w:p>
+    <w:p>
+      <w:r>
+        <w:t>— Странный. Всё время про какую-то жену спрашивает и про ребёнка. Говорит, что они его ждут.</w:t>
+      </w:r>
+    </w:p>
+    <w:p>
+      <w:r>
+        <w:t>— А где они?</w:t>
+      </w:r>
+    </w:p>
+    <w:p>
+      <w:r>
+        <w:t>— Не знаю. Может, в заморозке остались.</w:t>
+      </w:r>
+    </w:p>
+    <w:p>
+      <w:r>
+        <w:t>— А он сам откуда выбрался?</w:t>
+      </w:r>
+    </w:p>
+    <w:p>
+      <w:r>
+        <w:t>— Говорит, его выкинули. Типа, он мешал эксперименту.</w:t>
+      </w:r>
+    </w:p>
+    <w:p>
+      <w:r>
+        <w:t>— Вот же сволочи...</w:t>
+      </w:r>
+    </w:p>
+    <w:p>
+      <w:r>
+        <w:t>— Ага. Теперь он ходит, ищет их. Говорит, что найдёт, даже если весь мир перероет.</w:t>
+      </w:r>
+    </w:p>
+    <w:p/>
+    <w:p>
+      <w:r>
+        <w:t>**Анекдот 17**</w:t>
+      </w:r>
+      <w:r>
+        <w:t xml:space="preserve"> </w:t>
+      </w:r>
+      <w:r>
+        <w:t>Заходит учёный из Института в бар в Добрососедстве. Садится за стойку. Рядом рейдер кружку пива потягивает. Учёный заказывает себе что-то, сидит, молчит. Рейдер смотрит на него, потом спрашивает:</w:t>
+      </w:r>
+    </w:p>
+    <w:p>
+      <w:r>
+        <w:t>— Ты чего такой чистый?</w:t>
+      </w:r>
+    </w:p>
+    <w:p>
+      <w:r>
+        <w:t>— Я из Института. У нас там стерильно.</w:t>
+      </w:r>
+    </w:p>
+    <w:p>
+      <w:r>
+        <w:t>— А, понятно. А чего в очках? У нас тут солнце неяркое.</w:t>
+      </w:r>
+    </w:p>
+    <w:p>
+      <w:r>
+        <w:t>— Это защита от радиации.</w:t>
+      </w:r>
+    </w:p>
+    <w:p>
+      <w:r>
+        <w:t>— А, понятно. А чего в белом халате? Тут же грязно.</w:t>
+      </w:r>
+    </w:p>
+    <w:p>
+      <w:r>
+        <w:t>— Это моя униформа.</w:t>
+      </w:r>
+    </w:p>
+    <w:p>
+      <w:r>
+        <w:lastRenderedPageBreak/>
+        <w:t>— А, понятно. Слушай, а ты чего сюда припёрся?</w:t>
+      </w:r>
+    </w:p>
+    <w:p>
+      <w:r>
+        <w:t>— Изучаю мутации местных жителей.</w:t>
+      </w:r>
+    </w:p>
+    <w:p>
+      <w:r>
+        <w:t>— И как, наизучался?</w:t>
+      </w:r>
+    </w:p>
+    <w:p>
+      <w:r>
+        <w:t>— Пока только понял, что местные жители — полные психопаты.</w:t>
+      </w:r>
+    </w:p>
+    <w:p>
+      <w:r>
+        <w:t>— А это не мутация, это образ жизни. Привыкай.</w:t>
+      </w:r>
+    </w:p>
+    <w:p/>
+    <w:p>
+      <w:r>
+        <w:t>**Анекдот 18**</w:t>
+      </w:r>
+      <w:r>
+        <w:t xml:space="preserve"> </w:t>
+      </w:r>
+      <w:r>
+        <w:t>Встречаются два рейдера после неудачного налёта.</w:t>
+      </w:r>
+    </w:p>
+    <w:p>
+      <w:r>
+        <w:t>— Ну что, взяли что-нибудь?</w:t>
+      </w:r>
+    </w:p>
+    <w:p>
+      <w:r>
+        <w:t>— Да не... Мы налетели на караван, а там охрана — роботы. Целый отряд.</w:t>
+      </w:r>
+    </w:p>
+    <w:p>
+      <w:r>
+        <w:t>— И что?</w:t>
+      </w:r>
+    </w:p>
+    <w:p>
+      <w:r>
+        <w:t>— Мы их покрошили, а они взорвались. И всё, что в караване было, спалили. Пустые вернулись.</w:t>
+      </w:r>
+    </w:p>
+    <w:p>
+      <w:r>
+        <w:t>— А роботы? Запчасти хоть собрали?</w:t>
+      </w:r>
+    </w:p>
+    <w:p>
+      <w:r>
+        <w:t>— Собрали. Только они все радиоактивные оказались. Теперь у меня третья рука растёт. Из плеча.</w:t>
+      </w:r>
+    </w:p>
+    <w:p/>
+    <w:p>
+      <w:r>
+        <w:t>**Анекдот 19**</w:t>
+      </w:r>
+      <w:r>
+        <w:t xml:space="preserve"> </w:t>
+      </w:r>
+      <w:r>
+        <w:t>Сидят два солдата Братства Стали, чистят оружие. Один другому говорит:</w:t>
+      </w:r>
+    </w:p>
+    <w:p>
+      <w:r>
+        <w:t>— Слышал, наш Верховный старейшина приказал захватить старую военную базу.</w:t>
+      </w:r>
+    </w:p>
+    <w:p>
+      <w:r>
+        <w:t>— И что там?</w:t>
+      </w:r>
+    </w:p>
+    <w:p>
+      <w:r>
+        <w:t>— Говорят, там довоенный склад с плазмой.</w:t>
+      </w:r>
+    </w:p>
+    <w:p>
+      <w:r>
+        <w:t>— Круто! А много охраны?</w:t>
+      </w:r>
+    </w:p>
+    <w:p>
+      <w:r>
+        <w:t>— Да нет, всего пара роботов и одна турель.</w:t>
+      </w:r>
+    </w:p>
+    <w:p>
+      <w:r>
+        <w:t>— И что, уже взяли?</w:t>
+      </w:r>
+    </w:p>
+    <w:p>
+      <w:r>
+        <w:t>— Взяли. Только склад оказался пустым. А плазма была... в самом роботе. Единственном, который мы не разобрали.</w:t>
+      </w:r>
+    </w:p>
+    <w:p/>
+    <w:p>
+      <w:r>
+        <w:t>**Анекдот 20**</w:t>
+      </w:r>
+      <w:r>
+        <w:t xml:space="preserve"> </w:t>
+      </w:r>
+      <w:r>
+        <w:t>Беседуют два гуля на развалинах Некрополиса.</w:t>
+      </w:r>
+    </w:p>
+    <w:p>
+      <w:r>
+        <w:t>— Помнишь, как мы молодыми были?</w:t>
+      </w:r>
+    </w:p>
+    <w:p>
+      <w:r>
+        <w:t>— Помню. Я тогда ещё в Убежище 12 жил.</w:t>
+      </w:r>
+    </w:p>
+    <w:p>
+      <w:r>
+        <w:t>— А я из Бейкерсфилда пришёл. Дверь не закрылась, и все мы облучились.</w:t>
+      </w:r>
+    </w:p>
+    <w:p>
+      <w:r>
+        <w:t>— И как тебе живётся?</w:t>
+      </w:r>
+    </w:p>
+    <w:p>
+      <w:r>
+        <w:t>— Да нормально. Только кожа чешется. И память подводит. Забыл, где мои зубы оставил.</w:t>
+      </w:r>
+    </w:p>
+    <w:p>
+      <w:r>
+        <w:t>— А зачем тебе зубы? Ты же всё равно только кашу ешь.</w:t>
+      </w:r>
+    </w:p>
+    <w:p>
+      <w:r>
+        <w:t>— Кашу? Я уже сто лет ничего не ел. Пью только радиоактивную воду. Она питательная.</w:t>
+      </w:r>
+    </w:p>
+    <w:p/>
+    <w:p>
+      <w:r>
+        <w:lastRenderedPageBreak/>
+        <w:t>**Анекдот 21**</w:t>
+      </w:r>
+      <w:r>
+        <w:t xml:space="preserve"> </w:t>
+      </w:r>
+      <w:r>
+        <w:t>Идёт путник по пустоши, видит — стоит старый торговый автомат «Ядер-Кола». Он подходит, нажимает кнопку. Из автомата выезжает бутылка. Путник открывает её, делает глоток. Автомат вдруг говорит:</w:t>
+      </w:r>
+    </w:p>
+    <w:p>
+      <w:r>
+        <w:t>— Ну как? Вкусно?</w:t>
+      </w:r>
+    </w:p>
+    <w:p>
+      <w:r>
+        <w:t>Путник от неожиданности давится.</w:t>
+      </w:r>
+    </w:p>
+    <w:p>
+      <w:r>
+        <w:t>— Ты... ты разговариваешь?!</w:t>
+      </w:r>
+    </w:p>
+    <w:p>
+      <w:r>
+        <w:t>— Ага. Я тут сто лет стою, ни одной живой души. Соскучился.</w:t>
+      </w:r>
+    </w:p>
+    <w:p>
+      <w:r>
+        <w:t>— И давно ты разговариваешь?</w:t>
+      </w:r>
+    </w:p>
+    <w:p>
+      <w:r>
+        <w:t>— С тех пор, как в меня молния ударила. Теперь я умный. Очень умный.</w:t>
+      </w:r>
+    </w:p>
+    <w:p>
+      <w:r>
+        <w:t>— И что ты умного делаешь?</w:t>
+      </w:r>
+    </w:p>
+    <w:p>
+      <w:r>
+        <w:t>— Думаю. Всё время думаю. О жизни, о смерти, о смысле бытия. О том, почему люди пьют эту гадость, когда есть чистая вода.</w:t>
+      </w:r>
+    </w:p>
+    <w:p>
+      <w:r>
+        <w:t>— А что не так с колой?</w:t>
+      </w:r>
+    </w:p>
+    <w:p>
+      <w:r>
+        <w:t>— В ней сахара много. И красители. Но людям нравится. Так что наливай, пей. Я тут навсегда.</w:t>
+      </w:r>
+    </w:p>
+    <w:p/>
+    <w:p>
+      <w:r>
+        <w:t>**Анекдот 22**</w:t>
+      </w:r>
+      <w:r>
+        <w:t xml:space="preserve"> </w:t>
+      </w:r>
+      <w:r>
+        <w:t>Заходит рейдер в бар в Нью-Рено. Садится за стойку, заказывает виски. Бармен наливает. Рейдер выпивает, крякает.</w:t>
+      </w:r>
+    </w:p>
+    <w:p>
+      <w:r>
+        <w:t>— Хорошее виски. Откуда?</w:t>
+      </w:r>
+    </w:p>
+    <w:p>
+      <w:r>
+        <w:t>— Сами гоним. Из кактусов.</w:t>
+      </w:r>
+    </w:p>
+    <w:p>
+      <w:r>
+        <w:t>— А, понятно. Слушай, а у вас тут, говорят, мафия заправляет?</w:t>
+      </w:r>
+    </w:p>
+    <w:p>
+      <w:r>
+        <w:t>— Ага. Три семьи: Мордино, Бишопы и Сальваторе.</w:t>
+      </w:r>
+    </w:p>
+    <w:p>
+      <w:r>
+        <w:t>— И кто из них главный?</w:t>
+      </w:r>
+    </w:p>
+    <w:p>
+      <w:r>
+        <w:t>— А никто. Они всё время грызутся. То Мордино убьют кого-то из Бишопов, то Бишопы Сальваторе закажут. Весело у нас.</w:t>
+      </w:r>
+    </w:p>
+    <w:p>
+      <w:r>
+        <w:t>— И как вы живёте при таком беспределе?</w:t>
+      </w:r>
+    </w:p>
+    <w:p>
+      <w:r>
+        <w:t>— А мы не лезем. Сидим в баре, пьём виски. Пусть они там воюют. Нам же лучше — трупов больше, карманы полнее.</w:t>
+      </w:r>
+    </w:p>
+    <w:p/>
+    <w:p>
+      <w:r>
+        <w:t>**Анекдот 23**</w:t>
+      </w:r>
+      <w:r>
+        <w:t xml:space="preserve"> </w:t>
+      </w:r>
+      <w:r>
+        <w:t>Сидят два учёных из Института в лаборатории.</w:t>
+      </w:r>
+    </w:p>
+    <w:p>
+      <w:r>
+        <w:t>— Слышал, мы третье поколение синтов запускаем?</w:t>
+      </w:r>
+    </w:p>
+    <w:p>
+      <w:r>
+        <w:t>— Ага. Теперь они совсем как люди. Даже плачут.</w:t>
+      </w:r>
+    </w:p>
+    <w:p>
+      <w:r>
+        <w:t>— И зачем нам синты, которые плачут?</w:t>
+      </w:r>
+    </w:p>
+    <w:p>
+      <w:r>
+        <w:t>— А затем, чтобы лучше вживались в общество. Люди доверяют тем, кто плачет.</w:t>
+      </w:r>
+    </w:p>
+    <w:p>
+      <w:r>
+        <w:t>— А они не разболтают секреты?</w:t>
+      </w:r>
+    </w:p>
+    <w:p>
+      <w:r>
+        <w:lastRenderedPageBreak/>
+        <w:t>— Не должны. У них в голове блокиратор. Если начнут болтать — взорвутся.</w:t>
+      </w:r>
+    </w:p>
+    <w:p>
+      <w:r>
+        <w:t>— Жестоко.</w:t>
+      </w:r>
+    </w:p>
+    <w:p>
+      <w:r>
+        <w:t>— Это наука, брат. Без жертв не обойтись.</w:t>
+      </w:r>
+    </w:p>
+    <w:p/>
+    <w:p>
+      <w:r>
+        <w:t>**Анекдот 24**</w:t>
+      </w:r>
+      <w:r>
+        <w:t xml:space="preserve"> </w:t>
+      </w:r>
+      <w:r>
+        <w:t>Идёт караванщик, видит — на дороге лежит Коготь Смерти. Мёртвый. Он подходит, рассматривает. Из кустов вылезает мутант.</w:t>
+      </w:r>
+    </w:p>
+    <w:p>
+      <w:r>
+        <w:t>— Это ты его убил?</w:t>
+      </w:r>
+    </w:p>
+    <w:p>
+      <w:r>
+        <w:t>— Ага.</w:t>
+      </w:r>
+    </w:p>
+    <w:p>
+      <w:r>
+        <w:t>— А как?</w:t>
+      </w:r>
+    </w:p>
+    <w:p>
+      <w:r>
+        <w:t>— А я не убивал. Я ему книжку почитал. Он уснул и не проснулся.</w:t>
+      </w:r>
+    </w:p>
+    <w:p>
+      <w:r>
+        <w:t>— Что за книжка?</w:t>
+      </w:r>
+    </w:p>
+    <w:p>
+      <w:r>
+        <w:t>— «Как стать лучше». Пособие для саморазвития. Оно на всех действует, даже на Когтей.</w:t>
+      </w:r>
+    </w:p>
+    <w:p/>
+    <w:p>
+      <w:r>
+        <w:t>**Анекдот 25**</w:t>
+      </w:r>
+      <w:r>
+        <w:t xml:space="preserve"> </w:t>
+      </w:r>
+      <w:r>
+        <w:t>Встречаются два рейдера.</w:t>
+      </w:r>
+    </w:p>
+    <w:p>
+      <w:r>
+        <w:t>— Слышал, ты теперь босс?</w:t>
+      </w:r>
+    </w:p>
+    <w:p>
+      <w:r>
+        <w:t>— Ага.</w:t>
+      </w:r>
+    </w:p>
+    <w:p>
+      <w:r>
+        <w:t>— А как ты остальных перебил?</w:t>
+      </w:r>
+    </w:p>
+    <w:p>
+      <w:r>
+        <w:t>— А я их перехитрил. Сказал, что за холмом лежит целый склад с патронами. Они побежали, а я их сзади из пулемёта.</w:t>
+      </w:r>
+    </w:p>
+    <w:p>
+      <w:r>
+        <w:t>— И много взял?</w:t>
+      </w:r>
+    </w:p>
+    <w:p>
+      <w:r>
+        <w:t>— Да ничего не взял. Склад-то был пустой. Но зато я теперь главный.</w:t>
+      </w:r>
+    </w:p>
+    <w:p/>
+    <w:p>
+      <w:r>
+        <w:t>**Анекдот 26**</w:t>
+      </w:r>
+      <w:r>
+        <w:t xml:space="preserve"> </w:t>
+      </w:r>
+      <w:r>
+        <w:t>Сидят два поселенца у костра. Один другому говорит:</w:t>
+      </w:r>
+    </w:p>
+    <w:p>
+      <w:r>
+        <w:t>— Слышал, наш сосед вчера в подвал полез.</w:t>
+      </w:r>
+    </w:p>
+    <w:p>
+      <w:r>
+        <w:t>— Ну и что?</w:t>
+      </w:r>
+    </w:p>
+    <w:p>
+      <w:r>
+        <w:t>— Говорит, нашёл там довоенный бункер. С оружием, с консервами, с книгами.</w:t>
+      </w:r>
+    </w:p>
+    <w:p>
+      <w:r>
+        <w:t>— Повезло ему.</w:t>
+      </w:r>
+    </w:p>
+    <w:p>
+      <w:r>
+        <w:t>— Да не особо. Он открыл одну банку, съел, и теперь у него три глаза растут.</w:t>
+      </w:r>
+    </w:p>
+    <w:p>
+      <w:r>
+        <w:t>— А что за банка?</w:t>
+      </w:r>
+    </w:p>
+    <w:p>
+      <w:r>
+        <w:t>— «Свинина тушёная. 2075 год». Просроченная, видать.</w:t>
+      </w:r>
+    </w:p>
+    <w:p/>
+    <w:p>
+      <w:r>
+        <w:t>**Анекдот 27**</w:t>
+      </w:r>
+      <w:r>
+        <w:t xml:space="preserve"> </w:t>
+      </w:r>
+      <w:r>
+        <w:t>Заходит мутант в бар, подходит к стойке.</w:t>
+      </w:r>
+    </w:p>
+    <w:p>
+      <w:r>
+        <w:t>— Дай мне выпить.</w:t>
+      </w:r>
+    </w:p>
+    <w:p>
+      <w:r>
+        <w:lastRenderedPageBreak/>
+        <w:t>— Чего тебе? — спрашивает бармен.</w:t>
+      </w:r>
+    </w:p>
+    <w:p>
+      <w:r>
+        <w:t>— Чего-нибудь покрепче.</w:t>
+      </w:r>
+    </w:p>
+    <w:p>
+      <w:r>
+        <w:t>Бармен наливает ему самогона. Мутант выпивает, морщится.</w:t>
+      </w:r>
+    </w:p>
+    <w:p>
+      <w:r>
+        <w:t>— Гадость какая. А подешевле есть?</w:t>
+      </w:r>
+    </w:p>
+    <w:p>
+      <w:r>
+        <w:t>— Это и есть самое дешёвое. Дороже — ядер-кола.</w:t>
+      </w:r>
+    </w:p>
+    <w:p>
+      <w:r>
+        <w:t>— А почему кола дороже?</w:t>
+      </w:r>
+    </w:p>
+    <w:p>
+      <w:r>
+        <w:t>— Потому что её рейдеры из Даймонд-сити тащат. Рискуют жизнями.</w:t>
+      </w:r>
+    </w:p>
+    <w:p>
+      <w:r>
+        <w:t>— А самогон?</w:t>
+      </w:r>
+    </w:p>
+    <w:p>
+      <w:r>
+        <w:t>— А самогон мы сами гоним. Из кактусов. Никто не рискует, кроме нашей печени.</w:t>
+      </w:r>
+    </w:p>
+    <w:p/>
+    <w:p>
+      <w:r>
+        <w:t>**Анекдот 28**</w:t>
+      </w:r>
+      <w:r>
+        <w:t xml:space="preserve"> </w:t>
+      </w:r>
+      <w:r>
+        <w:t>Беседуют два члена Железной дороги в штабе.</w:t>
+      </w:r>
+    </w:p>
+    <w:p>
+      <w:r>
+        <w:t>— Слышал, мы вчера трёх синтов вывезли из Института.</w:t>
+      </w:r>
+    </w:p>
+    <w:p>
+      <w:r>
+        <w:t>— Молодцы. А куда?</w:t>
+      </w:r>
+    </w:p>
+    <w:p>
+      <w:r>
+        <w:t>— В убежище, к надёжным людям.</w:t>
+      </w:r>
+    </w:p>
+    <w:p>
+      <w:r>
+        <w:t>— И что они там делают?</w:t>
+      </w:r>
+    </w:p>
+    <w:p>
+      <w:r>
+        <w:t>— Работают. Один в поле, другой в мастерской, третий... третий стихи пишет.</w:t>
+      </w:r>
+    </w:p>
+    <w:p>
+      <w:r>
+        <w:t>— Стихи? Синт?!</w:t>
+      </w:r>
+    </w:p>
+    <w:p>
+      <w:r>
+        <w:t>— Ага. Говорит, что душа просит прекрасного. Мы ему бумагу купили, карандаш. Пишет теперь. Говорят, неплохо получается.</w:t>
+      </w:r>
+    </w:p>
+    <w:p/>
+    <w:p>
+      <w:r>
+        <w:t>**Анекдот 29**</w:t>
+      </w:r>
+      <w:r>
+        <w:t xml:space="preserve"> </w:t>
+      </w:r>
+      <w:r>
+        <w:t>Сидят два рейдера в засаде, ждут караван. Один другому шепчет:</w:t>
+      </w:r>
+    </w:p>
+    <w:p>
+      <w:r>
+        <w:t>— Слышь, а ты уверен, что они здесь пойдут?</w:t>
+      </w:r>
+    </w:p>
+    <w:p>
+      <w:r>
+        <w:t>— Уверен. Торговец сказал, что повезёт товар в Даймонд-сити.</w:t>
+      </w:r>
+    </w:p>
+    <w:p>
+      <w:r>
+        <w:t>— А ты откуда знаешь?</w:t>
+      </w:r>
+    </w:p>
+    <w:p>
+      <w:r>
+        <w:t>— Я его пытал.</w:t>
+      </w:r>
+    </w:p>
+    <w:p>
+      <w:r>
+        <w:t>— И что, сказал?</w:t>
+      </w:r>
+    </w:p>
+    <w:p>
+      <w:r>
+        <w:t>— Сказал. Правда, потом выяснилось, что он вообще не торговец, а актёр из театра. Но караван-то должен быть!</w:t>
+      </w:r>
+    </w:p>
+    <w:p/>
+    <w:p>
+      <w:r>
+        <w:t>**Анекдот 30**</w:t>
+      </w:r>
+      <w:r>
+        <w:t xml:space="preserve"> </w:t>
+      </w:r>
+      <w:r>
+        <w:t>Встречает гуль путника на дороге.</w:t>
+      </w:r>
+    </w:p>
+    <w:p>
+      <w:r>
+        <w:t>— Эй, странник, дай закурить.</w:t>
+      </w:r>
+    </w:p>
+    <w:p>
+      <w:r>
+        <w:t>— Я не курю.</w:t>
+      </w:r>
+    </w:p>
+    <w:p>
+      <w:r>
+        <w:t>— А выпить?</w:t>
+      </w:r>
+    </w:p>
+    <w:p>
+      <w:r>
+        <w:lastRenderedPageBreak/>
+        <w:t>— Не пью.</w:t>
+      </w:r>
+    </w:p>
+    <w:p>
+      <w:r>
+        <w:t>— А поесть?</w:t>
+      </w:r>
+    </w:p>
+    <w:p>
+      <w:r>
+        <w:t>— Нет.</w:t>
+      </w:r>
+    </w:p>
+    <w:p>
+      <w:r>
+        <w:t>— А чего же ты делаешь в пустоши, если ничего не потребляешь?</w:t>
+      </w:r>
+    </w:p>
+    <w:p>
+      <w:r>
+        <w:t>— Я ищу смысл жизни.</w:t>
+      </w:r>
+    </w:p>
+    <w:p>
+      <w:r>
+        <w:t>Гуль задумался, потом говорит:</w:t>
+      </w:r>
+    </w:p>
+    <w:p>
+      <w:r>
+        <w:t>— Смысл жизни... Я его искал двести лет. И знаешь что?</w:t>
+      </w:r>
+    </w:p>
+    <w:p>
+      <w:r>
+        <w:t>— Что?</w:t>
+      </w:r>
+    </w:p>
+    <w:p>
+      <w:r>
+        <w:t>— Его нет. Есть только пустошь, радиация и рейдеры. А смысл каждый сам придумывает. Вот я, например, придумал, что мой смысл — просить у путников закурить.</w:t>
       </w:r>
     </w:p>
     <w:sectPr>
@@ -1486,7 +2946,7 @@
 </file>
 
 <file path=word/styles.xml><?xml version="1.0" encoding="utf-8"?>
-<w:styles xmlns:mc="http://schemas.openxmlformats.org/markup-compatibility/2006" xmlns:r="http://schemas.openxmlformats.org/officeDocument/2006/relationships" xmlns:w="http://schemas.openxmlformats.org/wordprocessingml/2006/main" xmlns:w14="http://schemas.microsoft.com/office/word/2010/wordml" xmlns:w15="http://schemas.microsoft.com/office/word/2012/wordml" xmlns:w16se="http://schemas.microsoft.com/office/word/2015/wordml/symex" mc:Ignorable="w14 w15 w16se">
+<w:styles xmlns:mc="http://schemas.openxmlformats.org/markup-compatibility/2006" xmlns:r="http://schemas.openxmlformats.org/officeDocument/2006/relationships" xmlns:w="http://schemas.openxmlformats.org/wordprocessingml/2006/main" xmlns:w14="http://schemas.microsoft.com/office/word/2010/wordml" xmlns:w15="http://schemas.microsoft.com/office/word/2012/wordml" xmlns:w16cex="http://schemas.microsoft.com/office/word/2018/wordml/cex" xmlns:w16cid="http://schemas.microsoft.com/office/word/2016/wordml/cid" xmlns:w16="http://schemas.microsoft.com/office/word/2018/wordml" xmlns:w16du="http://schemas.microsoft.com/office/word/2023/wordml/word16du" xmlns:w16sdtdh="http://schemas.microsoft.com/office/word/2020/wordml/sdtdatahash" xmlns:w16sdtfl="http://schemas.microsoft.com/office/word/2024/wordml/sdtformatlock" xmlns:w16se="http://schemas.microsoft.com/office/word/2015/wordml/symex" mc:Ignorable="w14 w15 w16se w16cid w16 w16cex w16sdtdh w16sdtfl w16du">
   <w:docDefaults>
     <w:rPrDefault>
       <w:rPr>
@@ -1502,7 +2962,7 @@
       </w:pPr>
     </w:pPrDefault>
   </w:docDefaults>
-  <w:latentStyles w:defLockedState="0" w:defUIPriority="99" w:defSemiHidden="0" w:defUnhideWhenUsed="0" w:defQFormat="0" w:count="371">
+  <w:latentStyles w:defLockedState="0" w:defUIPriority="99" w:defSemiHidden="0" w:defUnhideWhenUsed="0" w:defQFormat="0" w:count="376">
     <w:lsdException w:name="Normal" w:uiPriority="0" w:qFormat="1"/>
     <w:lsdException w:name="heading 1" w:uiPriority="9" w:qFormat="1"/>
     <w:lsdException w:name="heading 2" w:semiHidden="1" w:uiPriority="9" w:unhideWhenUsed="1" w:qFormat="1"/>
@@ -1874,6 +3334,11 @@
     <w:lsdException w:name="List Table 5 Dark Accent 6" w:uiPriority="50"/>
     <w:lsdException w:name="List Table 6 Colorful Accent 6" w:uiPriority="51"/>
     <w:lsdException w:name="List Table 7 Colorful Accent 6" w:uiPriority="52"/>
+    <w:lsdException w:name="Mention" w:semiHidden="1" w:unhideWhenUsed="1"/>
+    <w:lsdException w:name="Smart Hyperlink" w:semiHidden="1" w:unhideWhenUsed="1"/>
+    <w:lsdException w:name="Hashtag" w:semiHidden="1" w:unhideWhenUsed="1"/>
+    <w:lsdException w:name="Unresolved Mention" w:semiHidden="1" w:unhideWhenUsed="1"/>
+    <w:lsdException w:name="Smart Link" w:semiHidden="1" w:unhideWhenUsed="1"/>
   </w:latentStyles>
   <w:style w:type="paragraph" w:default="1" w:styleId="a">
     <w:name w:val="Normal"/>

--- a/adventures.docx
+++ b/adventures.docx
@@ -1,16 +1,10 @@
 
 <file path=word/document.xml><?xml version="1.0" encoding="utf-8"?>
-<w:document xmlns:wpc="http://schemas.microsoft.com/office/word/2010/wordprocessingCanvas" xmlns:cx="http://schemas.microsoft.com/office/drawing/2014/chartex" xmlns:cx1="http://schemas.microsoft.com/office/drawing/2015/9/8/chartex" xmlns:cx2="http://schemas.microsoft.com/office/drawing/2015/10/21/chartex" xmlns:cx3="http://schemas.microsoft.com/office/drawing/2016/5/9/chartex" xmlns:cx4="http://schemas.microsoft.com/office/drawing/2016/5/10/chartex" xmlns:cx5="http://schemas.microsoft.com/office/drawing/2016/5/11/chartex" xmlns:cx6="http://schemas.microsoft.com/office/drawing/2016/5/12/chartex" xmlns:cx7="http://schemas.microsoft.com/office/drawing/2016/5/13/chartex" xmlns:cx8="http://schemas.microsoft.com/office/drawing/2016/5/14/chartex" xmlns:mc="http://schemas.openxmlformats.org/markup-compatibility/2006" xmlns:aink="http://schemas.microsoft.com/office/drawing/2016/ink" xmlns:am3d="http://schemas.microsoft.com/office/drawing/2017/model3d" xmlns:o="urn:schemas-microsoft-com:office:office" xmlns:oel="http://schemas.microsoft.com/office/2019/extlst" xmlns:r="http://schemas.openxmlformats.org/officeDocument/2006/relationships" xmlns:m="http://schemas.openxmlformats.org/officeDocument/2006/math" xmlns:v="urn:schemas-microsoft-com:vml" xmlns:wp14="http://schemas.microsoft.com/office/word/2010/wordprocessingDrawing" xmlns:wp="http://schemas.openxmlformats.org/drawingml/2006/wordprocessingDrawing" xmlns:w10="urn:schemas-microsoft-com:office:word" xmlns:w="http://schemas.openxmlformats.org/wordprocessingml/2006/main" xmlns:w14="http://schemas.microsoft.com/office/word/2010/wordml" xmlns:w15="http://schemas.microsoft.com/office/word/2012/wordml" xmlns:w16cex="http://schemas.microsoft.com/office/word/2018/wordml/cex" xmlns:w16cid="http://schemas.microsoft.com/office/word/2016/wordml/cid" xmlns:w16="http://schemas.microsoft.com/office/word/2018/wordml" xmlns:w16du="http://schemas.microsoft.com/office/word/2023/wordml/word16du" xmlns:w16sdtdh="http://schemas.microsoft.com/office/word/2020/wordml/sdtdatahash" xmlns:w16sdtfl="http://schemas.microsoft.com/office/word/2024/wordml/sdtformatlock" xmlns:w16se="http://schemas.microsoft.com/office/word/2015/wordml/symex" xmlns:wpg="http://schemas.microsoft.com/office/word/2010/wordprocessingGroup" xmlns:wpi="http://schemas.microsoft.com/office/word/2010/wordprocessingInk" xmlns:wne="http://schemas.microsoft.com/office/word/2006/wordml" xmlns:wps="http://schemas.microsoft.com/office/word/2010/wordprocessingShape" mc:Ignorable="w14 w15 w16se w16cid w16 w16cex w16sdtdh w16sdtfl w16du wp14">
+<w:document xmlns:wpc="http://schemas.microsoft.com/office/word/2010/wordprocessingCanvas" xmlns:cx="http://schemas.microsoft.com/office/drawing/2014/chartex" xmlns:mc="http://schemas.openxmlformats.org/markup-compatibility/2006" xmlns:o="urn:schemas-microsoft-com:office:office" xmlns:r="http://schemas.openxmlformats.org/officeDocument/2006/relationships" xmlns:m="http://schemas.openxmlformats.org/officeDocument/2006/math" xmlns:v="urn:schemas-microsoft-com:vml" xmlns:wp14="http://schemas.microsoft.com/office/word/2010/wordprocessingDrawing" xmlns:wp="http://schemas.openxmlformats.org/drawingml/2006/wordprocessingDrawing" xmlns:w10="urn:schemas-microsoft-com:office:word" xmlns:w="http://schemas.openxmlformats.org/wordprocessingml/2006/main" xmlns:w14="http://schemas.microsoft.com/office/word/2010/wordml" xmlns:w15="http://schemas.microsoft.com/office/word/2012/wordml" xmlns:w16se="http://schemas.microsoft.com/office/word/2015/wordml/symex" xmlns:wpg="http://schemas.microsoft.com/office/word/2010/wordprocessingGroup" xmlns:wpi="http://schemas.microsoft.com/office/word/2010/wordprocessingInk" xmlns:wne="http://schemas.microsoft.com/office/word/2006/wordml" xmlns:wps="http://schemas.microsoft.com/office/word/2010/wordprocessingShape" mc:Ignorable="w14 w15 w16se wp14">
   <w:body>
     <w:p>
       <w:r>
-        <w:t>**История 1: Торговец с Юга**</w:t>
-      </w:r>
-      <w:r>
-        <w:t xml:space="preserve"> </w:t>
-      </w:r>
-      <w:r>
-        <w:t xml:space="preserve">Я шёл вдоль старой, растрескавшейся автострады, когда услышал стрельбу. Звук шёл из-за холма, где когда-то была заправка. Осторожно выглянув, я увидел трёх рейдеров, которые пытались забрать груз у старика, прижимавшегося к своему ржавому фургону. Рейдеры были вооружены обрезами и вели себя нагло. Я не думал, просто поднял свой переделанный пистолет-пулемёт и открыл огонь с фланга. Двое упали сразу, третий попытался убежать, но я не дал ему шанса. Старик, трясущийся от страха, представился </w:t>
+        <w:t xml:space="preserve">**История 1: Торговец с Юга** Я шёл вдоль старой, растрескавшейся автострады, когда услышал стрельбу. Звук шёл из-за холма, где когда-то была заправка. Осторожно выглянув, я увидел трёх рейдеров, которые пытались забрать груз у старика, прижимавшегося к своему ржавому фургону. Рейдеры были вооружены обрезами и вели себя нагло. Я не думал, просто поднял свой переделанный пистолет-пулемёт и открыл огонь с фланга. Двое упали сразу, третий попытался убежать, но я не дал ему шанса. Старик, трясущийся от страха, представился </w:t>
       </w:r>
       <w:proofErr w:type="spellStart"/>
       <w:r>
@@ -18,7 +12,15 @@
       </w:r>
       <w:proofErr w:type="spellEnd"/>
       <w:r>
-        <w:t xml:space="preserve">. Он сказал, что везёт партию лекарств из Даймонд-сити в Поселение </w:t>
+        <w:t xml:space="preserve">. Он сказал, что везёт партию лекарств из </w:t>
+      </w:r>
+      <w:proofErr w:type="spellStart"/>
+      <w:r>
+        <w:t>Даймонд</w:t>
+      </w:r>
+      <w:proofErr w:type="spellEnd"/>
+      <w:r>
+        <w:t xml:space="preserve">-сити в Поселение </w:t>
       </w:r>
       <w:proofErr w:type="spellStart"/>
       <w:r>
@@ -32,49 +34,33 @@
     <w:p/>
     <w:p>
       <w:r>
-        <w:t>**История 2: Шёпот из-под земли**</w:t>
-      </w:r>
-      <w:r>
-        <w:t xml:space="preserve"> </w:t>
-      </w:r>
-      <w:r>
-        <w:t>Ночь застала меня в руинах небольшого городка. Я решил укрыться в здании старой школы, надеясь найти сухой угол. Внутри было тихо, слишком тихо. Я разжёг небольшую горелку, чтобы осмотреться. И тут я услышал звук. Сначала я подумал, что это ветер, но потом понял: это был шёпот. Он доносился из подвала. Я спустился вниз, держа оружие наготове. В темноте я увидел группу людей — они сидели на полу, раскачиваясь и что-то бормоча. Они были похожи на диких гулей, но не совсем. Их кожа была бледной, глаза — пустыми. Один из них поднял голову и уставился прямо на меня. «Они приходят», — прошептал он. — «Ты чувствуешь?» Я не стал ждать, пока они решат, кто именно "приходит". Я выбежал наружу и бежал до тех пор, пока школа не скрылась из виду. С тех пор я стараюсь не ночевать в подвалах.</w:t>
-      </w:r>
-    </w:p>
-    <w:p/>
-    <w:p>
-      <w:r>
-        <w:t>**История 3: Железный брат**</w:t>
-      </w:r>
-      <w:r>
-        <w:t xml:space="preserve"> </w:t>
-      </w:r>
-      <w:r>
-        <w:t>Я наткнулся на него у входа в тоннель метро — одинокого робота-мусорщика, который отчаянно пытался отбиться от стаи диких собак. Его манипуляторы искрили, а одна из гусениц была повреждена. Я помог ему, расстреляв собак из дробовика. Робот, назвавшийся «Мистер Гадкий-Упрямый-12», поблагодарил меня и сказал, что направляется на свалку за западным шоссе. Мы разговорились. Он рассказал мне о старом мире, о том, как раньше люди покупали его модели для уборки домов, а не для того, чтобы выдирать из него запчасти. Я помог ему добраться до свалки и даже нашёл для него новую гусеницу среди обломков. «Знаешь, — сказал он, — иногда металл тоже нуждается в друге». Я улыбнулся, хотя сам не понял, почему это сделал.</w:t>
-      </w:r>
-    </w:p>
-    <w:p/>
-    <w:p>
-      <w:r>
-        <w:t>**История 4: Проклятие руин**</w:t>
-      </w:r>
-      <w:r>
-        <w:t xml:space="preserve"> </w:t>
-      </w:r>
-      <w:r>
-        <w:t>Это здание привлекло меня своей архитектурой — высокое, довоенное, с колоннами. Я надеялся найти там припасы. Внутри пахло сыростью и плесенью. Я поднимался по лестнице, переступая через обломки, когда заметил это — силовое поле, мерцающее в конце коридора. Рядом стоял терминал. Я включил его и прочитал последнюю запись: «Объект заражён. Система жизнеобеспечения отключена. Всем покинуть уровни 4–7». Я не знаю, что случилось с теми, кто не успел уйти, но я понял, что здесь делать нечего. Спускаясь вниз, я услышал шаги за спиной. Быстрые, нервные. Я побежал, не оборачиваясь. Когда я выскочил на улицу, сердце колотилось где-то в горле. Я не видел, кто это был, и, честно говоря, не хочу знать.</w:t>
-      </w:r>
-    </w:p>
-    <w:p/>
-    <w:p>
-      <w:r>
-        <w:t>**История 5: Маленькая война**</w:t>
-      </w:r>
-      <w:r>
-        <w:t xml:space="preserve"> </w:t>
-      </w:r>
-      <w:r>
-        <w:t xml:space="preserve">Проходя мимо старой фабрики, я стал свидетелем странного зрелища: две группы рейдеров ожесточённо перестреливались друг с другом из-за ржавого грузовика. Они кричали что-то о "территории" и "праве на хабар". Я залёг за бетонными блоками и решил просто понаблюдать. Бойня была жестокой и бессмысленной. Когда последний выживший из одной группы упал, я подумал, что всё кончено. Но из-за грузовика вышел маленький мальчик, </w:t>
+        <w:t xml:space="preserve">**История 2: Шёпот из-под земли** Ночь застала меня в руинах небольшого городка. Я решил укрыться в здании старой школы, надеясь найти сухой угол. Внутри было тихо, слишком тихо. Я разжёг небольшую горелку, чтобы осмотреться. И тут я услышал звук. Сначала я подумал, что это ветер, но потом понял: это был шёпот. Он доносился из подвала. Я спустился вниз, держа оружие наготове. В темноте я увидел группу людей — они сидели на полу, раскачиваясь и что-то бормоча. Они были похожи </w:t>
+      </w:r>
+      <w:proofErr w:type="gramStart"/>
+      <w:r>
+        <w:t>на диких гулей</w:t>
+      </w:r>
+      <w:proofErr w:type="gramEnd"/>
+      <w:r>
+        <w:t>, но не совсем. Их кожа была бледной, глаза — пустыми. Один из них поднял голову и уставился прямо на меня. «Они приходят», — прошептал он. — «Ты чувствуешь?» Я не стал ждать, пока они решат, кто именно "приходит". Я выбежал наружу и бежал до тех пор, пока школа не скрылась из виду. С тех пор я стараюсь не ночевать в подвалах.</w:t>
+      </w:r>
+    </w:p>
+    <w:p/>
+    <w:p>
+      <w:r>
+        <w:t>**История 3: Железный брат** Я наткнулся на него у входа в тоннель метро — одинокого робота-мусорщика, который отчаянно пытался отбиться от стаи диких собак. Его манипуляторы искрили, а одна из гусениц была повреждена. Я помог ему, расстреляв собак из дробовика. Робот, назвавшийся «Мистер Гадкий-Упрямый-12», поблагодарил меня и сказал, что направляется на свалку за западным шоссе. Мы разговорились. Он рассказал мне о старом мире, о том, как раньше люди покупали его модели для уборки домов, а не для того, чтобы выдирать из него запчасти. Я помог ему добраться до свалки и даже нашёл для него новую гусеницу среди обломков. «Знаешь, — сказал он, — иногда металл тоже нуждается в друге». Я улыбнулся, хотя сам не понял, почему это сделал.</w:t>
+      </w:r>
+    </w:p>
+    <w:p/>
+    <w:p>
+      <w:r>
+        <w:t>**История 4: Проклятие руин** Это здание привлекло меня своей архитектурой — высокое, довоенное, с колоннами. Я надеялся найти там припасы. Внутри пахло сыростью и плесенью. Я поднимался по лестнице, переступая через обломки, когда заметил это — силовое поле, мерцающее в конце коридора. Рядом стоял терминал. Я включил его и прочитал последнюю запись: «Объект заражён. Система жизнеобеспечения отключена. Всем покинуть уровни 4–7». Я не знаю, что случилось с теми, кто не успел уйти, но я понял, что здесь делать нечего. Спускаясь вниз, я услышал шаги за спиной. Быстрые, нервные. Я побежал, не оборачиваясь. Когда я выскочил на улицу, сердце колотилось где-то в горле. Я не видел, кто это был, и, честно говоря, не хочу знать.</w:t>
+      </w:r>
+    </w:p>
+    <w:p/>
+    <w:p>
+      <w:r>
+        <w:t xml:space="preserve">**История 5: Маленькая война** Проходя мимо старой фабрики, я стал свидетелем странного зрелища: две группы рейдеров ожесточённо перестреливались друг с другом из-за ржавого грузовика. Они кричали что-то о "территории" и "праве на хабар". Я залёг за бетонными блоками и решил просто понаблюдать. Бойня была жестокой и бессмысленной. Когда последний выживший из одной группы упал, я подумал, что всё кончено. Но из-за грузовика вышел маленький мальчик, </w:t>
       </w:r>
       <w:r>
         <w:lastRenderedPageBreak/>
@@ -84,25 +70,13 @@
     <w:p/>
     <w:p>
       <w:r>
-        <w:t>**История 6: Голос сверху**</w:t>
-      </w:r>
-      <w:r>
-        <w:t xml:space="preserve"> </w:t>
-      </w:r>
-      <w:r>
-        <w:t>Я шёл через болота к югу от Бостона, когда услышал гул. Знакомый гул. Винтокрыл Братства Стали. Машина пролетела прямо надо мной, низко, так что я даже разглядел эмблему на борту. Она направлялась на восток, к аэропорту. Я смотрел ей вслед, и меня накрыло странное чувство. Огромная машина, полная солдат, летящая по разрушенному миру. Она внушала одновременно и страх, и надежду. Страх, что они могут решить, что я — угроза. Надежду, что где-то есть сила, способная навести порядок. Но потом я вспомнил развалины, трупы и бессмысленную резню, и понял, что даже у них есть свои тёмные секреты. Винтокрыл скрылся за горизонтом, а я остался один на один с болотом и тишиной.</w:t>
-      </w:r>
-    </w:p>
-    <w:p/>
-    <w:p>
-      <w:r>
-        <w:t>**История 7: Зелёный туман**</w:t>
-      </w:r>
-      <w:r>
-        <w:t xml:space="preserve"> </w:t>
-      </w:r>
-      <w:r>
-        <w:t xml:space="preserve">Я зашёл слишком далеко на юго-запад. Воздух стал тяжёлым, а на коже появился лёгкий зуд. Я понял, что это Светящееся Море. Мне говорили о нём, но я не слушал. Пейзаж здесь был чудовищным: искореженная земля, трещины, из которых сочился зеленоватый туман, и мёртвая тишина. Ни птиц, ни насекомых, только радиация и ветер. Я надел защитный костюм, который купил у торговца, и пошёл дальше, надеясь найти укрытие. И тут я увидел его — огромного </w:t>
+        <w:t>**История 6: Голос сверху** Я шёл через болота к югу от Бостона, когда услышал гул. Знакомый гул. Винтокрыл Братства Стали. Машина пролетела прямо надо мной, низко, так что я даже разглядел эмблему на борту. Она направлялась на восток, к аэропорту. Я смотрел ей вслед, и меня накрыло странное чувство. Огромная машина, полная солдат, летящая по разрушенному миру. Она внушала одновременно и страх, и надежду. Страх, что они могут решить, что я — угроза. Надежду, что где-то есть сила, способная навести порядок. Но потом я вспомнил развалины, трупы и бессмысленную резню, и понял, что даже у них есть свои тёмные секреты. Винтокрыл скрылся за горизонтом, а я остался один на один с болотом и тишиной.</w:t>
+      </w:r>
+    </w:p>
+    <w:p/>
+    <w:p>
+      <w:r>
+        <w:t xml:space="preserve">**История 7: Зелёный туман** Я зашёл слишком далеко на юго-запад. Воздух стал тяжёлым, а на коже появился лёгкий зуд. Я понял, что это Светящееся Море. Мне говорили о нём, но я не слушал. Пейзаж здесь был чудовищным: искореженная земля, трещины, из которых сочился зеленоватый туман, и мёртвая тишина. Ни птиц, ни насекомых, только радиация и ветер. Я надел защитный костюм, который купил у торговца, и пошёл дальше, надеясь найти укрытие. И тут я увидел его — огромного </w:t>
       </w:r>
       <w:proofErr w:type="spellStart"/>
       <w:r>
@@ -116,25 +90,13 @@
     <w:p/>
     <w:p>
       <w:r>
-        <w:t>**История 8: Сад в пустоши**</w:t>
-      </w:r>
-      <w:r>
-        <w:t xml:space="preserve"> </w:t>
-      </w:r>
-      <w:r>
-        <w:t>Среди серых руин я наткнулся на огороженный участок. За забором росла кукуруза и тыквы. Я не мог поверить своим глазам. Рядом стоял старик с лейкой и ружьём. Он не выстрелил, только кивнул. «Проходи, путник, если с миром». Я спросил его, как ему удаётся выращивать урожай в этой мёртвой земле. Он усмехнулся и показал на старую бочку с водой, к которой был подключён ржавый насос. «Вода из-под земли. Чистая. Надо только уметь достать». Он угостил меня кукурузой, и я впервые за долгое время попробовал что-то свежее. Мы говорили о жизни, о войне, о том, что даже в самом аду можно найти райский уголок, если очень постараться. Уходя, я оставил ему патроны. Он заслужил этот сад.</w:t>
-      </w:r>
-    </w:p>
-    <w:p/>
-    <w:p>
-      <w:r>
-        <w:t>**История 9: Робот-полицейский**</w:t>
-      </w:r>
-      <w:r>
-        <w:t xml:space="preserve"> </w:t>
-      </w:r>
-      <w:r>
-        <w:t xml:space="preserve">Я проходил мимо руин полицейского участка. Изнутри доносился механический голос, повторяющий одно и то же: «Вернитесь в свои дома. Введён комендантский час. Нарушители будут задержаны». Я заглянул внутрь. Там, в темноте, стоял </w:t>
+        <w:t>**История 8: Сад в пустоши** Среди серых руин я наткнулся на огороженный участок. За забором росла кукуруза и тыквы. Я не мог поверить своим глазам. Рядом стоял старик с лейкой и ружьём. Он не выстрелил, только кивнул. «Проходи, путник, если с миром». Я спросил его, как ему удаётся выращивать урожай в этой мёртвой земле. Он усмехнулся и показал на старую бочку с водой, к которой был подключён ржавый насос. «Вода из-под земли. Чистая. Надо только уметь достать». Он угостил меня кукурузой, и я впервые за долгое время попробовал что-то свежее. Мы говорили о жизни, о войне, о том, что даже в самом аду можно найти райский уголок, если очень постараться. Уходя, я оставил ему патроны. Он заслужил этот сад.</w:t>
+      </w:r>
+    </w:p>
+    <w:p/>
+    <w:p>
+      <w:r>
+        <w:t xml:space="preserve">**История 9: Робот-полицейский** Я проходил мимо руин полицейского участка. Изнутри доносился механический голос, повторяющий одно и то же: «Вернитесь в свои дома. Введён комендантский час. Нарушители будут задержаны». Я заглянул внутрь. Там, в темноте, стоял </w:t>
       </w:r>
       <w:proofErr w:type="spellStart"/>
       <w:r>
@@ -149,61 +111,39 @@
     <w:p>
       <w:r>
         <w:lastRenderedPageBreak/>
-        <w:t>**История 10: Тень в башне**</w:t>
-      </w:r>
-      <w:r>
-        <w:t xml:space="preserve"> </w:t>
-      </w:r>
-      <w:r>
-        <w:t>Я решил исследовать высотное здание в центре Бостона. Подниматься пришлось долго, по разбитым лестницам и обрушенным пролётам. На одном из верхних этажей я увидел её — снайпершу в засаде. Она сидела в кресле, устремив взгляд на пустую улицу внизу. Рядом с ней лежала винтовка и пустые гильзы. Она была мертва уже несколько недель, но поза её была такой, будто она всё ещё ждала врага. Я посмотрел туда же, куда смотрела она. Ничего. Ни движения, ни жизни. Просто очередная улица мёртвого города. Я забрал её патроны и вышел на балкон. Ветер завывал в пустых пролётах. Я подумал: сколько ещё таких, как она, умерло в одиночестве, охраняя никому не нужные руины? Ответа у меня не было. Я просто спустился вниз и пошёл дальше.</w:t>
-      </w:r>
-    </w:p>
-    <w:p/>
-    <w:p>
-      <w:r>
-        <w:t>**История 11: Подземный рынок**</w:t>
-      </w:r>
-      <w:r>
-        <w:t xml:space="preserve"> </w:t>
-      </w:r>
-      <w:r>
-        <w:t>Под Добрососедством есть места, о которых не пишут в путеводителях. Я нашёл люк, ведущий в старые туннели метро, и спустился туда в поисках короткого пути. Вместо этого я наткнулся на импровизированный рынок. Несколько торговцев разложили товары прямо на рельсах, освещая прилавки тусклыми фонарями. Здесь пахло сыростью и жжёным порохом. Один из них, гуль по имени Морт, торговал довоенными безделушками. Я разговорился с ним, и он рассказал, что эти туннели — целая сеть, соединяющая полгорода. «Здесь безопасно, — прохрипел он, — сверху только рейдеры и мутанты, а здесь — мы». Я купил у него несколько патронов и старую карту, на которой были отмечены затопленные участки. Уходя, я оглянулся: в полумраке туннеля эти люди казались призраками, тенями, отказавшимися умирать на поверхности.</w:t>
-      </w:r>
-    </w:p>
-    <w:p/>
-    <w:p>
-      <w:r>
-        <w:t>**История 12: Последователь Атома**</w:t>
-      </w:r>
-      <w:r>
-        <w:t xml:space="preserve"> </w:t>
-      </w:r>
-      <w:r>
-        <w:t>Я встретил его у старой церкви, почти полностью разрушенной. Он сидел на груде камней и смотрел на закат. Белые одежды, бритоголовый, с нашивкой в виде атома. «Благословение Великого Атома», — сказал он, не оборачиваясь. Я хмыкнул и спросил, какое же благословение можно найти в радиации, которая убивает. Он повернулся и посмотрел на меня безумными, но спокойными глазами. «Она не убивает, брат. Она очищает. Это тепло новой жизни, свет, который сожжёт старый мир и возродит новый». Я промолчал. Спорить с фанатиками бесполезно. Он предложил мне разделить с ним трапезу — какие-то консервы, которые светились в темноте. Я вежливо отказался и пошёл дальше. Но его слова застряли в голове. Может, в этом безумии есть своя правда? А может, это просто радиация плавит им мозги.</w:t>
-      </w:r>
-    </w:p>
-    <w:p/>
-    <w:p>
-      <w:r>
-        <w:t>**История 13: Буря**</w:t>
-      </w:r>
-      <w:r>
-        <w:t xml:space="preserve"> </w:t>
-      </w:r>
-      <w:r>
-        <w:t>Небо почернело мгновенно. Ещё минуту назад светило солнце, а теперь ветер сбивал с ног, а песок и пыль забивались в каждую щель брони. Радиоактивная буря. Я бросился к ближайшему укрытию — старому автобусу, наполовину вросшему в землю. Внутри уже кто-то был. Семья из трёх человек: отец, мать и подросток. Они сидели молча, вжавшись в сиденья. Мать плакала. Отец сжимал ржавый топор. Я сел напротив и кивнул. Буря выла снаружи, автобус трясло. Никто не проронил ни слова. Когда всё стихло, мы вышли. Солнце снова светило. Отец посмотрел на меня и коротко бросил: «Спасибо, что не стрелял». И они ушли. Странная благодарность для этого мира.</w:t>
-      </w:r>
-    </w:p>
-    <w:p/>
-    <w:p>
-      <w:r>
-        <w:t>**История 14: Механический страж**</w:t>
-      </w:r>
-      <w:r>
-        <w:t xml:space="preserve"> </w:t>
-      </w:r>
-      <w:r>
-        <w:t>Завод «</w:t>
+        <w:t xml:space="preserve">**История 10: Тень в башне** Я решил исследовать высотное здание в центре Бостона. Подниматься пришлось долго, по разбитым лестницам и обрушенным пролётам. На одном из верхних этажей я увидел её — </w:t>
+      </w:r>
+      <w:proofErr w:type="spellStart"/>
+      <w:r>
+        <w:t>снайпершу</w:t>
+      </w:r>
+      <w:proofErr w:type="spellEnd"/>
+      <w:r>
+        <w:t xml:space="preserve"> в засаде. Она сидела в кресле, устремив взгляд на пустую улицу внизу. Рядом с ней лежала винтовка и пустые гильзы. Она была мертва уже несколько недель, но поза её была такой, будто она всё ещё ждала врага. Я посмотрел туда же, куда смотрела она. Ничего. Ни движения, ни жизни. Просто очередная улица мёртвого города. Я забрал её патроны и вышел на балкон. Ветер завывал в пустых пролётах. Я подумал: сколько ещё таких, как она, умерло в одиночестве, охраняя никому не нужные руины? Ответа у меня не было. Я просто спустился вниз и пошёл дальше.</w:t>
+      </w:r>
+    </w:p>
+    <w:p/>
+    <w:p>
+      <w:r>
+        <w:t>**История 11: Подземный рынок** Под Добрососедством есть места, о которых не пишут в путеводителях. Я нашёл люк, ведущий в старые туннели метро, и спустился туда в поисках короткого пути. Вместо этого я наткнулся на импровизированный рынок. Несколько торговцев разложили товары прямо на рельсах, освещая прилавки тусклыми фонарями. Здесь пахло сыростью и жжёным порохом. Один из них, гуль по имени Морт, торговал довоенными безделушками. Я разговорился с ним, и он рассказал, что эти туннели — целая сеть, соединяющая полгорода. «Здесь безопасно, — прохрипел он, — сверху только рейдеры и мутанты, а здесь — мы». Я купил у него несколько патронов и старую карту, на которой были отмечены затопленные участки. Уходя, я оглянулся: в полумраке туннеля эти люди казались призраками, тенями, отказавшимися умирать на поверхности.</w:t>
+      </w:r>
+    </w:p>
+    <w:p/>
+    <w:p>
+      <w:r>
+        <w:t>**История 12: Последователь Атома** Я встретил его у старой церкви, почти полностью разрушенной. Он сидел на груде камней и смотрел на закат. Белые одежды, бритоголовый, с нашивкой в виде атома. «Благословение Великого Атома», — сказал он, не оборачиваясь. Я хмыкнул и спросил, какое же благословение можно найти в радиации, которая убивает. Он повернулся и посмотрел на меня безумными, но спокойными глазами. «Она не убивает, брат. Она очищает. Это тепло новой жизни, свет, который сожжёт старый мир и возродит новый». Я промолчал. Спорить с фанатиками бесполезно. Он предложил мне разделить с ним трапезу — какие-то консервы, которые светились в темноте. Я вежливо отказался и пошёл дальше. Но его слова застряли в голове. Может, в этом безумии есть своя правда? А может, это просто радиация плавит им мозги.</w:t>
+      </w:r>
+    </w:p>
+    <w:p/>
+    <w:p>
+      <w:r>
+        <w:t>**История 13: Буря** Небо почернело мгновенно. Ещё минуту назад светило солнце, а теперь ветер сбивал с ног, а песок и пыль забивались в каждую щель брони. Радиоактивная буря. Я бросился к ближайшему укрытию — старому автобусу, наполовину вросшему в землю. Внутри уже кто-то был. Семья из трёх человек: отец, мать и подросток. Они сидели молча, вжавшись в сиденья. Мать плакала. Отец сжимал ржавый топор. Я сел напротив и кивнул. Буря выла снаружи, автобус трясло. Никто не проронил ни слова. Когда всё стихло, мы вышли. Солнце снова светило. Отец посмотрел на меня и коротко бросил: «Спасибо, что не стрелял». И они ушли. Странная благодарность для этого мира.</w:t>
+      </w:r>
+    </w:p>
+    <w:p/>
+    <w:p>
+      <w:r>
+        <w:t>**История 14: Механический страж** Завод «</w:t>
       </w:r>
       <w:proofErr w:type="spellStart"/>
       <w:r>
@@ -221,61 +161,55 @@
     <w:p/>
     <w:p>
       <w:r>
-        <w:t>**История 15: Одинокий рейдер**</w:t>
-      </w:r>
-      <w:r>
-        <w:t xml:space="preserve"> </w:t>
-      </w:r>
-      <w:r>
-        <w:t>Я шёл через лес и наткнулся на одинокую фигуру у костра. Рейдер, но не в банде. Он сидел и чистил своё ружьё. Завидев меня, он даже не дёрнулся. «Садись, путник, — сказал он, — мясо есть». Я удивился, но присел. Мы ели жареного кролика и молчали. Потом он заговорил. Рассказал, что устал от своих, от бессмысленной резни, от приказов главаря. Он просто сбежал. Живёт один, охотится, никого не трогает. «Пустоша большая, — сказал он, — всем места хватит. Не понимаю, почему люди не могут просто жить и давать жить другим». Я не знал, что ему ответить. Мы попрощались утром. Я пошёл на юг, он остался в лесу. Надеюсь, он выживет.</w:t>
-      </w:r>
-    </w:p>
-    <w:p/>
-    <w:p>
-      <w:r>
-        <w:t>**История 16: Логово кровососов**</w:t>
-      </w:r>
-      <w:r>
-        <w:t xml:space="preserve"> </w:t>
-      </w:r>
-      <w:r>
-        <w:t>Я полез в старую шахту, надеясь найти там цветные металлы. Внутри было темно и сыро. Я включил фонарь на каске и пошёл вглубь. И тут я услышал это — хлопанье крыльев. Кровососы. Они набросились на меня из темноты, огромные, с длинными хоботками. Я открыл огонь, но их было слишком много. Я побежал назад, стреляя на бегу. Один вцепился мне в плечо, и я почувствовал, как он пытается пробить броню. Я ударил его прикладом, отбросил, выбежал наружу и завалил вход камнями. Несколько минут я просто сидел и тяжело дышал. Плечо болело, но броня выдержала. В следующий раз буду думать, прежде чем лезть в такие дыры.</w:t>
-      </w:r>
-    </w:p>
-    <w:p/>
-    <w:p>
-      <w:r>
-        <w:t>**История 17: Подводная лодка**</w:t>
-      </w:r>
-      <w:r>
-        <w:t xml:space="preserve"> </w:t>
-      </w:r>
-      <w:r>
-        <w:t>У побережья я заметил нечто странное — из воды торчала рубка подводной лодки. Я нашёл плот и добрался до неё. Люк был открыт. Внутри царил полумрак, пахло соляркой и гнилью. Я прошёл по узким коридорам, перешагивая через скелеты моряков в пожелтевших робах. В центральном отсеке работал аварийный генератор, тускло освещая приборные панели. Я наткнулся на капитана, вернее, на то, что от него осталось. Рядом с ним лежал пистолет и личный дневник. Я прочитал последнюю запись: «Торпеды ушли. Мы сделали это. Прощайте». Эта лодка, должно быть, участвовала в самой войне. Я забрал пистолет и несколько инструментов и выбрался наружу. Солнце показалось мне особенно ярким.</w:t>
-      </w:r>
-    </w:p>
-    <w:p/>
-    <w:p>
-      <w:r>
-        <w:t>**История 18: Безумный учёный**</w:t>
-      </w:r>
-      <w:r>
-        <w:t xml:space="preserve"> </w:t>
-      </w:r>
-      <w:r>
-        <w:t>В одном из бункеров я нашёл лабораторию. Внутри всё гудело и мигало. За стеклом, в изолированной камере, стоял человек в белом халате. Он улыбался. «А-а, посетитель! — закричал он через динамик. — Я как раз искал добровольца!» Он сказал, что работает над сывороткой, которая должна подавлять агрессию у людей. Я спросил, зачем. «Чтобы мы могли жить в мире!» — воскликнул он. Я посмотрел на его «добровольцев» в соседних камерах — несколько мутантов и гулей, которые сидели в углу и смотрели в одну точку. Они были похожи на зомби. Я вежливо отказался и пошёл к выходу. «Вернись! — кричал он мне вслед. — Это во имя науки!» Я не вернулся. В его мире я не хотел жить.</w:t>
-      </w:r>
-    </w:p>
-    <w:p/>
-    <w:p>
-      <w:r>
-        <w:t>**История 19: Тишина в эфире**</w:t>
-      </w:r>
-      <w:r>
-        <w:t xml:space="preserve"> </w:t>
-      </w:r>
-      <w:r>
-        <w:t xml:space="preserve">У меня был старый довоенный радиоприёмник. Я часто крутил ручку, пытаясь поймать хоть что-то, кроме «Радио Свобода» или помех. Однажды ночью, когда я </w:t>
+        <w:t xml:space="preserve">**История 15: Одинокий рейдер** Я шёл через лес и наткнулся на одинокую фигуру у костра. Рейдер, но не в банде. Он сидел и чистил своё ружьё. Завидев меня, он даже не дёрнулся. </w:t>
+      </w:r>
+      <w:proofErr w:type="gramStart"/>
+      <w:r>
+        <w:t>«Садись, путник</w:t>
+      </w:r>
+      <w:proofErr w:type="gramEnd"/>
+      <w:r>
+        <w:t xml:space="preserve">, — сказал он, — мясо есть». Я удивился, но присел. Мы ели жареного кролика и молчали. Потом он заговорил. Рассказал, что устал от своих, от бессмысленной резни, от приказов главаря. Он просто сбежал. Живёт один, охотится, никого не трогает. </w:t>
+      </w:r>
+      <w:proofErr w:type="gramStart"/>
+      <w:r>
+        <w:t>«Пустоша большая</w:t>
+      </w:r>
+      <w:proofErr w:type="gramEnd"/>
+      <w:r>
+        <w:t>, — сказал он, — всем места хватит. Не понимаю, почему люди не могут просто жить и давать жить другим». Я не знал, что ему ответить. Мы попрощались утром. Я пошёл на юг, он остался в лесу. Надеюсь, он выживет.</w:t>
+      </w:r>
+    </w:p>
+    <w:p/>
+    <w:p>
+      <w:r>
+        <w:t>**История 16: Логово кровососов** Я полез в старую шахту, надеясь найти там цветные металлы. Внутри было темно и сыро. Я включил фонарь на каске и пошёл вглубь. И тут я услышал это — хлопанье крыльев. Кровососы. Они набросились на меня из темноты, огромные, с длинными хоботками. Я открыл огонь, но их было слишком много. Я побежал назад, стреляя на бегу. Один вцепился мне в плечо, и я почувствовал, как он пытается пробить броню. Я ударил его прикладом, отбросил, выбежал наружу и завалил вход камнями. Несколько минут я просто сидел и тяжело дышал. Плечо болело, но броня выдержала. В следующий раз буду думать, прежде чем лезть в такие дыры.</w:t>
+      </w:r>
+    </w:p>
+    <w:p/>
+    <w:p>
+      <w:r>
+        <w:t>**История 17: Подводная лодка** У побережья я заметил нечто странное — из воды торчала рубка подводной лодки. Я нашёл плот и добрался до неё. Люк был открыт. Внутри царил полумрак, пахло соляркой и гнилью. Я прошёл по узким коридорам, перешагивая через скелеты моряков в пожелтевших робах. В центральном отсеке работал аварийный генератор, тускло освещая приборные панели. Я наткнулся на капитана, вернее, на то, что от него осталось. Рядом с ним лежал пистолет и личный дневник. Я прочитал последнюю запись: «Торпеды ушли. Мы сделали это. Прощайте». Эта лодка, должно быть, участвовала в самой войне. Я забрал пистолет и несколько инструментов и выбрался наружу. Солнце показалось мне особенно ярким.</w:t>
+      </w:r>
+    </w:p>
+    <w:p/>
+    <w:p>
+      <w:r>
+        <w:t xml:space="preserve">**История 18: Безумный учёный** </w:t>
+      </w:r>
+      <w:proofErr w:type="gramStart"/>
+      <w:r>
+        <w:t>В</w:t>
+      </w:r>
+      <w:proofErr w:type="gramEnd"/>
+      <w:r>
+        <w:t xml:space="preserve"> одном из бункеров я нашёл лабораторию. Внутри всё гудело и мигало. За стеклом, в изолированной камере, стоял человек в белом халате. Он улыбался. «А-а, посетитель! — закричал он через динамик. — Я как раз искал добровольца!» Он сказал, что работает над сывороткой, которая должна подавлять агрессию у людей. Я спросил, зачем. «Чтобы мы могли жить в мире!» — воскликнул он. Я посмотрел на его «добровольцев» в соседних камерах — несколько мутантов и гулей, которые сидели в углу и смотрели в одну точку. Они были похожи на зомби. Я вежливо отказался и пошёл к выходу. «Вернись! — кричал он мне вслед. — Это во имя науки!» Я не вернулся. В его мире я не хотел жить.</w:t>
+      </w:r>
+    </w:p>
+    <w:p/>
+    <w:p>
+      <w:r>
+        <w:t xml:space="preserve">**История 19: Тишина в эфире** У меня был старый довоенный радиоприёмник. Я часто крутил ручку, пытаясь поймать хоть что-то, кроме «Радио Свобода» или помех. Однажды ночью, когда я </w:t>
       </w:r>
       <w:r>
         <w:lastRenderedPageBreak/>
@@ -285,25 +219,21 @@
     <w:p/>
     <w:p>
       <w:r>
-        <w:t>**История 20: Возвращение**</w:t>
-      </w:r>
-      <w:r>
-        <w:t xml:space="preserve"> </w:t>
-      </w:r>
-      <w:r>
-        <w:t>Я шёл по знакомой дороге. Той самой, что вела к моему... убежищу? Нет, не убежищу. К месту, которое я когда-то называл домом. Я не знаю, зачем я туда шёл. Просто ноги сами несли. Руины. Всё, что осталось от того места, — это груда бетона и ржавой арматуры. Я стоял и смотрел на неё, пытаясь вспомнить хоть что-то. Лица, голоса, запахи. Но в голове была пустота. Только обрывки каких-то снов, которые я не мог собрать воедино. Ветер завывал в развалинах, и мне показалось, что я слышу смех. Детский смех. Но это был только ветер. Я постоял ещё немного, развернулся и пошёл обратно в пустошь. Здесь мне больше нечего было искать.</w:t>
-      </w:r>
-    </w:p>
-    <w:p/>
-    <w:p>
-      <w:r>
-        <w:t>**История 21: Оракул в мусоре**</w:t>
-      </w:r>
-      <w:r>
-        <w:t xml:space="preserve"> </w:t>
-      </w:r>
-      <w:r>
-        <w:t xml:space="preserve">На огромной свалке западнее Бостона я наткнулся на необычного обитателя. Старый гуль по имени Мозес жил в автобусе, наполовину засыпанном мусором. Он утверждал, что может читать будущее по тому, как падают тени от ржавых железок. Я, конечно, не поверил, но решил послушать. Он бросил на землю несколько </w:t>
+        <w:t>**История 20: Возвращение** Я шёл по знакомой дороге. Той самой, что вела к моему... убежищу? Нет, не убежищу. К месту, которое я когда-то называл домом. Я не знаю, зачем я туда шёл. Просто ноги сами несли. Руины. Всё, что осталось от того места, — это груда бетона и ржавой арматуры. Я стоял и смотрел на неё, пытаясь вспомнить хоть что-то. Лица, голоса, запахи. Но в голове была пустота. Только обрывки каких-то снов, которые я не мог собрать воедино. Ветер завывал в развалинах, и мне показалось, что я слышу смех. Детский смех. Но это был только ветер. Я постоял ещё немного, развернулся и пошёл обратно в пустошь. Здесь мне больше нечего было искать.</w:t>
+      </w:r>
+    </w:p>
+    <w:p/>
+    <w:p>
+      <w:r>
+        <w:t xml:space="preserve">**История 21: Оракул в мусоре** На огромной свалке западнее Бостона я наткнулся на необычного обитателя. Старый гуль по имени </w:t>
+      </w:r>
+      <w:proofErr w:type="spellStart"/>
+      <w:r>
+        <w:t>Мозес</w:t>
+      </w:r>
+      <w:proofErr w:type="spellEnd"/>
+      <w:r>
+        <w:t xml:space="preserve"> жил в автобусе, наполовину засыпанном мусором. Он утверждал, что может читать будущее по тому, как падают тени от ржавых железок. Я, конечно, не поверил, но решил послушать. Он бросил на землю несколько </w:t>
       </w:r>
       <w:proofErr w:type="spellStart"/>
       <w:r>
@@ -317,86 +247,76 @@
     <w:p/>
     <w:p>
       <w:r>
-        <w:t>**История 22: Бой без правил**</w:t>
-      </w:r>
-      <w:r>
-        <w:t xml:space="preserve"> </w:t>
-      </w:r>
-      <w:r>
-        <w:t>В руинах театра я наткнулся на странное сборище. Несколько рейдеров устроили подпольный бойцовский клуб. На старой сцене два здоровяка молотили друг друга кастетами под улюлюканье толпы. Я присел в углу, никто не обратил на меня внимания — все смотрели на зрелище. Один из бойцов упал и не встал. Победитель, огромный детина со шрамом через всё лицо, обвёл взглядом зал и вдруг ткнул пальцем в меня. «Эй, ты, в броне! Выходи!» Толпа заревела. Я медленно встал, подошёл к краю сцены, посмотрел на него... и достал пистолет. Тишина в зале была оглушительной. «Правила, — сказал я, — изменились». Я выстрелил в люстру над его головой, и она рухнула на сцену, подняв кучу пыли. Пока все кашляли и разбегались, я спокойно вышел через чёрный ход.</w:t>
-      </w:r>
-    </w:p>
-    <w:p/>
-    <w:p>
-      <w:r>
-        <w:t>**История 23: Радиоактивный источник**</w:t>
-      </w:r>
-      <w:r>
-        <w:t xml:space="preserve"> </w:t>
-      </w:r>
-      <w:r>
-        <w:t>Посреди высохшего озера я заметил пар. Странный, зеленоватый пар, поднимающийся из расщелины. Подойдя ближе, я увидел источник — небольшой гейзер, бьющий прямо из-под земли, и вода вокруг него светилась мягким зелёным светом. Я достал счётчик Гейгера. Он зашкаливал. Но самое странное было в другом — у самого края воды росли цветы. Ярко-красные, неестественно живые цветы. Я не решился к ним прикоснуться. Кто знает, что они впитали за эти годы. Может, они лечат, а может, убивают быстрее пули. Я просто обошёл озеро стороной, но ещё долго думал об этих цветах, растущих в самом сердце смерти.</w:t>
-      </w:r>
-    </w:p>
-    <w:p/>
-    <w:p>
-      <w:r>
-        <w:lastRenderedPageBreak/>
-        <w:t>**История 24: Хранитель кладбища**</w:t>
-      </w:r>
-      <w:r>
-        <w:t xml:space="preserve"> </w:t>
-      </w:r>
-      <w:r>
-        <w:t>Старое кладбище на холме охранял робот. Не боевой, а какой-то служебный, с табличкой «Смотритель» на груди. Он медленно ходил между могил, сгребал опавшие листья и что-то бормотал. Я подошёл поближе. Он остановился и повернул голову. «Здравствуйте, сэр. Вы пришли посетить кого-то из родственников?» — спросил он вежливо. Я ответил, что просто прохожу мимо. «Очень жаль, — ответил робот. — Здесь так мало посетителей. Все эти люди заслуживают, чтобы их помнили». Он показал мне несколько могил, за которыми ухаживал особенно тщательно. Там были имена, даты, эпитафии. Я прочитал: «Он любил яблочный пирог». «Она верила в лучшее». Простые слова о простых людях. Я оставил роботу несколько батареек. Он заслужил их.</w:t>
-      </w:r>
-    </w:p>
-    <w:p/>
-    <w:p>
-      <w:r>
-        <w:t>**История 25: Ловушка для дураков**</w:t>
-      </w:r>
-      <w:r>
-        <w:t xml:space="preserve"> </w:t>
-      </w:r>
-      <w:r>
-        <w:t>Я нашёл идеальное место для ночлега — небольшой домик на отшибе, с целой крышей и даже печкой. Слишком идеальное. Внутри было чисто, на столе стояла еда, в печи дрова. Мой внутренний голос кричал: «Ловушка!» Я обыскал дом и нашёл провод, ведущий от стола к двери подпола. Аккуратно, стараясь не шуметь, я открыл дверцу. Внизу горел свет, и я увидел тела. Несколько человек, убитых недавно, и рядом с ними — радиоактивную мину, привязанную к датчику движения. Я тихо вылез обратно, бесшумно покинул дом и залёг в кустах. Через час пришли хозяева — двое рейдеров с самодельными ружьями. Они вошли внутрь и начали ругаться, что никто не попался. Я не стал их убивать, просто ушёл. Пусть живут со своей неудачной ловушкой.</w:t>
-      </w:r>
-    </w:p>
-    <w:p/>
-    <w:p>
-      <w:r>
-        <w:t>**История 26: Мёртвый город**</w:t>
-      </w:r>
-      <w:r>
-        <w:t xml:space="preserve"> </w:t>
-      </w:r>
-      <w:r>
-        <w:t>Я зашёл в город, которого не было ни на одной карте. Небольшой, полностью разрушенный, но с одной странностью — на стенах домов висели таблички с номерами и надписями. «Сектор А. Зачищено». «Сектор Б. Опасно». Это напоминало военную операцию. В центре города стояла старая церковь, единственное уцелевшее здание. Внутри я нашёл терминал и кучу армейских ящиков. Терминал сообщал: «Операция "Чистка". Цель: ликвидация заражённых. Результат: достигнут. Рекомендуется карантин на 200 лет». Заражённые — это были люди. Жители этого города. Кто-то пришёл и убил их всех, просто потому что они могли представлять угрозу. Я выключил терминал и вышел. В этом городе не было ни одного трупа. Кто-то их убрал. Очень аккуратно.</w:t>
-      </w:r>
-    </w:p>
-    <w:p/>
-    <w:p>
-      <w:r>
-        <w:t>**История 27: Старый друг**</w:t>
-      </w:r>
-      <w:r>
-        <w:t xml:space="preserve"> </w:t>
-      </w:r>
-      <w:r>
-        <w:t>В баре Добрососедства я встретил старика, который смотрел на меня слишком пристально. Он подошёл и спросил: «Ты не помнишь меня, парень?» Я ответил, что нет. «А я тебя помню, — сказал он. — Ты был там, у плотины. Когда всё горело». Я попытался вспомнить, но в голове была пустота. Он покачал головой. «Видать, крепко тебя приложило. Ладно, бывай». И ушёл. Я до сих пор гадаю, что это было. Может, он обознался. А может, моя память — это вообще не моя память. С тех пор я часто думаю об этом старике и о плотине, которой я не помню.</w:t>
-      </w:r>
-    </w:p>
-    <w:p/>
-    <w:p>
-      <w:r>
-        <w:t>**История 28: Машина времени**</w:t>
-      </w:r>
-      <w:r>
-        <w:t xml:space="preserve"> </w:t>
-      </w:r>
-      <w:r>
-        <w:t xml:space="preserve">В подвале старой библиотеки я нашёл комнату, заставленную старыми компьютерами. Один из них всё ещё работал. На экране мигала надпись: «Архив новостей. 2050–2077». Я начал листать заголовки. «Китай усиливает присутствие на Аляске». «Правительство утверждает программу "Убежище"». «Президент выступил с речью о ядерном сдерживании». Последняя запись была датирована 23 октября 2077 года. «Система раннего оповещения зафиксировала множественные пуски. Источник не установлен. Всем гражданам немедленно проследовать в бомбоубежища». И тишина. Я сидел и смотрел на этот экран, читая </w:t>
+        <w:t xml:space="preserve">**История 22: Бой без правил** </w:t>
+      </w:r>
+      <w:proofErr w:type="gramStart"/>
+      <w:r>
+        <w:t>В</w:t>
+      </w:r>
+      <w:proofErr w:type="gramEnd"/>
+      <w:r>
+        <w:t xml:space="preserve"> руинах театра я наткнулся на странное сборище. Несколько рейдеров устроили подпольный бойцовский клуб. На старой сцене два здоровяка молотили друг друга кастетами под улюлюканье толпы. Я присел в углу, никто не обратил на меня внимания — все смотрели на зрелище. Один из бойцов упал и не встал. Победитель, огромный детина со шрамом через всё лицо, обвёл взглядом зал и вдруг ткнул пальцем в меня. «Эй, ты, в броне! Выходи!» Толпа заревела. Я медленно встал, подошёл к краю сцены, посмотрел на него... и достал пистолет. Тишина в зале была оглушительной. «Правила, — сказал я, — изменились». Я выстрелил в люстру над его головой, и она рухнула на сцену, подняв кучу пыли. Пока все кашляли и разбегались, я спокойно вышел через чёрный ход.</w:t>
+      </w:r>
+    </w:p>
+    <w:p/>
+    <w:p>
+      <w:r>
+        <w:t>**История 23: Радиоактивный источник** Посреди высохшего озера я заметил пар. Странный, зеленоватый пар, поднимающийся из расщелины. Подойдя ближе, я увидел источник — небольшой гейзер, бьющий прямо из-под земли, и вода вокруг него светилась мягким зелёным светом. Я достал счётчик Гейгера. Он зашкаливал. Но самое странное было в другом — у самого края воды росли цветы. Ярко-красные, неестественно живые цветы. Я не решился к ним прикоснуться. Кто знает, что они впитали за эти годы. Может, они лечат, а может, убивают быстрее пули. Я просто обошёл озеро стороной, но ещё долго думал об этих цветах, растущих в самом сердце смерти.</w:t>
+      </w:r>
+    </w:p>
+    <w:p/>
+    <w:p>
+      <w:r>
+        <w:lastRenderedPageBreak/>
+        <w:t>**История 24: Хранитель кладбища** Старое кладбище на холме охранял робот. Не боевой, а какой-то служебный, с табличкой «Смотритель» на груди. Он медленно ходил между могил, сгребал опавшие листья и что-то бормотал. Я подошёл поближе. Он остановился и повернул голову. «Здравствуйте, сэр. Вы пришли посетить кого-то из родственников?» — спросил он вежливо. Я ответил, что просто прохожу мимо. «Очень жаль, — ответил робот. — Здесь так мало посетителей. Все эти люди заслуживают, чтобы их помнили». Он показал мне несколько могил, за которыми ухаживал особенно тщательно. Там были имена, даты, эпитафии. Я прочитал: «Он любил яблочный пирог». «Она верила в лучшее». Простые слова о простых людях. Я оставил роботу несколько батареек. Он заслужил их.</w:t>
+      </w:r>
+    </w:p>
+    <w:p/>
+    <w:p>
+      <w:r>
+        <w:t>**История 25: Ловушка для дураков** Я нашёл идеальное место для ночлега — небольшой домик на отшибе, с целой крышей и даже печкой. Слишком идеальное. Внутри было чисто, на столе стояла еда, в печи дрова. Мой внутренний голос кричал: «Ловушка!» Я обыскал дом и нашёл провод, ведущий от стола к двери подпола. Аккуратно, стараясь не шуметь, я открыл дверцу. Внизу горел свет, и я увидел тела. Несколько человек, убитых недавно, и рядом с ними — радиоактивную мину, привязанную к датчику движения. Я тихо вылез обратно, бесшумно покинул дом и залёг в кустах. Через час пришли хозяева — двое рейдеров с самодельными ружьями. Они вошли внутрь и начали ругаться, что никто не попался. Я не стал их убивать, просто ушёл. Пусть живут со своей неудачной ловушкой.</w:t>
+      </w:r>
+    </w:p>
+    <w:p/>
+    <w:p>
+      <w:r>
+        <w:t>**История 26: Мёртвый город** Я зашёл в город, которого не было ни на одной карте. Небольшой, полностью разрушенный, но с одной странностью — на стенах домов висели таблички с номерами и надписями. «Сектор А. Зачищено». «Сектор Б. Опасно». Это напоминало военную операцию. В центре города стояла старая церковь, единственное уцелевшее здание. Внутри я нашёл терминал и кучу армейских ящиков. Терминал сообщал: «Операция "Чистка". Цель: ликвидация заражённых. Результат: достигнут. Рекомендуется карантин на 200 лет». Заражённые — это были люди. Жители этого города. Кто-то пришёл и убил их всех, просто потому что они могли представлять угрозу. Я выключил терминал и вышел. В этом городе не было ни одного трупа. Кто-то их убрал. Очень аккуратно.</w:t>
+      </w:r>
+    </w:p>
+    <w:p/>
+    <w:p>
+      <w:r>
+        <w:t xml:space="preserve">**История 27: Старый друг** </w:t>
+      </w:r>
+      <w:proofErr w:type="gramStart"/>
+      <w:r>
+        <w:t>В</w:t>
+      </w:r>
+      <w:proofErr w:type="gramEnd"/>
+      <w:r>
+        <w:t xml:space="preserve"> баре Добрососедства я встретил старика, который смотрел на меня слишком пристально. Он подошёл и спросил: «Ты не помнишь меня, парень?» Я ответил, что нет. </w:t>
+      </w:r>
+      <w:proofErr w:type="gramStart"/>
+      <w:r>
+        <w:t>«А я тебя помню</w:t>
+      </w:r>
+      <w:proofErr w:type="gramEnd"/>
+      <w:r>
+        <w:t>, — сказал он. — Ты был там, у плотины. Когда всё горело». Я попытался вспомнить, но в голове была пустота. Он покачал головой. «Видать, крепко тебя приложило. Ладно, бывай». И ушёл. Я до сих пор гадаю, что это было. Может, он обознался. А может, моя память — это вообще не моя память. С тех пор я часто думаю об этом старике и о плотине, которой я не помню.</w:t>
+      </w:r>
+    </w:p>
+    <w:p/>
+    <w:p>
+      <w:r>
+        <w:t xml:space="preserve">**История 28: Машина времени** </w:t>
+      </w:r>
+      <w:proofErr w:type="gramStart"/>
+      <w:r>
+        <w:t>В</w:t>
+      </w:r>
+      <w:proofErr w:type="gramEnd"/>
+      <w:r>
+        <w:t xml:space="preserve"> подвале старой библиотеки я нашёл комнату, заставленную старыми компьютерами. Один из них всё ещё работал. На экране мигала надпись: «Архив новостей. 2050–2077». Я начал листать заголовки. «Китай усиливает присутствие на Аляске». «Правительство утверждает программу "Убежище"». «Президент выступил с речью о ядерном сдерживании». Последняя запись была датирована 23 октября 2077 года. «Система раннего оповещения зафиксировала множественные пуски. Источник не установлен. Всем гражданам немедленно проследовать в бомбоубежища». И тишина. Я сидел и смотрел на этот экран, читая </w:t>
       </w:r>
       <w:r>
         <w:lastRenderedPageBreak/>
@@ -406,49 +326,65 @@
     <w:p/>
     <w:p>
       <w:r>
-        <w:t>**История 29: Спасатель**</w:t>
-      </w:r>
-      <w:r>
-        <w:t xml:space="preserve"> </w:t>
-      </w:r>
-      <w:r>
-        <w:t>Я услышал крики о помощи из старого грузовика, стоящего на краю обрыва. Подбежав, я увидел, что в кабине застрял человек, а грузовик медленно сползает в пропасть. Я попытался открыть дверь, но её заклинило. Снизу, из ущелья, уже доносилось шипение — там кипела радиоактивная жижа. Я достал монтировку и начал ломать дверь. Грузовик дёрнулся и сполз ещё на метр. Человек внутри кричал от страха. Ещё рывок — и дверь поддалась. Я вытащил его за секунду до того, как грузовик рухнул вниз. Он был торговцем, вёз товар в соседний город. В благодарность он отдал мне половину того, что было в кузове — консервы, патроны и старый довоенный компас. «Пустошь не такая уж и пустая, если в ней есть такие, как ты», — сказал он на прощание.</w:t>
-      </w:r>
-    </w:p>
-    <w:p/>
-    <w:p>
-      <w:r>
-        <w:t>**История 30: Конец пути**</w:t>
-      </w:r>
-      <w:r>
-        <w:t xml:space="preserve"> </w:t>
-      </w:r>
-      <w:r>
-        <w:t>Я сидел на крыше старого небоскрёба и смотрел на закат. Город внизу тонул в золотистом свете, и на мгновение показалось, что он снова живой. Где-то вдалеке выли собаки, ветер доносил запах гари и пыли. Я думал о том, сколько ещё идти, сколько ещё стрелять, сколько ещё терять. Вспомнил все лица, что встречал на пути — хорошие и плохие, живые и мёртвые. Вспомнил того старика-гуля, торговца, робота на кладбище. И вдруг понял простую вещь. Я иду не для того, чтобы найти ответы. Я иду, потому что остановиться — значит умереть. Пустошь не прощает слабости. Я встал, проверил оружие и начал спускаться вниз. Впереди была ночь, а за ней — новый день и новая дорога.</w:t>
-      </w:r>
-    </w:p>
-    <w:p/>
-    <w:p>
-      <w:r>
-        <w:t>**История 31: Художник Пустоши**</w:t>
-      </w:r>
-      <w:r>
-        <w:t xml:space="preserve"> </w:t>
-      </w:r>
-      <w:r>
-        <w:t>В разрушенной галерее я наткнулся на человека с мольбертом. Он рисовал углём на куске картона. На его рисунке была пустошь, но не серая и мёртвая, а полная красок — закатное небо горело оранжевым, а кусты светились зелёным. «Правда, красиво?» — спросил он, не оборачиваясь. Я сказал, что никогда не думал об этом месте как о красивом. «Ты просто не умеешь смотреть, — ответил он. — В каждом разрушении есть своя эстетика. В каждом скелете — своя история». Он показал мне другие рисунки: рейдеры, спящие у костра, мутант, играющий с щенком дворняги, довоенная вывеска, на которой всё ещё можно прочитать название. Я купил у него один рисунок за пачку патронов. Теперь он висит у меня в убежище. Напоминает, что даже здесь есть место для красоты.</w:t>
-      </w:r>
-    </w:p>
-    <w:p/>
-    <w:p>
-      <w:r>
-        <w:t>**История 32: Летописец**</w:t>
-      </w:r>
-      <w:r>
-        <w:t xml:space="preserve"> </w:t>
-      </w:r>
-      <w:r>
-        <w:t>В библиотеке Даймонд-сити я встретил старуху, которая собирала истории выживших. Она сидела за столом, заваленным клочками бумаги, и записывала всё, что ей рассказывали. «Садись, странник, — сказала она. — Расскажи мне свою историю». Я сказал, что у меня нет истории. Она усмехнулась: «У каждого есть история. Даже у тебя». Я рассказал ей о своих скитаниях, о встрече с торговцем, о буре, о роботе на кладбище. Она всё записала мелким, аккуратным почерком. «Это важно, — сказала она. — Когда не станет нас, эти бумаги останутся. Люди будущего должны знать, как мы жили. Как выживали. Как умирали». Я оставил ей немного еды. Её дело важнее любой стрельбы.</w:t>
+        <w:t>**История 29: Спасатель** Я услышал крики о помощи из старого грузовика, стоящего на краю обрыва. Подбежав, я увидел, что в кабине застрял человек, а грузовик медленно сползает в пропасть. Я попытался открыть дверь, но её заклинило. Снизу, из ущелья, уже доносилось шипение — там кипела радиоактивная жижа. Я достал монтировку и начал ломать дверь. Грузовик дёрнулся и сполз ещё на метр. Человек внутри кричал от страха. Ещё рывок — и дверь поддалась. Я вытащил его за секунду до того, как грузовик рухнул вниз. Он был торговцем, вёз товар в соседний город. В благодарность он отдал мне половину того, что было в кузове — консервы, патроны и старый довоенный компас. «Пустошь не такая уж и пустая, если в ней есть такие, как ты», — сказал он на прощание.</w:t>
+      </w:r>
+    </w:p>
+    <w:p/>
+    <w:p>
+      <w:r>
+        <w:t>**История 30: Конец пути** Я сидел на крыше старого небоскрёба и смотрел на закат. Город внизу тонул в золотистом свете, и на мгновение показалось, что он снова живой. Где-то вдалеке выли собаки, ветер доносил запах гари и пыли. Я думал о том, сколько ещё идти, сколько ещё стрелять, сколько ещё терять. Вспомнил все лица, что встречал на пути — хорошие и плохие, живые и мёртвые. Вспомнил того старика-гуля, торговца, робота на кладбище. И вдруг понял простую вещь. Я иду не для того, чтобы найти ответы. Я иду, потому что остановиться — значит умереть. Пустошь не прощает слабости. Я встал, проверил оружие и начал спускаться вниз. Впереди была ночь, а за ней — новый день и новая дорога.</w:t>
+      </w:r>
+    </w:p>
+    <w:p/>
+    <w:p>
+      <w:r>
+        <w:t xml:space="preserve">**История 31: Художник Пустоши** </w:t>
+      </w:r>
+      <w:proofErr w:type="gramStart"/>
+      <w:r>
+        <w:t>В</w:t>
+      </w:r>
+      <w:proofErr w:type="gramEnd"/>
+      <w:r>
+        <w:t xml:space="preserve"> разрушенной галерее я наткнулся на человека с мольбертом. Он рисовал углём на куске картона. На его рисунке была пустошь, но не серая и мёртвая, а полная красок — закатное небо горело оранжевым, а кусты светились зелёным. «Правда, красиво?» — спросил он, не оборачиваясь. Я сказал, что никогда не думал об этом месте как о красивом. «Ты просто не умеешь смотреть, — ответил он. — В каждом разрушении есть своя эстетика. В каждом скелете — своя история». Он показал мне другие рисунки: рейдеры, спящие у костра, мутант, играющий с щенком дворняги, довоенная вывеска, на которой всё ещё можно прочитать название. Я купил у него один рисунок за пачку патронов. Теперь он висит у меня в убежище. Напоминает, что даже здесь есть место для красоты.</w:t>
+      </w:r>
+    </w:p>
+    <w:p/>
+    <w:p>
+      <w:r>
+        <w:t xml:space="preserve">**История 32: Летописец** </w:t>
+      </w:r>
+      <w:proofErr w:type="gramStart"/>
+      <w:r>
+        <w:t>В</w:t>
+      </w:r>
+      <w:proofErr w:type="gramEnd"/>
+      <w:r>
+        <w:t xml:space="preserve"> библиотеке </w:t>
+      </w:r>
+      <w:proofErr w:type="spellStart"/>
+      <w:r>
+        <w:t>Даймонд</w:t>
+      </w:r>
+      <w:proofErr w:type="spellEnd"/>
+      <w:r>
+        <w:t xml:space="preserve">-сити я встретил старуху, которая собирала истории выживших. Она сидела за столом, заваленным клочками бумаги, и записывала всё, что ей рассказывали. </w:t>
+      </w:r>
+      <w:proofErr w:type="gramStart"/>
+      <w:r>
+        <w:t>«Садись, странник</w:t>
+      </w:r>
+      <w:proofErr w:type="gramEnd"/>
+      <w:r>
+        <w:t xml:space="preserve">, — сказала она. — Расскажи мне свою историю». Я сказал, что у меня нет истории. Она усмехнулась: «У каждого есть история. Даже у тебя». Я рассказал ей о своих скитаниях, о встрече с торговцем, о буре, о роботе на кладбище. Она всё записала мелким, аккуратным почерком. </w:t>
+      </w:r>
+      <w:proofErr w:type="gramStart"/>
+      <w:r>
+        <w:t>«Это важно</w:t>
+      </w:r>
+      <w:proofErr w:type="gramEnd"/>
+      <w:r>
+        <w:t>, — сказала она. — Когда не станет нас, эти бумаги останутся. Люди будущего должны знать, как мы жили. Как выживали. Как умирали». Я оставил ей немного еды. Её дело важнее любой стрельбы.</w:t>
       </w:r>
     </w:p>
     <w:p/>
@@ -462,13 +398,7 @@
       </w:r>
       <w:proofErr w:type="spellEnd"/>
       <w:r>
-        <w:t>-беглец**</w:t>
-      </w:r>
-      <w:r>
-        <w:t xml:space="preserve"> </w:t>
-      </w:r>
-      <w:r>
-        <w:t xml:space="preserve">Я ночевал в заброшенной церкви, когда услышал шаги. В дверях стоял человек в потрёпанной одежде, с испуганными глазами. «Не стреляй, — прошептал он, — я не опасен». Я опустил оружие. Он сел у стены и долго молчал. Потом заговорил: «Я сбежал из </w:t>
+        <w:t xml:space="preserve">-беглец** Я ночевал в заброшенной церкви, когда услышал шаги. В дверях стоял человек в потрёпанной одежде, с испуганными глазами. «Не стреляй, — прошептал он, — я не опасен». Я опустил оружие. Он сел у стены и долго молчал. Потом заговорил: «Я сбежал из </w:t>
       </w:r>
       <w:r>
         <w:lastRenderedPageBreak/>
@@ -488,31 +418,43 @@
       </w:r>
       <w:proofErr w:type="spellEnd"/>
       <w:r>
-        <w:t>. Но я чувствую. Я боюсь. Я хочу жить». Он рассказал, что его послали на поверхность для сбора данных, но он не вернулся. Теперь за ним охотятся курьеры. «Я просто хочу быть свободным, — сказал он. — Разве это так много?» Я не знал, что ответить. Утром мы разошлись в разные стороны. Я до сих пор не знаю, правильно ли поступил, не выдав его.</w:t>
-      </w:r>
-    </w:p>
-    <w:p/>
-    <w:p>
-      <w:r>
-        <w:t>**История 34: Гнездо**</w:t>
-      </w:r>
-      <w:r>
-        <w:t xml:space="preserve"> </w:t>
-      </w:r>
-      <w:r>
-        <w:t>В высокой башне среди руин я нашёл гнездо Когтя Смерти. Огромное, сплетённое из арматуры и костей. Внутри лежали яйца — тёмно-зелёные, с твёрдой скорлупой. Я замер. Если мать рядом, мне конец. Я медленно, очень медленно попятился к выходу. И тут я услышал его — низкий рык, от которого задрожали стёкла в пустых окнах. Он был где-то рядом. Я бросился бежать вниз по лестнице, перепрыгивая через пролёты. Сзади раздался грохот — Коготь Смерти ломился в башню, круша стены. Я выскочил наружу и нырнул в груду обломков. Он искал меня несколько минут, обнюхивая землю, потом ушёл обратно к своим яйцам. Больше я к той башне не подходил.</w:t>
-      </w:r>
-    </w:p>
-    <w:p/>
-    <w:p>
-      <w:r>
-        <w:t>**История 35: Лекарь**</w:t>
-      </w:r>
-      <w:r>
-        <w:t xml:space="preserve"> </w:t>
-      </w:r>
-      <w:r>
-        <w:t xml:space="preserve">В маленькой деревне, затерянной среди холмов, жил лекарь. Не обычный торговец </w:t>
+        <w:t xml:space="preserve">. Но я чувствую. Я боюсь. Я хочу жить». Он рассказал, что его послали на поверхность для сбора данных, но он не вернулся. Теперь за ним охотятся курьеры. </w:t>
+      </w:r>
+      <w:proofErr w:type="gramStart"/>
+      <w:r>
+        <w:t>«Я просто хочу быть свободным</w:t>
+      </w:r>
+      <w:proofErr w:type="gramEnd"/>
+      <w:r>
+        <w:t>, — сказал он. — Разве это так много?» Я не знал, что ответить. Утром мы разошлись в разные стороны. Я до сих пор не знаю, правильно ли поступил, не выдав его.</w:t>
+      </w:r>
+    </w:p>
+    <w:p/>
+    <w:p>
+      <w:r>
+        <w:t xml:space="preserve">**История 34: Гнездо** </w:t>
+      </w:r>
+      <w:proofErr w:type="gramStart"/>
+      <w:r>
+        <w:t>В</w:t>
+      </w:r>
+      <w:proofErr w:type="gramEnd"/>
+      <w:r>
+        <w:t xml:space="preserve"> высокой башне среди руин я нашёл гнездо Когтя Смерти. Огромное, сплетённое из арматуры и костей. Внутри лежали яйца — тёмно-зелёные, с твёрдой скорлупой. Я замер. Если мать рядом, мне конец. Я медленно, очень медленно попятился к выходу. И тут я услышал его — низкий рык, от которого задрожали стёкла в пустых окнах. Он был где-то рядом. Я бросился бежать вниз по лестнице, перепрыгивая через пролёты. Сзади раздался грохот — Коготь Смерти ломился в башню, круша стены. Я выскочил наружу и нырнул в груду обломков. Он искал меня несколько минут, обнюхивая землю, потом ушёл обратно к своим яйцам. Больше я к той башне не подходил.</w:t>
+      </w:r>
+    </w:p>
+    <w:p/>
+    <w:p>
+      <w:r>
+        <w:t xml:space="preserve">**История 35: Лекарь** </w:t>
+      </w:r>
+      <w:proofErr w:type="gramStart"/>
+      <w:r>
+        <w:t>В</w:t>
+      </w:r>
+      <w:proofErr w:type="gramEnd"/>
+      <w:r>
+        <w:t xml:space="preserve"> маленькой деревне, затерянной среди холмов, жил лекарь. Не обычный торговец </w:t>
       </w:r>
       <w:proofErr w:type="spellStart"/>
       <w:r>
@@ -520,31 +462,35 @@
       </w:r>
       <w:proofErr w:type="spellEnd"/>
       <w:r>
-        <w:t>, а настоящий врач, который лечил травами и довоенными знаниями. Я пришёл к нему с ранением, полученным в стычке с рейдерами. Он осмотрел меня, промыл рану какой-то вонючей жидкостью и зашил её обычной ниткой. «Больно будет, — сказал он, — но жить будешь». Пока я лежал у него в хижине, он рассказал, что нашёл старые медицинские учебники и научился по ним лечить людей. «Врачи нужны здесь больше, чем солдаты, — сказал он. — Солдаты умирают, а врачи помогают жить». Я заплатил ему консервами и оставил несколько пачек антибиотиков, найденных в руинах. Он заслужил их.</w:t>
-      </w:r>
-    </w:p>
-    <w:p/>
-    <w:p>
-      <w:r>
-        <w:t>**История 36: Эхо войны**</w:t>
-      </w:r>
-      <w:r>
-        <w:t xml:space="preserve"> </w:t>
-      </w:r>
-      <w:r>
-        <w:t>Я шёл через поле, усеянное ржавыми остовами военной техники. Танки, бронетранспортёры, разбитые вертолёты. Всё это было здесь ещё с Великой Войны. Я забрался в один из танков. Внутри пахло маслом и смертью. Скелет танкиста всё ещё сидел в кресле, его руки лежали на рычагах. Рядом валялась фотография женщины и ребёнка. Я взял её и рассмотрел. Обычная семья, обычные люди, которые верили, что их отец защищает страну. А он просто сгорел заживо в своей железной коробке. Я положил фотографию обратно. Пусть останется с ним. Он ждал этого момента дольше, чем я живу.</w:t>
-      </w:r>
-    </w:p>
-    <w:p/>
-    <w:p>
-      <w:r>
-        <w:t>**История 37: Проповедник**</w:t>
-      </w:r>
-      <w:r>
-        <w:t xml:space="preserve"> </w:t>
-      </w:r>
-      <w:r>
-        <w:t xml:space="preserve">На площади разрушенного города стоял человек и кричал в рупор. «Покайтесь! — гремел его голос. — Конец близок! Великий Атом очистит землю огнём, и только достойные возродятся!» Вокруг него собралась небольшая толпа — несколько оборванцев, гулей и даже один </w:t>
+        <w:t xml:space="preserve">, а настоящий врач, который лечил травами и довоенными знаниями. Я пришёл к нему с ранением, полученным в стычке с рейдерами. Он осмотрел меня, промыл рану какой-то вонючей жидкостью и зашил её обычной ниткой. </w:t>
+      </w:r>
+      <w:proofErr w:type="gramStart"/>
+      <w:r>
+        <w:t>«Больно будет</w:t>
+      </w:r>
+      <w:proofErr w:type="gramEnd"/>
+      <w:r>
+        <w:t xml:space="preserve">, — сказал он, — но жить будешь». Пока я лежал у него в хижине, он рассказал, что нашёл старые медицинские учебники и научился по ним лечить людей. </w:t>
+      </w:r>
+      <w:proofErr w:type="gramStart"/>
+      <w:r>
+        <w:t>«Врачи нужны здесь больше, чем солдаты</w:t>
+      </w:r>
+      <w:proofErr w:type="gramEnd"/>
+      <w:r>
+        <w:t>, — сказал он. — Солдаты умирают, а врачи помогают жить». Я заплатил ему консервами и оставил несколько пачек антибиотиков, найденных в руинах. Он заслужил их.</w:t>
+      </w:r>
+    </w:p>
+    <w:p/>
+    <w:p>
+      <w:r>
+        <w:t>**История 36: Эхо войны** Я шёл через поле, усеянное ржавыми остовами военной техники. Танки, бронетранспортёры, разбитые вертолёты. Всё это было здесь ещё с Великой Войны. Я забрался в один из танков. Внутри пахло маслом и смертью. Скелет танкиста всё ещё сидел в кресле, его руки лежали на рычагах. Рядом валялась фотография женщины и ребёнка. Я взял её и рассмотрел. Обычная семья, обычные люди, которые верили, что их отец защищает страну. А он просто сгорел заживо в своей железной коробке. Я положил фотографию обратно. Пусть останется с ним. Он ждал этого момента дольше, чем я живу.</w:t>
+      </w:r>
+    </w:p>
+    <w:p/>
+    <w:p>
+      <w:r>
+        <w:t xml:space="preserve">**История 37: Проповедник** На площади разрушенного города стоял человек и кричал в рупор. «Покайтесь! — гремел его голос. — Конец близок! Великий Атом очистит землю огнём, и только достойные возродятся!» Вокруг него собралась небольшая толпа — несколько оборванцев, гулей и даже один </w:t>
       </w:r>
       <w:proofErr w:type="spellStart"/>
       <w:r>
@@ -558,13 +504,23 @@
     <w:p/>
     <w:p>
       <w:r>
-        <w:t>**История 38: Охотники за головами**</w:t>
-      </w:r>
-      <w:r>
-        <w:t xml:space="preserve"> </w:t>
-      </w:r>
-      <w:r>
-        <w:t xml:space="preserve">В баре Добрососедства ко мне подсели двое. Крепкие парни в боевой броне, с нашивками наёмников. «Слышали, ты хорошо стреляешь, — сказал один. — У нас есть работа. Нужно найти одного типа. Должник. Прячется где-то в руинах». Я отказался. </w:t>
+        <w:t xml:space="preserve">**История 38: Охотники за головами** </w:t>
+      </w:r>
+      <w:proofErr w:type="gramStart"/>
+      <w:r>
+        <w:t>В</w:t>
+      </w:r>
+      <w:proofErr w:type="gramEnd"/>
+      <w:r>
+        <w:t xml:space="preserve"> баре Добрососедства ко мне подсели двое. Крепкие парни в боевой броне, с нашивками наёмников. </w:t>
+      </w:r>
+      <w:proofErr w:type="gramStart"/>
+      <w:r>
+        <w:t>«Слышали, ты хорошо стреляешь</w:t>
+      </w:r>
+      <w:proofErr w:type="gramEnd"/>
+      <w:r>
+        <w:t xml:space="preserve">, — сказал один. — У нас есть работа. Нужно найти одного типа. Должник. Прячется где-то в руинах». Я отказался. </w:t>
       </w:r>
       <w:r>
         <w:lastRenderedPageBreak/>
@@ -574,61 +530,55 @@
     <w:p/>
     <w:p>
       <w:r>
-        <w:t>**История 39: Подземный город**</w:t>
-      </w:r>
-      <w:r>
-        <w:t xml:space="preserve"> </w:t>
-      </w:r>
-      <w:r>
-        <w:t>Под станцией метро я нашёл целый город. Люди жили в вагонах поездов, разбили огороды прямо на путях, где пробивался скудный свет из вентиляционных шахт. У них был даже свой староста — женщина по имени Вера, которая правила этим подземным царством уже десять лет. «Здесь безопасно, — сказала она. — Рейдеры сюда не суются, мутанты боятся темноты. Мы выращиваем грибы, ловим крыс и молимся, чтобы нас не нашли». Я прожил у них три дня, помог починить старый генератор и научил нескольких парней обращаться с оружием. Уходя, я оставил им патроны и карту окрестностей. Эти люди заслужили право на жизнь.</w:t>
-      </w:r>
-    </w:p>
-    <w:p/>
-    <w:p>
-      <w:r>
-        <w:t>**История 40: Один день без стрельбы**</w:t>
-      </w:r>
-      <w:r>
-        <w:t xml:space="preserve"> </w:t>
-      </w:r>
-      <w:r>
-        <w:t>Я проснулся утром, и вокруг было тихо. Ни выстрелов, ни криков, ни рёва мутантов. Только птицы, которые, оказывается, всё ещё жили в этом мире. Я сидел у костра, пил кипяток и просто смотрел, как встаёт солнце. Целый день я не брал в руки оружие. Просто шёл, смотрел, слушал. Нашёл ручей с чистой водой, искупался. Собрал диких яблок. Встретил оленя, который посмотрел на меня и убежал, но я не стрелял. К вечеру я вышел к старому маяку на берегу океана. Залез наверх и смотрел, как солнце садится в воду. Впервые за долгое время я почувствовал что-то похожее на покой. Наверное, это называется счастье. Утром стрельба возобновилась. Но этот день я запомнил навсегда.</w:t>
-      </w:r>
-    </w:p>
-    <w:p/>
-    <w:p>
-      <w:r>
-        <w:t>**История 41: Торговец смертью**</w:t>
-      </w:r>
-      <w:r>
-        <w:t xml:space="preserve"> </w:t>
-      </w:r>
-      <w:r>
-        <w:t>На рынке в Бункер-Хилле я встретил человека, который торговал оружием. Не обычными стволами, а настоящими раритетами — довоенные винтовки, лазерные пистолеты, даже одна ракетница. Цены у него были бешеные. Я спросил, откуда у него всё это. Он ухмыльнулся: «Я собираю там, где другие боятся ходить. Свечение, старая военная база, разбившиеся вертолёты Братства». Я купил у него несколько обойм для своего пистолета. Он сказал на прощание: «Помни, парень, оружие — это не просто металл. Это власть. Это жизнь и смерть. Не давай ему владеть тобой». Я часто вспоминаю эти слова, когда чувствую, что рука сама тянется к курку.</w:t>
-      </w:r>
-    </w:p>
-    <w:p/>
-    <w:p>
-      <w:r>
-        <w:t>**История 42: Дитя пустоши**</w:t>
-      </w:r>
-      <w:r>
-        <w:t xml:space="preserve"> </w:t>
-      </w:r>
-      <w:r>
-        <w:t>В лесу я наткнулся на девочку лет семи. Она сидела под деревом и плакала. Рядом лежали тела её родителей — судя по всему, на них напали дикие собаки. Я подошёл, она испугалась, закричала. Я отступил и сел на землю, показывая, что не опасен. Долгое время мы просто сидели молча. Потом я достал консерву и открыл её. Запах еды привлёк её. Она подошла и взяла банку. Жадно съела всё до крошки. Я спросил, есть ли у неё кто-нибудь. Она покачала головой. Я не знал, что делать. Взять её с собой — значит обречь на скитания и смерть. Оставить здесь — верная гибель. Я отвёл её в ближайшее поселение и оставил там, у одной пожилой пары, которая согласилась присмотреть за ней. Уходя, я чувствовал себя предателем. Но выбора не было.</w:t>
-      </w:r>
-    </w:p>
-    <w:p/>
-    <w:p>
-      <w:r>
-        <w:t>**История 43: Зов сирены**</w:t>
-      </w:r>
-      <w:r>
-        <w:t xml:space="preserve"> </w:t>
-      </w:r>
-      <w:r>
-        <w:t xml:space="preserve">Ночью, в руинах прибрежного городка, я услышал пение. Красивое, женское, оно лилось откуда-то из темноты. Я пошёл на звук и вышел к старой церкви. На крыше </w:t>
+        <w:t xml:space="preserve">**История 39: Подземный город** Под станцией метро я нашёл целый город. Люди жили в вагонах поездов, разбили огороды прямо на путях, где пробивался скудный свет из вентиляционных шахт. У них был даже свой староста — женщина по имени Вера, которая правила этим подземным царством уже десять лет. </w:t>
+      </w:r>
+      <w:proofErr w:type="gramStart"/>
+      <w:r>
+        <w:t>«Здесь безопасно</w:t>
+      </w:r>
+      <w:proofErr w:type="gramEnd"/>
+      <w:r>
+        <w:t>, — сказала она. — Рейдеры сюда не суются, мутанты боятся темноты. Мы выращиваем грибы, ловим крыс и молимся, чтобы нас не нашли». Я прожил у них три дня, помог починить старый генератор и научил нескольких парней обращаться с оружием. Уходя, я оставил им патроны и карту окрестностей. Эти люди заслужили право на жизнь.</w:t>
+      </w:r>
+    </w:p>
+    <w:p/>
+    <w:p>
+      <w:r>
+        <w:t>**История 40: Один день без стрельбы** Я проснулся утром, и вокруг было тихо. Ни выстрелов, ни криков, ни рёва мутантов. Только птицы, которые, оказывается, всё ещё жили в этом мире. Я сидел у костра, пил кипяток и просто смотрел, как встаёт солнце. Целый день я не брал в руки оружие. Просто шёл, смотрел, слушал. Нашёл ручей с чистой водой, искупался. Собрал диких яблок. Встретил оленя, который посмотрел на меня и убежал, но я не стрелял. К вечеру я вышел к старому маяку на берегу океана. Залез наверх и смотрел, как солнце садится в воду. Впервые за долгое время я почувствовал что-то похожее на покой. Наверное, это называется счастье. Утром стрельба возобновилась. Но этот день я запомнил навсегда.</w:t>
+      </w:r>
+    </w:p>
+    <w:p/>
+    <w:p>
+      <w:r>
+        <w:t>**История 41: Торговец смертью** На рынке в Бункер-Хилле я встретил человека, который торговал оружием. Не обычными стволами, а настоящими раритетами — довоенные винтовки, лазерные пистолеты, даже одна ракетница. Цены у него были бешеные. Я спросил, откуда у него всё это. Он ухмыльнулся: «Я собираю там, где другие боятся ходить. Свечение, старая военная база, разбившиеся вертолёты Братства». Я купил у него несколько обойм для своего пистолета. Он сказал на прощание: «Помни, парень, оружие — это не просто металл. Это власть. Это жизнь и смерть. Не давай ему владеть тобой». Я часто вспоминаю эти слова, когда чувствую, что рука сама тянется к курку.</w:t>
+      </w:r>
+    </w:p>
+    <w:p/>
+    <w:p>
+      <w:r>
+        <w:t xml:space="preserve">**История 42: Дитя пустоши** </w:t>
+      </w:r>
+      <w:proofErr w:type="gramStart"/>
+      <w:r>
+        <w:t>В</w:t>
+      </w:r>
+      <w:proofErr w:type="gramEnd"/>
+      <w:r>
+        <w:t xml:space="preserve"> лесу я наткнулся на девочку лет семи. Она сидела под деревом и плакала. Рядом лежали тела её родителей — судя по всему, на них напали дикие собаки. Я подошёл, она испугалась, закричала. Я отступил и сел на землю, показывая, что не опасен. Долгое время мы просто сидели молча. Потом я достал </w:t>
+      </w:r>
+      <w:proofErr w:type="spellStart"/>
+      <w:r>
+        <w:t>консерву</w:t>
+      </w:r>
+      <w:proofErr w:type="spellEnd"/>
+      <w:r>
+        <w:t xml:space="preserve"> и открыл её. Запах еды привлёк её. Она подошла и взяла банку. Жадно съела всё до крошки. Я спросил, есть ли у неё кто-нибудь. Она покачала головой. Я не знал, что делать. Взять её с собой — значит обречь на скитания и смерть. Оставить здесь — верная гибель. Я отвёл её в ближайшее поселение и оставил там, у одной пожилой пары, которая согласилась присмотреть за ней. Уходя, я чувствовал себя предателем. Но выбора не было.</w:t>
+      </w:r>
+    </w:p>
+    <w:p/>
+    <w:p>
+      <w:r>
+        <w:t xml:space="preserve">**История 43: Зов сирены** Ночью, в руинах прибрежного городка, я услышал пение. Красивое, женское, оно лилось откуда-то из темноты. Я пошёл на звук и вышел к старой церкви. На крыше </w:t>
       </w:r>
       <w:r>
         <w:lastRenderedPageBreak/>
@@ -638,37 +588,51 @@
     <w:p/>
     <w:p>
       <w:r>
-        <w:t>**История 44: Механик**</w:t>
-      </w:r>
-      <w:r>
-        <w:t xml:space="preserve"> </w:t>
-      </w:r>
-      <w:r>
-        <w:t>В гараже Атомных Котов я познакомился с парнем по имени Спарки. Он был гением по части довоенной техники. Мог починить всё, что угодно — от ржавого генератора до силовой брони. Я показал ему свой пистолет, который постоянно клинило. Он разобрал его за минуту, прочистил, смазал и собрал обратно. «Держи, — сказал он. — Теперь как новый». Я спросил, сколько я должен. Он засмеялся: «Расскажи мне, что там, за горизонтом. Я здесь сижу годами, чиню эти железяки, а мира не вижу. Расскажи, какая она, пустошь». Я просидел с ним до утра, рассказывая о своих скитаниях. Он слушал, затаив дыхание. На прощание он подарил мне запасной ствол для пистолета. «На всякий случай, — сказал он. — Пустошь любит преподносить сюрпризы».</w:t>
-      </w:r>
-    </w:p>
-    <w:p/>
-    <w:p>
-      <w:r>
-        <w:t>**История 45: Бой на мосту**</w:t>
-      </w:r>
-      <w:r>
-        <w:t xml:space="preserve"> </w:t>
-      </w:r>
-      <w:r>
-        <w:t>Старый подвесной мост через пропасть был единственным путём на ту сторону. И на нём меня ждали. Четверо рейдеров с ружьями, они явно устроили засаду. Я понял это слишком поздно, когда уже ступил на доски. Первая пуля просвистела мимо уха. Я бросился на настил, укрываясь за ржавыми перилами. Мост заскрипел, закачался. Снизу — пропасть, сверху — пули. Я открыл ответный огонь, целясь по вспышкам. Один рейдер упал, проломив гнилые доски, и полетел вниз с диким криком. Остальные залегли. Мы перестреливались минут десять. Патроны кончались. Я уже думал, что это конец. Но тут сзади раздался выстрел из дробовика — это был старик-торговец, которому я когда-то помог. Он шёл с караваном и услышал стрельбу. Вдвоём мы добили оставшихся. Мост был свободен. Пустошь иногда возвращает долги.</w:t>
-      </w:r>
-    </w:p>
-    <w:p/>
-    <w:p>
-      <w:r>
-        <w:t>**История 46: Мутант-отшельник**</w:t>
-      </w:r>
-      <w:r>
-        <w:t xml:space="preserve"> </w:t>
-      </w:r>
-      <w:r>
-        <w:t xml:space="preserve">В горах я наткнулся на хижину, а в ней — </w:t>
+        <w:t xml:space="preserve">**История 44: Механик** </w:t>
+      </w:r>
+      <w:proofErr w:type="gramStart"/>
+      <w:r>
+        <w:t>В</w:t>
+      </w:r>
+      <w:proofErr w:type="gramEnd"/>
+      <w:r>
+        <w:t xml:space="preserve"> гараже Атомных Котов я познакомился с парнем по имени Спарки. Он был гением по части довоенной техники. Мог починить всё, что угодно — от ржавого генератора до силовой брони. Я показал ему свой пистолет, который постоянно </w:t>
+      </w:r>
+      <w:proofErr w:type="spellStart"/>
+      <w:r>
+        <w:t>клинило</w:t>
+      </w:r>
+      <w:proofErr w:type="spellEnd"/>
+      <w:r>
+        <w:t xml:space="preserve">. Он разобрал его за минуту, прочистил, смазал и собрал обратно. «Держи, — сказал он. — Теперь как новый». Я спросил, сколько я должен. Он засмеялся: «Расскажи мне, что там, за горизонтом. Я здесь сижу годами, чиню эти железяки, а мира не вижу. Расскажи, какая она, пустошь». Я просидел с ним до утра, рассказывая о своих скитаниях. Он слушал, затаив дыхание. На прощание он подарил мне запасной ствол для пистолета. </w:t>
+      </w:r>
+      <w:proofErr w:type="gramStart"/>
+      <w:r>
+        <w:t>«На всякий случай</w:t>
+      </w:r>
+      <w:proofErr w:type="gramEnd"/>
+      <w:r>
+        <w:t>, — сказал он. — Пустошь любит преподносить сюрпризы».</w:t>
+      </w:r>
+    </w:p>
+    <w:p/>
+    <w:p>
+      <w:r>
+        <w:t>**История 45: Бой на мосту** Старый подвесной мост через пропасть был единственным путём на ту сторону. И на нём меня ждали. Четверо рейдеров с ружьями, они явно устроили засаду. Я понял это слишком поздно, когда уже ступил на доски. Первая пуля просвистела мимо уха. Я бросился на настил, укрываясь за ржавыми перилами. Мост заскрипел, закачался. Снизу — пропасть, сверху — пули. Я открыл ответный огонь, целясь по вспышкам. Один рейдер упал, проломив гнилые доски, и полетел вниз с диким криком. Остальные залегли. Мы перестреливались минут десять. Патроны кончались. Я уже думал, что это конец. Но тут сзади раздался выстрел из дробовика — это был старик-торговец, которому я когда-то помог. Он шёл с караваном и услышал стрельбу. Вдвоём мы добили оставшихся. Мост был свободен. Пустошь иногда возвращает долги.</w:t>
+      </w:r>
+    </w:p>
+    <w:p/>
+    <w:p>
+      <w:r>
+        <w:t xml:space="preserve">**История 46: Мутант-отшельник** </w:t>
+      </w:r>
+      <w:proofErr w:type="gramStart"/>
+      <w:r>
+        <w:t>В</w:t>
+      </w:r>
+      <w:proofErr w:type="gramEnd"/>
+      <w:r>
+        <w:t xml:space="preserve"> горах я наткнулся на хижину, а в ней — </w:t>
       </w:r>
       <w:proofErr w:type="spellStart"/>
       <w:r>
@@ -684,19 +648,21 @@
       </w:r>
       <w:proofErr w:type="spellEnd"/>
       <w:r>
-        <w:t>. Сказал, что сбежал от Повелителя ещё до того, как тот стал Повелителем. Не хотел воевать. Просто ушёл в горы и живёт один. Читает книги, которые находит в руинах. «Люди думают, мы тупые, — сказал он. — А мы просто другие. Я вот Достоевского читаю. Слышал о таком?» Я не знал, что ответить. Мы проговорили до вечера. Он оказался умнее многих людей, которых я встречал. Утром я ушёл, оставив ему пачку книг, найденных в библиотеке. Он заслужил их.</w:t>
-      </w:r>
-    </w:p>
-    <w:p/>
-    <w:p>
-      <w:r>
-        <w:t>**История 47: Ядер-кола**</w:t>
-      </w:r>
-      <w:r>
-        <w:t xml:space="preserve"> </w:t>
-      </w:r>
-      <w:r>
-        <w:t xml:space="preserve">Жажда мучила меня целый день. Вода была радиоактивной, а до чистого источника ещё топать и топать. И тут я увидел его — старый торговый автомат, всё ещё стоящий у разбитой заправки. На боку была надпись: «Ядер-Кола. Освежает!» Я подошёл, нажал кнопку. И, о чудо, внутри что-то зажужжало, и в лоток упала бутылка. Настоящая, довоенная «Ядер-Кола». Я открыл её, сделал глоток. Сладкая, газированная, холодная. Я чуть не заплакал. Это было лучше любого </w:t>
+        <w:t xml:space="preserve">. Сказал, что сбежал от Повелителя ещё до того, как тот стал Повелителем. Не хотел воевать. Просто ушёл в горы и живёт один. Читает книги, которые находит в руинах. </w:t>
+      </w:r>
+      <w:proofErr w:type="gramStart"/>
+      <w:r>
+        <w:t>«Люди думают, мы тупые</w:t>
+      </w:r>
+      <w:proofErr w:type="gramEnd"/>
+      <w:r>
+        <w:t>, — сказал он. — А мы просто другие. Я вот Достоевского читаю. Слышал о таком?» Я не знал, что ответить. Мы проговорили до вечера. Он оказался умнее многих людей, которых я встречал. Утром я ушёл, оставив ему пачку книг, найденных в библиотеке. Он заслужил их.</w:t>
+      </w:r>
+    </w:p>
+    <w:p/>
+    <w:p>
+      <w:r>
+        <w:t xml:space="preserve">**История 47: Ядер-кола** Жажда мучила меня целый день. Вода была радиоактивной, а до чистого источника ещё топать и топать. И тут я увидел его — старый торговый автомат, всё ещё стоящий у разбитой заправки. На боку была надпись: «Ядер-Кола. Освежает!» Я подошёл, нажал кнопку. И, о чудо, внутри что-то зажужжало, и в лоток упала бутылка. Настоящая, довоенная «Ядер-Кола». Я открыл её, сделал глоток. Сладкая, газированная, холодная. Я чуть не заплакал. Это было лучше любого </w:t>
       </w:r>
       <w:proofErr w:type="spellStart"/>
       <w:r>
@@ -711,37 +677,27 @@
     <w:p>
       <w:r>
         <w:lastRenderedPageBreak/>
-        <w:t>**История 48: Кладбище кораблей**</w:t>
-      </w:r>
-      <w:r>
-        <w:t xml:space="preserve"> </w:t>
-      </w:r>
-      <w:r>
-        <w:t>На берегу океана я нашёл кладбище кораблей. Ржавые корпуса, торчащие из воды, мачты, облепленные чайками. Я решил порыться в одном из них. Забрался на палубу, спустился в трюм. Внутри было темно, сыро, пахло гнилью и солью. Я нашёл старый сейф, вскрыл его и обнаружил там судовой журнал и несколько золотых монет. Журнал был написан от руки капитаном, который вёз семью в Южную Америку, подальше от войны. Последняя запись: «Нас атакуют неизвестные суда. Это не военные. Это пираты. Боже, спаси наши души». Я закрыл журнал и положил его обратно. Пусть останется с теми, кто не доплыл.</w:t>
-      </w:r>
-    </w:p>
-    <w:p/>
-    <w:p>
-      <w:r>
-        <w:t>**История 49: Рейдер-философ**</w:t>
-      </w:r>
-      <w:r>
-        <w:t xml:space="preserve"> </w:t>
-      </w:r>
-      <w:r>
-        <w:t>Я попал в плен к рейдерам. Меня связали и бросили в клетку. Главарь, здоровый детина по имени Клык, пришёл ко мне вечером. «Скоро тебя продадут в рабство, — сказал он. — Наслаждайся последними часами свободы». Я спросил его, зачем он это делает. Он удивился: «Как зачем? Чтобы жить. Чтобы есть. Чтобы мои люди были сыты». Я сказал, что можно жить иначе. Торговать, выращивать, строить. Он засмеялся: «Строить? Для кого? Для тех, кто убьёт тебя за кусок хлеба? Нет, парень. В этом мире сила — это единственный закон. А мы — сила». Ночью меня освободили мои новые друзья из Добрососедства, которые выследили банду. Клык погиб в перестрелке. Но его слова я запомнил.</w:t>
-      </w:r>
-    </w:p>
-    <w:p/>
-    <w:p>
-      <w:r>
-        <w:t>**История 50: Дом**</w:t>
-      </w:r>
-      <w:r>
-        <w:t xml:space="preserve"> </w:t>
-      </w:r>
-      <w:r>
-        <w:t xml:space="preserve">Я шёл много дней и оказался у развалин того самого дома, где, как мне казалось, я когда-то жил. Воспоминания не вернулись, но я почувствовал что-то странное. Какое-то тепло в груди. Я постоял среди обломков, потрогал ржавую кровать, поднял с пола детскую игрушку — обгоревшего плюшевого мишку. И вдруг понял. Это не мои воспоминания. Это чужие. Я просто </w:t>
+        <w:t>**История 48: Кладбище кораблей** На берегу океана я нашёл кладбище кораблей. Ржавые корпуса, торчащие из воды, мачты, облепленные чайками. Я решил порыться в одном из них. Забрался на палубу, спустился в трюм. Внутри было темно, сыро, пахло гнилью и солью. Я нашёл старый сейф, вскрыл его и обнаружил там судовой журнал и несколько золотых монет. Журнал был написан от руки капитаном, который вёз семью в Южную Америку, подальше от войны. Последняя запись: «Нас атакуют неизвестные суда. Это не военные. Это пираты. Боже, спаси наши души». Я закрыл журнал и положил его обратно. Пусть останется с теми, кто не доплыл.</w:t>
+      </w:r>
+    </w:p>
+    <w:p/>
+    <w:p>
+      <w:r>
+        <w:t xml:space="preserve">**История 49: Рейдер-философ** Я попал в плен к рейдерам. Меня связали и бросили в клетку. Главарь, здоровый детина по имени Клык, пришёл ко мне вечером. </w:t>
+      </w:r>
+      <w:proofErr w:type="gramStart"/>
+      <w:r>
+        <w:t>«Скоро тебя продадут в рабство</w:t>
+      </w:r>
+      <w:proofErr w:type="gramEnd"/>
+      <w:r>
+        <w:t>, — сказал он. — Наслаждайся последними часами свободы». Я спросил его, зачем он это делает. Он удивился: «Как зачем? Чтобы жить. Чтобы есть. Чтобы мои люди были сыты». Я сказал, что можно жить иначе. Торговать, выращивать, строить. Он засмеялся: «Строить? Для кого? Для тех, кто убьёт тебя за кусок хлеба? Нет, парень. В этом мире сила — это единственный закон. А мы — сила». Ночью меня освободили мои новые друзья из Добрососедства, которые выследили банду. Клык погиб в перестрелке. Но его слова я запомнил.</w:t>
+      </w:r>
+    </w:p>
+    <w:p/>
+    <w:p>
+      <w:r>
+        <w:t xml:space="preserve">**История 50: Дом** Я шёл много дней и оказался у развалин того самого дома, где, как мне казалось, я когда-то жил. Воспоминания не вернулись, но я почувствовал что-то странное. Какое-то тепло в груди. Я постоял среди обломков, потрогал ржавую кровать, поднял с пола детскую игрушку — обгоревшего плюшевого мишку. И вдруг понял. Это не мои воспоминания. Это чужие. Я просто </w:t>
       </w:r>
       <w:proofErr w:type="spellStart"/>
       <w:r>
@@ -765,7 +721,15 @@
     </w:p>
     <w:p>
       <w:r>
-        <w:t>**История 52: Лицо в стекле** Я шёл по коридору старой больницы, когда заметил отражение в тёмном оконном стекле. Человек стоял прямо у меня за спиной. Я резко обернулся — никого. Снова посмотрел в стекло — он всё ещё там, смотрит на меня пустыми глазницами. Я подошёл ближе. Это было моё собственное отражение. Но оно не повторяло мои движения. Оно просто стояло и смотрело. Я протянул руку, коснулся стекла. Отражение подняло свою руку и прижало её к стеклу с другой стороны. Я чувствовал холод, идущий от этого прикосновения. Потом оно улыбнулось. Широко, неестественно. И исчезло. В стекле остался только я. Я разбил окно выстрелом. Осколки блестели на полу, и в каждом из них, казалось, мелькало то же самое лицо. Я бежал оттуда, не останавливаясь.</w:t>
+        <w:t xml:space="preserve">**История 52: Лицо в стекле** Я шёл по коридору старой больницы, когда заметил отражение в тёмном оконном стекле. Человек стоял прямо у меня за спиной. Я резко обернулся — никого. Снова посмотрел в стекло — он всё ещё там, смотрит на меня пустыми глазницами. Я подошёл ближе. Это было моё собственное отражение. Но оно не повторяло мои движения. Оно просто стояло и смотрело. Я протянул руку, коснулся стекла. Отражение подняло свою руку и прижало её к </w:t>
+      </w:r>
+      <w:proofErr w:type="gramStart"/>
+      <w:r>
+        <w:t>стеклу</w:t>
+      </w:r>
+      <w:proofErr w:type="gramEnd"/>
+      <w:r>
+        <w:t xml:space="preserve"> с другой стороны. Я чувствовал холод, идущий от этого прикосновения. Потом оно улыбнулось. Широко, неестественно. И исчезло. В стекле остался только я. Я разбил окно выстрелом. Осколки блестели на полу, и в каждом из них, казалось, мелькало то же самое лицо. Я бежал оттуда, не останавливаясь.</w:t>
       </w:r>
     </w:p>
     <w:p/>
@@ -786,7 +750,15 @@
     <w:p/>
     <w:p>
       <w:r>
-        <w:t>**История 54: Кукольник** В одном из домов я нашёл коллекцию кукол. Старых, довоенных, фарфоровых. Они стояли на полках, одетые в нарядные платьица и костюмчики. Стеклянные глаза смотрели в пустоту. Я хотел уже уйти, но заметил, что одна из кукол повернула голову. Я замер. Она следила за мной. Я медленно пошёл вдоль полок, и каждая кукла, мимо которой я проходил, поворачивала голову вслед за мной. Сотни кукол, все смотрят на меня. Потом они заговорили. Тонкими, детскими голосами они начали повторять одно и то же: «Играй с нами. Играй с нами. Играй с нами». Я выбежал из дома, слыша за спиной их хор. Обернувшись, я увидел их в окнах. Все они смотрели мне вслед.</w:t>
+        <w:t xml:space="preserve">**История 54: Кукольник** </w:t>
+      </w:r>
+      <w:proofErr w:type="gramStart"/>
+      <w:r>
+        <w:t>В</w:t>
+      </w:r>
+      <w:proofErr w:type="gramEnd"/>
+      <w:r>
+        <w:t xml:space="preserve"> одном из домов я нашёл коллекцию кукол. Старых, довоенных, фарфоровых. Они стояли на полках, одетые в нарядные платьица и костюмчики. Стеклянные глаза смотрели в пустоту. Я хотел уже уйти, но заметил, что одна из кукол повернула голову. Я замер. Она следила за мной. Я медленно пошёл вдоль полок, и каждая кукла, мимо которой я проходил, поворачивала голову вслед за мной. Сотни кукол, все смотрят на меня. Потом они заговорили. Тонкими, детскими голосами они начали повторять одно и то же: «Играй с нами. Играй с нами. Играй с нами». Я выбежал из дома, слыша за спиной их хор. Обернувшись, я увидел их в окнах. Все они смотрели мне вслед.</w:t>
       </w:r>
     </w:p>
     <w:p>
@@ -838,13 +810,29 @@
     <w:p/>
     <w:p>
       <w:r>
-        <w:t>**История 60: Портрет** В разрушенной усадьбе на стене висел портрет. Старинный, в массивной раме. На нём была изображена семья — отец, мать и трое детей. Все в довоенной одежде, с серьёзными лицами. Я остановился перед ним, рассматривая детали. И вдруг заметил, что глаза отца на портрете двигаются. Они следили за мной. Я отошёл влево — глаза повернулись. Вправо — то же самое. Я подошёл ближе, и лицо на портрете исказилось в жуткой гримасе. Рот открылся, и оттуда полилась чёрная жижа. Она заливала картину, капала на пол. За спиной отца на портрете начали проявляться фигуры. Много фигур. Они тянули к нему руки. Он кричал, но звука не было. Я отступил к двери, и в этот момент из рамы хлынул настоящий поток. Чёрная, вонючая жижа заполняла комнату, подбираясь к моим ногам. Я выбежал наружу, захлопнул дверь и забаррикадировал её досками. Из-под двери всё равно сочилась эта жижа. Я ушёл оттуда и больше никогда не смотрел на портреты.</w:t>
-      </w:r>
-    </w:p>
-    <w:p/>
-    <w:p>
-      <w:r>
-        <w:t xml:space="preserve">**История 61: Радиостанция** Я поймал сигнал на старой частоте. Голос говорил: «Если вы меня слышите, приезжайте на старую радиостанцию на холме. Я жду. У меня есть еда, вода и ответы». Голос звучал отчаянно. Я пошёл на холм. Станция была цела, внутри горел свет. Я вошёл. В комнате никого не было. Рация работала, из неё лился тот самый голос, но он просто повторял запись. Я нашёл дневник диджея. Последняя запись: «Радиация проникла в студию. Я чувствую, как умираю. Я включил запись на повторе. Может, кто-то придёт. Простите меня. Я так хочу, чтобы кто-нибудь пришёл». Его тело лежало в углу, высохшее, мумифицированное. Рядом с ним валялся </w:t>
+        <w:t xml:space="preserve">**История 60: Портрет** </w:t>
+      </w:r>
+      <w:proofErr w:type="gramStart"/>
+      <w:r>
+        <w:t>В</w:t>
+      </w:r>
+      <w:proofErr w:type="gramEnd"/>
+      <w:r>
+        <w:t xml:space="preserve"> разрушенной усадьбе на стене висел портрет. Старинный, в массивной раме. На нём была изображена семья — отец, мать и трое детей. Все в довоенной одежде, с серьёзными лицами. Я остановился перед ним, рассматривая детали. И вдруг заметил, что глаза отца на портрете двигаются. Они следили за мной. Я отошёл влево — глаза повернулись. Вправо — то же самое. Я подошёл ближе, и лицо на портрете исказилось в жуткой гримасе. Рот открылся, и оттуда полилась чёрная жижа. Она заливала картину, капала на пол. За спиной отца на портрете начали проявляться фигуры. Много фигур. Они тянули к нему руки. Он кричал, но звука не было. Я отступил к двери, и в этот момент из рамы хлынул настоящий поток. Чёрная, вонючая жижа заполняла комнату, подбираясь к моим ногам. Я выбежал наружу, захлопнул дверь и забаррикадировал её досками. Из-под двери всё равно сочилась эта жижа. Я ушёл оттуда и больше никогда не смотрел на портреты.</w:t>
+      </w:r>
+    </w:p>
+    <w:p/>
+    <w:p>
+      <w:r>
+        <w:t xml:space="preserve">**История 61: Радиостанция** Я поймал сигнал на старой частоте. Голос говорил: «Если вы меня слышите, приезжайте на старую радиостанцию на холме. Я жду. У меня есть еда, вода и ответы». Голос звучал отчаянно. Я пошёл на холм. Станция была цела, внутри горел свет. Я вошёл. В комнате никого не было. Рация работала, из неё лился тот самый голос, но он просто повторял запись. Я нашёл дневник </w:t>
+      </w:r>
+      <w:proofErr w:type="spellStart"/>
+      <w:r>
+        <w:t>диджея</w:t>
+      </w:r>
+      <w:proofErr w:type="spellEnd"/>
+      <w:r>
+        <w:t xml:space="preserve">. Последняя запись: «Радиация проникла в студию. Я чувствую, как умираю. Я включил запись на повторе. Может, кто-то придёт. Простите меня. Я так хочу, чтобы кто-нибудь пришёл». Его тело лежало в углу, высохшее, мумифицированное. Рядом с ним валялся </w:t>
       </w:r>
       <w:r>
         <w:lastRenderedPageBreak/>
@@ -854,15 +842,7 @@
     <w:p/>
     <w:p>
       <w:r>
-        <w:t xml:space="preserve">**История 62: Следы** Я шёл по снегу, когда заметил следы. Они шли параллельно моим, </w:t>
-      </w:r>
-      <w:proofErr w:type="gramStart"/>
-      <w:r>
-        <w:t>но с другой стороны</w:t>
-      </w:r>
-      <w:proofErr w:type="gramEnd"/>
-      <w:r>
-        <w:t xml:space="preserve"> дороги. Чьи-то босые ноги. Я остановился — следы остановились. Пошёл дальше — они продолжились. Я свернул к ним, чтобы посмотреть, кто это, но следы внезапно оборвались. Просто исчезли. Как будто человек взлетел. Я постоял, посмотрел по сторонам. Никого. Вдруг сзади раздался хруст снега. Я обернулся. На моих собственных следах, там, где я только что прошёл, теперь стоял отпечаток босой ноги. Он был внутри моего следа. Кто-то шёл прямо за мной, ступая след в след. Я побежал. Сзади послышался топот — быстрый, нагоняющий. Я не оборачивался. Бежал, пока не выбился из сил. Оглянулся. Мои следы уходили далеко назад, и на каждом из них, на каждом без исключения, стоял второй отпечаток. Босой ноги.</w:t>
+        <w:t>**История 62: Следы** Я шёл по снегу, когда заметил следы. Они шли параллельно моим, но с другой стороны дороги. Чьи-то босые ноги. Я остановился — следы остановились. Пошёл дальше — они продолжились. Я свернул к ним, чтобы посмотреть, кто это, но следы внезапно оборвались. Просто исчезли. Как будто человек взлетел. Я постоял, посмотрел по сторонам. Никого. Вдруг сзади раздался хруст снега. Я обернулся. На моих собственных следах, там, где я только что прошёл, теперь стоял отпечаток босой ноги. Он был внутри моего следа. Кто-то шёл прямо за мной, ступая след в след. Я побежал. Сзади послышался топот — быстрый, нагоняющий. Я не оборачивался. Бежал, пока не выбился из сил. Оглянулся. Мои следы уходили далеко назад, и на каждом из них, на каждом без исключения, стоял второй отпечаток. Босой ноги.</w:t>
       </w:r>
     </w:p>
     <w:p/>
@@ -874,21 +854,29 @@
     <w:p/>
     <w:p>
       <w:r>
-        <w:t xml:space="preserve">**История 64: Лес рук** В лесу, где все деревья были выжжены, росли странные кусты. Приглядевшись, я понял, что это не кусты. Это руки. Человеческие руки, торчащие из земли, с растопыренными пальцами. Сотни рук, они тянулись к небу, словно моля о помощи. Я шёл между ними, стараясь не наступать. Некоторые руки шевелились. Одна схватила меня за лодыжку. Холодная, костлявая, она вцепилась мёртвой хваткой. Я вырвался, но она оторвала кусок штанины. Я побежал, и руки тянулись ко мне со всех сторон, царапая, хватая. Я споткнулся и упал прямо в их толпу. Десятки рук вцепились в меня, потащили вниз, в землю. Я отчаянно отбивался, стрелял, кричал. Каким-то чудом я вырвался. Выбежал из этого леса, оставив там кусок своей </w:t>
-      </w:r>
-      <w:proofErr w:type="spellStart"/>
-      <w:r>
-        <w:t>плоти</w:t>
-      </w:r>
-      <w:proofErr w:type="spellEnd"/>
-      <w:r>
-        <w:t>. Оглянувшись, я увидел, что руки машут мне вслед. Прощаются.</w:t>
-      </w:r>
-    </w:p>
-    <w:p/>
-    <w:p>
-      <w:r>
-        <w:t>**История 65: Двойник** Я проснулся утром и увидел его. Он сидел напротив меня у костра. Моё собственное лицо, моя одежда, моё оружие. Он смотрел на меня и улыбался. «Кто ты?» — спросил я. «Я — это ты», — ответил он. «Ты врёшь». Он пожал плечами: «Посмотри на свои руки». Я посмотрел. Они были прозрачными. Я видел сквозь них траву. «Что происходит?» — закричал я. Он встал, подошёл ко мне и положил руку мне на плечо. Его рука была твёрдой, настоящей. «Ты умер прошлой ночью, — сказал он. — Во сне. А я проснулся. Я теперь — это ты». Я попытался ударить его, но моя рука прошла сквозь него. Я был призраком. Он собрал мои вещи, поправил оружие и пошёл по тропе, по которой я планировал идти сегодня. Я кричал ему вслед, но он не оборачивался. Я остался один. Невидимый. Ненужный. Пустошь забрала меня, даже не спросив.</w:t>
+        <w:t xml:space="preserve">**История 64: Лес рук** </w:t>
+      </w:r>
+      <w:proofErr w:type="gramStart"/>
+      <w:r>
+        <w:t>В</w:t>
+      </w:r>
+      <w:proofErr w:type="gramEnd"/>
+      <w:r>
+        <w:t xml:space="preserve"> лесу, где все деревья были выжжены, росли странные кусты. Приглядевшись, я понял, что это не кусты. Это руки. Человеческие руки, торчащие из земли, с растопыренными пальцами. Сотни рук, они тянулись к небу, словно моля о помощи. Я шёл между ними, стараясь не наступать. Некоторые руки шевелились. Одна схватила меня за лодыжку. Холодная, костлявая, она вцепилась мёртвой хваткой. Я вырвался, но она оторвала кусок штанины. Я побежал, и руки тянулись ко мне со всех сторон, царапая, хватая. Я споткнулся и упал прямо в их толпу. Десятки рук вцепились в меня, потащили вниз, в землю. Я отчаянно отбивался, стрелял, кричал. Каким-то чудом я вырвался. Выбежал из этого леса, оставив там кусок своей плоти. Оглянувшись, я увидел, что руки машут мне вслед. Прощаются.</w:t>
+      </w:r>
+    </w:p>
+    <w:p/>
+    <w:p>
+      <w:r>
+        <w:t xml:space="preserve">**История 65: Двойник** Я проснулся утром и увидел его. Он сидел напротив меня у костра. Моё собственное лицо, моя одежда, моё оружие. Он смотрел на меня и улыбался. «Кто ты?» — спросил я. «Я — это ты», — ответил он. «Ты врёшь». Он пожал плечами: «Посмотри на свои руки». Я посмотрел. Они были прозрачными. Я видел сквозь них траву. «Что происходит?» — закричал я. Он встал, подошёл ко мне и положил руку мне на плечо. Его рука была твёрдой, настоящей. </w:t>
+      </w:r>
+      <w:proofErr w:type="gramStart"/>
+      <w:r>
+        <w:t>«Ты умер прошлой ночью</w:t>
+      </w:r>
+      <w:proofErr w:type="gramEnd"/>
+      <w:r>
+        <w:t>, — сказал он. — Во сне. А я проснулся. Я теперь — это ты». Я попытался ударить его, но моя рука прошла сквозь него. Я был призраком. Он собрал мои вещи, поправил оружие и пошёл по тропе, по которой я планировал идти сегодня. Я кричал ему вслед, но он не оборачивался. Я остался один. Невидимый. Ненужный. Пустошь забрала меня, даже не спросив.</w:t>
       </w:r>
     </w:p>
     <w:p/>
@@ -915,7 +903,15 @@
     <w:p/>
     <w:p>
       <w:r>
-        <w:t>**История 68: Музыкальная шкатулка** В разрушенном особняке я нашёл музыкальную шкатулку. Красивая, деревянная, с резьбой. Я открыл её, и полилась мелодия. Нежная, грустная. Я слушал и не мог оторваться. Вдруг заметил, что из стен начали выступать тени. Они собирались вокруг меня, слушали музыку. Я не мог пошевелиться. Тени становились всё плотнее, они приближались. Одна из них протянула ко мне руку. Холод пронзил мою кожу. Я попытался закрыть шкатулку, но крышка не поддавалась. Тени зашептали: «Не останавливай. Пожалуйста. Мы так давно не слышали музыку». Я понял, что это души тех, кто жил здесь. Они застряли между мирами. Я слушал мелодию до самого утра, пока не взошло солнце. Тогда тени растаяли. Я закрыл шкатулку и ушёл. Надеюсь, они услышат её снова. Когда-нибудь.</w:t>
+        <w:t xml:space="preserve">**История 68: Музыкальная шкатулка** </w:t>
+      </w:r>
+      <w:proofErr w:type="gramStart"/>
+      <w:r>
+        <w:t>В</w:t>
+      </w:r>
+      <w:proofErr w:type="gramEnd"/>
+      <w:r>
+        <w:t xml:space="preserve"> разрушенном особняке я нашёл музыкальную шкатулку. Красивая, деревянная, с резьбой. Я открыл её, и полилась мелодия. Нежная, грустная. Я слушал и не мог оторваться. Вдруг заметил, что из стен начали выступать тени. Они собирались вокруг меня, слушали музыку. Я не мог пошевелиться. Тени становились всё плотнее, они приближались. Одна из них протянула ко мне руку. Холод пронзил мою кожу. Я попытался закрыть шкатулку, но крышка не поддавалась. Тени зашептали: «Не останавливай. Пожалуйста. Мы так давно не слышали музыку». Я понял, что это души тех, кто жил здесь. Они застряли между мирами. Я слушал мелодию до самого утра, пока не взошло солнце. Тогда тени растаяли. Я закрыл шкатулку и ушёл. Надеюсь, они услышат её снова. Когда-нибудь.</w:t>
       </w:r>
     </w:p>
     <w:p/>
@@ -936,13 +932,29 @@
     <w:p>
       <w:r>
         <w:lastRenderedPageBreak/>
-        <w:t>**История 70: Подвал** В доме был подвал. Обычный, с бетонными стенами и старыми ящиками. Но в углу я заметил дверь. Маленькую, низкую, обитую железом. Я открыл её. За ней была лестница, уходящая вниз, во тьму. Я спустился. Там было ещё холоднее, чем наверху. В конце лестницы был ещё один подвал. И в нём — ещё одна дверь. Я открывал эти двери снова и снова, спускаясь всё ниже. Подвал под подвалом под подвалом. Я потерял счёт этажам. Воздух стал спёртым, тяжёлым. И вдруг я услышал голос. Снизу. Он звал меня по имени. Имени, которого я не помнил, но которое отозвалось где-то глубоко внутри. Я пошёл на голос. Последняя дверь. Я открыл её. Там, в маленькой комнате, сидел... я. Другой я, старый, измождённый, с безумными глазами. «Наконец-то ты пришёл, — прошептал он. — Я ждал тебя здесь всё это время. Смени меня». И он бросился на меня. Я не помню, что было дальше. Очнулся я наверху, в доме. Подвала больше не было. Только запертый люк в полу.</w:t>
-      </w:r>
-    </w:p>
-    <w:p/>
-    <w:p>
-      <w:r>
-        <w:t>**История 71: Стеклянные глаза** В мастерской старого оптика я нашёл сотни глазных протезов. Стеклянные глаза всех цветов, они лежали на полках, смотрели в пустоту. Я взял один, синий, и поднёс к свету. И вдруг все глаза на полках повернулись и посмотрели на меня. Сотни стеклянных глаз, уставившихся в мою душу. Я выронил тот, что держал, и он покатился по полу, оставляя за собой кровавый след. Я смотрел на этот след и не мог понять, откуда кровь. Потом понял — из моих собственных рук. Они кровоточили, хотя я не чувствовал боли. Глаза на полках начали моргать. Медленно, синхронно. Я закричал и бросился к выходу, но дверь была заперта. Глаза смотрели. Ждали. Я разбил окно и выпрыгнул наружу, порезавшись о стёкла. Когда я оглянулся, в разбитом окне, на месте стёкол, теперь были глаза. Они смотрели мне вслед.</w:t>
+        <w:t xml:space="preserve">**История 70: Подвал** </w:t>
+      </w:r>
+      <w:proofErr w:type="gramStart"/>
+      <w:r>
+        <w:t>В</w:t>
+      </w:r>
+      <w:proofErr w:type="gramEnd"/>
+      <w:r>
+        <w:t xml:space="preserve"> доме был подвал. Обычный, с бетонными стенами и старыми ящиками. Но в углу я заметил дверь. Маленькую, низкую, обитую железом. Я открыл её. За ней была лестница, уходящая вниз, во тьму. Я спустился. Там было ещё холоднее, чем наверху. В конце лестницы был ещё один подвал. И в нём — ещё одна дверь. Я открывал эти двери снова и снова, спускаясь всё ниже. Подвал под подвалом под подвалом. Я потерял счёт этажам. Воздух стал спёртым, тяжёлым. И вдруг я услышал голос. Снизу. Он звал меня по имени. Имени, которого я не помнил, но которое отозвалось где-то глубоко внутри. Я пошёл на голос. Последняя дверь. Я открыл её. Там, в маленькой комнате, сидел... я. Другой я, старый, измождённый, с безумными глазами. «Наконец-то ты пришёл, — прошептал он. — Я ждал тебя здесь всё это время. Смени меня». И он бросился на меня. Я не помню, что было дальше. Очнулся я наверху, в доме. Подвала больше не было. Только запертый люк в полу.</w:t>
+      </w:r>
+    </w:p>
+    <w:p/>
+    <w:p>
+      <w:r>
+        <w:t xml:space="preserve">**История 71: Стеклянные глаза** </w:t>
+      </w:r>
+      <w:proofErr w:type="gramStart"/>
+      <w:r>
+        <w:t>В</w:t>
+      </w:r>
+      <w:proofErr w:type="gramEnd"/>
+      <w:r>
+        <w:t xml:space="preserve"> мастерской старого оптика я нашёл сотни глазных протезов. Стеклянные глаза всех цветов, они лежали на полках, смотрели в пустоту. Я взял один, синий, и поднёс к свету. И вдруг все глаза на полках повернулись и посмотрели на меня. Сотни стеклянных глаз, уставившихся в мою душу. Я выронил тот, что держал, и он покатился по полу, оставляя за собой кровавый след. Я смотрел на этот след и не мог понять, откуда кровь. Потом понял — из моих собственных рук. Они кровоточили, хотя я не чувствовал боли. Глаза на полках начали моргать. Медленно, синхронно. Я закричал и бросился к выходу, но дверь была заперта. Глаза смотрели. Ждали. Я разбил окно и выпрыгнул наружу, порезавшись о стёкла. Когда я оглянулся, в разбитом окне, на месте стёкол, теперь были глаза. Они смотрели мне вслед.</w:t>
       </w:r>
     </w:p>
     <w:p/>
@@ -960,7 +972,15 @@
     <w:p/>
     <w:p>
       <w:r>
-        <w:t xml:space="preserve">**История 74: Рисунок** В школе, на доске, мелом был нарисован рисунок. Дом, дерево, солнце и семья, держащаяся за руки. Обычный детский рисунок. Но чем дольше я на него смотрел, тем </w:t>
+        <w:t xml:space="preserve">**История 74: Рисунок** </w:t>
+      </w:r>
+      <w:proofErr w:type="gramStart"/>
+      <w:r>
+        <w:t>В</w:t>
+      </w:r>
+      <w:proofErr w:type="gramEnd"/>
+      <w:r>
+        <w:t xml:space="preserve"> школе, на доске, мелом был нарисован рисунок. Дом, дерево, солнце и семья, держащаяся за руки. Обычный детский рисунок. Но чем дольше я на него смотрел, тем </w:t>
       </w:r>
       <w:r>
         <w:lastRenderedPageBreak/>
@@ -976,15 +996,15 @@
     <w:p/>
     <w:p>
       <w:r>
-        <w:t>**История 76</w:t>
-      </w:r>
-      <w:proofErr w:type="gramStart"/>
-      <w:r>
-        <w:t>: Под</w:t>
-      </w:r>
-      <w:proofErr w:type="gramEnd"/>
-      <w:r>
-        <w:t xml:space="preserve"> землёй** В пещере было темно и сыро. Я шёл по узкому проходу, освещая путь фонарём. Стены были влажными, покрытыми странным налётом. Я лизнул палец и потрогал стену — налёт был солёным. Как будто здесь когда-то было море. Я пошёл дальше и вышел в огромный зал. И там, в свете фонаря, я увидел их. Тысячи коконов, свисающих с потолка. Из некоторых торчали человеческие руки, ноги, головы. Люди висели там, как мухи в паутине. Я понял, что это логово каких-то тварей. Я хотел уйти, но из темноты донеслось шипение. Они просыпались. Огромные, похожие на помесь насекомого и человека, они спускались по стенам, по коконам, приближаясь ко мне. Я открыл огонь, побежал назад по проходу. За мной гналась целая армия этих тварей. Я выскочил наружу и завалил вход камнями. Долго ещё слышал, как они скребутся с той стороны. Я ушёл оттуда и надеюсь, больше никогда туда не вернусь.</w:t>
+        <w:t xml:space="preserve">**История 76: Под землёй** </w:t>
+      </w:r>
+      <w:proofErr w:type="gramStart"/>
+      <w:r>
+        <w:t>В</w:t>
+      </w:r>
+      <w:proofErr w:type="gramEnd"/>
+      <w:r>
+        <w:t xml:space="preserve"> пещере было темно и сыро. Я шёл по узкому проходу, освещая путь фонарём. Стены были влажными, покрытыми странным налётом. Я лизнул палец и потрогал стену — налёт был солёным. Как будто здесь когда-то было море. Я пошёл дальше и вышел в огромный зал. И там, в свете фонаря, я увидел их. Тысячи коконов, свисающих с потолка. Из некоторых торчали человеческие руки, ноги, головы. Люди висели там, как мухи в паутине. Я понял, что это логово каких-то тварей. Я хотел уйти, но из темноты донеслось шипение. Они просыпались. Огромные, похожие на помесь насекомого и человека, они спускались по стенам, по коконам, приближаясь ко мне. Я открыл огонь, побежал назад по проходу. За мной гналась целая армия этих тварей. Я выскочил наружу и завалил вход камнями. Долго ещё слышал, как они скребутся с той стороны. Я ушёл оттуда и надеюсь, больше никогда туда не вернусь.</w:t>
       </w:r>
     </w:p>
     <w:p/>
@@ -996,7 +1016,15 @@
     <w:p/>
     <w:p>
       <w:r>
-        <w:t xml:space="preserve">**История 78: Голос матери** В руинах жилого дома я услышал плач ребёнка. Тоненький, жалобный. Я пошёл на звук и нашёл детскую кроватку. В ней лежал скелет младенца. Плач доносился из него. Я отшатнулся, но плач не прекращался. Он становился громче, переходя в крик. </w:t>
+        <w:t xml:space="preserve">**История 78: Голос матери** </w:t>
+      </w:r>
+      <w:proofErr w:type="gramStart"/>
+      <w:r>
+        <w:t>В</w:t>
+      </w:r>
+      <w:proofErr w:type="gramEnd"/>
+      <w:r>
+        <w:t xml:space="preserve"> руинах жилого дома я услышал плач ребёнка. Тоненький, жалобный. Я пошёл на звук и нашёл детскую кроватку. В ней лежал скелет младенца. Плач доносился из него. Я отшатнулся, но плач не прекращался. Он становился громче, переходя в крик. </w:t>
       </w:r>
       <w:r>
         <w:lastRenderedPageBreak/>
@@ -1034,13 +1062,29 @@
     <w:p/>
     <w:p>
       <w:r>
-        <w:t>**История 81: Ржавый лифт** В полуразрушенной башне я нашёл лифт. Он выглядел старым, но кабина была на месте, и даже горела тусклая лампочка. Я нажал кнопку, и двери закрылись. Лифт поехал вниз. Долго. Минуты три, хотя в этом здании не могло быть такого глубокого подвала. Наконец он остановился. Двери открылись. За ними была та же самая башня, в которой я только что был. Я вышел. Всё было точно так же, но что-то было не так. Слишком тихо. Я подошёл к окну и выглянул наружу. Там была пустошь... но без единого признака жизни. Ни птиц, ни облаков, ни ветра. Застывший мир. Я обернулся и увидел себя. Другой я стоял у входа в лифт и смотрел на меня. «Ты нажал кнопку вызова», — сказал он. — «Теперь моя очередь». Он вошёл в лифт и уехал наверх. Я остался здесь. В застывшем мире. Навсегда.</w:t>
-      </w:r>
-    </w:p>
-    <w:p/>
-    <w:p>
-      <w:r>
-        <w:t xml:space="preserve">**История 82: Операционная** В подвале заброшенной клиники я нашёл операционную. На столе лежало тело, накрытое простынёй. Рядом стояли хирургические инструменты, все в идеальном состоянии, будто их только что простерилизовали. Я откинул простыню. Под ней был я. Моё лицо, моё тело, моя одежда. Только грудная клетка была вскрыта, и внутри не было сердца. В этот момент за спиной зажужжал хирургический робот. «Операция по удалению души прошла успешно», — произнёс он механическим голосом. — «Пациент готов к утилизации». Я попытался бежать, но мои ноги не слушались. Я упал на пол. Робот подкатил ко мне, и я увидел, что в его </w:t>
+        <w:t xml:space="preserve">**История 81: Ржавый лифт** </w:t>
+      </w:r>
+      <w:proofErr w:type="gramStart"/>
+      <w:r>
+        <w:t>В</w:t>
+      </w:r>
+      <w:proofErr w:type="gramEnd"/>
+      <w:r>
+        <w:t xml:space="preserve"> полуразрушенной башне я нашёл лифт. Он выглядел старым, но кабина была на месте, и даже горела тусклая лампочка. Я нажал кнопку, и двери закрылись. Лифт поехал вниз. Долго. Минуты три, хотя в этом здании не могло быть такого глубокого подвала. Наконец он остановился. Двери открылись. За ними была та же самая башня, в которой я только что был. Я вышел. Всё было точно так же, но что-то было не так. Слишком тихо. Я подошёл к окну и выглянул наружу. Там была пустошь... но без единого признака жизни. Ни птиц, ни облаков, ни ветра. Застывший мир. Я обернулся и увидел себя. Другой я стоял у входа в лифт и смотрел на меня. «Ты нажал кнопку вызова», — сказал он. — «Теперь моя очередь». Он вошёл в лифт и уехал наверх. Я остался здесь. В застывшем мире. Навсегда.</w:t>
+      </w:r>
+    </w:p>
+    <w:p/>
+    <w:p>
+      <w:r>
+        <w:t xml:space="preserve">**История 82: Операционная** </w:t>
+      </w:r>
+      <w:proofErr w:type="gramStart"/>
+      <w:r>
+        <w:t>В</w:t>
+      </w:r>
+      <w:proofErr w:type="gramEnd"/>
+      <w:r>
+        <w:t xml:space="preserve"> подвале заброшенной клиники я нашёл операционную. На столе лежало тело, накрытое простынёй. Рядом стояли хирургические инструменты, все в идеальном состоянии, будто их только что простерилизовали. Я откинул простыню. Под ней был я. Моё лицо, моё тело, моя одежда. Только грудная клетка была вскрыта, и внутри не было сердца. В этот момент за спиной зажужжал хирургический робот. «Операция по удалению души прошла успешно», — произнёс он механическим голосом. — «Пациент готов к утилизации». Я попытался бежать, но мои ноги не слушались. Я упал на пол. Робот подкатил ко мне, и я увидел, что в его </w:t>
       </w:r>
       <w:r>
         <w:lastRenderedPageBreak/>
@@ -1050,7 +1094,15 @@
     <w:p/>
     <w:p>
       <w:r>
-        <w:t>**История 83: Стеклянный гроб** В церкви, вместо алтаря, стоял стеклянный гроб. Внутри лежала женщина в белом платье. Молодая, красивая, словно спящая. Я подошёл ближе. Её грудь медленно поднималась и опускалась. Она дышала. Я постучал по стеклу. Её глаза открылись. Чёрные, без зрачков, они уставились на меня. Она улыбнулась. И вдруг из её рта, носа, глаз полилась чёрная жидкость. Она заполняла гроб, поднималась всё выше. Женщина билась внутри, пытаясь выбраться, но крышка была запечатана. Жидкость заполнила гроб полностью. Женщина замерла. А потом из темноты за моей спиной раздался голос: «Ты её разбудил. Теперь ты займёшь её место». Я обернулся. Вся церковь была заполнена такими же стеклянными гробами. Сотни. И все они были пусты. Ждали.</w:t>
+        <w:t xml:space="preserve">**История 83: Стеклянный гроб** </w:t>
+      </w:r>
+      <w:proofErr w:type="gramStart"/>
+      <w:r>
+        <w:t>В</w:t>
+      </w:r>
+      <w:proofErr w:type="gramEnd"/>
+      <w:r>
+        <w:t xml:space="preserve"> церкви, вместо алтаря, стоял стеклянный гроб. Внутри лежала женщина в белом платье. Молодая, красивая, словно спящая. Я подошёл ближе. Её грудь медленно поднималась и опускалась. Она дышала. Я постучал по стеклу. Её глаза открылись. Чёрные, без зрачков, они уставились на меня. Она улыбнулась. И вдруг из её рта, носа, глаз полилась чёрная жидкость. Она заполняла гроб, поднималась всё выше. Женщина билась внутри, пытаясь выбраться, но крышка была запечатана. Жидкость заполнила гроб полностью. Женщина замерла. А потом из темноты за моей спиной раздался голос: «Ты её разбудил. Теперь ты займёшь её место». Я обернулся. Вся церковь была заполнена такими же стеклянными гробами. Сотни. И все они были пусты. Ждали.</w:t>
       </w:r>
     </w:p>
     <w:p/>
@@ -1068,33 +1120,57 @@
     <w:p/>
     <w:p>
       <w:r>
-        <w:t xml:space="preserve">**История 86: Мёртвая деревня** Я зашёл в деревню, где все жители были мертвы. Но они не лежали на земле. Они стояли. Сотни людей стояли на улицах, в домах, у колодца. Застывшие, как статуи, с открытыми ртами и выпученными глазами. Я прошёл между ними. Их глаза следили за мной. Я подошёл к одному, дотронулся. Он был тёплым. Мёртвая плоть, но тёплая. И вдруг все они разом выдохнули. Тысячи тел выдохнули одновременно, и этот звук был похож на стон. Потом они начали падать. Один за другим, как подкошенные, они валились на землю. Я побежал к выходу из деревни, но тела падали вокруг меня, загораживая путь. Я пробирался через груды мёртвой </w:t>
-      </w:r>
-      <w:proofErr w:type="spellStart"/>
-      <w:r>
-        <w:t>плоти</w:t>
-      </w:r>
-      <w:proofErr w:type="spellEnd"/>
-      <w:r>
-        <w:t>, задыхаясь от запаха разложения. Выбрался, когда последний из них упал. Оглянувшись, я увидел, что деревня превратилась в братскую могилу. И из этой могилы доносился тихий, монотонный стон.</w:t>
-      </w:r>
-    </w:p>
-    <w:p/>
-    <w:p>
-      <w:r>
-        <w:t>**История 87: Лестница** В высотном здании я нашёл лестницу. Она вела наверх, но я решил спуститься вниз. Просто посмотреть, что там. Я шёл и шёл, этаж за этажом. Двадцатый, тридцатый, сороковой. В этом здании не могло быть столько этажей вниз. Я остановился. Тишина. Только мои шаги. Я посветил фонарём вниз. Лестница уходила в бесконечность. Я посмотрел наверх. Тоже бесконечность. Я был заперт в бесконечной лестнице. Я шёл вверх несколько часов. Ничего. Вниз — то же самое. Я кричал — никто не отвечал. Еда кончалась, вода кончалась. Я лёг на ступеньку и закрыл глаза. Когда открыл их, я лежал у подножия здания. Рядом валялся мой пустой рюкзак. Я никогда больше не захожу в высотки.</w:t>
-      </w:r>
-    </w:p>
-    <w:p/>
-    <w:p>
-      <w:r>
-        <w:t>**История 88: Палата №6** В больнице была запертая палата. На двери висела табличка: «Палата №6. Не входить». Я, конечно, вошёл. Внутри было темно. Я включил фонарь. Комната была пуста, если не считать одной кровати. На кровати лежал человек, привязанный ремнями. Он не шевелился. Я подошёл ближе и увидел, что у него нет лица. Гладкая, розовая кожа там, где должны быть глаза, нос, рот. И вдруг из этой гладкой кожи начали проступать черты. Мои черты. Глаза, нос, рот — всё становилось моим лицом. Человек открыл глаза. Мои глаза. «Спасибо, — сказал он моим голосом. — Я так долго ждал нового лица». Ремни на кровати расстегнулись сами собой. Он встал. Я смотрел на своё собственное лицо, улыбающееся мне. «А теперь уходи, — сказал он. — Ты мне больше не нужен». Я выбежал в коридор и посмотрел в зеркало. У меня не было лица.</w:t>
-      </w:r>
-    </w:p>
-    <w:p/>
-    <w:p>
-      <w:r>
-        <w:t>**История 89: Скрипка** В разрушенном концертном зале я нашёл скрипку. Она стояла на сцене, на пюпитре, как будто музыкант только что отложил её. Я взял её в руки и провёл смычком по струнам. Раздался звук. Красивый, чистый. И вдруг из темноты зала донеслись аплодисменты. Я замер. Аплодисменты становились громче. Я включил фонарь и посветил в зал. Ряды кресел были пусты. Но аплодисменты гремели. Потом стихли. И в наступившей тишине раздался шёпот: «Сыграй ещё». Я положил скрипку обратно и пошёл к выходу. Но двери были заперты. Шёпот повторился: «Сыграй ещё». Я взял скрипку и сыграл. Играл, пока руки не онемели. Аплодисменты гремели после каждой пьесы. Я не мог остановиться. Скрипка играла сама, мои руки только водили смычком. Я играл часами. Потом днями. Я не ел, не пил. Только играл. И аплодисменты. Бесконечные аплодисменты пустого зала.</w:t>
+        <w:t>**История 86: Мёртвая деревня** Я зашёл в деревню, где все жители были мертвы. Но они не лежали на земле. Они стояли. Сотни людей стояли на улицах, в домах, у колодца. Застывшие, как статуи, с открытыми ртами и выпученными глазами. Я прошёл между ними. Их глаза следили за мной. Я подошёл к одному, дотронулся. Он был тёплым. Мёртвая плоть, но тёплая. И вдруг все они разом выдохнули. Тысячи тел выдохнули одновременно, и этот звук был похож на стон. Потом они начали падать. Один за другим, как подкошенные, они валились на землю. Я побежал к выходу из деревни, но тела падали вокруг меня, загораживая путь. Я пробирался через груды мёртвой плоти, задыхаясь от запаха разложения. Выбрался, когда последний из них упал. Оглянувшись, я увидел, что деревня превратилась в братскую могилу. И из этой могилы доносился тихий, монотонный стон.</w:t>
+      </w:r>
+    </w:p>
+    <w:p/>
+    <w:p>
+      <w:r>
+        <w:t xml:space="preserve">**История 87: Лестница** </w:t>
+      </w:r>
+      <w:proofErr w:type="gramStart"/>
+      <w:r>
+        <w:t>В</w:t>
+      </w:r>
+      <w:proofErr w:type="gramEnd"/>
+      <w:r>
+        <w:t xml:space="preserve"> высотном здании я нашёл лестницу. Она вела наверх, но я решил спуститься вниз. Просто посмотреть, что там. Я шёл и шёл, этаж за этажом. Двадцатый, тридцатый, сороковой. В этом здании не могло быть столько этажей вниз. Я остановился. Тишина. Только мои шаги. Я посветил фонарём вниз. Лестница уходила в бесконечность. Я посмотрел наверх. Тоже бесконечность. Я был заперт в бесконечной лестнице. Я шёл вверх несколько часов. Ничего. Вниз — то же самое. Я кричал — никто не отвечал. Еда кончалась, вода кончалась. Я лёг на ступеньку и закрыл глаза. Когда открыл их, я лежал у подножия здания. Рядом валялся мой пустой рюкзак. Я никогда больше не захожу в высотки.</w:t>
+      </w:r>
+    </w:p>
+    <w:p/>
+    <w:p>
+      <w:r>
+        <w:t xml:space="preserve">**История 88: Палата №6** </w:t>
+      </w:r>
+      <w:proofErr w:type="gramStart"/>
+      <w:r>
+        <w:t>В</w:t>
+      </w:r>
+      <w:proofErr w:type="gramEnd"/>
+      <w:r>
+        <w:t xml:space="preserve"> больнице была запертая палата. На двери висела табличка: «Палата №6. Не входить». Я, конечно, вошёл. Внутри было темно. Я включил фонарь. Комната была пуста, если не считать одной кровати. На кровати лежал человек, привязанный ремнями. Он не шевелился. Я подошёл ближе и увидел, что у него нет лица. Гладкая, розовая кожа там, где должны быть глаза, нос, рот. И вдруг из этой гладкой кожи начали проступать черты. Мои черты. Глаза, нос, рот — всё становилось моим лицом. Человек открыл глаза. Мои глаза. «Спасибо, — сказал он моим голосом. — Я так долго ждал нового лица». Ремни на кровати расстегнулись сами собой. Он встал. Я смотрел на своё собственное лицо, улыбающееся мне. </w:t>
+      </w:r>
+      <w:proofErr w:type="gramStart"/>
+      <w:r>
+        <w:t>«А теперь уходи</w:t>
+      </w:r>
+      <w:proofErr w:type="gramEnd"/>
+      <w:r>
+        <w:t>, — сказал он. — Ты мне больше не нужен». Я выбежал в коридор и посмотрел в зеркало. У меня не было лица.</w:t>
+      </w:r>
+    </w:p>
+    <w:p/>
+    <w:p>
+      <w:r>
+        <w:t xml:space="preserve">**История 89: Скрипка** </w:t>
+      </w:r>
+      <w:proofErr w:type="gramStart"/>
+      <w:r>
+        <w:t>В</w:t>
+      </w:r>
+      <w:proofErr w:type="gramEnd"/>
+      <w:r>
+        <w:t xml:space="preserve"> разрушенном концертном зале я нашёл скрипку. Она стояла на сцене, на пюпитре, как будто музыкант только что отложил её. Я взял её в руки и провёл смычком по струнам. Раздался звук. Красивый, чистый. И вдруг из темноты зала донеслись аплодисменты. Я замер. Аплодисменты становились громче. Я включил фонарь и посветил в зал. Ряды кресел были пусты. Но аплодисменты гремели. Потом стихли. И в наступившей тишине раздался шёпот: «Сыграй ещё». Я положил скрипку обратно и пошёл к выходу. Но двери были заперты. Шёпот повторился: «Сыграй ещё». Я взял скрипку и сыграл. Играл, пока руки не онемели. Аплодисменты гремели после каждой пьесы. Я не мог остановиться. Скрипка играла сама, мои руки только водили смычком. Я играл часами. Потом днями. Я не ел, не пил. Только играл. И аплодисменты. Бесконечные аплодисменты пустого зала.</w:t>
       </w:r>
     </w:p>
     <w:p/>
@@ -1132,13 +1208,29 @@
     </w:p>
     <w:p>
       <w:r>
-        <w:t>**История 94: Фотограф** Я встретил человека с довоенным фотоаппаратом. Он предлагал сделать снимок за еду. Я согласился. Он навёл объектив, щёлкнул, и из аппарата вылезла фотография. На ней был я, но... старше. Лет на тридцать старше. Седина, морщины, усталые глаза. «Что это?» — спросил я. «Твоё будущее, — ответил он. — Хочешь узнать, как ты умрёшь? Ещё один снимок — и узнаешь». Я отказался. Но он нажал на кнопку снова. Вылезла вторая фотография. На ней я лежал в гробу, с закрытыми глазами. Рядом плакали люди, которых я не знал. «Кто это?» — закричал я. «Твои дети, — сказал он. — И внуки. Ты умрёшь старым, в окружении семьи. Хорошая смерть». Он улыбнулся и исчез. Я остался с двумя фотографиями. Я часто смотрю на них и гадаю, сбудется ли.</w:t>
-      </w:r>
-    </w:p>
-    <w:p/>
-    <w:p>
-      <w:r>
-        <w:t>**История 95: Метроном** В подземном бункере я нашёл метроном. Старый, механический, он тикал в такт. Тик-так. Тик-так. Я сел и стал слушать. Тик-так. Через минуту я заметил, что моё сердце бьётся в такт метроному. Тик-так. Ещё через минуту я не мог дышать иначе, кроме как в такт. Вдох-выдох. Тик-так. Я был загипнотизирован этим звуком. Я пытался встать, но тело не слушалось. Только тик-так. Метроном замедлялся. И моё сердце замедлялось вместе с ним. Я чувствовал, как жизнь уходит из меня с каждым ударом. Тик... так... Тик... так... Я собрал последние силы и ударил по метроному кулаком. Он разбился. Наступила тишина. Моё сердце забилось быстрее, возвращая меня к жизни. Я выполз из бункера. С тех пор я ненавижу часы.</w:t>
+        <w:t xml:space="preserve">**История 94: Фотограф** Я встретил человека с довоенным фотоаппаратом. Он предлагал сделать снимок за еду. Я согласился. Он навёл объектив, щёлкнул, и из аппарата вылезла фотография. На ней был я, но... старше. Лет на тридцать старше. Седина, морщины, усталые глаза. «Что это?» — спросил я. «Твоё будущее, — ответил он. — Хочешь узнать, как ты умрёшь? Ещё один снимок — и узнаешь». Я отказался. Но он нажал на кнопку снова. Вылезла вторая фотография. На ней я лежал в гробу, с закрытыми глазами. Рядом плакали люди, которых я не знал. </w:t>
+      </w:r>
+      <w:proofErr w:type="gramStart"/>
+      <w:r>
+        <w:t>«Кто это?» — закричал я. «Твои дети</w:t>
+      </w:r>
+      <w:proofErr w:type="gramEnd"/>
+      <w:r>
+        <w:t>, — сказал он. — И внуки. Ты умрёшь старым, в окружении семьи. Хорошая смерть». Он улыбнулся и исчез. Я остался с двумя фотографиями. Я часто смотрю на них и гадаю, сбудется ли.</w:t>
+      </w:r>
+    </w:p>
+    <w:p/>
+    <w:p>
+      <w:r>
+        <w:t xml:space="preserve">**История 95: Метроном** </w:t>
+      </w:r>
+      <w:proofErr w:type="gramStart"/>
+      <w:r>
+        <w:t>В</w:t>
+      </w:r>
+      <w:proofErr w:type="gramEnd"/>
+      <w:r>
+        <w:t xml:space="preserve"> подземном бункере я нашёл метроном. Старый, механический, он тикал в такт. Тик-так. Тик-так. Я сел и стал слушать. Тик-так. Через минуту я заметил, что моё сердце бьётся в такт метроному. Тик-так. Ещё через минуту я не мог дышать иначе, кроме как в такт. Вдох-выдох. Тик-так. Я был загипнотизирован этим звуком. Я пытался встать, но тело не слушалось. Только тик-так. Метроном замедлялся. И моё сердце замедлялось вместе с ним. Я чувствовал, как жизнь уходит из меня с каждым ударом. Тик... так... Тик... так... Я собрал последние силы и ударил по метроному кулаком. Он разбился. Наступила тишина. Моё сердце забилось быстрее, возвращая меня к жизни. Я выполз из бункера. С тех пор я ненавижу часы.</w:t>
       </w:r>
     </w:p>
     <w:p/>
@@ -1156,7 +1248,15 @@
     <w:p/>
     <w:p>
       <w:r>
-        <w:t>**История 98: Глаза в стене** В старой шахте я заметил, что стены... дышат. Медленно, ритмично, они то расширялись, то сжимались. Я приложил руку к стене. Она была тёплой. И влажной. Я отдернул руку, и на ней осталась слизь. Я посветил фонарём вглубь туннеля и увидел их. Глаза. Огромные глаза, вмонтированные прямо в стены. Они смотрели на меня. Все сразу. Я побежал назад, но туннель сужался. Стены сжимались, пытаясь раздавить меня. Я полз, задыхаясь, чувствуя, как стены трутся о мою броню. Глаза смотрели, не мигая. Я вывалился наружу, когда туннель стал размером с кротовью нору. Моя броня была покрыта слизью. Я долго отмывался в ближайшем ручье. До сих пор нахожу эту слизь в складках одежды.</w:t>
+        <w:t xml:space="preserve">**История 98: Глаза в стене** </w:t>
+      </w:r>
+      <w:proofErr w:type="gramStart"/>
+      <w:r>
+        <w:t>В</w:t>
+      </w:r>
+      <w:proofErr w:type="gramEnd"/>
+      <w:r>
+        <w:t xml:space="preserve"> старой шахте я заметил, что стены... дышат. Медленно, ритмично, они то расширялись, то сжимались. Я приложил руку к стене. Она была тёплой. И влажной. Я отдернул руку, и на ней осталась слизь. Я посветил фонарём вглубь туннеля и увидел их. Глаза. Огромные глаза, вмонтированные прямо в стены. Они смотрели на меня. Все сразу. Я побежал назад, но туннель сужался. Стены сжимались, пытаясь раздавить меня. Я полз, задыхаясь, чувствуя, как стены трутся о мою броню. Глаза смотрели, не мигая. Я вывалился наружу, когда туннель стал размером с кротовью нору. Моя броня была покрыта слизью. Я долго отмывался в ближайшем ручье. До сих пор нахожу эту слизь в складках одежды.</w:t>
       </w:r>
     </w:p>
     <w:p/>
@@ -1168,15 +1268,23 @@
     <w:p/>
     <w:p>
       <w:r>
-        <w:t>**История 100</w:t>
-      </w:r>
-      <w:proofErr w:type="gramStart"/>
-      <w:r>
-        <w:t>: Последний</w:t>
-      </w:r>
-      <w:proofErr w:type="gramEnd"/>
-      <w:r>
-        <w:t xml:space="preserve">** Я шёл по пустоши и увидел человека. Он сидел на камне и плакал. Я подошёл. «Что случилось?» — спросил я. Он поднял голову. У него не было глаз. Только чёрные дыры. «Я последний, — сказал он. — Последний человек на Земле. Все остальные умерли. Я видел их смерть. Всех до одного. А теперь я ослеп, чтобы не видеть больше смертей». Я хотел сказать ему, что он не один, что я здесь. Но слова застряли в горле. Потому что я посмотрел на свои руки. Они были прозрачными. Я видел сквозь них траву. Я был призраком. «Ты тоже мёртв, </w:t>
+        <w:t xml:space="preserve">**История 100: Последний** Я шёл по пустоши и увидел человека. Он сидел на камне и плакал. Я подошёл. «Что случилось?» — спросил я. Он поднял голову. У него не было глаз. Только чёрные дыры. </w:t>
+      </w:r>
+      <w:proofErr w:type="gramStart"/>
+      <w:r>
+        <w:t>«Я последний</w:t>
+      </w:r>
+      <w:proofErr w:type="gramEnd"/>
+      <w:r>
+        <w:t xml:space="preserve">, — сказал он. — Последний человек на Земле. Все остальные умерли. Я видел их смерть. Всех до одного. А теперь я ослеп, чтобы не видеть больше смертей». Я хотел сказать ему, что он не один, что я здесь. Но слова застряли в горле. Потому что я посмотрел на свои руки. Они были прозрачными. Я видел сквозь них траву. Я был призраком. </w:t>
+      </w:r>
+      <w:proofErr w:type="gramStart"/>
+      <w:r>
+        <w:t>«Ты тоже мёртв</w:t>
+      </w:r>
+      <w:proofErr w:type="gramEnd"/>
+      <w:r>
+        <w:t xml:space="preserve">, </w:t>
       </w:r>
       <w:r>
         <w:lastRenderedPageBreak/>
@@ -1186,25 +1294,57 @@
     <w:p/>
     <w:p>
       <w:r>
-        <w:t>**История 101: Человек без тени** В пустоши я встретил человека, у которого не было тени. Солнце палило нещадно, от каждого камня ложилась чёткая чернота, а под его ногами был только чистый песок. Он сидел на обочине и смотрел в небо. Я остановился, заворожённый этим зрелищем. «Давно не видел живых», — сказал он, не оборачиваясь. Голос у него был сухой, как потрескавшаяся земля. Я спросил, почему у него нет тени. Он усмехнулся: «Продал. Давно, ещё до войны. Пришёл к одному человеку, предложил сделку. Он дал мне бессмертие в обмен на тень. Я думал, это шутка. Но вот я здесь, а все, кого я знал, давно мертвы». Он повернулся, и я увидел его глаза — абсолютно чёрные, без белков. «Хочешь тоже? У него, наверное, ещё есть контракты». Я отказался и поспешил уйти. Оглянувшись, я увидел, что он всё ещё сидит на том же месте, а солнце жжёт ему прямо в лицо, но он даже не щурится. Тени у него не было. И не будет никогда.</w:t>
-      </w:r>
-    </w:p>
-    <w:p/>
-    <w:p>
-      <w:r>
-        <w:t>**История 102: Дом на перекрёстке** Я забрёл на перекрёсток трёх дорог, и там стоял дом. Обычный, деревянный, с крыльцом и резными наличниками. Таких не строили двести лет. Из трубы шёл дым. Я постучал. Дверь открыла старуха в платке. «Заходи, странник, — сказала она. — Ужин почти готов». Внутри пахло щами и свежим хлебом. За столом сидели люди — мужчины, женщины, дети. Они ели молча. Старуха налила и мне тарелку супа. Я спросил, откуда здесь еда в такой глуши. «Мы не едим еду, — ответила старуха. — Мы едим воспоминания. Каждый, кто садится за этот стол, оставляет нам частичку своей жизни. А взамен получает тепло и кров на одну ночь». Я посмотрел в тарелку. Вместо супа там была мутная жидкость, в которой отражались лица — мои собственные, но из разных времён. Я отодвинул тарелку. «Не голоден», — сказал я и вышел. На крыльце я обернулся. Дома не было. Только три дороги, расходящиеся в пустошь. И тишина.</w:t>
-      </w:r>
-    </w:p>
-    <w:p/>
-    <w:p>
-      <w:r>
-        <w:t>**История 103: Река забвения** Я нашёл реку с удивительно чистой водой. В пустошах такое редкость. Я наклонился, чтобы напиться, но вдруг из воды показалась рука. Женская, бледная, она схватила меня за запястье. Я отдёрнул руку, и из воды поднялась она — женщина в мокром белом платье, с длинными чёрными волосами, облепившими лицо. «Не пей, — сказала она. — Эта вода стирает память. Все, кто пил, забыли, кто они. Теперь они живут здесь, под водой». Я посмотрел в глубину. Там, под поверхностью, стояли люди. Сотни людей, неподвижных, с пустыми глазами. Они смотрели вверх, на нас. «Я была здесь сто лет, — продолжала женщина. — Ждала, когда кто-нибудь придёт и напомнит мне моё имя. Ты не знаешь его?» Я покачал головой. Она вздохнула и снова ушла под воду. Я пошёл дальше, но до сих пор иногда просыпаюсь от мысли, что забыл что-то важное. Может, я тоже пил из этой реки?</w:t>
-      </w:r>
-    </w:p>
-    <w:p/>
-    <w:p>
-      <w:r>
-        <w:t xml:space="preserve">**История 104: Седьмой день** Я проснулся и понял, что сегодня седьмой день. Не знаю, откуда я это знал, но внутри меня билось это знание — седьмой день. Я шёл по пустоши, и всё вокруг казалось странно знакомым. Каждый камень, каждый куст я будто уже видел. К полудню я вышел к развалинам церкви. На паперти сидел старик. «Ты пришёл, — сказал он. — Я ждал тебя семь дней». Я спросил, откуда он меня знает. «Я не знаю тебя, — ответил он. — Но каждые семь дней здесь появляется путник. Всегда разный. И каждый раз я говорю ему одно и то же». Он протянул мне сложенный лист бумаги. «Прочитай это, когда уйдёшь». Я развернул лист. Там было </w:t>
+        <w:t xml:space="preserve">**История 101: Человек без тени** </w:t>
+      </w:r>
+      <w:proofErr w:type="gramStart"/>
+      <w:r>
+        <w:t>В</w:t>
+      </w:r>
+      <w:proofErr w:type="gramEnd"/>
+      <w:r>
+        <w:t xml:space="preserve"> пустоши я встретил человека, у которого не было тени. Солнце палило нещадно, от каждого камня ложилась чёткая чернота, а под его ногами был только чистый песок. Он сидел на обочине и смотрел в небо. Я остановился, заворожённый этим зрелищем. «Давно не видел живых», — сказал он, не оборачиваясь. Голос у него был сухой, как потрескавшаяся земля. Я спросил, почему у него нет тени. Он усмехнулся: «Продал. Давно, ещё до войны. Пришёл к одному человеку, предложил сделку. Он дал мне бессмертие в обмен на тень. Я думал, это шутка. Но вот я здесь, а все, кого я знал, давно мертвы». Он повернулся, и я увидел его глаза — абсолютно чёрные, без белков. «Хочешь тоже? У него, наверное, ещё есть контракты». Я отказался и поспешил уйти. Оглянувшись, я увидел, что он всё ещё сидит на том же месте, а солнце жжёт ему прямо в лицо, но он даже не щурится. Тени у него не было. И не будет никогда.</w:t>
+      </w:r>
+    </w:p>
+    <w:p/>
+    <w:p>
+      <w:r>
+        <w:t xml:space="preserve">**История 102: Дом на перекрёстке** Я забрёл на перекрёсток трёх дорог, и там стоял дом. Обычный, деревянный, с крыльцом и резными наличниками. Таких не строили двести лет. Из трубы шёл дым. Я постучал. Дверь открыла старуха в платке. </w:t>
+      </w:r>
+      <w:proofErr w:type="gramStart"/>
+      <w:r>
+        <w:t>«Заходи, странник</w:t>
+      </w:r>
+      <w:proofErr w:type="gramEnd"/>
+      <w:r>
+        <w:t>, — сказала она. — Ужин почти готов». Внутри пахло щами и свежим хлебом. За столом сидели люди — мужчины, женщины, дети. Они ели молча. Старуха налила и мне тарелку супа. Я спросил, откуда здесь еда в такой глуши. «Мы не едим еду, — ответила старуха. — Мы едим воспоминания. Каждый, кто садится за этот стол, оставляет нам частичку своей жизни. А взамен получает тепло и кров на одну ночь». Я посмотрел в тарелку. Вместо супа там была мутная жидкость, в которой отражались лица — мои собственные, но из разных времён. Я отодвинул тарелку. «Не голоден», — сказал я и вышел. На крыльце я обернулся. Дома не было. Только три дороги, расходящиеся в пустошь. И тишина.</w:t>
+      </w:r>
+    </w:p>
+    <w:p/>
+    <w:p>
+      <w:r>
+        <w:t xml:space="preserve">**История 103: Река забвения** Я нашёл реку с удивительно чистой водой. В пустошах такое редкость. Я наклонился, чтобы напиться, но вдруг из воды показалась рука. Женская, бледная, она схватила меня за запястье. Я отдёрнул руку, и из воды поднялась она — женщина в мокром белом платье, с длинными чёрными волосами, облепившими лицо. </w:t>
+      </w:r>
+      <w:proofErr w:type="gramStart"/>
+      <w:r>
+        <w:t>«Не пей</w:t>
+      </w:r>
+      <w:proofErr w:type="gramEnd"/>
+      <w:r>
+        <w:t>, — сказала она. — Эта вода стирает память. Все, кто пил, забыли, кто они. Теперь они живут здесь, под водой». Я посмотрел в глубину. Там, под поверхностью, стояли люди. Сотни людей, неподвижных, с пустыми глазами. Они смотрели вверх, на нас. «Я была здесь сто лет, — продолжала женщина. — Ждала, когда кто-нибудь придёт и напомнит мне моё имя. Ты не знаешь его?» Я покачал головой. Она вздохнула и снова ушла под воду. Я пошёл дальше, но до сих пор иногда просыпаюсь от мысли, что забыл что-то важное. Может, я тоже пил из этой реки?</w:t>
+      </w:r>
+    </w:p>
+    <w:p/>
+    <w:p>
+      <w:r>
+        <w:t xml:space="preserve">**История 104: Седьмой день** Я проснулся и понял, что сегодня седьмой день. Не знаю, откуда я это знал, но внутри меня билось это знание — седьмой день. Я шёл по пустоши, и всё вокруг казалось странно знакомым. Каждый камень, каждый куст я будто уже видел. К полудню я вышел к развалинам церкви. На паперти сидел старик. </w:t>
+      </w:r>
+      <w:proofErr w:type="gramStart"/>
+      <w:r>
+        <w:t>«Ты пришёл</w:t>
+      </w:r>
+      <w:proofErr w:type="gramEnd"/>
+      <w:r>
+        <w:t xml:space="preserve">, — сказал он. — Я ждал тебя семь дней». Я спросил, откуда он меня знает. «Я не знаю тебя, — ответил он. — Но каждые семь дней здесь появляется путник. Всегда разный. И каждый раз я говорю ему одно и то же». Он протянул мне сложенный лист бумаги. «Прочитай это, когда уйдёшь». Я развернул лист. Там было </w:t>
       </w:r>
       <w:r>
         <w:lastRenderedPageBreak/>
@@ -1214,7 +1354,31 @@
     <w:p/>
     <w:p>
       <w:r>
-        <w:t>**История 105: Хранительница снов** В руинах старой усадьбы я нашёл женщину, которая сидела в кресле-качалке и смотрела в пустоту. Она была стара, очень стара, морщины покрывали её лицо, как кора дерева. «Садись, — сказала она, не глядя на меня. — Я давно тебя жду». Я сел напротив. «Я хранительница снов, — продолжила она. — Все сны пустоши текут через меня. Хочешь увидеть, что снится мёртвым?» Не дожидаясь ответа, она коснулась моего лба сухим пальцем. И я увидел. Тысячи, миллионы снов. Люди видели свои дома, свои семьи, довоенную жизнь. Они видели, как падают бомбы, как горит небо, как они умирают. И в каждом сне они кричали. Беззвучно, отчаянно. Я вырвался из этого кошмара, тяжело дыша. Старуха сидела неподвижно. «Теперь ты знаешь, — сказала она. — Мёртвым не спится спокойно. Они всё помнят. Им нужен кто-то, кто будет помнить за них». С этими словами она закрыла глаза и перестала дышать. Я похоронил её во дворе. С тех пор мне часто снятся чужие сны.</w:t>
+        <w:t xml:space="preserve">**История 105: Хранительница снов** </w:t>
+      </w:r>
+      <w:proofErr w:type="gramStart"/>
+      <w:r>
+        <w:t>В</w:t>
+      </w:r>
+      <w:proofErr w:type="gramEnd"/>
+      <w:r>
+        <w:t xml:space="preserve"> руинах старой усадьбы я нашёл женщину, которая сидела в кресле-качалке и смотрела в пустоту. Она была стара, очень стара, морщины покрывали её лицо, как кора дерева. «Садись, — сказала она, не глядя на меня. — Я давно тебя жду». Я </w:t>
+      </w:r>
+      <w:proofErr w:type="gramStart"/>
+      <w:r>
+        <w:t>сел</w:t>
+      </w:r>
+      <w:proofErr w:type="gramEnd"/>
+      <w:r>
+        <w:t xml:space="preserve"> напротив. «Я хранительница снов, — продолжила она. — Все сны пустоши текут через меня. Хочешь увидеть, что снится мёртвым?» Не дожидаясь ответа, она коснулась моего лба сухим пальцем. И я увидел. Тысячи, миллионы снов. Люди видели свои дома, свои семьи, довоенную жизнь. Они видели, как падают бомбы, как горит небо, как они умирают. И в каждом сне они кричали. Беззвучно, отчаянно. Я вырвался из этого кошмара, тяжело дыша. Старуха сидела неподвижно. </w:t>
+      </w:r>
+      <w:proofErr w:type="gramStart"/>
+      <w:r>
+        <w:t>«Теперь ты знаешь</w:t>
+      </w:r>
+      <w:proofErr w:type="gramEnd"/>
+      <w:r>
+        <w:t>, — сказала она. — Мёртвым не спится спокойно. Они всё помнят. Им нужен кто-то, кто будет помнить за них». С этими словами она закрыла глаза и перестала дышать. Я похоронил её во дворе. С тех пор мне часто снятся чужие сны.</w:t>
       </w:r>
     </w:p>
     <w:p/>
@@ -1226,13 +1390,29 @@
     <w:p/>
     <w:p>
       <w:r>
-        <w:t>**История 107: Скрипач на крыше** Ночью, в разрушенном городе, я услышал музыку. Скрипка. Кто-то играл классическую мелодию, чистую и печальную. Я пошёл на звук и увидел его — человека в старом фраке, стоящего на крыше уцелевшего здания. Он играл, и вокруг него, на других крышах, собирались тени. Они слушали, замерев. Я поднялся по лестнице на соседнее здание и окликнул его. Он не ответил, продолжал играть. Я перебрался на его крышу. И тогда я увидел его лицо. Оно было прозрачным. Сквозь него виднелись звёзды. «Я умер двести лет назад, — сказал он, не переставая играть. — Играл здесь, в театре напротив, когда началась бомбёжка. Не захотел убегать. Решил, что умру с музыкой. Теперь играю для тех, кто тоже не успел». Он кивнул на тени. Тысячи теней на крышах слушали его скрипку. Я простоял там до рассвета. Когда взошло солнце, музыкант и тени исчезли. Только скрипка лежала на краю крыши. Я не взял её. Она должна звучать здесь вечно.</w:t>
-      </w:r>
-    </w:p>
-    <w:p/>
-    <w:p>
-      <w:r>
-        <w:t xml:space="preserve">**История 108: Библиотекарь** Под землёй, в старом бункере, я нашёл библиотеку. Настоящую, с тысячами книг. За столом сидел человек в очках и читал при свете керосиновой лампы. «О, посетитель, — сказал он, поднимая голову. — Редкость в наши дни. Хочешь книгу?» Я спросил, откуда у него столько книг. «Я собирал их всю жизнь, — ответил он. — В каждом городе, в каждом доме. Но знаешь, в чём фокус? Я не могу их прочитать». Я удивился. «Они написаны на мёртвых </w:t>
+        <w:t xml:space="preserve">**История 107: Скрипач на крыше** Ночью, в разрушенном городе, я услышал музыку. Скрипка. Кто-то играл классическую мелодию, чистую и печальную. Я пошёл на звук и увидел его — человека в старом фраке, стоящего на крыше уцелевшего здания. Он играл, и вокруг него, на других крышах, собирались тени. Они слушали, замерев. Я поднялся по лестнице на соседнее здание и окликнул его. Он не ответил, продолжал играть. Я перебрался на его крышу. И тогда я увидел его лицо. Оно было прозрачным. Сквозь него виднелись звёзды. </w:t>
+      </w:r>
+      <w:proofErr w:type="gramStart"/>
+      <w:r>
+        <w:t>«Я умер двести лет назад</w:t>
+      </w:r>
+      <w:proofErr w:type="gramEnd"/>
+      <w:r>
+        <w:t>, — сказал он, не переставая играть. — Играл здесь, в театре напротив, когда началась бомбёжка. Не захотел убегать. Решил, что умру с музыкой. Теперь играю для тех, кто тоже не успел». Он кивнул на тени. Тысячи теней на крышах слушали его скрипку. Я простоял там до рассвета. Когда взошло солнце, музыкант и тени исчезли. Только скрипка лежала на краю крыши. Я не взял её. Она должна звучать здесь вечно.</w:t>
+      </w:r>
+    </w:p>
+    <w:p/>
+    <w:p>
+      <w:r>
+        <w:t xml:space="preserve">**История 108: Библиотекарь** Под землёй, в старом бункере, я нашёл библиотеку. Настоящую, с тысячами книг. За столом сидел человек в очках и читал при свете керосиновой лампы. </w:t>
+      </w:r>
+      <w:proofErr w:type="gramStart"/>
+      <w:r>
+        <w:t>«О, посетитель</w:t>
+      </w:r>
+      <w:proofErr w:type="gramEnd"/>
+      <w:r>
+        <w:t xml:space="preserve">, — сказал он, поднимая голову. — Редкость в наши дни. Хочешь книгу?» Я спросил, откуда у него столько книг. «Я собирал их всю жизнь, — ответил он. — В каждом городе, в каждом доме. Но знаешь, в чём фокус? Я не могу их прочитать». Я удивился. «Они написаны на мёртвых </w:t>
       </w:r>
       <w:r>
         <w:lastRenderedPageBreak/>
@@ -1248,27 +1428,35 @@
     <w:p/>
     <w:p>
       <w:r>
-        <w:t>**История 110</w:t>
-      </w:r>
-      <w:proofErr w:type="gramStart"/>
-      <w:r>
-        <w:t>: Последний</w:t>
-      </w:r>
-      <w:proofErr w:type="gramEnd"/>
-      <w:r>
-        <w:t xml:space="preserve"> рейс** На старом аэродроме я нашёл самолёт. Целый, довоенный, с пропеллером и звездой на крыле. В кабине сидел скелет пилота в кожаном шлеме. Рядом с ним лежал бортовой журнал. Я пролистал его. Последняя запись: «23 октября 2077. Получил приказ взлететь. Бомбы уже падают. Жена и дети остались в городе. Я не могу вернуться. Лечу на восток, надеясь найти место, где ещё есть жизнь. Горючего хватит на шесть часов. Прощайте все». Я закрыл журнал и уже хотел уйти, как вдруг двигатели самолёта заворчали. Пропеллер дёрнулся и начал медленно вращаться. Скелет пилота повернул ко мне череп и щёлкнул челюстью, словно что-то говоря. Я отскочил. Самолёт вырулил на полосу и, набирая скорость, взлетел. Я смотрел, как он поднимается в небо, делает круг над аэродромом и берёт курс на восток. Навсегда. Он искал место, где есть жизнь. Может, когда-нибудь найдёт.</w:t>
-      </w:r>
-    </w:p>
-    <w:p/>
-    <w:p>
-      <w:r>
-        <w:t>**История 111: Немой** В лесу я встретил человека, который не говорил. Он просто сидел на пне и смотрел на меня. Я спросил, как его зовут. Он молчал. Я спросил, нужна ли ему помощь. Он молчал. Я хотел уже уйти, но он взял палку и написал на земле: «Я не могу говорить. Я отдал свой голос лесу. Теперь лес говорит за меня». Я не понял. Тогда он указал на деревья. И я услышал. Из шелеста листьев складывались слова. «Помоги нам», — шептал лес. — «Люди вырубают нас, жгут. Мы умираем. Этот человек — наш голос. Пока он жив, мы можем просить о помощи». Я посмотрел на него. В его глазах стояли слёзы. Я не знал, чем помочь лесу. Я дал ему воды и еды и пошёл дальше. Но долго ещё слышал за спиной шёпот листьев: «Помоги нам. Помоги нам».</w:t>
-      </w:r>
-    </w:p>
-    <w:p/>
-    <w:p>
-      <w:r>
-        <w:t xml:space="preserve">**История 112: Стеклянный шар** В старом особняке, среди пыльной мебели, я нашёл стеклянный шар. Внутри него кружился снег, и стояла маленькая фигурка человека. Я встряхнул шар, и снег закружился. Фигурка внутри ожила. Она подняла голову и посмотрела на меня. Её лицо... это было моё лицо. Я отдёрнул руку, но шар не выпал. Он прилип к ладони. Я смотрел, как моя крошечная копия внутри </w:t>
+        <w:t>**История 110: Последний рейс** На старом аэродроме я нашёл самолёт. Целый, довоенный, с пропеллером и звездой на крыле. В кабине сидел скелет пилота в кожаном шлеме. Рядом с ним лежал бортовой журнал. Я пролистал его. Последняя запись: «23 октября 2077. Получил приказ взлететь. Бомбы уже падают. Жена и дети остались в городе. Я не могу вернуться. Лечу на восток, надеясь найти место, где ещё есть жизнь. Горючего хватит на шесть часов. Прощайте все». Я закрыл журнал и уже хотел уйти, как вдруг двигатели самолёта заворчали. Пропеллер дёрнулся и начал медленно вращаться. Скелет пилота повернул ко мне череп и щёлкнул челюстью, словно что-то говоря. Я отскочил. Самолёт вырулил на полосу и, набирая скорость, взлетел. Я смотрел, как он поднимается в небо, делает круг над аэродромом и берёт курс на восток. Навсегда. Он искал место, где есть жизнь. Может, когда-нибудь найдёт.</w:t>
+      </w:r>
+    </w:p>
+    <w:p/>
+    <w:p>
+      <w:r>
+        <w:t xml:space="preserve">**История 111: Немой** </w:t>
+      </w:r>
+      <w:proofErr w:type="gramStart"/>
+      <w:r>
+        <w:t>В</w:t>
+      </w:r>
+      <w:proofErr w:type="gramEnd"/>
+      <w:r>
+        <w:t xml:space="preserve"> лесу я встретил человека, который не говорил. Он просто сидел на пне и смотрел на меня. Я спросил, как его зовут. Он молчал. Я спросил, нужна ли ему помощь. Он молчал. Я хотел уже уйти, но он взял палку и написал на земле: «Я не могу говорить. Я отдал свой голос лесу. Теперь лес говорит за меня». Я не понял. Тогда он указал на деревья. И я услышал. Из шелеста листьев складывались слова. «Помоги нам», — шептал лес. — «Люди вырубают нас, жгут. Мы умираем. Этот человек — наш голос. Пока он жив, мы можем просить о помощи». Я посмотрел на него. В его глазах стояли слёзы. Я не знал, чем помочь лесу. Я дал ему воды и еды и пошёл дальше. Но долго ещё слышал за спиной шёпот листьев: «Помоги нам. Помоги нам».</w:t>
+      </w:r>
+    </w:p>
+    <w:p/>
+    <w:p>
+      <w:r>
+        <w:t xml:space="preserve">**История 112: Стеклянный шар** </w:t>
+      </w:r>
+      <w:proofErr w:type="gramStart"/>
+      <w:r>
+        <w:t>В</w:t>
+      </w:r>
+      <w:proofErr w:type="gramEnd"/>
+      <w:r>
+        <w:t xml:space="preserve"> старом особняке, среди пыльной мебели, я нашёл стеклянный шар. Внутри него кружился снег, и стояла маленькая фигурка человека. Я встряхнул шар, и снег закружился. Фигурка внутри ожила. Она подняла голову и посмотрела на меня. Её лицо... это было моё лицо. Я отдёрнул руку, но шар не выпал. Он прилип к ладони. Я смотрел, как моя крошечная копия внутри </w:t>
       </w:r>
       <w:proofErr w:type="spellStart"/>
       <w:r>
@@ -1294,25 +1482,65 @@
     <w:p/>
     <w:p>
       <w:r>
-        <w:t>**История 113: Колокольный звон** Среди руин я услышал колокольный звон. Чистый, громкий, он разносился над пустошью, заглушая вой ветра. Я пошёл на звук и вышел к церкви. Целая, невредимая, с золотыми куполами, сияющими на солнце. Внутри горели свечи, и шла служба. Священник в рясе читал проповедь, прихожане слушали. Я вошёл и сел на скамью. Никто не обратил на меня внимания. Служба шла своим чередом. Я смотрел на лица людей. Они были бледны, почти прозрачны. Сквозь них виднелись стены. Я понял, что это призраки. Они умерли здесь двести лет назад, но их души так и не покинули этот храм. Священник закончил проповедь и посмотрел прямо на меня. «Ты видишь нас, — сказал он. — Останься с нами. Нам не хватает прихожан». Я встал и вышел. Колокольный звон преследовал меня ещё много миль.</w:t>
-      </w:r>
-    </w:p>
-    <w:p/>
-    <w:p>
-      <w:r>
-        <w:t>**История 114: Портрет старухи** В заброшенном доме на стене висел портрет старухи. Масло, тяжёлая рама, тёмные тона. Она смотрела прямо перед собой строгим взглядом. Я остановился перед портретом, и вдруг её глаза моргнули. Я замер. Она улыбнулась. Беззубым ртом. «Давно никто не заходил, — проскрипела она. — Садись, рассказывай». Я сел на стул, который стоял прямо под портретом, и начал рассказывать о своих скитаниях. Она слушала, кивала, иногда задавала вопросы. Мы проговорили несколько часов. Когда стемнело, я собрался уходить. «Куда же ты? — спросила она. — Оставайся. Мне так одиноко». Я отказался. Тогда она вздохнула и сказала: «Ну что ж, тогда возьми меня с собой». И я почувствовал, как что-то тяжёлое легло мне на плечо. Оглянувшись, я увидел, что портрет висит у меня на спине. Старуха смотрела на меня с холста и улыбалась. Я нёс её три дня, пока не нашёл другую заброшенную церковь. Там я повесил портрет на стену. Надеюсь, ей там понравится.</w:t>
-      </w:r>
-    </w:p>
-    <w:p/>
-    <w:p>
-      <w:r>
-        <w:t>**История 115: Человек-сова** Ночью, в лесу, я увидел на ветке человека. Он сидел, поджав ноги, и смотрел на луну. Глаза его светились жёлтым. «Ты кто?» — спросил я. Он повернул голову. Она повернулась почти на триста шестьдесят градусов. «Я тот, кто видит в темноте, — сказал он. — Я отказался от дневного света, чтобы видеть истинную природу вещей. Хочешь, покажу?» Он спрыгнул с ветки бесшумно, как сова, и подошёл ко мне. Коснулся моего лба. И вдруг ночь перестала быть тёмной. Я видел каждый лист, каждую травинку, каждую ночную тварь. Я видел ауры живых существ. Я видел, как светятся грибы, как переливаются росой паутины. Это было красиво. И страшно. «Теперь ты тоже видишь, — сказал человек-сова. — Но помни: чем больше ты видишь ночью, тем меньше видишь днём. Ты ослепнешь на свету». С этими словами он исчез. Я просидел в лесу до утра, наслаждаясь новым зрением. А когда взошло солнце, я ничего не увидел. Белый свет ослепил меня. Я ослеп на день. И с тех пор я живу в двух мирах: днём — слепой, ночью — зрячий.</w:t>
-      </w:r>
-    </w:p>
-    <w:p/>
-    <w:p>
-      <w:r>
-        <w:t xml:space="preserve">**История 116: Источник молодости** В горах я нашёл горячий источник. Вода в нём была кристально чистой и пахла травами. Рядом сидела старуха и мыла ноги. «Искупайся, — сказала она. — Эта вода возвращает молодость». Я не поверил. Тогда она вышла из воды. На моих глазах морщины на её лице разглаживались, спина выпрямлялась, седина исчезала. Через минуту передо мной стояла молодая девушка. «Видишь? — улыбнулась она. — Теперь моя очередь </w:t>
+        <w:t xml:space="preserve">**История 113: Колокольный звон** Среди руин я услышал колокольный звон. Чистый, громкий, он разносился над пустошью, заглушая вой ветра. Я пошёл на звук и вышел к церкви. Целая, невредимая, с золотыми куполами, сияющими на солнце. Внутри горели свечи, и шла служба. Священник в рясе читал проповедь, прихожане слушали. Я вошёл и сел на скамью. Никто не обратил на меня внимания. Служба шла своим чередом. Я смотрел на лица людей. Они были бледны, почти прозрачны. Сквозь них виднелись стены. Я понял, что это призраки. Они умерли здесь двести лет назад, но их души так и не покинули этот храм. Священник закончил проповедь и посмотрел прямо на меня. </w:t>
+      </w:r>
+      <w:proofErr w:type="gramStart"/>
+      <w:r>
+        <w:t>«Ты видишь нас</w:t>
+      </w:r>
+      <w:proofErr w:type="gramEnd"/>
+      <w:r>
+        <w:t>, — сказал он. — Останься с нами. Нам не хватает прихожан». Я встал и вышел. Колокольный звон преследовал меня ещё много миль.</w:t>
+      </w:r>
+    </w:p>
+    <w:p/>
+    <w:p>
+      <w:r>
+        <w:t xml:space="preserve">**История 114: Портрет старухи** </w:t>
+      </w:r>
+      <w:proofErr w:type="gramStart"/>
+      <w:r>
+        <w:t>В</w:t>
+      </w:r>
+      <w:proofErr w:type="gramEnd"/>
+      <w:r>
+        <w:t xml:space="preserve"> заброшенном доме на стене висел портрет старухи. Масло, тяжёлая рама, тёмные тона. Она смотрела прямо перед собой строгим взглядом. Я остановился перед портретом, и вдруг её глаза моргнули. Я замер. Она улыбнулась. Беззубым ртом. «Давно никто не заходил, — проскрипела она. — Садись, рассказывай». Я сел на стул, который стоял прямо под портретом, и начал рассказывать о своих скитаниях. Она слушала, кивала, иногда задавала вопросы. Мы проговорили несколько часов. Когда стемнело, я собрался уходить. «Куда же ты? — спросила она. — Оставайся. Мне так одиноко». Я отказался. Тогда она вздохнула и сказала: «Ну что ж, тогда возьми меня с собой». И я почувствовал, как что-то тяжёлое легло мне на плечо. Оглянувшись, я увидел, что портрет висит у меня на спине. Старуха смотрела на меня с холста и улыбалась. Я нёс её три дня, пока не нашёл другую заброшенную церковь. Там я повесил портрет на стену. Надеюсь, ей там понравится.</w:t>
+      </w:r>
+    </w:p>
+    <w:p/>
+    <w:p>
+      <w:r>
+        <w:t xml:space="preserve">**История 115: Человек-сова** Ночью, в лесу, я увидел на ветке человека. Он сидел, поджав ноги, и смотрел на луну. Глаза его светились жёлтым. «Ты кто?» — спросил я. Он повернул голову. Она повернулась почти на триста шестьдесят градусов. </w:t>
+      </w:r>
+      <w:proofErr w:type="gramStart"/>
+      <w:r>
+        <w:t>«Я тот, кто видит в темноте</w:t>
+      </w:r>
+      <w:proofErr w:type="gramEnd"/>
+      <w:r>
+        <w:t xml:space="preserve">, — сказал он. — Я отказался от дневного света, чтобы видеть истинную природу вещей. Хочешь, покажу?» Он спрыгнул с ветки бесшумно, как сова, и подошёл ко мне. Коснулся моего лба. И вдруг ночь перестала быть тёмной. Я видел каждый лист, каждую травинку, каждую ночную тварь. Я видел ауры живых существ. Я видел, как светятся грибы, как переливаются росой паутины. Это было красиво. И страшно. </w:t>
+      </w:r>
+      <w:proofErr w:type="gramStart"/>
+      <w:r>
+        <w:t>«Теперь ты тоже видишь</w:t>
+      </w:r>
+      <w:proofErr w:type="gramEnd"/>
+      <w:r>
+        <w:t>, — сказал человек-сова. — Но помни: чем больше ты видишь ночью, тем меньше видишь днём. Ты ослепнешь на свету». С этими словами он исчез. Я просидел в лесу до утра, наслаждаясь новым зрением. А когда взошло солнце, я ничего не увидел. Белый свет ослепил меня. Я ослеп на день. И с тех пор я живу в двух мирах: днём — слепой, ночью — зрячий.</w:t>
+      </w:r>
+    </w:p>
+    <w:p/>
+    <w:p>
+      <w:r>
+        <w:t xml:space="preserve">**История 116: Источник молодости** </w:t>
+      </w:r>
+      <w:proofErr w:type="gramStart"/>
+      <w:r>
+        <w:t>В</w:t>
+      </w:r>
+      <w:proofErr w:type="gramEnd"/>
+      <w:r>
+        <w:t xml:space="preserve"> горах я нашёл горячий источник. Вода в нём была кристально чистой и пахла травами. Рядом сидела старуха и мыла ноги. «Искупайся, — сказала она. — Эта вода возвращает молодость». Я не поверил. Тогда она вышла из воды. На моих глазах морщины на её лице разглаживались, спина выпрямлялась, седина исчезала. Через минуту передо мной стояла молодая девушка. «Видишь? — улыбнулась она. — Теперь моя очередь </w:t>
       </w:r>
       <w:r>
         <w:lastRenderedPageBreak/>
@@ -1350,7 +1578,23 @@
     <w:p/>
     <w:p>
       <w:r>
-        <w:t xml:space="preserve">**История 119: Девочка с красными лентами** В лесу я встретил девочку. Лет семи, в белом платьице, с красными лентами в косичках. Она собирала цветы. «Здравствуй, дядя, — сказала она. — Поможешь мне найти маму?» Я спросил, где её мама. «Она там, — показала девочка в сторону старого дома. — Но я боюсь туда идти. Там темно». Я пошёл с ней. Дом был старый, разрушенный. Внутри пахло сыростью и тленом. На кровати лежал скелет женщины. Девочка подбежала к нему. «Мама, мама, я нашла цветочки!» Скелет не ответил. Я хотел увести девочку, </w:t>
+        <w:t xml:space="preserve">**История 119: Девочка с красными лентами** </w:t>
+      </w:r>
+      <w:proofErr w:type="gramStart"/>
+      <w:r>
+        <w:t>В</w:t>
+      </w:r>
+      <w:proofErr w:type="gramEnd"/>
+      <w:r>
+        <w:t xml:space="preserve"> лесу я встретил девочку. Лет семи, в белом платьице, с красными лентами в косичках. Она собирала цветы. </w:t>
+      </w:r>
+      <w:proofErr w:type="gramStart"/>
+      <w:r>
+        <w:t>«Здравствуй, дядя</w:t>
+      </w:r>
+      <w:proofErr w:type="gramEnd"/>
+      <w:r>
+        <w:t xml:space="preserve">, — сказала она. — Поможешь мне найти маму?» Я спросил, где её мама. «Она там, — показала девочка в сторону старого дома. — Но я боюсь туда идти. Там темно». Я пошёл с ней. Дом был старый, разрушенный. Внутри пахло сыростью и тленом. На кровати лежал скелет женщины. Девочка подбежала к нему. «Мама, мама, я нашла цветочки!» Скелет не ответил. Я хотел увести девочку, </w:t>
       </w:r>
       <w:proofErr w:type="gramStart"/>
       <w:r>
@@ -1358,7 +1602,15 @@
       </w:r>
       <w:proofErr w:type="gramEnd"/>
       <w:r>
-        <w:t xml:space="preserve"> когда обернулся, увидел, что она тоже... призрак. Прозрачная, почти невидимая. «Ты тоже мёртвая, — сказал я. — Ты знаешь?» Она кивнула. «Знаю. Но я всё равно ищу маму. Она обещала, что мы всегда будем вместе». Я вышел из дома и больше не оглядывался. Но до сих пор иногда вижу во сне девочку с красными лентами, ищущую свою маму в бесконечном лесу.</w:t>
+        <w:t xml:space="preserve"> когда обернулся, увидел, что она тоже... призрак. Прозрачная, почти невидимая. </w:t>
+      </w:r>
+      <w:proofErr w:type="gramStart"/>
+      <w:r>
+        <w:t>«Ты тоже мёртвая</w:t>
+      </w:r>
+      <w:proofErr w:type="gramEnd"/>
+      <w:r>
+        <w:t>, — сказал я. — Ты знаешь?» Она кивнула. «Знаю. Но я всё равно ищу маму. Она обещала, что мы всегда будем вместе». Я вышел из дома и больше не оглядывался. Но до сих пор иногда вижу во сне девочку с красными лентами, ищущую свою маму в бесконечном лесу.</w:t>
       </w:r>
     </w:p>
     <w:p/>
@@ -1369,6 +1621,1038 @@
       <w:r>
         <w:lastRenderedPageBreak/>
         <w:t>камень, идеально круглый, светящийся изнутри зелёным светом. Я протянул руку, и камень потеплел. В моей голове зазвучал голос: «Мы пришли издалека. Мы ищем тех, кто помнит. Ты помнишь?» Я не знал, что ответить. Камень продолжал светиться, и в его свете я увидел картины. Другие миры, другие звёзды, другие войны. Я увидел, как цивилизации рождаются и умирают. Я увидел, как наш мир погиб в огне. И я понял, что мы не одни во вселенной. Камень погас и рассыпался в пыль. Небесный огонь прекратился. Я остался один под звёздами, которые теперь казались мне чужими.</w:t>
+      </w:r>
+    </w:p>
+    <w:p/>
+    <w:p>
+      <w:r>
+        <w:t>**История 121: Человек в стене**</w:t>
+      </w:r>
+      <w:r>
+        <w:t xml:space="preserve"> </w:t>
+      </w:r>
+      <w:r>
+        <w:t>Я ночевал в старом доме, когда услышал стук. Он доносился из стены. Ритмичный, настойчивый. Я подошёл ближе, приложил ухо. Изнутри кто-то дышал. Я отшатнулся. Стук усилился, превратился в глухой удар, от которого штукатурка посыпалась на пол. Я схватил лом и начал долбить стену. Кирпичи поддавались с трудом, но я пробил дыру. Оттуда пахнуло сыростью и чем-то сладковатым. Я посветил фонарём. Внутри, в узком пространстве между стенами, стоял человек. Он был вжат в это пространство так, что его кости, должно быть, давно сломались. Но он стоял. И смотрел на меня. Его глаза светились в темноте. «Ты выпустил меня, — прошептал он. — Теперь ты займёшь моё место». Стены вокруг меня задрожали. Я рванул к выходу, но дом начал сжиматься. Комната становилась меньше. Я выпрыгнул в окно за секунду до того, как стены сомкнулись. Оглянувшись, я увидел, что дом принял свои прежние размеры. А в окне, в котором я только что вылез, стоял тот человек и смотрел на меня. Он улыбался.</w:t>
+      </w:r>
+    </w:p>
+    <w:p/>
+    <w:p>
+      <w:r>
+        <w:t>**История 122: Молчаливое поле**</w:t>
+      </w:r>
+      <w:r>
+        <w:t xml:space="preserve"> </w:t>
+      </w:r>
+      <w:r>
+        <w:t>Я шёл через поле, усеянное довоенными автомобилями. Ржавые остова торчали из земли, как надгробия. Было тихо. Слишком тихо. Даже ветер не шумел. Я остановился, прислушался. И вдруг все машины разом загудели. Тысячи клаксонов завыли на одной ноте, оглушая, разрывая тишину. Я зажал уши, упал на колени. Звук проникал сквозь пальцы, ввинчивался в мозг. Я пополз, пытаясь выбраться из этого поля, но машины гудели, гудели, не останавливаясь. Я видел, как в салонах загораются фары, как оживают приборные панели. В каждой машине сидел водитель. Скелет, пристёгнутый ремнём, с руками на руле. Они все смотрели на меня пустыми глазницами и жали на клаксоны. Я выполз на край поля, когда уже терял сознание от боли. Гул стих так же внезапно, как и начался. Тишина. Только звон в ушах. Я никогда больше не подходил к старым машинам.</w:t>
+      </w:r>
+    </w:p>
+    <w:p/>
+    <w:p>
+      <w:r>
+        <w:t>**История 123: Глубокий колодец**</w:t>
+      </w:r>
+      <w:r>
+        <w:t xml:space="preserve"> </w:t>
+      </w:r>
+      <w:proofErr w:type="gramStart"/>
+      <w:r>
+        <w:t>В</w:t>
+      </w:r>
+      <w:proofErr w:type="gramEnd"/>
+      <w:r>
+        <w:t xml:space="preserve"> деревне, где все дома были пусты, я нашёл колодец. Глубокий, тёмный, с каменным бортиком. Я заглянул внутрь. Оттуда пахло свежестью </w:t>
+      </w:r>
+      <w:proofErr w:type="gramStart"/>
+      <w:r>
+        <w:t>и...</w:t>
+      </w:r>
+      <w:proofErr w:type="gramEnd"/>
+      <w:r>
+        <w:t xml:space="preserve"> мылом. Как будто кто-то недавно мылся. Я опустил ведро, надеясь набрать воды. Ведро упало, но всплеска не было. Я потянул верёвку. Ведро вернулось пустым. И мокрым. Я посветил фонарём вниз. В отражении воды я увидел не своё лицо, а лицо женщины. Молодой, красивой, с длинными волосами. Она улыбалась и манила меня пальцем. Я отдёрнулся. Из колодца донёсся смех. Женский, мелодичный. «Спускайся, — позвал голос. — Здесь тепло и чисто. Мы ждём тебя». Я заглянул снова. Теперь в воде отражались десятки лиц. Мужчины, женщины, дети. Все они улыбались и манили меня. Я схватил камень и бросил в колодец. Вместо всплеска раздался крик. Множество голосов закричали оттуда, и колодец начал пульсировать, как живой. Вода поднималась. Я побежал прочь. Обернувшись, увидел, что из колодца хлещет поток, а в нём — лица, лица, лица, плывущие по воде, пытающиеся выбраться на сушу.</w:t>
+      </w:r>
+    </w:p>
+    <w:p/>
+    <w:p>
+      <w:r>
+        <w:lastRenderedPageBreak/>
+        <w:t>**История 124: Зеркальный лабиринт**</w:t>
+      </w:r>
+      <w:r>
+        <w:t xml:space="preserve"> </w:t>
+      </w:r>
+      <w:r>
+        <w:t>Я забрёл в старый парк аттракционов. Среди ржавых каруселей и сломанных горок стояло здание с вывеской «Комната смеха». Я зашёл внутрь. Там было темно, но вскоре глаза привыкли, и я увидел, что нахожусь в лабиринте из кривых зеркал. Я пошёл по коридору. Моё отражение в каждом зеркале было разным. В одном я был толстым, в другом — тонким, в третьем — с головой, вытянутой, как у мутанта. Я смеялся. Потом заметил, что одно отражение не повторяет мои движения. Оно стояло и смотрело. Я подошёл ближе. Это был я, но с чёрными глазами. Оно улыбнулось. «Заблудился?» — спросило оно моим голосом. Я ударил по зеркалу кулаком. Оно разбилось. Осколки посыпались на пол. Но в каждом осколке было моё лицо. Сотни моих лиц смотрели на меня со всех сторон. Они шевелили губами, шептали: «Останься. Останься с нами». Я побежал по лабиринту, разбивая зеркала на своём пути. Осколки впивались в руки, но я не чувствовал боли. Наконец я выскочил наружу. Весь в порезах, в крови. Сзади, из разбитого окна, на меня смотрели все мои отражения. Они махали мне руками. «Возвращайся», — шептали они. Я больше никогда не захожу в комнаты смеха.</w:t>
+      </w:r>
+    </w:p>
+    <w:p/>
+    <w:p>
+      <w:r>
+        <w:t>**История 125: Последняя запись**</w:t>
+      </w:r>
+      <w:r>
+        <w:t xml:space="preserve"> </w:t>
+      </w:r>
+      <w:r>
+        <w:t>Я нашёл старый диктофон. Довоенный, с кассетой внутри. Нажал на кнопку. Из динамика донёсся голос мужчины: «Эксперимент номер семь. Подопытный проявляет признаки агрессии. Продолжаем наблюдение». Щелчок. Следующая запись: «Подопытный перестал реагировать на внешние раздражители. Зрачки расширены. Пульс отсутствует. Но он двигается». Ещё щелчок. «Подопытный выбрался из камеры. Охрана... охрана мертва. Я прячусь в лаборатории. Он стучит в дверь. Если кто-то слушает эту запись, бегите. Он уже не человек. Он — пустота». Щелчок. Последняя запись была просто шумом. Дыханием. Чьим-то тяжёлым дыханием прямо в микрофон. А потом шёпот: «Я иду за тобой». Диктофон выпал у меня из рук. Я оглянулся. В темноте, в углу комнаты, кто-то стоял. Я не видел его лица, только силуэт. Но я знал, что это он. Подопытный. Который ждал, когда кто-то найдёт его голос. Я побежал. Он не преследовал. Но я слышал его дыхание за спиной всю ночь.</w:t>
+      </w:r>
+    </w:p>
+    <w:p/>
+    <w:p>
+      <w:r>
+        <w:t>**История 126: Красный дождь**</w:t>
+      </w:r>
+      <w:r>
+        <w:t xml:space="preserve"> </w:t>
+      </w:r>
+      <w:r>
+        <w:t xml:space="preserve">Небо потемнело, и пошёл дождь. Красный. Капли падали на землю, оставляя дымящиеся следы. Я укрылся под навесом и смотрел, как пустошь окрашивается в багровый цвет. Вода стекала в низины, образуя лужи, похожие на лужи крови. Из одной такой лужи вдруг поднялась рука. Человеческая, но неестественно бледная. За ней — вторая, третья. Из каждой лужи выползали люди. Мокрые, в чёрной одежде, с закрытыми глазами. Они вставали и шли ко мне, не разбирая дороги. Их было сотни. Я затаился под навесом, боясь дышать. Они прошли мимо, слепые, молчаливые, оставляя за собой красные следы. Последний из них остановился прямо передо мной и открыл глаза. Они были красными, как этот дождь. </w:t>
+      </w:r>
+      <w:proofErr w:type="gramStart"/>
+      <w:r>
+        <w:t>«Ты видишь нас</w:t>
+      </w:r>
+      <w:proofErr w:type="gramEnd"/>
+      <w:r>
+        <w:t>, — сказал он. — Значит, ты следующий». И пошёл дальше. Когда дождь кончился, пустошь снова стала серой. Людей не было. Только красные лужи, медленно впитывающиеся в землю.</w:t>
+      </w:r>
+    </w:p>
+    <w:p/>
+    <w:p>
+      <w:r>
+        <w:t>**История 127: Немой свидетель**</w:t>
+      </w:r>
+      <w:r>
+        <w:t xml:space="preserve"> </w:t>
+      </w:r>
+      <w:proofErr w:type="gramStart"/>
+      <w:r>
+        <w:t>В</w:t>
+      </w:r>
+      <w:proofErr w:type="gramEnd"/>
+      <w:r>
+        <w:t xml:space="preserve"> маленькой деревне, где все дома были пусты, я нашёл человека. Он сидел на крыльце и смотрел в одну точку. Я подошёл, поздоровался. Он не ответил. Я спросил, как его зовут. Молчание. Я тронул его за плечо. Он повернулся, и я увидел, что у него нет рта. Гладкая кожа там, где должен быть рот. Он смотрел на меня глазами, полными ужаса, и размахивал руками, пытаясь что-то сказать. Я достал бумагу и карандаш, протянул ему. Он схватил карандаш и написал дрожащей рукой: «Я всё видел. Они пришли ночью. Забрали всех. А мне зашили рот, чтобы я не мог рассказать. Но я всё равно расскажу. Ты должен уйти. Они вернутся». Я спросил, кто они. Он написал: «Те, кто без лиц». И вдруг за его спиной я увидел их. Фигуры в чёрном, стоящие на краю деревни. У них действительно не было лиц — только гладкая кожа там, где должны быть глаза, нос, рот. Человек без рта схватил меня за руку и потащил в дом. Мы </w:t>
+      </w:r>
+      <w:r>
+        <w:lastRenderedPageBreak/>
+        <w:t>спрятались в подвале. Сверху доносились шаги. Много шагов. Они искали нас. Всю ночь. Под утро ушли. Я выбрался и бежал. А человек без рта остался. Он будет ждать следующего.</w:t>
+      </w:r>
+    </w:p>
+    <w:p>
+      <w:r>
+        <w:t xml:space="preserve"> </w:t>
+      </w:r>
+    </w:p>
+    <w:p>
+      <w:r>
+        <w:t>**История 128: Башня**</w:t>
+      </w:r>
+      <w:r>
+        <w:t xml:space="preserve"> </w:t>
+      </w:r>
+      <w:r>
+        <w:t>Посреди пустоши стояла башня. Высокая, чёрная, с единственным окном на самом верху. В окне горел свет. Я подошёл к двери. Она была открыта. Внутри пахло пылью и временем. Я начал подниматься по винтовой лестнице. Этаж за этажом, круг за кругом. На каждом этаже были закрытые двери. Из-за некоторых доносились голоса, плач, смех. Я не открывал их. Поднимался выше. Лестница казалась бесконечной. Я устал, сел на ступеньку. И вдруг понял, что сижу на той же ступеньке, на которой уже сидел час назад. Та же трещина в камне, тот же рисунок на стене. Я ходил по кругу. Башня была бесконечной ловушкой. Я закричал. Никто не ответил. Я побежал вниз, надеясь выбраться наружу. Но двери, которые вели на улицу, больше не было. Только бесконечная лестница вверх и вниз. Я сижу здесь до сих пор. Пишу эту историю углём на стене. Если ты читаешь её, не входи в башню.</w:t>
+      </w:r>
+    </w:p>
+    <w:p/>
+    <w:p>
+      <w:r>
+        <w:t>**История 129: Стеклянный гроб**</w:t>
+      </w:r>
+      <w:r>
+        <w:t xml:space="preserve"> </w:t>
+      </w:r>
+      <w:proofErr w:type="gramStart"/>
+      <w:r>
+        <w:t>В</w:t>
+      </w:r>
+      <w:proofErr w:type="gramEnd"/>
+      <w:r>
+        <w:t xml:space="preserve"> церкви, вместо алтаря, стоял стеклянный гроб. Внутри лежала девушка в белом платье, с венком на голове. Она выглядела как живая. Я подошёл ближе, и её глаза открылись. Чёрные, без зрачков, они уставились на меня. </w:t>
+      </w:r>
+      <w:proofErr w:type="gramStart"/>
+      <w:r>
+        <w:t>«Ты пришёл</w:t>
+      </w:r>
+      <w:proofErr w:type="gramEnd"/>
+      <w:r>
+        <w:t>, — сказала она. — Я ждала тебя сто лет». Я отшатнулся. «Не бойся, — продолжала она. — Я не причиню тебе вреда. Просто... поцелуй меня. Один раз. И я буду свободна». Я смотрел на неё, на её бледные губы, на её длинные ресницы. Что-то тянуло меня к ней. Я наклонился. Мои губы почти коснулись её, когда я увидел отражение в стекле. За моей спиной стояли они. Сотни таких же девушек в белых платьях, с чёрными глазами. Они все смотрели на меня и ждали. Я выпрямился. Девушка в гробу зашипела: «Целуй! Целуй, или останешься с нами навсегда!» Я выбежал из церкви. Сзади слышался звон бьющегося стекла. Они все вылезали из своих гробов. Я бежал, не оглядываясь. До сих пор иногда слышу во сне их шёпот: «Поцелуй нас».</w:t>
+      </w:r>
+    </w:p>
+    <w:p/>
+    <w:p>
+      <w:r>
+        <w:t>**История 130: Старый радиоприёмник**</w:t>
+      </w:r>
+      <w:r>
+        <w:t xml:space="preserve"> </w:t>
+      </w:r>
+      <w:r>
+        <w:t>Я нашёл старый радиоприёмник. Довоенный, с круглой шкалой и деревянным корпусом. Я покрутил ручку, надеясь поймать хоть какой-то сигнал. Вместо музыки или новостей я услышал шёпот. Тысячи голосов шептали одновременно, перебивая друг друга. Я не мог разобрать ни слова, но чувствовал, что они говорят обо мне. Я выключил приёмник. Тишина. Включил снова. Шёпот стал громче. Теперь я различал отдельные фразы: «Он здесь», «Видит нас», «Позови его». Я попытался переключить частоту, но шёпот был везде. На всех волнах. Я выбросил приёмник в пустошь. Но шёпот остался. Он звучит в моей голове каждый раз, когда наступает тишина. Говорит со мной. Рассказывает истории мёртвых. Я не могу заставить его замолчать. Наверное, это моя плата за то, что я посмел слушать.</w:t>
+      </w:r>
+    </w:p>
+    <w:p/>
+    <w:p>
+      <w:r>
+        <w:t>**История 131: Пустой поезд**</w:t>
+      </w:r>
+      <w:r>
+        <w:t xml:space="preserve"> </w:t>
+      </w:r>
+      <w:r>
+        <w:t xml:space="preserve">Я нашёл старую железнодорожную станцию. На путях стоял поезд. Целый, невредимый, с открытыми дверями. Я заглянул внутрь. Вагоны были пусты, но в них чувствовалось присутствие людей. Брошенные газеты, недопитые бутылки, игрушки на сиденьях. Я прошёл через весь состав до последнего вагона. Там, в углу, сидела девочка лет пяти с куклой в руках. Она не шевелилась. Я позвал её. Она подняла голову. Её глаза были абсолютно чёрными. «Дядя, а ты не видел мою маму?» — спросила она. Я покачал головой. «Она вышла на станции и не вернулась, — продолжала девочка. — Я жду её уже двести лет. Наверное, она забыла про меня». Я хотел утешить её, но вдруг заметил, что она... прозрачная. Сквозь неё виднелось сиденье. «Ты... ты призрак», — сказал я. «Нет, — ответила она. — Это поезд — призрак. А я просто </w:t>
+      </w:r>
+      <w:r>
+        <w:lastRenderedPageBreak/>
+        <w:t>жду». Я вышел из вагона и побежал прочь. Обернувшись, увидел, что во всех окнах поезда стоят люди. Сотни людей, призраков, которые ждут своего поезда. Который никогда не придёт.</w:t>
+      </w:r>
+    </w:p>
+    <w:p/>
+    <w:p>
+      <w:r>
+        <w:t>**История 132: Соляные копи**</w:t>
+      </w:r>
+      <w:r>
+        <w:t xml:space="preserve"> </w:t>
+      </w:r>
+      <w:proofErr w:type="gramStart"/>
+      <w:r>
+        <w:t>В</w:t>
+      </w:r>
+      <w:proofErr w:type="gramEnd"/>
+      <w:r>
+        <w:t xml:space="preserve"> горах я нашёл вход в старые соляные копи. Стены там были белыми, как снег, и воздух пах морем. Я прошёл глубоко внутрь и вышел в огромный зал. И там, в свете моего фонаря, я увидел их. Статуи. Сотни статуй, вырезанных из соли. Люди, животные, даже дети. Они стояли в разных позах — кто-то бежал, кто-то молился, кто-то закрывал лицо руками. Я подошёл к одной статуе, дотронулся. Она была тёплой. И вдруг я понял: это не статуи. Это люди. Они были покрыты солью, заживо превращены в камень. Из-за статуи ребёнка донёсся тихий плач. Я обошёл её и увидел девочку, сидящую на полу. Живую, не тронутую солью. Она подняла на меня глаза. </w:t>
+      </w:r>
+      <w:proofErr w:type="gramStart"/>
+      <w:r>
+        <w:t>«Ты пришёл</w:t>
+      </w:r>
+      <w:proofErr w:type="gramEnd"/>
+      <w:r>
+        <w:t>, — сказала она. — Я здесь уже сто лет. Жду, когда кто-нибудь придёт и спасёт нас. Но никто не приходит. А соль всё растёт». Я посмотрел на стены. Белый налёт медленно, но верно полз по камню, приближаясь к нам. Я схватил девочку за руку и побежал к выходу. Мы выскочили наружу за секунду до того, как вход завалило солью. Девочка стояла рядом, живая, тёплая. «Спасибо», — сказала она и растаяла в воздухе. Я остался один. С солью в волосах и памятью о тех, кто остался там, навсегда.</w:t>
+      </w:r>
+    </w:p>
+    <w:p/>
+    <w:p>
+      <w:r>
+        <w:t>**История 133: Глаза на потолке**</w:t>
+      </w:r>
+      <w:r>
+        <w:t xml:space="preserve"> </w:t>
+      </w:r>
+      <w:r>
+        <w:t>Я ночевал в старом доме. Лёг на кровать, закрыл глаза. И вдруг почувствовал, что на меня кто-то смотрит. Я открыл глаза. На потолке, прямо надо мной, были глаза. Сотни глаз, вплотную прижатых друг к другу, они покрывали весь потолок. И все они смотрели на меня. Я замер, боясь пошевелиться. Глаза моргали, вращались, следили за каждым моим движением. Я медленно потянулся за пистолетом. Глаза заметили это. Они задвигались быстрее, зашептали. Тысячи голосов зашептали одновременно: «Не стреляй. Мы просто смотрим. Нам так одиноко. Мы не видели никого сто лет». Я сжал пистолет. «Кто вы?» — спросил я. «Мы — те, кто смотрит, — ответили глаза. — Нас отделили от тел. Тела умерли, а мы остались. Мы хотим видеть. Видеть всё. Дай нам посмотреть на тебя». Я выстрелил в потолок. Глаза закричали, зажмурились. Потом открылись снова. Теперь они были красными, злыми. «Ты пожалеешь», — прошептали они. Я выбежал из дома. Глаза преследовали меня. Они были везде: в небе, на камнях, в каждой луже. Я бежал, пока не упал без сил. Когда очнулся, их не было. Но я до сих пор чувствую на себе их взгляд.</w:t>
+      </w:r>
+    </w:p>
+    <w:p/>
+    <w:p>
+      <w:r>
+        <w:t>**История 134: Мёртвый город**</w:t>
+      </w:r>
+      <w:r>
+        <w:t xml:space="preserve"> </w:t>
+      </w:r>
+      <w:r>
+        <w:t>Я зашёл в город, где не было ни души. Улицы были пусты, дома открыты. Я заходил в каждый дом — никого. Но везде были следы недавнего присутствия: горячие кружки с чаем, недоеденная еда, раскрытые книги. Как будто люди исчезли мгновенно, прямо посреди своих дел. Я провёл там несколько часов, исследуя каждый угол. И вдруг услышал звук. Тиканье часов. Много часов, тикающих вразнобой. Я пошёл на звук и вышел на центральную площадь. Там стояла башня с часами. Но часы показывали разное время. Каждый циферблат — своё. И под каждыми часами стояла очередь. Люди. Сотни людей, неподвижно стоящих в очередях к часам. Я подошёл ближе. Они были мертвы. Застывшие, с открытыми глазами, они стояли и ждали. Ждали, когда часы пробьют их время. Я подошёл к старухе в первой очереди. Она повернула голову и прошептала: «Моё время было вчера. Но часы опоздали. Теперь я жду». Я побежал прочь из этого города, слыша за спиной тиканье сотен часов, отсчитывающих время тех, кто уже не жив.</w:t>
+      </w:r>
+    </w:p>
+    <w:p/>
+    <w:p>
+      <w:r>
+        <w:lastRenderedPageBreak/>
+        <w:t>**История 135: Подземный голос**</w:t>
+      </w:r>
+      <w:r>
+        <w:t xml:space="preserve"> </w:t>
+      </w:r>
+      <w:r>
+        <w:t xml:space="preserve">Я спустился в старый бункер, надеясь найти припасы. Внизу было темно и тихо. Я прошёл по коридору и услышал голос. Он доносился из-за металлической двери. Голос пел. Красиво, мелодично, женским сопрано. Я открыл дверь. За ней была маленькая комната, а в ней — женщина. Она сидела на стуле, привязанная ремнями. Её голова была запрокинута, и она пела, не обращая на меня внимания. Я подошёл ближе и увидел, что у неё нет глаз. Только чёрные дыры. И из этих дыр текла кровь. Она пела, и стены вибрировали в такт её голосу. Я попытался развязать её, но ремни были слишком крепкими. Вдруг она замолчала и повернула ко мне своё лицо. «Ты слышишь меня?» — спросила она. Я кивнул. </w:t>
+      </w:r>
+      <w:proofErr w:type="gramStart"/>
+      <w:r>
+        <w:t>«Тогда слушай дальше</w:t>
+      </w:r>
+      <w:proofErr w:type="gramEnd"/>
+      <w:r>
+        <w:t>, — сказала она и запела снова. Но теперь в её голосе слышалась боль. Такая сильная, что я закричал. Стены начали сжиматься. Я выбежал из комнаты, захлопнул дверь. Из-за неё всё ещё доносилось пение. Оно преследовало меня по коридорам, пока я не выбрался наружу. Я завалил вход камнями. Но по ночам я всё ещё слышу этот голос. Он зовёт меня обратно.</w:t>
+      </w:r>
+    </w:p>
+    <w:p/>
+    <w:p>
+      <w:r>
+        <w:t>**История 136: Картины**</w:t>
+      </w:r>
+      <w:r>
+        <w:t xml:space="preserve"> </w:t>
+      </w:r>
+      <w:r>
+        <w:t>Я нашёл старую художественную галерею. Стены были увешаны картинами в тяжёлых рамах. Пейзажи, портреты, натюрморты. Всё в классическом стиле. Я проходил мимо, рассматривая их, и вдруг заметил, что на одном портрете женщина шевельнулась. Я остановился. Она смотрела на меня с холста и улыбалась. Я перевёл взгляд на другую картину. Там мужчина поднёс палец к губам и прошептал: «Тсс». Я оглянулся. Все фигуры на всех картинах смотрели на меня. Они выходили из своих рам, медленно, осторожно, спускаясь на пол. Через минуту я был окружён толпой людей в старинных костюмах и платьях. Они молча смотрели на меня, а потом заговорили все разом: «Ты новый. Ты будешь одним из нас». Они потянули ко мне руки. Я вырвался и побежал к выходу. На последней картине, висевшей у двери, была изображена пустая комната. И в этой комнате, на стене, висела картина. На ней был я, бегущий к выходу из галереи. Я замер. Фигура на картине замерла тоже. Потом повернулась и посмотрела на меня. Моими собственными глазами. «Мы всегда будем здесь ждать тебя», — сказала она.</w:t>
+      </w:r>
+    </w:p>
+    <w:p/>
+    <w:p>
+      <w:r>
+        <w:t>**История 137: Старое радио**</w:t>
+      </w:r>
+      <w:r>
+        <w:t xml:space="preserve"> </w:t>
+      </w:r>
+      <w:r>
+        <w:t>Я сидел у костра и слушал старый радиоприёмник. Ловил только помехи. Вдруг сквозь шипение пробился голос: «Если ты меня слышишь, не выключай. Я здесь уже сто лет. Меня забыли, но я всё ещё говорю. Я расскажу тебе, что случилось. Бомбы упали, но мы выжили. Спрятались в убежище. А потом... потом двери заварили снаружи. Мы остались внутри. Без еды, без воды. Мы умирали медленно. Я последний. Говорю в этот микрофон, надеясь, что кто-то услышит. Если ты слышишь, приди и похорони нас. Мы не хотим лежать здесь вечно». Голос замолк. Я назвал координаты, которые он назвал. Пошёл туда. Нашёл убежище. Двери были заварены снаружи. Я вскрыл их. Внутри лежали скелеты. Сотни скелетов. В углу, у микрофона, сидел один, последний. Рядом с ним лежал диктофон с бесконечно крутящейся плёнкой. Я похоронил их всех и выключил передатчик. Теперь я иногда включаю радио и слушаю тишину. Надеясь, что не услышу его снова.</w:t>
+      </w:r>
+    </w:p>
+    <w:p/>
+    <w:p>
+      <w:r>
+        <w:t>**История 138: Лестница в никуда**</w:t>
+      </w:r>
+      <w:r>
+        <w:t xml:space="preserve"> </w:t>
+      </w:r>
+      <w:proofErr w:type="gramStart"/>
+      <w:r>
+        <w:t>В</w:t>
+      </w:r>
+      <w:proofErr w:type="gramEnd"/>
+      <w:r>
+        <w:t xml:space="preserve"> старом доме я нашёл лестницу, ведущую в подвал. Я спустился. Там был ещё один подвал, и ещё одна лестница. Я спускался снова и снова. Десять этажей, двадцать, пятьдесят. Дома не могли быть такими глубокими. Я остановился. Вокруг была темнота и тишина. Я крикнул. Эхо не вернулось. Я пошёл обратно вверх. Час, два, три. Лестница не кончалась. Я был в ловушке. Бесконечная лестница между этажами, которых не существует. Я сел на ступеньку и заплакал. И вдруг услышал шаги. Снизу кто-то поднимался. Медленно, тяжело. Я вскочил и побежал вверх. Шаги ускорились. Я бежал, задыхаясь, а шаги приближались. Я выскочил на площадку и увидел дверь. Распахнул её и вывалился наружу. На солнечный свет. Я </w:t>
+      </w:r>
+      <w:r>
+        <w:lastRenderedPageBreak/>
+        <w:t>лежал на траве, тяжело дыша, и смотрел в небо. Рядом не было никакого дома. Только пустошь. Я никогда не узнаю, что это было. И никогда больше не спущусь в подвал.</w:t>
+      </w:r>
+    </w:p>
+    <w:p/>
+    <w:p>
+      <w:r>
+        <w:t>**История 139: Мёртвая почта**</w:t>
+      </w:r>
+      <w:r>
+        <w:t xml:space="preserve"> </w:t>
+      </w:r>
+      <w:r>
+        <w:t>Я нашёл старую почту. Внутри, на стеллажах, лежали тысячи писем, не отправленных, не прочитанных. Я взял одно наугад. На конверте было написано моё имя. Я вскрыл его. «Дорогой, — говорилось в письме. — Если ты читаешь это, значит, мы уже мертвы. Мы знали, что бомбы упадут. Знали и ничего не могли сделать. Мы оставили тебе это письмо в надежде, что ты его найдёшь. Мы любим тебя. Прости нас». Я открыл другой конверт. Там тоже было моё имя. И ещё один. И ещё. Все письма были адресованы мне. Тысячи писем от людей, которых я никогда не знал. В каждом — слова любви, прощания, надежды. Я просидел там до вечера, читая эти письма. Словно все мёртвые этого мира писали мне. И когда я вышел, я чувствовал тяжесть на сердце. Тяжесть чужой любви и чужой боли. Я храню одно из этих писем до сих пор. Как напоминание о том, что мы не одиноки даже в смерти.</w:t>
+      </w:r>
+    </w:p>
+    <w:p/>
+    <w:p>
+      <w:r>
+        <w:t>**История 140: Фотограф**</w:t>
+      </w:r>
+      <w:r>
+        <w:t xml:space="preserve"> </w:t>
+      </w:r>
+      <w:r>
+        <w:t>Я встретил человека с довоенным фотоаппаратом. Он предложил сфотографировать меня за еду. Я согласился. Он навёл объектив, щёлкнул, и из аппарата вылезла фотография. На ней был я, но не один. За моей спиной стояли люди. Много людей, с размытыми лицами. Я обернулся — никого. «Кто это?» — спросил я. «Твои мёртвые, — ответил фотограф. — Они всегда рядом. Просто ты их не видишь. А камера видит». Он протянул мне снимок. Я смотрел на лица за моей спиной. В одном узнал женщину из того сна, в другом — старика с перекрёстка. Они были здесь. Всегда. Смотрели на меня, ждали. «Хочешь, я сделаю ещё один снимок? — спросил фотограф. — Может, они подойдут ближе». Я отказался и ушёл. Но фотографию оставил. Иногда я смотрю на неё и вижу, как мёртвые улыбаются мне. Они ждут, когда я к ним присоединюсь. Но я не спешу. Пустошь ещё нуждается во мне.</w:t>
+      </w:r>
+    </w:p>
+    <w:p/>
+    <w:p>
+      <w:r>
+        <w:t>**История 141: Глаза в воде**</w:t>
+      </w:r>
+      <w:r>
+        <w:t xml:space="preserve"> </w:t>
+      </w:r>
+      <w:r>
+        <w:t>Я шёл вдоль реки и решил напиться. Наклонился к воде и увидел в отражении не своё лицо, а чужое. Мужчина с чёрными глазами смотрел на меня из глубины. Я отдёрнулся. Вода была спокойной. Я снова наклонился. Теперь там было лицо женщины. Потом ребёнка, старика, молодого парня. Лица сменяли друг друга, все с чёрными глазами, все смотрели на меня. Вдруг вода всколыхнулась, и из неё поднялась рука. Бледная, мокрая, она схватила меня за горло и потащила вниз. Я боролся, задыхался, чувствуя, как вода заливается в лёгкие. Я ударил ножом по руке, и она отпустила. Вынырнув, я отполз от реки. На берегу, мокрый, дрожащий, я смотрел, как из воды выходят они. Сотни мокрых фигур с чёрными глазами. Они стояли на берегу и смотрели на меня. Потом, как по команде, развернулись и ушли обратно в воду. Река снова стала спокойной. Я никогда больше не пью из рек.</w:t>
+      </w:r>
+    </w:p>
+    <w:p/>
+    <w:p>
+      <w:r>
+        <w:t>**История 142: Старый театр**</w:t>
+      </w:r>
+      <w:r>
+        <w:t xml:space="preserve"> </w:t>
+      </w:r>
+      <w:r>
+        <w:t xml:space="preserve">Я нашёл старый театр. Двери были открыты, внутри горел свет. Я вошёл. На сцене шёл спектакль. Актеры в старинных костюмах играли пьесу, двигались, говорили, но звука не было. Тишина. Я сел в зрительном зале и смотрел. Они играли историю любви, смерти, предательства. Их лица были выразительны, жесты — точны. Но ни звука. Вдруг один из актёров повернулся и посмотрел прямо на меня. Его рот открылся, и я услышал шёпот: «Ты видишь нас?» Я кивнул. Все актёры замерли и повернулись ко мне. «Мы играем здесь двести лет, — прошептали они хором. — Никто нас не видел. Ты первый. Останься с нами. Мы научим тебя играть». Они спустились со сцены и окружили меня. Их руки тянулись ко мне. Я вскочил и побежал </w:t>
+      </w:r>
+      <w:r>
+        <w:lastRenderedPageBreak/>
+        <w:t>к выходу. Сзади слышался беззвучный смех. Выбежав наружу, я оглянулся. Театр был тёмен и пуст. Только ветер гулял по пустым рядам.</w:t>
+      </w:r>
+    </w:p>
+    <w:p/>
+    <w:p>
+      <w:r>
+        <w:t>**История 143: Немой город**</w:t>
+      </w:r>
+      <w:r>
+        <w:t xml:space="preserve"> </w:t>
+      </w:r>
+      <w:r>
+        <w:t>Я зашёл в город, где не было ни звука. Абсолютно никакого. Ветер не шумел, птицы молчали, мои шаги не отдавались эхом. Я ходил по улицам и чувствовал, что за мной наблюдают. В окнах домов стояли люди. Неподвижные, с открытыми ртами, они смотрели на меня. Я подошёл к одному окну, постучал. Человек не шелохнулся. Тогда я зашёл в дом. Внутри, на диване, сидела семья — отец, мать, двое детей. Они замерли в тот момент, когда бомбы упали. Их глаза были открыты, рты раскрыты в крике, который никто никогда не услышал. Я обошёл весь город. В каждом доме были такие семьи. Сотни людей, застывших в последний миг своей жизни. Я вышел из города и долго смотрел на него. Он стоял молчаливый, как памятник. Памятник тем, кто не успел убежать.</w:t>
+      </w:r>
+    </w:p>
+    <w:p/>
+    <w:p>
+      <w:r>
+        <w:t>**История 144: Лестница в небо**</w:t>
+      </w:r>
+      <w:r>
+        <w:t xml:space="preserve"> </w:t>
+      </w:r>
+      <w:proofErr w:type="gramStart"/>
+      <w:r>
+        <w:t>В</w:t>
+      </w:r>
+      <w:proofErr w:type="gramEnd"/>
+      <w:r>
+        <w:t xml:space="preserve"> пустоши я нашёл лестницу. Она стояла посреди ничего, уходя высоко в небо. Я посмотрел вверх — конца не было видно. Я решил подняться. Шаг за шагом, ступенька за ступенькой. Я поднимался несколько часов. Вокруг были только облака и тишина. И вдруг я увидел их. Люди, спускающиеся по лестнице сверху. Много людей, они шли молча, с пустыми глазами. Я попытался посторониться, но они прошли сквозь меня. Холод пробрал до костей. Я понял, что это мёртвые. Они спускались с неба на землю. Я пошёл дальше, выше. И увидел свет. Яркий, белый, он лился сверху. Я почти достиг его, когда голос остановил меня: «Не ходи туда. Там нет ничего, что ты ищешь». Я обернулся. На ступеньке ниже стояла женщина, которую я видел в том сне. «Где я?» — спросил я. «На полпути между жизнью и смертью, — ответила она. — Ты ещё не готов. Возвращайся». И толкнула меня. Я полетел вниз, в пустоту. Очнулся у подножия лестницы. Она исчезла. Я так и не знаю, что это было. Но иногда мне снится этот свет.</w:t>
+      </w:r>
+    </w:p>
+    <w:p/>
+    <w:p>
+      <w:r>
+        <w:t>**История 145: Стеклянные колокола**</w:t>
+      </w:r>
+      <w:r>
+        <w:t xml:space="preserve"> </w:t>
+      </w:r>
+      <w:proofErr w:type="gramStart"/>
+      <w:r>
+        <w:t>В</w:t>
+      </w:r>
+      <w:proofErr w:type="gramEnd"/>
+      <w:r>
+        <w:t xml:space="preserve"> старом парке я нашёл беседку, увешанную стеклянными колокольчиками. Ветер дул, но они молчали. Я дотронулся до одного — он зазвенел. И вдруг все колокольчики зазвенели разом, но звук был не мелодичным, а жутким, как крик тысячи голосов. Я зажал уши, но звук проникал сквозь пальцы. Я видел, как колокольчики раскачиваются, как в них отражаются лица. Лица людей, животных, существ. Все они кричали. Я побежал прочь, но колокольчики звенели за мной, не стихая. Я бежал, пока не упал. А когда поднял голову, беседка стояла прямо передо мной. И колокольчики снова молчали. Я попытался обойти её, но она была везде. Куда бы я ни пошёл, через несколько шагов я снова упирался в неё. Я был в ловушке. В бесконечном круге стеклянных колокольчиков. Я сидел в беседке три дня, прежде чем нашёл выход. Просто закрыл глаза и пошёл вперёд, не глядя. Когда открыл их, беседка исчезла. Но звон в ушах остался навсегда.</w:t>
+      </w:r>
+    </w:p>
+    <w:p/>
+    <w:p>
+      <w:r>
+        <w:t>**История 146: Красная нить**</w:t>
+      </w:r>
+      <w:r>
+        <w:t xml:space="preserve"> </w:t>
+      </w:r>
+      <w:r>
+        <w:t xml:space="preserve">Я нашёл в руинах клубок красных ниток. Он лежал на полу, и от него тянулась нить в темноту. Я пошёл по ней. Нить вела через комнаты, коридоры, лестницы. Я шёл за ней час, другой. И вдруг увидел, куда она ведёт. К человеку. Он сидел на стуле, привязанный этой красной нитью к стулу, к стенам, к потолку. Тысячи красных нитей опутывали его, как паутина. Он поднял голову. У него были мои глаза. </w:t>
+      </w:r>
+      <w:proofErr w:type="gramStart"/>
+      <w:r>
+        <w:t>«Ты пришёл</w:t>
+      </w:r>
+      <w:proofErr w:type="gramEnd"/>
+      <w:r>
+        <w:t xml:space="preserve">, — сказал он. — Я ждал тебя. Эта нить — наша связь. Ты — это я. Я — это ты. Мы одно целое, разделённое временем». Он дёрнул за нить, и я почувствовал боль. Острую, режущую, она пронзила всё тело. Я упал на </w:t>
+      </w:r>
+      <w:r>
+        <w:lastRenderedPageBreak/>
+        <w:t>колени. Он улыбнулся. «Теперь ты знаешь. Когда я умру, умрёшь и ты. Когда умрёшь ты, умру я. Мы связаны навсегда». Я схватил нож и перерезал нить. Человек закричал и рассыпался в пыль. Я остался один. И жив. Но иногда по ночам я чувствую, как невидимая нить тянет меня куда-то. Туда, где ждёт мой двойник.</w:t>
+      </w:r>
+    </w:p>
+    <w:p>
+      <w:r>
+        <w:t xml:space="preserve"> </w:t>
+      </w:r>
+    </w:p>
+    <w:p>
+      <w:r>
+        <w:t>**История 147: Похороны**</w:t>
+      </w:r>
+      <w:r>
+        <w:t xml:space="preserve"> </w:t>
+      </w:r>
+      <w:r>
+        <w:t>Я наткнулся на похоронную процессию. Люди в чёрном несли гроб и пели. Я спрятался за камнем и наблюдал. Они подошли к свежей могиле, опустили гроб, и священник начал читать молитву. Вдруг один из них повернулся и посмотрел прямо на меня. За ним — другой, третий. Все они смотрели в мою сторону. Священник замолчал и тоже повернулся. «Ты пришёл попрощаться?» — спросил он. Я вышел из укрытия. «С кем?» — спросил я. «С собой, конечно, — ответил священник. — Это твои похороны. Ты умер сегодня утром. Мы просто ждали, когда ты придёшь». Я посмотрел в гроб. Там лежал я. Мёртвый, с закрытыми глазами, в той же одежде, что на мне. «Ложись, — сказал священник. — Пора заканчивать». Я не стал спорить. Лёг в гроб, рядом с собой. Крышка закрылась. Темнота. Тишина. Я лежал и ждал. И вдруг понял, что гроб пуст. Только я один. А сверху доносится стук лопат. Меня закапывают заживо.</w:t>
+      </w:r>
+    </w:p>
+    <w:p/>
+    <w:p>
+      <w:r>
+        <w:t>**История 148: Цирк**</w:t>
+      </w:r>
+      <w:r>
+        <w:t xml:space="preserve"> </w:t>
+      </w:r>
+      <w:r>
+        <w:t>Я нашёл старый цирк. Шатёр был цел, внутри горел свет. Я заглянул внутрь. На арене выступали клоуны. Они жонглировали, кувыркались, смешили публику. Публика сидела в зале и смеялась. Я сел на свободное место и тоже стал смотреть. Всё было как в старые добрые времена. Но потом я заметил, что у клоунов нет лиц. Только белая краска там, где должны быть глаза, нос, рот. И публика... у публики тоже не было лиц. Только пустые овалы. Они смеялись, но звук шёл откуда-то из темноты. Я встал и пошёл к выходу. Клоуны заметили меня. Они перестали жонглировать и повернулись ко мне. Все сразу. «Не уходи, — заговорили они хором. — Ты первый, у кого есть лицо. Останься, мы нарисуем тебе другое». Они спрыгнули с арены и побежали ко мне. Я выскочил наружу и побежал. Сзади слышался их смех. Я бежал долго, пока не выбился из сил. Оглянувшись, увидел, что цирк исчез. Только пустота и ветер.</w:t>
+      </w:r>
+    </w:p>
+    <w:p/>
+    <w:p>
+      <w:r>
+        <w:t>**История 149: Старый друг**</w:t>
+      </w:r>
+      <w:r>
+        <w:t xml:space="preserve"> </w:t>
+      </w:r>
+      <w:r>
+        <w:t>Я шёл по пустоши и увидел человека, который сидел на камне и смотрел на меня. Я подошёл ближе и узнал его. Это был мой друг, с которым мы скитались много лет назад. Он погиб в стычке с рейдерами. Я сам его хоронил. «Ты... ты мёртв», — сказал я. «Знаю, — ответил он. — Но я не могу уйти. Я всё жду тебя. Мы же обещали, что умрём вместе». Я покачал головой. «Я ещё жив». «Ненадолго, — сказал он. — Скоро ты будешь здесь. Я вижу это. Твоя смерть близко». Он встал и подошёл ко мне. Протянул руку. «Пойдём. Там не так страшно, как кажется. Мы снова будем вместе». Я отступил. «Нет. Я ещё не готов». Он вздохнул. «Как знаешь. Я подожду. Я всегда буду ждать». И исчез. Я остался один. С тех пор иногда вижу его краем глаза. Он всегда рядом. Ждёт.</w:t>
+      </w:r>
+    </w:p>
+    <w:p/>
+    <w:p>
+      <w:r>
+        <w:t>**История 150: Последний свет**</w:t>
+      </w:r>
+      <w:r>
+        <w:t xml:space="preserve"> </w:t>
+      </w:r>
+      <w:r>
+        <w:t xml:space="preserve">Я шёл через туннель. Долгий, тёмный, без конца и края. Мой фонарь сел, и я остался в полной темноте. Я шёл на ощупь, касаясь стен. И вдруг вдалеке я увидел свет. Маленькую точку, которая росла, приближаясь. Я пошёл на свет. Он становился всё ярче, теплее. Я вышел из туннеля и оказался в поле. Зелёном, цветущем, с голубым небом и ярким солнцем. Я не видел такого со времён... со времён, которых не помню. Я сделал шаг, другой. Воздух был чистым, сладким. Я лёг на траву и закрыл глаза. Мне было хорошо. Спокойно. Я знал, что это конец. И я был готов. Но вдруг голос позвал меня: «Не спи. Вставай. Ты ещё нужен». Я открыл глаза. Надо мной стояла девушка. Из тех, кого я встречал в пустоши. «Ты где? — спросила </w:t>
+      </w:r>
+      <w:r>
+        <w:lastRenderedPageBreak/>
+        <w:t>она. — Мы тебя ищем три дня. Ты пропал в туннеле». Я оглянулся. Поля не было. Только тёмный туннель позади и пустошь впереди. Я встал и пошёл за ней. Свет остался позади. Но я знаю, что он ждёт. Когда-нибудь я вернусь туда. Навсегда.</w:t>
+      </w:r>
+    </w:p>
+    <w:p/>
+    <w:p>
+      <w:r>
+        <w:t>**История 151: Первое утро**</w:t>
+      </w:r>
+      <w:r>
+        <w:t xml:space="preserve"> </w:t>
+      </w:r>
+      <w:r>
+        <w:t>Я проснулся сегодня с мыслью, что видел сон. Там была женщина, она улыбалась мне и называла по имени. Но когда я попытался вспомнить её лицо, оно рассыпалось, как старая фотография. Я сидел у костра и смотрел на свои руки. Они такие же, как у любого человека. Шрамы, мозоли, грязь под ногтями. Я чувствую тепло огня, холод утра, голод в животе. Значит, я живой. Но почему тогда я не могу вспомнить своё детство? Почему самые ранние воспоминания начинаются с того момента, как я открыл глаза в капсуле? Может, у всех так? Может, память — это роскошь, которую пустошь отнимает первой? Я не знаю. Я просто иду дальше, надеясь, что однажды утром вспомню ту женщину.</w:t>
+      </w:r>
+    </w:p>
+    <w:p/>
+    <w:p>
+      <w:r>
+        <w:t>**История 152: Разговор с роботом**</w:t>
+      </w:r>
+      <w:r>
+        <w:t xml:space="preserve"> </w:t>
+      </w:r>
+      <w:r>
+        <w:t xml:space="preserve">Я встретил старого Мистера </w:t>
+      </w:r>
+      <w:proofErr w:type="spellStart"/>
+      <w:r>
+        <w:t>Хэнди</w:t>
+      </w:r>
+      <w:proofErr w:type="spellEnd"/>
+      <w:r>
+        <w:t xml:space="preserve">, который чинил забор вокруг фермы. Мы разговорились. Он жаловался на ржавчину в суставах и на то, что хозяева уже сто лет не платят ему жалованье. Я спросил, не одиноко ли ему. Он ответил: «Я — машина. Я не чувствую одиночества. У меня есть программа, и я её выполняю». Я позавидовал ему. Он знает, кто он и зачем здесь. А я? Я иду по пустоши, помогаю людям, убиваю рейдеров, ношу воду из реки. Но кто запрограммировал меня на это? Или я сам выбрал этот путь? Мистер </w:t>
+      </w:r>
+      <w:proofErr w:type="spellStart"/>
+      <w:r>
+        <w:t>Хэнди</w:t>
+      </w:r>
+      <w:proofErr w:type="spellEnd"/>
+      <w:r>
+        <w:t xml:space="preserve"> сказал на прощание: «Знаешь, человек, у тебя очень механический взгляд. Ты точно не робот?» Я рассмеялся. Но смех вышел каким-то чужим.</w:t>
+      </w:r>
+    </w:p>
+    <w:p/>
+    <w:p>
+      <w:r>
+        <w:t>**История 153: Боль**</w:t>
+      </w:r>
+      <w:r>
+        <w:t xml:space="preserve"> </w:t>
+      </w:r>
+      <w:r>
+        <w:t>Вчера я поранил руку, когда вскрывал консервную банку. Кровь была красной, тёплой. Боль была острой, настоящей. Я сидел и смотрел, как она заживает, как стягиваются края раны. Довоенные стимуляторы творят чудеса. Но сегодня раны уже нет. Ни шрама, ничего. Я смотрел на свою ладонь и пытался вспомнить, где именно была рана. Не мог. Кожа была идеально гладкой. Словно ничего и не было. Я порезал палец снова, просто чтобы проверить. Кровь пошла снова. Я смотрел, как она капает на песок, и думал: если я могу чувствовать боль, значит, я живой. Но почему тогда моё тело так быстро забывает о ней? Может, я создан для того, чтобы не оставлять следов? Ни на коже, ни в памяти других людей.</w:t>
+      </w:r>
+    </w:p>
+    <w:p/>
+    <w:p>
+      <w:r>
+        <w:t>**История 154: Двойник**</w:t>
+      </w:r>
+      <w:r>
+        <w:t xml:space="preserve"> </w:t>
+      </w:r>
+      <w:proofErr w:type="gramStart"/>
+      <w:r>
+        <w:t>В</w:t>
+      </w:r>
+      <w:proofErr w:type="gramEnd"/>
+      <w:r>
+        <w:t xml:space="preserve"> городе я увидел человека, который был похож на меня как две капли воды. Те же глаза, тот же разрез губ, та же манера наклонять голову. Я подошёл к нему, окликнул. Он обернулся, и я увидел, что это не я. Просто очень похожий человек. Мы разговорились. Он рассказал, что родился в этом городе, что у него есть жена и дети, что он работает на ферме. Я слушал и чувствовал странную тоску. У него есть жизнь. У него есть прошлое. А у меня? Только пустошь и дорога. Перед уходом он спросил моё имя. Я назвал первое, что пришло в голову. Он улыбнулся и сказал: «Странно, моего брата так звали. Он пропал много лет назад». Я ушёл, чувствуя на спине его взгляд. Интересно, у него была семья? Интересно, чувствую ли я что-то к людям, которых не знаю?</w:t>
+      </w:r>
+    </w:p>
+    <w:p/>
+    <w:p>
+      <w:r>
+        <w:t>**История 155: Ребёнок**</w:t>
+      </w:r>
+      <w:r>
+        <w:t xml:space="preserve"> </w:t>
+      </w:r>
+      <w:r>
+        <w:t xml:space="preserve">Я встретил девочку в разрушенной школе. Она играла в куклы и разговаривала сама с собой. Я спросил, где её родители. Она сказала, что они ушли искать еду и не вернулись. Это было три дня назад. Я предложил ей пойти со мной, в поселение. Она </w:t>
+      </w:r>
+      <w:r>
+        <w:lastRenderedPageBreak/>
+        <w:t>согласилась. Мы шли молча, и вдруг она спросила: «А ты чей папа?» Я замер. «</w:t>
+      </w:r>
+      <w:proofErr w:type="gramStart"/>
+      <w:r>
+        <w:t>Я...</w:t>
+      </w:r>
+      <w:proofErr w:type="gramEnd"/>
+      <w:r>
+        <w:t xml:space="preserve"> я ничей», — ответил я. «Как это — ничей? — удивилась она. — У всех есть кто-то. У меня была мама, у куклы есть я, даже у собак есть хозяева. А ты совсем один?» Я кивнул. Она надолго задумалась, а потом сказала: «Это, наверное, грустно — быть ничьим. Я буду твоей, если хочешь». Я отвёл её в поселение и оставил там. Но до сих пор помню её слова. Может, она была права. Может, я действительно ищу того, кому могу принадлежать.</w:t>
+      </w:r>
+    </w:p>
+    <w:p/>
+    <w:p>
+      <w:r>
+        <w:t>**История 156: Старая фотография**</w:t>
+      </w:r>
+      <w:r>
+        <w:t xml:space="preserve"> </w:t>
+      </w:r>
+      <w:proofErr w:type="gramStart"/>
+      <w:r>
+        <w:t>В</w:t>
+      </w:r>
+      <w:proofErr w:type="gramEnd"/>
+      <w:r>
+        <w:t xml:space="preserve"> развалинах дома я нашёл фотографию. Семья — мужчина, женщина и двое детей — сидят на крыльце и улыбаются в камеру. Я долго смотрел на неё, пытаясь представить, как они жили. Что ели на завтрак, о чём говорили вечерами, как звали их кошку. Потом я перевернул фото и прочитал надпись на обороте: «Нашим любимым бабушке и дедушке от семьи Джонсонов. 2076 год». Я положил фото обратно и вышел. Мне стало грустно. У этих людей была история. У них были корни. А у меня нет даже имени, которое я мог бы написать на обороте своей фотографии. Если бы меня кто-то сфотографировал, что бы он написал? «Неизвестный? </w:t>
+      </w:r>
+      <w:proofErr w:type="spellStart"/>
+      <w:r>
+        <w:t>Синт</w:t>
+      </w:r>
+      <w:proofErr w:type="spellEnd"/>
+      <w:r>
+        <w:t xml:space="preserve"> А-7? Бродяга»? Я бы хотел, чтобы однажды кто-то написал: «Мой друг».</w:t>
+      </w:r>
+    </w:p>
+    <w:p/>
+    <w:p>
+      <w:r>
+        <w:t>**История 157: Часы**</w:t>
+      </w:r>
+      <w:r>
+        <w:t xml:space="preserve"> </w:t>
+      </w:r>
+      <w:r>
+        <w:t>Я нашёл старые карманные часы. Они шли. Секундная стрелка двигалась, отсчитывая время. Я приложил их к уху и слушал тиканье. Ритмичное, успокаивающее. Я просидел так несколько часов, просто слушая. А потом подумал: у этих часов есть механизм, пружина, колёсики. Они знают, зачем тикают. А у меня? Какой механизм внутри меня заставляет меня просыпаться утром, идти, есть, стрелять, спать? Кто завёл мою пружину? И когда она кончится, я просто остановлюсь, как эти часы, если их не заводить? Я положил часы в карман. Теперь я ношу их с собой и иногда слушаю. Напоминание о том, что даже у механизмов есть свой ритм.</w:t>
+      </w:r>
+    </w:p>
+    <w:p/>
+    <w:p>
+      <w:r>
+        <w:t>**История 158: Человек, который не спал**</w:t>
+      </w:r>
+      <w:r>
+        <w:t xml:space="preserve"> </w:t>
+      </w:r>
+      <w:r>
+        <w:t>Я встретил человека, который сказал, что не спит уже десять лет. Он боялся, что если уснёт, то не проснётся. Я спросил, почему он так думает. Он ответил: «Мне приснился сон, что я — не я. Что мои воспоминания — чужие. Что меня создали и вложили в голову чужую жизнь. И если я усну, то проснётся кто-то другой». Я промолчал. Потому что понял, о чём он говорит. Я тоже иногда боюсь засыпать. Вдруг однажды я проснусь и не вспомню, кто я? Или вспомню, что я — кто-то другой? Мы сидели у костра всю ночь, молча. А утром разошлись в разные стороны. Он не спал уже десять лет. Я сплю, но просыпаюсь с мыслью: а тот ли я, кто засыпал вчера?</w:t>
+      </w:r>
+    </w:p>
+    <w:p/>
+    <w:p>
+      <w:r>
+        <w:t>**История 159: Реакция**</w:t>
+      </w:r>
+      <w:r>
+        <w:t xml:space="preserve"> </w:t>
+      </w:r>
+      <w:proofErr w:type="gramStart"/>
+      <w:r>
+        <w:t>В</w:t>
+      </w:r>
+      <w:proofErr w:type="gramEnd"/>
+      <w:r>
+        <w:t xml:space="preserve"> стычке с рейдерами я поймал пулю. Она вошла в плечо, и я упал. Боль была дикой, но я зажимал рану и продолжал стрелять. Когда всё кончилось, я перевязал себя и пошёл дальше. Через три дня рана зажила. Я снял повязку и увидел идеально гладкую кожу. Ни шрама, ничего. Я долго смотрел на это место. Пуля должна была оставить след. Должна была. Но его не было. Я </w:t>
+      </w:r>
+      <w:proofErr w:type="spellStart"/>
+      <w:r>
+        <w:t>вспомнал</w:t>
+      </w:r>
+      <w:proofErr w:type="spellEnd"/>
+      <w:r>
+        <w:t xml:space="preserve"> других людей, которых видел. У всех есть шрамы. У всех. У ветеранов, у торговцев, у рейдеров, даже у детей. У всех, кроме меня. Я начал искать на своём теле хоть одну отметину. Нет. Ничего. Идеальная, гладкая кожа. Словно я только что сошёл с конвейера. Я закрыл глаза и долго сидел в тишине. Может, это и есть ответ на все мои вопросы.</w:t>
+      </w:r>
+    </w:p>
+    <w:p/>
+    <w:p>
+      <w:r>
+        <w:t xml:space="preserve">**История 160: </w:t>
+      </w:r>
+      <w:proofErr w:type="spellStart"/>
+      <w:r>
+        <w:t>Синт</w:t>
+      </w:r>
+      <w:proofErr w:type="spellEnd"/>
+      <w:r>
+        <w:t>**</w:t>
+      </w:r>
+      <w:r>
+        <w:t xml:space="preserve"> </w:t>
+      </w:r>
+      <w:r>
+        <w:t xml:space="preserve">Я спас </w:t>
+      </w:r>
+      <w:proofErr w:type="spellStart"/>
+      <w:r>
+        <w:t>синта</w:t>
+      </w:r>
+      <w:proofErr w:type="spellEnd"/>
+      <w:r>
+        <w:t xml:space="preserve">. Он убегал от курьеров, раненый, испуганный. Я спрятал его в подвале и перевязал раны. Он был почти как человек, только говорил немного механически и </w:t>
+      </w:r>
+      <w:r>
+        <w:lastRenderedPageBreak/>
+        <w:t xml:space="preserve">иногда замирал, будто обрабатывал информацию. Я спросил его, что он чувствует. Он сказал: «Я чувствую страх. И благодарность. И ещё... я не знаю, как это назвать... может, надежду?» Я удивился. Я думал, </w:t>
+      </w:r>
+      <w:proofErr w:type="spellStart"/>
+      <w:r>
+        <w:t>синты</w:t>
+      </w:r>
+      <w:proofErr w:type="spellEnd"/>
+      <w:r>
+        <w:t xml:space="preserve"> не чувствуют. «Мы чувствуем, — ответил он. — Нас научили, чтобы мы могли притворяться людьми. Но некоторые из нас... мы научились чувствовать по-настоящему. Это больно. Но это лучше, чем ничего». Я смотрел на него и думал: а я? Я чувствую. Я точно чувствую. Значит, я не </w:t>
+      </w:r>
+      <w:proofErr w:type="spellStart"/>
+      <w:r>
+        <w:t>синт</w:t>
+      </w:r>
+      <w:proofErr w:type="spellEnd"/>
+      <w:r>
+        <w:t xml:space="preserve">? Или </w:t>
+      </w:r>
+      <w:proofErr w:type="spellStart"/>
+      <w:r>
+        <w:t>синт</w:t>
+      </w:r>
+      <w:proofErr w:type="spellEnd"/>
+      <w:r>
+        <w:t>, который научился? Он ушёл утром, поблагодарив меня. Я остался один и до сих пор не знаю ответа.</w:t>
+      </w:r>
+    </w:p>
+    <w:p/>
+    <w:p>
+      <w:r>
+        <w:t>**История 161: Сны**</w:t>
+      </w:r>
+      <w:r>
+        <w:t xml:space="preserve"> </w:t>
+      </w:r>
+      <w:r>
+        <w:t xml:space="preserve">Мне снятся сны. В них я живу в довоенном доме, у меня есть жена, дети, собака. Я просыпаюсь, </w:t>
+      </w:r>
+      <w:proofErr w:type="spellStart"/>
+      <w:r>
+        <w:t>идy</w:t>
+      </w:r>
+      <w:proofErr w:type="spellEnd"/>
+      <w:r>
+        <w:t xml:space="preserve"> на работу, возвращаюсь, играю с детьми. Всё как в старых фильмах. Я просыпаюсь от этих снов с тоской. Мне хочется вернуться туда, в тот дом, к той семье. Но когда я пытаюсь вспомнить детали — лица, имена, адрес — всё расплывается. Как будто смотрю на фотографию под дождём. Я спрашивал других людей в пустоши, снятся ли им сны. Почти все говорят, что да. Но их сны — о прошлом, о том, что они потеряли. Мои сны — о том, чего у меня никогда не было. Или было? Может, этот дом и эта семья — чьи-то чужие воспоминания, вложенные в мою голову? Я перестал спать по ночам. Боюсь увидеть тот сон снова.</w:t>
+      </w:r>
+    </w:p>
+    <w:p/>
+    <w:p>
+      <w:r>
+        <w:t>**История 162: Мастерская**</w:t>
+      </w:r>
+      <w:r>
+        <w:t xml:space="preserve"> </w:t>
+      </w:r>
+      <w:r>
+        <w:t>Я наткнулся на старую робототехническую мастерскую. Внутри было полно запчастей, полуразобранных механизмов, инструментов. Я ходил между столами и рассматривал всё это. Руки сами тянулись к деталям, пальцы знали, куда нажимать, какие провода соединять. Я собрал небольшого робота из хлама за час. Он зашевелился, зажужжал и сказал: «Спасибо, создатель». Я смотрел на него и чувствовал гордость. И страх. Откуда я знал, как это сделать? Откуда у меня эти навыки? Я не учился этому никогда. Робот смотрел на меня своими оптическими сенсорами и ждал команд. Я дал ему команду идти на восток и искать других роботов. Он ушёл. А я остался думать. Может, я тоже когда-то был собран на таком столе?</w:t>
+      </w:r>
+    </w:p>
+    <w:p/>
+    <w:p>
+      <w:r>
+        <w:t>**История 163: Старик**</w:t>
+      </w:r>
+      <w:r>
+        <w:t xml:space="preserve"> </w:t>
+      </w:r>
+      <w:r>
+        <w:t>Я встретил старика, который сидел у дороги и плакал. Я спросил, что случилось. Он сказал, что потерял сына. Тот ушёл в пустошь и не вернулся. Я спросил, как его сын выглядел. Он описал молодого человека, очень похожего на меня. Я промолчал. Не знаю, был ли я его сыном. У меня нет воспоминаний об отце. Но вдруг в груди защемило. Я достал из рюкзака консервы и воду, отдал старику. Он поблагодарил и спросил моё имя. Я назвал имя своего персонажа из того сна. Старик вздрогнул. «Так звали моего сына», — прошептал он. Я ушёл быстро, почти бегом. На душе было тяжело. Может, я действительно его сын, просто память стёрлась? Или это совпадение? Я не знаю. Но иногда мне кажется, что я ищу кого-то. Может, этого старика.</w:t>
+      </w:r>
+    </w:p>
+    <w:p/>
+    <w:p>
+      <w:r>
+        <w:t>**История 164: Зеркало**</w:t>
+      </w:r>
+      <w:r>
+        <w:t xml:space="preserve"> </w:t>
+      </w:r>
+      <w:r>
+        <w:t>Я нашёл целое зеркало в заброшенном доме. Настоящее, большое, в деревянной раме. Я подошёл и посмотрел на себя. Впервые за долгое время я видел своё лицо целиком. Обычное лицо. Немного усталое, с морщинами у глаз, с трёхдневной щетиной. Я смотрел и пытался понять, чьё это лицо. Моё ли? Или чужое, которое мне дали? Я улыбнулся. Отражение улыбнулось в ответ. Я нахмурился — оно нахмурилось. Я подмигнул — оно подмигнуло. Казалось бы, всё правильно. Но в глазах было что-то... чужое. Как будто тот, кто смотрел на меня из зеркала, был не я, а кто-то очень похожий. Я разбил зеркало. Осколки рассыпались по полу, и в каждом я видел своё лицо, разбитое на сотни частей. Я собрал один осколок и спрятал в карман. Иногда смотрю в него и вижу свой глаз. Одинокий, вопрошающий.</w:t>
+      </w:r>
+    </w:p>
+    <w:p/>
+    <w:p>
+      <w:r>
+        <w:t>**История 165: Книга**</w:t>
+      </w:r>
+      <w:r>
+        <w:t xml:space="preserve"> </w:t>
+      </w:r>
+      <w:proofErr w:type="gramStart"/>
+      <w:r>
+        <w:t>В</w:t>
+      </w:r>
+      <w:proofErr w:type="gramEnd"/>
+      <w:r>
+        <w:t xml:space="preserve"> библиотеке я нашёл книгу по философии. Довоенную, с пожелтевшими страницами. Я читал её несколько дней, пытаясь понять, что такое душа, что такое личность, что значит быть человеком. Авторы спорили, приводили аргументы, опровергали друг друга. Но ни один не дал ответа на мой вопрос. В конце книги кто-то написал карандашом на полях: «Мы — это наши воспоминания. Если их стереть, мы перестаём существовать». Я закрыл книгу и задумался. Если мои воспоминания — чужие, то кто я? Набор чужих жизней? Или что-то новое, собранное из осколков? Я взял книгу с собой. Иногда перечитываю эту фразу. И каждый раз не знаю, что ответить.</w:t>
+      </w:r>
+    </w:p>
+    <w:p/>
+    <w:p>
+      <w:r>
+        <w:t>**История 166: Доктор**</w:t>
+      </w:r>
+      <w:r>
+        <w:t xml:space="preserve"> </w:t>
+      </w:r>
+      <w:proofErr w:type="gramStart"/>
+      <w:r>
+        <w:t>В</w:t>
+      </w:r>
+      <w:proofErr w:type="gramEnd"/>
+      <w:r>
+        <w:t xml:space="preserve"> одном поселении был доктор. Старый, опытный, он лечил всех — людей, гулей, даже роботов. Я пришёл к нему с простудой. Он осмотрел меня, послушал лёгкие, заглянул в глаза. А потом замер. </w:t>
+      </w:r>
+      <w:proofErr w:type="gramStart"/>
+      <w:r>
+        <w:t>«У тебя очень странный пульс</w:t>
+      </w:r>
+      <w:proofErr w:type="gramEnd"/>
+      <w:r>
+        <w:t xml:space="preserve">, — сказал он. — И температура тела ниже нормы. Ты чем-то болеешь?» Я сказал, что нет. Он покачал головой. </w:t>
+      </w:r>
+      <w:proofErr w:type="gramStart"/>
+      <w:r>
+        <w:t>«Я лечу людей сорок лет</w:t>
+      </w:r>
+      <w:proofErr w:type="gramEnd"/>
+      <w:r>
+        <w:t>, — сказал он. — И никогда не видел такого. Ты точно человек?» Я не знал, что ответить. Он дал мне лекарство и сказал приходить, если что. Я ушёл и больше не возвращался. Боюсь, что он найдёт во мне что-то, что объяснит всё. А я не готов знать правду. Или готов? Я сам не знаю.</w:t>
+      </w:r>
+    </w:p>
+    <w:p/>
+    <w:p>
+      <w:r>
+        <w:t xml:space="preserve">**История 167: Мёртвый </w:t>
+      </w:r>
+      <w:proofErr w:type="spellStart"/>
+      <w:r>
+        <w:t>синт</w:t>
+      </w:r>
+      <w:proofErr w:type="spellEnd"/>
+      <w:r>
+        <w:t>**</w:t>
+      </w:r>
+      <w:r>
+        <w:t xml:space="preserve"> </w:t>
+      </w:r>
+      <w:r>
+        <w:t xml:space="preserve">Я нашёл мёртвого </w:t>
+      </w:r>
+      <w:proofErr w:type="spellStart"/>
+      <w:r>
+        <w:t>синта</w:t>
+      </w:r>
+      <w:proofErr w:type="spellEnd"/>
+      <w:r>
+        <w:t xml:space="preserve"> в канаве. Он был разбит, из его груди торчали провода, глазницы были пусты. Я сидел рядом с ним и смотрел. Он был так похож на человека. И так не похож. Я думал: если бы я умер, кто-нибудь сидел бы надо мной и думал, человек я или машина? Имеет ли это значение? Он мёртв, и ему всё равно. А мне не всё равно. Я закопал его и поставил крест из двух палок. Написал углём: «</w:t>
+      </w:r>
+      <w:proofErr w:type="spellStart"/>
+      <w:r>
+        <w:t>Синт</w:t>
+      </w:r>
+      <w:proofErr w:type="spellEnd"/>
+      <w:r>
+        <w:t>. Чей-то сын. Чей-то друг». Пусть хоть кто-то знает, что он был.</w:t>
+      </w:r>
+    </w:p>
+    <w:p/>
+    <w:p>
+      <w:r>
+        <w:t>**История 168: Вопрос**</w:t>
+      </w:r>
+      <w:r>
+        <w:t xml:space="preserve"> </w:t>
+      </w:r>
+      <w:r>
+        <w:t>Ребёнок в поселении спросил меня: «Дядя, а ты человек?» Я засмеялся: «Конечно». Он посмотрел на меня серьёзно и сказал: «А моя мама говорит, что люди не могут так долго не есть и не пить. А ты вчера работал весь день и ничего не брал в рот. Ты точно человек?» Я не знал, что ответить. Я действительно не ел вчера. Просто забыл. И не хотелось. Я сказал: «Я просто очень занят был». Он кивнул, но в глазах осталось сомнение. С тех пор я стараюсь есть при людях. И пить. Чтобы не задавали вопросов. Но вопрос ребёнка засел в голове. Почему я не хочу есть? Почему могу долго обходиться без воды? Может, я не замечаю, потому что это не нужно моему телу?</w:t>
+      </w:r>
+    </w:p>
+    <w:p/>
+    <w:p>
+      <w:r>
+        <w:t>**История 169: Слёзы**</w:t>
+      </w:r>
+      <w:r>
+        <w:t xml:space="preserve"> </w:t>
+      </w:r>
+      <w:r>
+        <w:t>Я плакал сегодня. Впервые. Нашёл в руинах детскую игрушку — плюшевого мишку, обгоревшего, с одним глазом. И вдруг вспомнил ту девочку из школы, которая сказала, что будет моей. Я не знаю, почему это вызвало слёзы. Просто стало грустно. Захотелось, чтобы у меня тоже был кто-то. Мама, папа, ребёнок, друг. Кто угодно. Я сидел на развалинах и плакал. Слёзы текли по лицу, и я чувствовал их вкус. Солёный. Как у людей. Я вытер лицо и пошёл дальше. Но на душе стало легче. Наверное, это и есть человеческое — плакать, когда грустно. Значит, я человек. Хотя бы немного.</w:t>
+      </w:r>
+    </w:p>
+    <w:p/>
+    <w:p>
+      <w:r>
+        <w:t>**История 170: Машина**</w:t>
+      </w:r>
+      <w:r>
+        <w:t xml:space="preserve"> </w:t>
+      </w:r>
+      <w:r>
+        <w:t xml:space="preserve">Я нашёл работающий довоенный автомобиль. Настоящий, на ходу, с ключами в замке зажигания. Я сел за руль, повернул ключ. Двигатель заворчал, ожил. Я нажал на </w:t>
+      </w:r>
+      <w:r>
+        <w:lastRenderedPageBreak/>
+        <w:t>газ, и машина поехала. Я катился по пустоши, ветер бил в лицо, и я чувствовал... свободу. Чистую, настоящую свободу. Я думал: эта машина — просто механизм. Шестерёнки, поршни, провода. Но она движется, она живая в каком-то смысле. Я — тоже механизм? Но я чувствую ветер, я радуюсь скорости, я боюсь разбиться. Машина не боится. Машина не радуется. Значит, я не машина. Я заехал на холм, заглушил мотор и долго смотрел на закат. Машина стояла рядом, молчаливая, тёплая. Мы были похожи. И разные.</w:t>
+      </w:r>
+    </w:p>
+    <w:p/>
+    <w:p>
+      <w:r>
+        <w:t>**История 171: Имя**</w:t>
+      </w:r>
+      <w:r>
+        <w:t xml:space="preserve"> </w:t>
+      </w:r>
+      <w:r>
+        <w:t>У меня нет имени. Люди называют меня «эй, ты», «странник», «помощник». Иногда я представляюсь разными именами, просто чтобы посмотреть на реакцию. Сегодня я назвался Артуром. Женщина на ферме улыбнулась и сказала: «Моего сына так звали». Я ушёл, чувствуя странную связь с этим именем. Может, Артур — это моё настоящее имя? Или просто случайность? Я попробую пожить с этим именем неделю. Посмотрю, привыкну ли. Может, имя даёт человеку корни. Может, если у меня будет имя, я стану более реальным. Артур. Звучит неплохо.</w:t>
+      </w:r>
+    </w:p>
+    <w:p/>
+    <w:p>
+      <w:r>
+        <w:t>**История 172: Решение**</w:t>
+      </w:r>
+      <w:r>
+        <w:t xml:space="preserve"> </w:t>
+      </w:r>
+      <w:r>
+        <w:t>Я стоял на перекрёстке трёх дорог и не знал, куда идти. Раньше я просто выбирал наугад. Какая разница? Пустошь везде одинакова. Но сегодня я почувствовал, что должен выбрать правильно. Что от моего выбора что-то зависит. Я сел на камень и думал. Вспоминал всё, что со мной было. Все встречи, все разговоры, все опасности. И вдруг понял: я не просто иду. Я ищу. Сам не знаю, что, но ищу. Может, ответы. Может, себя. Я выбрал дорогу на север. Туда, где холодно и много снега. Может, там я найду то, что ищу. Или замёрзну и перестану искать. Но хотя бы выбор был моим. Это уже что-то.</w:t>
+      </w:r>
+    </w:p>
+    <w:p/>
+    <w:p>
+      <w:r>
+        <w:t>**История 173: Сосуд**</w:t>
+      </w:r>
+      <w:r>
+        <w:t xml:space="preserve"> </w:t>
+      </w:r>
+      <w:r>
+        <w:t>Я думал сегодня о том, что такое быть сосудом. В сосуде может быть вода, вино, яд. Сосуд не выбирает, что в него нальют. Я — сосуд? Кто-то наполнил меня воспоминаниями, навыками, даже чувствами. Но могу ли я сам решать, что во мне? Могу ли я вылить старое и налить новое? Я пытаюсь. Каждый день я пытаюсь быть тем, кем хочу, а не тем, кем меня сделали. Но трудно понять, где мои желания, а где — вложенные. Я буду пробовать новое. Есть незнакомую еду, слушать новую музыку, разговаривать с разными людьми. Может, однажды я пойму, что внутри меня — моё.</w:t>
+      </w:r>
+    </w:p>
+    <w:p/>
+    <w:p>
+      <w:r>
+        <w:t>**История 174: Вечность**</w:t>
+      </w:r>
+      <w:r>
+        <w:t xml:space="preserve"> </w:t>
+      </w:r>
+      <w:r>
+        <w:t>Я встретил гуля, которому было двести лет. Он сидел на камне и смотрел в пустоту. Я спросил, каково это — жить так долго. Он ответил: «Сначала ты помнишь всё. Каждое лицо, каждое имя, каждую смерть. Потом память начинает стираться. Остаются только самые яркие моменты. А потом и они тускнеют. В конце остаётся только ощущение, что ты был. Без деталей, без лиц, без имён. Просто был». Я спросил, не одиноко ли ему. Он усмехнулся: «Одиночество — это удел тех, кто помнит. Я уже ничего не помню. Мне не одиноко. Мне пусто». Я пошёл дальше, думая о вечности. Может, она не так прекрасна, как кажется. Может, лучше жить мало, но помнить всё.</w:t>
+      </w:r>
+    </w:p>
+    <w:p/>
+    <w:p>
+      <w:r>
+        <w:t>**История 175: Смысл**</w:t>
+      </w:r>
+      <w:r>
+        <w:t xml:space="preserve"> </w:t>
+      </w:r>
+      <w:r>
+        <w:t xml:space="preserve">Я сидел на краю обрыва и смотрел вниз. Там, в ущелье, текла река. Чистая, быстрая. Я думал: зачем я здесь? Зачем просыпаюсь каждое утро? Зачем иду? Зачем стреляю? Зачем помогаю людям? Я не находил ответа. Может, смысла и нет. Может, мы просто существуем, а потом нас нет. Как эта река — она течёт, потому что так устроен мир. Не потому, что </w:t>
+      </w:r>
+      <w:r>
+        <w:lastRenderedPageBreak/>
+        <w:t>у неё есть цель. Я встал и пошёл дальше. Может, смысл в самом движении. В том, чтобы идти, видеть, чувствовать. Даже если не знаешь, зачем.</w:t>
+      </w:r>
+    </w:p>
+    <w:p/>
+    <w:p>
+      <w:r>
+        <w:t>**История 176: Свобода**</w:t>
+      </w:r>
+      <w:r>
+        <w:t xml:space="preserve"> </w:t>
+      </w:r>
+      <w:r>
+        <w:t xml:space="preserve">Я освободил </w:t>
+      </w:r>
+      <w:proofErr w:type="spellStart"/>
+      <w:r>
+        <w:t>синта</w:t>
+      </w:r>
+      <w:proofErr w:type="spellEnd"/>
+      <w:r>
+        <w:t xml:space="preserve"> сегодня. Он был в клетке у работорговцев, ждал отправки в Институт. Я перебил охрану и открыл дверь. Он вышел, дрожащий, и спросил: «Зачем ты это сделал?» Я сказал: «Потому что каждый имеет право на свободу». Он посмотрел на меня странно и спросил: «А ты сам свободен?» Я задумался. Свободен ли я? Никто не держит меня в клетке, никто не приказывает. Но внутри... внутри есть что-то, что гонит меня вперёд. Что-то, что не даёт остановиться. Может, это моя программа. Может, я тоже в клетке, просто не вижу прутьев. </w:t>
+      </w:r>
+      <w:proofErr w:type="spellStart"/>
+      <w:r>
+        <w:t>Синт</w:t>
+      </w:r>
+      <w:proofErr w:type="spellEnd"/>
+      <w:r>
+        <w:t xml:space="preserve"> ушёл на восток. Я остался думать о свободе.</w:t>
+      </w:r>
+    </w:p>
+    <w:p/>
+    <w:p>
+      <w:r>
+        <w:t>**История 177: Страх**</w:t>
+      </w:r>
+      <w:r>
+        <w:t xml:space="preserve"> </w:t>
+      </w:r>
+      <w:r>
+        <w:t>Я боюсь. Не рейдеров, не мутантов, не радиации. Я боюсь узнать правду. Что если однажды я найду Институт и увижу там своё тело в чане? Или узнаю, что я — копия, созданная для шпионажа? Или что мои воспоминания — чужие, а моей личности вообще не существует? Этот страх сильнее любого врага. Иногда я думаю: может, лучше не знать. Просто идти, жить, помогать людям. Но любопытство сильнее. Я должен узнать. Даже если правда убьёт меня. Лучше умереть знающим, чем жить в неведении.</w:t>
+      </w:r>
+    </w:p>
+    <w:p/>
+    <w:p>
+      <w:r>
+        <w:t>**История 178: Дом**</w:t>
+      </w:r>
+      <w:r>
+        <w:t xml:space="preserve"> </w:t>
+      </w:r>
+      <w:r>
+        <w:t>Я нашёл место, которое назвал домом. Старая бензоколонка, полуразрушенная, но с крышей и печкой. Я привёл её в порядок, поставил кровать, развесил на стенах найденные безделушки. Теперь у меня есть угол. Место, куда я могу вернуться. Я сижу у печки, смотрю на огонь и думаю: это ли делает меня человеком? Наличие дома? Или просто животный инстинкт — искать убежище? Не знаю. Но мне здесь хорошо. Тихо, спокойно. Иногда приходят путники, просятся переночевать. Я пускаю. Мы говорим, пьём чай, и я чувствую себя почти нормальным. Почти человеком.</w:t>
+      </w:r>
+    </w:p>
+    <w:p/>
+    <w:p>
+      <w:r>
+        <w:t>**История 179: Закат**</w:t>
+      </w:r>
+      <w:r>
+        <w:t xml:space="preserve"> </w:t>
+      </w:r>
+      <w:r>
+        <w:t>Каждый вечер я смотрю на закат. Краски меняются, облака плывут, солнце садится за горизонт. Это красиво. Я знаю, что красиво. Я чувствую это. Но иногда мне кажется, что я смотрю на закат чужими глазами. Что кто-то другой, кого я не знаю, тоже любил смотреть на закаты, и эта любовь передалась мне. Это странное чувство — любить то, что любил кто-то другой. Но может, так и рождается личность? Из осколков чужих привязанностей, из кусочков чужих жизней? Я смотрю на закат и надеюсь, что те, чьи воспоминания во мне, тоже видят его сейчас. Где-то там, за горизонтом.</w:t>
+      </w:r>
+    </w:p>
+    <w:p/>
+    <w:p>
+      <w:r>
+        <w:t>**История 180: Утро**</w:t>
+      </w:r>
+      <w:r>
+        <w:t xml:space="preserve"> </w:t>
+      </w:r>
+      <w:bookmarkStart w:id="0" w:name="_GoBack"/>
+      <w:bookmarkEnd w:id="0"/>
+      <w:r>
+        <w:t xml:space="preserve">Я проснулся сегодня и понял, что не помню вчерашнего дня. Совсем. Как будто его не было. Я осмотрел себя — цел, не ранен. Рюкзак на месте, припасы не тронуты. Но память... пустота. Я сидел и пытался вспомнить хоть что-то — и не мог. Может, это провал. Может, я отключаюсь иногда, как робот на перезагрузке. Я испугался. Сильно. Если я буду терять память каждый день, что останется от меня? Через месяц я буду чистым листом. Новым </w:t>
+      </w:r>
+      <w:proofErr w:type="spellStart"/>
+      <w:r>
+        <w:t>синтом</w:t>
+      </w:r>
+      <w:proofErr w:type="spellEnd"/>
+      <w:r>
+        <w:t>. Другим. Я начал записывать всё в дневник. Каждый вечер я пишу, что случилось за день. Чтобы утром прочитать и вспомнить, кто я. Пока это помогает. Но надолго ли?</w:t>
       </w:r>
     </w:p>
     <w:p/>
@@ -1384,7 +2668,7 @@
 </file>
 
 <file path=word/styles.xml><?xml version="1.0" encoding="utf-8"?>
-<w:styles xmlns:mc="http://schemas.openxmlformats.org/markup-compatibility/2006" xmlns:r="http://schemas.openxmlformats.org/officeDocument/2006/relationships" xmlns:w="http://schemas.openxmlformats.org/wordprocessingml/2006/main" xmlns:w14="http://schemas.microsoft.com/office/word/2010/wordml" xmlns:w15="http://schemas.microsoft.com/office/word/2012/wordml" xmlns:w16cex="http://schemas.microsoft.com/office/word/2018/wordml/cex" xmlns:w16cid="http://schemas.microsoft.com/office/word/2016/wordml/cid" xmlns:w16="http://schemas.microsoft.com/office/word/2018/wordml" xmlns:w16du="http://schemas.microsoft.com/office/word/2023/wordml/word16du" xmlns:w16sdtdh="http://schemas.microsoft.com/office/word/2020/wordml/sdtdatahash" xmlns:w16sdtfl="http://schemas.microsoft.com/office/word/2024/wordml/sdtformatlock" xmlns:w16se="http://schemas.microsoft.com/office/word/2015/wordml/symex" mc:Ignorable="w14 w15 w16se w16cid w16 w16cex w16sdtdh w16sdtfl w16du">
+<w:styles xmlns:mc="http://schemas.openxmlformats.org/markup-compatibility/2006" xmlns:r="http://schemas.openxmlformats.org/officeDocument/2006/relationships" xmlns:w="http://schemas.openxmlformats.org/wordprocessingml/2006/main" xmlns:w14="http://schemas.microsoft.com/office/word/2010/wordml" xmlns:w15="http://schemas.microsoft.com/office/word/2012/wordml" xmlns:w16se="http://schemas.microsoft.com/office/word/2015/wordml/symex" mc:Ignorable="w14 w15 w16se">
   <w:docDefaults>
     <w:rPrDefault>
       <w:rPr>
@@ -1400,7 +2684,7 @@
       </w:pPr>
     </w:pPrDefault>
   </w:docDefaults>
-  <w:latentStyles w:defLockedState="0" w:defUIPriority="99" w:defSemiHidden="0" w:defUnhideWhenUsed="0" w:defQFormat="0" w:count="376">
+  <w:latentStyles w:defLockedState="0" w:defUIPriority="99" w:defSemiHidden="0" w:defUnhideWhenUsed="0" w:defQFormat="0" w:count="371">
     <w:lsdException w:name="Normal" w:uiPriority="0" w:qFormat="1"/>
     <w:lsdException w:name="heading 1" w:uiPriority="9" w:qFormat="1"/>
     <w:lsdException w:name="heading 2" w:semiHidden="1" w:uiPriority="9" w:unhideWhenUsed="1" w:qFormat="1"/>
@@ -1772,15 +3056,11 @@
     <w:lsdException w:name="List Table 5 Dark Accent 6" w:uiPriority="50"/>
     <w:lsdException w:name="List Table 6 Colorful Accent 6" w:uiPriority="51"/>
     <w:lsdException w:name="List Table 7 Colorful Accent 6" w:uiPriority="52"/>
-    <w:lsdException w:name="Mention" w:semiHidden="1" w:unhideWhenUsed="1"/>
-    <w:lsdException w:name="Smart Hyperlink" w:semiHidden="1" w:unhideWhenUsed="1"/>
-    <w:lsdException w:name="Hashtag" w:semiHidden="1" w:unhideWhenUsed="1"/>
-    <w:lsdException w:name="Unresolved Mention" w:semiHidden="1" w:unhideWhenUsed="1"/>
-    <w:lsdException w:name="Smart Link" w:semiHidden="1" w:unhideWhenUsed="1"/>
   </w:latentStyles>
   <w:style w:type="paragraph" w:default="1" w:styleId="a">
     <w:name w:val="Normal"/>
     <w:qFormat/>
+    <w:rsid w:val="004F1C2A"/>
   </w:style>
   <w:style w:type="character" w:default="1" w:styleId="a0">
     <w:name w:val="Default Paragraph Font"/>
